--- a/Docs/Requirements/SRS.docx
+++ b/Docs/Requirements/SRS.docx
@@ -1,6 +1,6 @@
 
 <file path=word/document.xml><?xml version="1.0" encoding="utf-8"?>
-<w:document xmlns:wpc="http://schemas.microsoft.com/office/word/2010/wordprocessingCanvas" xmlns:cx="http://schemas.microsoft.com/office/drawing/2014/chartex" xmlns:cx1="http://schemas.microsoft.com/office/drawing/2015/9/8/chartex" xmlns:cx2="http://schemas.microsoft.com/office/drawing/2015/10/21/chartex" xmlns:cx3="http://schemas.microsoft.com/office/drawing/2016/5/9/chartex" xmlns:cx4="http://schemas.microsoft.com/office/drawing/2016/5/10/chartex" xmlns:cx5="http://schemas.microsoft.com/office/drawing/2016/5/11/chartex" xmlns:cx6="http://schemas.microsoft.com/office/drawing/2016/5/12/chartex" xmlns:cx7="http://schemas.microsoft.com/office/drawing/2016/5/13/chartex" xmlns:cx8="http://schemas.microsoft.com/office/drawing/2016/5/14/chartex" xmlns:mc="http://schemas.openxmlformats.org/markup-compatibility/2006" xmlns:aink="http://schemas.microsoft.com/office/drawing/2016/ink" xmlns:am3d="http://schemas.microsoft.com/office/drawing/2017/model3d" xmlns:o="urn:schemas-microsoft-com:office:office" xmlns:r="http://schemas.openxmlformats.org/officeDocument/2006/relationships" xmlns:m="http://schemas.openxmlformats.org/officeDocument/2006/math" xmlns:v="urn:schemas-microsoft-com:vml" xmlns:wp14="http://schemas.microsoft.com/office/word/2010/wordprocessingDrawing" xmlns:wp="http://schemas.openxmlformats.org/drawingml/2006/wordprocessingDrawing" xmlns:w10="urn:schemas-microsoft-com:office:word" xmlns:w="http://schemas.openxmlformats.org/wordprocessingml/2006/main" xmlns:w14="http://schemas.microsoft.com/office/word/2010/wordml" xmlns:w15="http://schemas.microsoft.com/office/word/2012/wordml" xmlns:w16cid="http://schemas.microsoft.com/office/word/2016/wordml/cid" xmlns:w16se="http://schemas.microsoft.com/office/word/2015/wordml/symex" xmlns:wpg="http://schemas.microsoft.com/office/word/2010/wordprocessingGroup" xmlns:wpi="http://schemas.microsoft.com/office/word/2010/wordprocessingInk" xmlns:wne="http://schemas.microsoft.com/office/word/2006/wordml" xmlns:wps="http://schemas.microsoft.com/office/word/2010/wordprocessingShape" mc:Ignorable="w14 w15 w16se w16cid wp14">
+<w:document xmlns:wpc="http://schemas.microsoft.com/office/word/2010/wordprocessingCanvas" xmlns:cx="http://schemas.microsoft.com/office/drawing/2014/chartex" xmlns:cx1="http://schemas.microsoft.com/office/drawing/2015/9/8/chartex" xmlns:cx2="http://schemas.microsoft.com/office/drawing/2015/10/21/chartex" xmlns:cx3="http://schemas.microsoft.com/office/drawing/2016/5/9/chartex" xmlns:cx4="http://schemas.microsoft.com/office/drawing/2016/5/10/chartex" xmlns:cx5="http://schemas.microsoft.com/office/drawing/2016/5/11/chartex" xmlns:cx6="http://schemas.microsoft.com/office/drawing/2016/5/12/chartex" xmlns:cx7="http://schemas.microsoft.com/office/drawing/2016/5/13/chartex" xmlns:cx8="http://schemas.microsoft.com/office/drawing/2016/5/14/chartex" xmlns:mc="http://schemas.openxmlformats.org/markup-compatibility/2006" xmlns:aink="http://schemas.microsoft.com/office/drawing/2016/ink" xmlns:am3d="http://schemas.microsoft.com/office/drawing/2017/model3d" xmlns:o="urn:schemas-microsoft-com:office:office" xmlns:oel="http://schemas.microsoft.com/office/2019/extlst" xmlns:r="http://schemas.openxmlformats.org/officeDocument/2006/relationships" xmlns:m="http://schemas.openxmlformats.org/officeDocument/2006/math" xmlns:v="urn:schemas-microsoft-com:vml" xmlns:wp14="http://schemas.microsoft.com/office/word/2010/wordprocessingDrawing" xmlns:wp="http://schemas.openxmlformats.org/drawingml/2006/wordprocessingDrawing" xmlns:w10="urn:schemas-microsoft-com:office:word" xmlns:w="http://schemas.openxmlformats.org/wordprocessingml/2006/main" xmlns:w14="http://schemas.microsoft.com/office/word/2010/wordml" xmlns:w15="http://schemas.microsoft.com/office/word/2012/wordml" xmlns:w16cex="http://schemas.microsoft.com/office/word/2018/wordml/cex" xmlns:w16cid="http://schemas.microsoft.com/office/word/2016/wordml/cid" xmlns:w16="http://schemas.microsoft.com/office/word/2018/wordml" xmlns:w16du="http://schemas.microsoft.com/office/word/2023/wordml/word16du" xmlns:w16sdtdh="http://schemas.microsoft.com/office/word/2020/wordml/sdtdatahash" xmlns:w16sdtfl="http://schemas.microsoft.com/office/word/2024/wordml/sdtformatlock" xmlns:w16se="http://schemas.microsoft.com/office/word/2015/wordml/symex" xmlns:wpg="http://schemas.microsoft.com/office/word/2010/wordprocessingGroup" xmlns:wpi="http://schemas.microsoft.com/office/word/2010/wordprocessingInk" xmlns:wne="http://schemas.microsoft.com/office/word/2006/wordml" xmlns:wps="http://schemas.microsoft.com/office/word/2010/wordprocessingShape" mc:Ignorable="w14 w15 w16se w16cid w16 w16cex w16sdtdh w16sdtfl w16du wp14">
   <w:body>
     <w:p>
       <w:pPr>
@@ -8066,7 +8066,7 @@
           <w:szCs w:val="26"/>
         </w:rPr>
         <w:lastRenderedPageBreak/>
-        <w:t>Ghi chú kiểm thử: Annotation @Size trên entity chưa được kích hoạt đầy đủ vì UserController thiếu @Valid → một số giá trị ngoài biên (password &lt; 3, email ngoài 6–50) vẫn có thể được API chấp nhận (xem Mục 10, SCRUM-47, 66–68).</w:t>
+        <w:t>Ghi chú: Sau fix Sprint (annotation + @Valid / handler), BVA Robustness Retest PASS. Unit validation: BvaBoundaryTest (Bean Validation). Chi tiết Bug_Report + Test_Case_BVA.xlsx.</w:t>
       </w:r>
     </w:p>
     <w:p>
@@ -12212,7 +12212,15 @@
           <w:sz w:val="26"/>
           <w:szCs w:val="26"/>
         </w:rPr>
-        <w:t>Ghi chú kiểm thử: ProductController có @Valid; productPrice thiếu @Min/@Positive → giá ≤ 0 vẫn có thể được chấp nhận (SCRUM-43,44,51). Một số lỗi validate trả 500 do BindingResult (SCRUM-46,49,50). productId/name/description ngoài biên độ dài: SCRUM-69–71.</w:t>
+        <w:t xml:space="preserve">Ghi chú kiểm thử: </w:t>
+      </w:r>
+      <w:r>
+        <w:rPr>
+          <w:rFonts w:ascii="Times New Roman" w:hAnsi="Times New Roman" w:cs="Times New Roman"/>
+          <w:sz w:val="26"/>
+          <w:szCs w:val="26"/>
+        </w:rPr>
+        <w:t>Sau fix (@Positive/@DecimalMin + FE message SCRUM-81), giá ≤ 0 bị từ chối (API 400 + UI). Retest PASS. Chi tiết Bug_Report.</w:t>
       </w:r>
     </w:p>
     <w:p/>
@@ -18746,7 +18754,7 @@
                 <w:sz w:val="26"/>
                 <w:szCs w:val="26"/>
               </w:rPr>
-              <w:t>Service layer: finish, cancel, mergeLocalCart, delete; đo JaCoCo</w:t>
+              <w:t>Service layer: finish, cancel, mergeLocalCart, delete; BVA validation; 181 unit tests; JaCoCo Service 100%/100%; BB Newman 39%/10%</w:t>
             </w:r>
           </w:p>
         </w:tc>
@@ -19099,15 +19107,7 @@
           <w:sz w:val="26"/>
           <w:szCs w:val="26"/>
         </w:rPr>
-        <w:t xml:space="preserve">- </w:t>
-      </w:r>
-      <w:r>
-        <w:rPr>
-          <w:rFonts w:ascii="Times New Roman" w:hAnsi="Times New Roman" w:cs="Times New Roman"/>
-          <w:sz w:val="26"/>
-          <w:szCs w:val="26"/>
-        </w:rPr>
-        <w:t>Lỗ hổng đã xác nhận: API POST /register thiếu kiểm soát validate field role từ request của client (như mô tả ở Mục 3.1). Đây là vi phạm nghiêm trọng cần ghi rõ trong SRS.</w:t>
+        <w:t>Lỗ hổng từng xác nhận (privilege escalation qua field role trên POST /register) — đã fix (SCRUM-58): hệ thống ép ROLE_CUSTOMER. Retest PASS. Chi tiết Mục 10 + Bug_Report.</w:t>
       </w:r>
     </w:p>
     <w:p>
@@ -19462,7 +19462,6 @@
           <w:rFonts w:cs="Times New Roman"/>
           <w:szCs w:val="26"/>
         </w:rPr>
-        <w:lastRenderedPageBreak/>
         <w:t>5. YÊU CẦU GIAO DIỆN (Interface Requirements)</w:t>
       </w:r>
       <w:bookmarkEnd w:id="30"/>
@@ -19802,6 +19801,7 @@
           <w:rFonts w:cs="Times New Roman"/>
           <w:szCs w:val="26"/>
         </w:rPr>
+        <w:lastRenderedPageBreak/>
         <w:t>6. MÔ HÌNH HỆ THỐNG (System Models)</w:t>
       </w:r>
       <w:bookmarkEnd w:id="35"/>
@@ -19849,7 +19849,6 @@
           <w:sz w:val="26"/>
           <w:szCs w:val="26"/>
         </w:rPr>
-        <w:lastRenderedPageBreak/>
         <w:drawing>
           <wp:inline distT="0" distB="0" distL="0" distR="0" wp14:anchorId="4A6571C3" wp14:editId="3EF28945">
             <wp:extent cx="5623221" cy="6974958"/>
@@ -19959,7 +19958,6 @@
           <w:rFonts w:cs="Times New Roman"/>
           <w:szCs w:val="26"/>
         </w:rPr>
-        <w:lastRenderedPageBreak/>
         <w:t>6.2 Use Case Diagram</w:t>
       </w:r>
       <w:bookmarkEnd w:id="37"/>
@@ -20080,7 +20078,6 @@
           <w:rFonts w:cs="Times New Roman"/>
           <w:szCs w:val="26"/>
         </w:rPr>
-        <w:lastRenderedPageBreak/>
         <w:t xml:space="preserve">6.3 Danh sách </w:t>
       </w:r>
       <w:r>
@@ -25758,7 +25755,7 @@
                 <w:sz w:val="26"/>
                 <w:szCs w:val="26"/>
               </w:rPr>
-              <w:t>Standard đa số PASS; FAIL chủ yếu ở Robustness</w:t>
+              <w:t>Standard: đa số PASS</w:t>
             </w:r>
           </w:p>
         </w:tc>
@@ -25829,7 +25826,7 @@
                 <w:sz w:val="26"/>
                 <w:szCs w:val="26"/>
               </w:rPr>
-              <w:t>FAIL → map SCRUM-47,48,50,51,66–72</w:t>
+              <w:t>Retest PASS sau fix validation (@Valid, @Size, @Positive, @Min)</w:t>
             </w:r>
           </w:p>
         </w:tc>
@@ -25971,7 +25968,31 @@
                 <w:sz w:val="26"/>
                 <w:szCs w:val="26"/>
               </w:rPr>
-              <w:t>FAIL: TC-ST-03,04,05 → SCRUM-59</w:t>
+              <w:t>F</w:t>
+            </w:r>
+            <w:r>
+              <w:rPr>
+                <w:rFonts w:ascii="Times New Roman" w:hAnsi="Times New Roman" w:cs="Times New Roman"/>
+                <w:sz w:val="26"/>
+                <w:szCs w:val="26"/>
+              </w:rPr>
+              <w:t>Retest PASS sau fix SCRUM-59</w:t>
+            </w:r>
+            <w:r>
+              <w:rPr>
+                <w:rFonts w:ascii="Times New Roman" w:hAnsi="Times New Roman" w:cs="Times New Roman"/>
+                <w:sz w:val="26"/>
+                <w:szCs w:val="26"/>
+              </w:rPr>
+              <w:t xml:space="preserve"> </w:t>
+            </w:r>
+            <w:r>
+              <w:rPr>
+                <w:rFonts w:ascii="Times New Roman" w:hAnsi="Times New Roman" w:cs="Times New Roman"/>
+                <w:sz w:val="26"/>
+                <w:szCs w:val="26"/>
+              </w:rPr>
+              <w:t xml:space="preserve">và SCRUM-78 </w:t>
             </w:r>
           </w:p>
         </w:tc>
@@ -26042,7 +26063,7 @@
                 <w:sz w:val="26"/>
                 <w:szCs w:val="26"/>
               </w:rPr>
-              <w:t>3 FAIL: SCRUM-43,44,45 (+ typo 52)</w:t>
+              <w:t>Retest PASS các case đã map bug (SCRUM-43/44/45/52/81…)</w:t>
             </w:r>
           </w:p>
         </w:tc>
@@ -26069,6 +26090,14 @@
               </w:rPr>
               <w:t>API functional</w:t>
             </w:r>
+            <w:r>
+              <w:rPr>
+                <w:rFonts w:ascii="Times New Roman" w:hAnsi="Times New Roman" w:cs="Times New Roman"/>
+                <w:sz w:val="26"/>
+                <w:szCs w:val="26"/>
+              </w:rPr>
+              <w:t xml:space="preserve"> + Newman</w:t>
+            </w:r>
           </w:p>
         </w:tc>
         <w:tc>
@@ -26090,7 +26119,7 @@
                 <w:sz w:val="26"/>
                 <w:szCs w:val="26"/>
               </w:rPr>
-              <w:t>~40+ (sau khi tách BVA sang file BVA)</w:t>
+              <w:t>Collection đầy đủ</w:t>
             </w:r>
           </w:p>
         </w:tc>
@@ -26113,7 +26142,7 @@
                 <w:sz w:val="26"/>
                 <w:szCs w:val="26"/>
               </w:rPr>
-              <w:t>FAIL: SCRUM-46,58</w:t>
+              <w:t>Assertion FAIL còn lại chủ yếu do state/order chạy tuần tự; bug validation/security đã map Retest PASS</w:t>
             </w:r>
           </w:p>
         </w:tc>
@@ -26161,7 +26190,7 @@
                 <w:sz w:val="26"/>
                 <w:szCs w:val="26"/>
               </w:rPr>
-              <w:t>133 tests (Maven)</w:t>
+              <w:t>181 test</w:t>
             </w:r>
           </w:p>
         </w:tc>
@@ -26184,7 +26213,7 @@
                 <w:sz w:val="26"/>
                 <w:szCs w:val="26"/>
               </w:rPr>
-              <w:t>0 failure; Coverage xem B.2</w:t>
+              <w:t>0 failure; Service Layer 100% Statement / 100% Branch</w:t>
             </w:r>
           </w:p>
         </w:tc>
@@ -26223,13 +26252,38 @@
         <w:tblLook w:val="04A0" w:firstRow="1" w:lastRow="0" w:firstColumn="1" w:lastColumn="0" w:noHBand="0" w:noVBand="1"/>
       </w:tblPr>
       <w:tblGrid>
+        <w:gridCol w:w="3119"/>
         <w:gridCol w:w="3116"/>
-        <w:gridCol w:w="3117"/>
-        <w:gridCol w:w="3117"/>
+        <w:gridCol w:w="3115"/>
       </w:tblGrid>
       <w:tr>
         <w:tc>
           <w:tcPr>
+            <w:tcW w:w="3119" w:type="dxa"/>
+            <w:vAlign w:val="center"/>
+          </w:tcPr>
+          <w:p>
+            <w:pPr>
+              <w:rPr>
+                <w:rFonts w:ascii="Times New Roman" w:hAnsi="Times New Roman" w:cs="Times New Roman"/>
+                <w:b/>
+                <w:sz w:val="26"/>
+                <w:szCs w:val="26"/>
+              </w:rPr>
+            </w:pPr>
+            <w:r>
+              <w:rPr>
+                <w:rFonts w:ascii="Times New Roman" w:hAnsi="Times New Roman" w:cs="Times New Roman"/>
+                <w:b/>
+                <w:sz w:val="26"/>
+                <w:szCs w:val="26"/>
+              </w:rPr>
+              <w:t>Class</w:t>
+            </w:r>
+          </w:p>
+        </w:tc>
+        <w:tc>
+          <w:tcPr>
             <w:tcW w:w="3116" w:type="dxa"/>
             <w:vAlign w:val="center"/>
           </w:tcPr>
@@ -26249,38 +26303,13 @@
                 <w:sz w:val="26"/>
                 <w:szCs w:val="26"/>
               </w:rPr>
-              <w:t>Class</w:t>
-            </w:r>
-          </w:p>
-        </w:tc>
-        <w:tc>
-          <w:tcPr>
-            <w:tcW w:w="3117" w:type="dxa"/>
-            <w:vAlign w:val="center"/>
-          </w:tcPr>
-          <w:p>
-            <w:pPr>
-              <w:rPr>
-                <w:rFonts w:ascii="Times New Roman" w:hAnsi="Times New Roman" w:cs="Times New Roman"/>
-                <w:b/>
-                <w:sz w:val="26"/>
-                <w:szCs w:val="26"/>
-              </w:rPr>
-            </w:pPr>
-            <w:r>
-              <w:rPr>
-                <w:rFonts w:ascii="Times New Roman" w:hAnsi="Times New Roman" w:cs="Times New Roman"/>
-                <w:b/>
-                <w:sz w:val="26"/>
-                <w:szCs w:val="26"/>
-              </w:rPr>
               <w:t>Statement</w:t>
             </w:r>
           </w:p>
         </w:tc>
         <w:tc>
           <w:tcPr>
-            <w:tcW w:w="3117" w:type="dxa"/>
+            <w:tcW w:w="3115" w:type="dxa"/>
             <w:vAlign w:val="center"/>
           </w:tcPr>
           <w:p>
@@ -26307,6 +26336,29 @@
       <w:tr>
         <w:tc>
           <w:tcPr>
+            <w:tcW w:w="3119" w:type="dxa"/>
+            <w:vAlign w:val="center"/>
+          </w:tcPr>
+          <w:p>
+            <w:pPr>
+              <w:rPr>
+                <w:rFonts w:ascii="Times New Roman" w:hAnsi="Times New Roman" w:cs="Times New Roman"/>
+                <w:sz w:val="26"/>
+                <w:szCs w:val="26"/>
+              </w:rPr>
+            </w:pPr>
+            <w:r>
+              <w:rPr>
+                <w:rFonts w:ascii="Times New Roman" w:hAnsi="Times New Roman" w:cs="Times New Roman"/>
+                <w:sz w:val="26"/>
+                <w:szCs w:val="26"/>
+              </w:rPr>
+              <w:t>ProductServiceImpl</w:t>
+            </w:r>
+          </w:p>
+        </w:tc>
+        <w:tc>
+          <w:tcPr>
             <w:tcW w:w="3116" w:type="dxa"/>
             <w:vAlign w:val="center"/>
           </w:tcPr>
@@ -26324,36 +26376,21 @@
                 <w:sz w:val="26"/>
                 <w:szCs w:val="26"/>
               </w:rPr>
-              <w:t>ProductServiceImpl</w:t>
-            </w:r>
-          </w:p>
-        </w:tc>
-        <w:tc>
-          <w:tcPr>
-            <w:tcW w:w="3117" w:type="dxa"/>
-            <w:vAlign w:val="center"/>
-          </w:tcPr>
-          <w:p>
-            <w:pPr>
-              <w:rPr>
-                <w:rFonts w:ascii="Times New Roman" w:hAnsi="Times New Roman" w:cs="Times New Roman"/>
-                <w:sz w:val="26"/>
-                <w:szCs w:val="26"/>
-              </w:rPr>
-            </w:pPr>
-            <w:r>
-              <w:rPr>
-                <w:rFonts w:ascii="Times New Roman" w:hAnsi="Times New Roman" w:cs="Times New Roman"/>
-                <w:sz w:val="26"/>
-                <w:szCs w:val="26"/>
-              </w:rPr>
-              <w:t>93%</w:t>
-            </w:r>
-          </w:p>
-        </w:tc>
-        <w:tc>
-          <w:tcPr>
-            <w:tcW w:w="3117" w:type="dxa"/>
+              <w:t>100</w:t>
+            </w:r>
+            <w:r>
+              <w:rPr>
+                <w:rFonts w:ascii="Times New Roman" w:hAnsi="Times New Roman" w:cs="Times New Roman"/>
+                <w:sz w:val="26"/>
+                <w:szCs w:val="26"/>
+              </w:rPr>
+              <w:t>%</w:t>
+            </w:r>
+          </w:p>
+        </w:tc>
+        <w:tc>
+          <w:tcPr>
+            <w:tcW w:w="3115" w:type="dxa"/>
             <w:vAlign w:val="center"/>
           </w:tcPr>
           <w:p>
@@ -26378,6 +26415,29 @@
       <w:tr>
         <w:tc>
           <w:tcPr>
+            <w:tcW w:w="3119" w:type="dxa"/>
+            <w:vAlign w:val="center"/>
+          </w:tcPr>
+          <w:p>
+            <w:pPr>
+              <w:rPr>
+                <w:rFonts w:ascii="Times New Roman" w:hAnsi="Times New Roman" w:cs="Times New Roman"/>
+                <w:sz w:val="26"/>
+                <w:szCs w:val="26"/>
+              </w:rPr>
+            </w:pPr>
+            <w:r>
+              <w:rPr>
+                <w:rFonts w:ascii="Times New Roman" w:hAnsi="Times New Roman" w:cs="Times New Roman"/>
+                <w:sz w:val="26"/>
+                <w:szCs w:val="26"/>
+              </w:rPr>
+              <w:t>CartServiceImpl</w:t>
+            </w:r>
+          </w:p>
+        </w:tc>
+        <w:tc>
+          <w:tcPr>
             <w:tcW w:w="3116" w:type="dxa"/>
             <w:vAlign w:val="center"/>
           </w:tcPr>
@@ -26395,36 +26455,13 @@
                 <w:sz w:val="26"/>
                 <w:szCs w:val="26"/>
               </w:rPr>
-              <w:t>CartServiceImpl</w:t>
-            </w:r>
-          </w:p>
-        </w:tc>
-        <w:tc>
-          <w:tcPr>
-            <w:tcW w:w="3117" w:type="dxa"/>
-            <w:vAlign w:val="center"/>
-          </w:tcPr>
-          <w:p>
-            <w:pPr>
-              <w:rPr>
-                <w:rFonts w:ascii="Times New Roman" w:hAnsi="Times New Roman" w:cs="Times New Roman"/>
-                <w:sz w:val="26"/>
-                <w:szCs w:val="26"/>
-              </w:rPr>
-            </w:pPr>
-            <w:r>
-              <w:rPr>
-                <w:rFonts w:ascii="Times New Roman" w:hAnsi="Times New Roman" w:cs="Times New Roman"/>
-                <w:sz w:val="26"/>
-                <w:szCs w:val="26"/>
-              </w:rPr>
               <w:t>100%</w:t>
             </w:r>
           </w:p>
         </w:tc>
         <w:tc>
           <w:tcPr>
-            <w:tcW w:w="3117" w:type="dxa"/>
+            <w:tcW w:w="3115" w:type="dxa"/>
             <w:vAlign w:val="center"/>
           </w:tcPr>
           <w:p>
@@ -26449,6 +26486,29 @@
       <w:tr>
         <w:tc>
           <w:tcPr>
+            <w:tcW w:w="3119" w:type="dxa"/>
+            <w:vAlign w:val="center"/>
+          </w:tcPr>
+          <w:p>
+            <w:pPr>
+              <w:rPr>
+                <w:rFonts w:ascii="Times New Roman" w:hAnsi="Times New Roman" w:cs="Times New Roman"/>
+                <w:sz w:val="26"/>
+                <w:szCs w:val="26"/>
+              </w:rPr>
+            </w:pPr>
+            <w:r>
+              <w:rPr>
+                <w:rFonts w:ascii="Times New Roman" w:hAnsi="Times New Roman" w:cs="Times New Roman"/>
+                <w:sz w:val="26"/>
+                <w:szCs w:val="26"/>
+              </w:rPr>
+              <w:t>OrderServiceImpl</w:t>
+            </w:r>
+          </w:p>
+        </w:tc>
+        <w:tc>
+          <w:tcPr>
             <w:tcW w:w="3116" w:type="dxa"/>
             <w:vAlign w:val="center"/>
           </w:tcPr>
@@ -26466,13 +26526,13 @@
                 <w:sz w:val="26"/>
                 <w:szCs w:val="26"/>
               </w:rPr>
-              <w:t>OrderServiceImpl</w:t>
-            </w:r>
-          </w:p>
-        </w:tc>
-        <w:tc>
-          <w:tcPr>
-            <w:tcW w:w="3117" w:type="dxa"/>
+              <w:t>100%</w:t>
+            </w:r>
+          </w:p>
+        </w:tc>
+        <w:tc>
+          <w:tcPr>
+            <w:tcW w:w="3115" w:type="dxa"/>
             <w:vAlign w:val="center"/>
           </w:tcPr>
           <w:p>
@@ -26489,29 +26549,6 @@
                 <w:sz w:val="26"/>
                 <w:szCs w:val="26"/>
               </w:rPr>
-              <w:t>100%</w:t>
-            </w:r>
-          </w:p>
-        </w:tc>
-        <w:tc>
-          <w:tcPr>
-            <w:tcW w:w="3117" w:type="dxa"/>
-            <w:vAlign w:val="center"/>
-          </w:tcPr>
-          <w:p>
-            <w:pPr>
-              <w:rPr>
-                <w:rFonts w:ascii="Times New Roman" w:hAnsi="Times New Roman" w:cs="Times New Roman"/>
-                <w:sz w:val="26"/>
-                <w:szCs w:val="26"/>
-              </w:rPr>
-            </w:pPr>
-            <w:r>
-              <w:rPr>
-                <w:rFonts w:ascii="Times New Roman" w:hAnsi="Times New Roman" w:cs="Times New Roman"/>
-                <w:sz w:val="26"/>
-                <w:szCs w:val="26"/>
-              </w:rPr>
               <w:t>10</w:t>
             </w:r>
             <w:r>
@@ -26520,7 +26557,7 @@
                 <w:sz w:val="26"/>
                 <w:szCs w:val="26"/>
               </w:rPr>
-              <w:t>0%*</w:t>
+              <w:t>0%</w:t>
             </w:r>
           </w:p>
         </w:tc>
@@ -26528,6 +26565,29 @@
       <w:tr>
         <w:tc>
           <w:tcPr>
+            <w:tcW w:w="3119" w:type="dxa"/>
+            <w:vAlign w:val="center"/>
+          </w:tcPr>
+          <w:p>
+            <w:pPr>
+              <w:rPr>
+                <w:rFonts w:ascii="Times New Roman" w:hAnsi="Times New Roman" w:cs="Times New Roman"/>
+                <w:sz w:val="26"/>
+                <w:szCs w:val="26"/>
+              </w:rPr>
+            </w:pPr>
+            <w:r>
+              <w:rPr>
+                <w:rFonts w:ascii="Times New Roman" w:hAnsi="Times New Roman" w:cs="Times New Roman"/>
+                <w:sz w:val="26"/>
+                <w:szCs w:val="26"/>
+              </w:rPr>
+              <w:t>UserServiceImpl</w:t>
+            </w:r>
+          </w:p>
+        </w:tc>
+        <w:tc>
+          <w:tcPr>
             <w:tcW w:w="3116" w:type="dxa"/>
             <w:vAlign w:val="center"/>
           </w:tcPr>
@@ -26545,13 +26605,204 @@
                 <w:sz w:val="26"/>
                 <w:szCs w:val="26"/>
               </w:rPr>
+              <w:t>100%</w:t>
+            </w:r>
+          </w:p>
+        </w:tc>
+        <w:tc>
+          <w:tcPr>
+            <w:tcW w:w="3115" w:type="dxa"/>
+            <w:vAlign w:val="center"/>
+          </w:tcPr>
+          <w:p>
+            <w:pPr>
+              <w:rPr>
+                <w:rFonts w:ascii="Times New Roman" w:hAnsi="Times New Roman" w:cs="Times New Roman"/>
+                <w:sz w:val="26"/>
+                <w:szCs w:val="26"/>
+              </w:rPr>
+            </w:pPr>
+            <w:r>
+              <w:rPr>
+                <w:rFonts w:ascii="Times New Roman" w:hAnsi="Times New Roman" w:cs="Times New Roman"/>
+                <w:sz w:val="26"/>
+                <w:szCs w:val="26"/>
+              </w:rPr>
+              <w:t>100%</w:t>
+            </w:r>
+          </w:p>
+        </w:tc>
+      </w:tr>
+      <w:tr>
+        <w:tc>
+          <w:tcPr>
+            <w:tcW w:w="3119" w:type="dxa"/>
+            <w:vAlign w:val="center"/>
+          </w:tcPr>
+          <w:p>
+            <w:pPr>
+              <w:rPr>
+                <w:rFonts w:ascii="Times New Roman" w:hAnsi="Times New Roman" w:cs="Times New Roman"/>
+                <w:sz w:val="26"/>
+                <w:szCs w:val="26"/>
+              </w:rPr>
+            </w:pPr>
+            <w:r>
+              <w:rPr>
+                <w:rFonts w:ascii="Times New Roman" w:hAnsi="Times New Roman" w:cs="Times New Roman"/>
+                <w:sz w:val="26"/>
+                <w:szCs w:val="26"/>
+              </w:rPr>
+              <w:t>ProductInOrderServiceImpl</w:t>
+            </w:r>
+          </w:p>
+        </w:tc>
+        <w:tc>
+          <w:tcPr>
+            <w:tcW w:w="3116" w:type="dxa"/>
+            <w:vAlign w:val="center"/>
+          </w:tcPr>
+          <w:p>
+            <w:pPr>
+              <w:rPr>
+                <w:rFonts w:ascii="Times New Roman" w:hAnsi="Times New Roman" w:cs="Times New Roman"/>
+                <w:sz w:val="26"/>
+                <w:szCs w:val="26"/>
+              </w:rPr>
+            </w:pPr>
+            <w:r>
+              <w:rPr>
+                <w:rFonts w:ascii="Times New Roman" w:hAnsi="Times New Roman" w:cs="Times New Roman"/>
+                <w:sz w:val="26"/>
+                <w:szCs w:val="26"/>
+              </w:rPr>
+              <w:t>100%</w:t>
+            </w:r>
+          </w:p>
+        </w:tc>
+        <w:tc>
+          <w:tcPr>
+            <w:tcW w:w="3115" w:type="dxa"/>
+            <w:vAlign w:val="center"/>
+          </w:tcPr>
+          <w:p>
+            <w:pPr>
+              <w:rPr>
+                <w:rFonts w:ascii="Times New Roman" w:hAnsi="Times New Roman" w:cs="Times New Roman"/>
+                <w:sz w:val="26"/>
+                <w:szCs w:val="26"/>
+              </w:rPr>
+            </w:pPr>
+            <w:r>
+              <w:rPr>
+                <w:rFonts w:ascii="Times New Roman" w:hAnsi="Times New Roman" w:cs="Times New Roman"/>
+                <w:sz w:val="26"/>
+                <w:szCs w:val="26"/>
+              </w:rPr>
+              <w:t>n/a</w:t>
+            </w:r>
+          </w:p>
+        </w:tc>
+      </w:tr>
+      <w:tr>
+        <w:tc>
+          <w:tcPr>
+            <w:tcW w:w="3119" w:type="dxa"/>
+            <w:vAlign w:val="center"/>
+          </w:tcPr>
+          <w:p>
+            <w:pPr>
+              <w:rPr>
+                <w:rFonts w:ascii="Times New Roman" w:hAnsi="Times New Roman" w:cs="Times New Roman"/>
+                <w:sz w:val="26"/>
+                <w:szCs w:val="26"/>
+              </w:rPr>
+            </w:pPr>
+            <w:r>
+              <w:rPr>
+                <w:rFonts w:ascii="Times New Roman" w:hAnsi="Times New Roman" w:cs="Times New Roman"/>
+                <w:sz w:val="26"/>
+                <w:szCs w:val="26"/>
+              </w:rPr>
+              <w:lastRenderedPageBreak/>
+              <w:t>CategoryServiceImpl</w:t>
+            </w:r>
+          </w:p>
+        </w:tc>
+        <w:tc>
+          <w:tcPr>
+            <w:tcW w:w="3116" w:type="dxa"/>
+            <w:vAlign w:val="center"/>
+          </w:tcPr>
+          <w:p>
+            <w:pPr>
+              <w:rPr>
+                <w:rFonts w:ascii="Times New Roman" w:hAnsi="Times New Roman" w:cs="Times New Roman"/>
+                <w:sz w:val="26"/>
+                <w:szCs w:val="26"/>
+              </w:rPr>
+            </w:pPr>
+            <w:r>
+              <w:rPr>
+                <w:rFonts w:ascii="Times New Roman" w:hAnsi="Times New Roman" w:cs="Times New Roman"/>
+                <w:sz w:val="26"/>
+                <w:szCs w:val="26"/>
+              </w:rPr>
+              <w:t>100%</w:t>
+            </w:r>
+          </w:p>
+        </w:tc>
+        <w:tc>
+          <w:tcPr>
+            <w:tcW w:w="3115" w:type="dxa"/>
+            <w:vAlign w:val="center"/>
+          </w:tcPr>
+          <w:p>
+            <w:pPr>
+              <w:rPr>
+                <w:rFonts w:ascii="Times New Roman" w:hAnsi="Times New Roman" w:cs="Times New Roman"/>
+                <w:sz w:val="26"/>
+                <w:szCs w:val="26"/>
+              </w:rPr>
+            </w:pPr>
+            <w:r>
+              <w:rPr>
+                <w:rFonts w:ascii="Times New Roman" w:hAnsi="Times New Roman" w:cs="Times New Roman"/>
+                <w:sz w:val="26"/>
+                <w:szCs w:val="26"/>
+              </w:rPr>
+              <w:t>100%</w:t>
+            </w:r>
+          </w:p>
+        </w:tc>
+      </w:tr>
+      <w:tr>
+        <w:tc>
+          <w:tcPr>
+            <w:tcW w:w="3119" w:type="dxa"/>
+            <w:vAlign w:val="center"/>
+          </w:tcPr>
+          <w:p>
+            <w:pPr>
+              <w:rPr>
+                <w:rFonts w:ascii="Times New Roman" w:hAnsi="Times New Roman" w:cs="Times New Roman"/>
+                <w:sz w:val="26"/>
+                <w:szCs w:val="26"/>
+              </w:rPr>
+            </w:pPr>
+            <w:r>
+              <w:rPr>
+                <w:rFonts w:ascii="Times New Roman" w:hAnsi="Times New Roman" w:cs="Times New Roman"/>
+                <w:sz w:val="26"/>
+                <w:szCs w:val="26"/>
+              </w:rPr>
               <w:t>Tổng Service</w:t>
             </w:r>
           </w:p>
         </w:tc>
         <w:tc>
           <w:tcPr>
-            <w:tcW w:w="3117" w:type="dxa"/>
+            <w:tcW w:w="3116" w:type="dxa"/>
             <w:vAlign w:val="center"/>
           </w:tcPr>
           <w:p>
@@ -26568,13 +26819,13 @@
                 <w:sz w:val="26"/>
                 <w:szCs w:val="26"/>
               </w:rPr>
-              <w:t>~97%</w:t>
-            </w:r>
-          </w:p>
-        </w:tc>
-        <w:tc>
-          <w:tcPr>
-            <w:tcW w:w="3117" w:type="dxa"/>
+              <w:t>100%</w:t>
+            </w:r>
+          </w:p>
+        </w:tc>
+        <w:tc>
+          <w:tcPr>
+            <w:tcW w:w="3115" w:type="dxa"/>
             <w:vAlign w:val="center"/>
           </w:tcPr>
           <w:p>
@@ -26593,8 +26844,6 @@
               </w:rPr>
               <w:t>100</w:t>
             </w:r>
-            <w:bookmarkStart w:id="48" w:name="_GoBack"/>
-            <w:bookmarkEnd w:id="48"/>
             <w:r>
               <w:rPr>
                 <w:rFonts w:ascii="Times New Roman" w:hAnsi="Times New Roman" w:cs="Times New Roman"/>
@@ -26615,107 +26864,135 @@
           <w:szCs w:val="26"/>
         </w:rPr>
       </w:pPr>
-      <w:r>
-        <w:rPr>
-          <w:rFonts w:ascii="Times New Roman" w:hAnsi="Times New Roman" w:cs="Times New Roman"/>
-          <w:sz w:val="26"/>
-          <w:szCs w:val="26"/>
-        </w:rPr>
-        <w:t>Branch OrderServiceImpl: gap nhánh productInfo == null trong cancel() — đã bổ sung cancelProductInfoNotFoundTest (Coverage_Report.md). Cập nhật % sau khi merge và chạy lại JaCoCo nếu khác.</w:t>
-      </w:r>
-      <w:r>
-        <w:rPr>
-          <w:rFonts w:ascii="Times New Roman" w:hAnsi="Times New Roman" w:cs="Times New Roman"/>
-          <w:sz w:val="26"/>
-          <w:szCs w:val="26"/>
-        </w:rPr>
-        <w:br/>
-      </w:r>
     </w:p>
     <w:p>
       <w:pPr>
-        <w:rPr>
-          <w:rFonts w:ascii="Times New Roman" w:hAnsi="Times New Roman" w:cs="Times New Roman"/>
-          <w:sz w:val="26"/>
-          <w:szCs w:val="26"/>
-        </w:rPr>
-      </w:pPr>
-      <w:r>
-        <w:rPr>
-          <w:rFonts w:ascii="Times New Roman" w:hAnsi="Times New Roman" w:cs="Times New Roman"/>
-          <w:sz w:val="26"/>
-          <w:szCs w:val="26"/>
-        </w:rPr>
-        <w:t>Bug (Jira / Bug_Report) — 19 issue mở (thời điểm báo cáo)</w:t>
+        <w:spacing w:after="0" w:line="360" w:lineRule="auto"/>
+        <w:rPr>
+          <w:rFonts w:ascii="Times New Roman" w:hAnsi="Times New Roman" w:cs="Times New Roman"/>
+          <w:sz w:val="26"/>
+          <w:szCs w:val="26"/>
+        </w:rPr>
+      </w:pPr>
+      <w:r>
+        <w:rPr>
+          <w:rFonts w:ascii="Times New Roman" w:hAnsi="Times New Roman" w:cs="Times New Roman"/>
+          <w:sz w:val="26"/>
+          <w:szCs w:val="26"/>
+        </w:rPr>
+        <w:t xml:space="preserve">- </w:t>
+      </w:r>
+      <w:r>
+        <w:rPr>
+          <w:rFonts w:ascii="Times New Roman" w:hAnsi="Times New Roman" w:cs="Times New Roman"/>
+          <w:sz w:val="26"/>
+          <w:szCs w:val="26"/>
+        </w:rPr>
+        <w:t>API Black-box execution coverage (Newman + JaCoCo agent): Instruction 39%, Branch 10%</w:t>
+      </w:r>
+      <w:r>
+        <w:rPr>
+          <w:rFonts w:ascii="Times New Roman" w:hAnsi="Times New Roman" w:cs="Times New Roman"/>
+          <w:sz w:val="26"/>
+          <w:szCs w:val="26"/>
+        </w:rPr>
+        <w:t>. C</w:t>
+      </w:r>
+      <w:r>
+        <w:rPr>
+          <w:rFonts w:ascii="Times New Roman" w:hAnsi="Times New Roman" w:cs="Times New Roman"/>
+          <w:sz w:val="26"/>
+          <w:szCs w:val="26"/>
+        </w:rPr>
+        <w:t>hi tiết Coverage_Report.md mục 15. Không thay thế Unit coverage.</w:t>
       </w:r>
     </w:p>
     <w:p>
       <w:pPr>
-        <w:rPr>
-          <w:rFonts w:ascii="Times New Roman" w:hAnsi="Times New Roman" w:cs="Times New Roman"/>
-          <w:sz w:val="26"/>
-          <w:szCs w:val="26"/>
-        </w:rPr>
-      </w:pPr>
-      <w:r>
-        <w:rPr>
-          <w:rFonts w:ascii="Times New Roman" w:hAnsi="Times New Roman" w:cs="Times New Roman"/>
-          <w:sz w:val="26"/>
-          <w:szCs w:val="26"/>
-        </w:rPr>
-        <w:lastRenderedPageBreak/>
-        <w:t xml:space="preserve">Cao: SCRUM-43, 44, 51, 58 </w:t>
+        <w:spacing w:after="0" w:line="360" w:lineRule="auto"/>
+        <w:rPr>
+          <w:rFonts w:ascii="Times New Roman" w:hAnsi="Times New Roman" w:cs="Times New Roman"/>
+          <w:sz w:val="26"/>
+          <w:szCs w:val="26"/>
+        </w:rPr>
+      </w:pPr>
+      <w:r>
+        <w:rPr>
+          <w:rFonts w:ascii="Times New Roman" w:hAnsi="Times New Roman" w:cs="Times New Roman"/>
+          <w:sz w:val="26"/>
+          <w:szCs w:val="26"/>
+        </w:rPr>
+        <w:t xml:space="preserve">- </w:t>
+      </w:r>
+      <w:r>
+        <w:rPr>
+          <w:rFonts w:ascii="Times New Roman" w:hAnsi="Times New Roman" w:cs="Times New Roman"/>
+          <w:sz w:val="26"/>
+          <w:szCs w:val="26"/>
+        </w:rPr>
+        <w:t>Bug (Jira / Bug_Report) — trạng thái sau fix &amp; retest</w:t>
       </w:r>
     </w:p>
     <w:p>
       <w:pPr>
-        <w:rPr>
-          <w:rFonts w:ascii="Times New Roman" w:hAnsi="Times New Roman" w:cs="Times New Roman"/>
-          <w:sz w:val="26"/>
-          <w:szCs w:val="26"/>
-        </w:rPr>
-      </w:pPr>
-      <w:r>
-        <w:rPr>
-          <w:rFonts w:ascii="Times New Roman" w:hAnsi="Times New Roman" w:cs="Times New Roman"/>
-          <w:sz w:val="26"/>
-          <w:szCs w:val="26"/>
-        </w:rPr>
-        <w:t>Trung bình: 45–50, 59, 66–70</w:t>
+        <w:spacing w:after="0" w:line="360" w:lineRule="auto"/>
+        <w:rPr>
+          <w:rFonts w:ascii="Times New Roman" w:hAnsi="Times New Roman" w:cs="Times New Roman"/>
+          <w:sz w:val="26"/>
+          <w:szCs w:val="26"/>
+        </w:rPr>
+      </w:pPr>
+      <w:r>
+        <w:rPr>
+          <w:rFonts w:ascii="Times New Roman" w:hAnsi="Times New Roman" w:cs="Times New Roman"/>
+          <w:sz w:val="26"/>
+          <w:szCs w:val="26"/>
+        </w:rPr>
+        <w:t>- Đã PATCHED / Retest PASS (ví dụ): SCRUM-43, 44, 45, 46, 47, 48, 50, 51, 52, 58, 59, 66–72, 81 (và các ticket validation/BVA liên quan).</w:t>
       </w:r>
     </w:p>
     <w:p>
       <w:pPr>
-        <w:rPr>
-          <w:rFonts w:ascii="Times New Roman" w:hAnsi="Times New Roman" w:cs="Times New Roman"/>
-          <w:sz w:val="26"/>
-          <w:szCs w:val="26"/>
-        </w:rPr>
-      </w:pPr>
-      <w:r>
-        <w:rPr>
-          <w:rFonts w:ascii="Times New Roman" w:hAnsi="Times New Roman" w:cs="Times New Roman"/>
-          <w:sz w:val="26"/>
-          <w:szCs w:val="26"/>
-        </w:rPr>
-        <w:t>Thấp: 52, 71, 72</w:t>
+        <w:spacing w:after="0" w:line="360" w:lineRule="auto"/>
+        <w:rPr>
+          <w:rFonts w:ascii="Times New Roman" w:hAnsi="Times New Roman" w:cs="Times New Roman"/>
+          <w:sz w:val="26"/>
+          <w:szCs w:val="26"/>
+        </w:rPr>
+      </w:pPr>
+      <w:r>
+        <w:rPr>
+          <w:rFonts w:ascii="Times New Roman" w:hAnsi="Times New Roman" w:cs="Times New Roman"/>
+          <w:sz w:val="26"/>
+          <w:szCs w:val="26"/>
+        </w:rPr>
+        <w:t>- Còn Open (nếu có trên Jira): chỉ liệt kê ticket chưa Done tại thời điểm nộp — đối chiếu Bug_Report.xlsx + board Jira, không copy số liệu tuần 2.</w:t>
       </w:r>
     </w:p>
     <w:p>
       <w:pPr>
-        <w:rPr>
-          <w:rFonts w:ascii="Times New Roman" w:hAnsi="Times New Roman" w:cs="Times New Roman"/>
-          <w:sz w:val="26"/>
-          <w:szCs w:val="26"/>
-        </w:rPr>
-      </w:pPr>
-      <w:r>
-        <w:rPr>
-          <w:rFonts w:ascii="Times New Roman" w:hAnsi="Times New Roman" w:cs="Times New Roman"/>
-          <w:sz w:val="26"/>
-          <w:szCs w:val="26"/>
-        </w:rPr>
-        <w:t>Chi tiết: Docs/QA-Testing/Bug_Report.xlsx</w:t>
+        <w:spacing w:after="0" w:line="360" w:lineRule="auto"/>
+        <w:rPr>
+          <w:rFonts w:ascii="Times New Roman" w:hAnsi="Times New Roman" w:cs="Times New Roman"/>
+          <w:sz w:val="26"/>
+          <w:szCs w:val="26"/>
+        </w:rPr>
+      </w:pPr>
+      <w:r>
+        <w:rPr>
+          <w:rFonts w:ascii="Times New Roman" w:hAnsi="Times New Roman" w:cs="Times New Roman"/>
+          <w:sz w:val="26"/>
+          <w:szCs w:val="26"/>
+        </w:rPr>
+        <w:t xml:space="preserve">- </w:t>
+      </w:r>
+      <w:r>
+        <w:rPr>
+          <w:rFonts w:ascii="Times New Roman" w:hAnsi="Times New Roman" w:cs="Times New Roman"/>
+          <w:sz w:val="26"/>
+          <w:szCs w:val="26"/>
+        </w:rPr>
+        <w:t>Chi tiết từng bug: Docs/QA-Testing/Bug_Report.xlsx</w:t>
       </w:r>
     </w:p>
     <w:p>
@@ -26740,7 +27017,7 @@
           <w:szCs w:val="26"/>
         </w:rPr>
       </w:pPr>
-      <w:bookmarkStart w:id="49" w:name="_Toc239436379"/>
+      <w:bookmarkStart w:id="48" w:name="_Toc239436379"/>
       <w:r>
         <w:rPr>
           <w:rFonts w:cs="Times New Roman"/>
@@ -26769,7 +27046,7 @@
         </w:rPr>
         <w:t>Phụ lục C — White-box Testing (tóm tắt)</w:t>
       </w:r>
-      <w:bookmarkEnd w:id="49"/>
+      <w:bookmarkEnd w:id="48"/>
     </w:p>
     <w:p>
       <w:pPr>
@@ -27378,16 +27655,15 @@
           <w:szCs w:val="26"/>
         </w:rPr>
       </w:pPr>
-      <w:bookmarkStart w:id="50" w:name="_Toc239436380"/>
+      <w:bookmarkStart w:id="49" w:name="_Toc239436380"/>
       <w:r>
         <w:rPr>
           <w:rFonts w:cs="Times New Roman"/>
           <w:szCs w:val="26"/>
         </w:rPr>
-        <w:lastRenderedPageBreak/>
         <w:t>10. GIỚI HẠN &amp; LỖI HỆ THỐNG ĐÃ BIẾT (Known System Limitations) — Mục mới</w:t>
       </w:r>
-      <w:bookmarkEnd w:id="50"/>
+      <w:bookmarkEnd w:id="49"/>
     </w:p>
     <w:p>
       <w:pPr>
@@ -27615,7 +27891,15 @@
                 <w:sz w:val="26"/>
                 <w:szCs w:val="26"/>
               </w:rPr>
-              <w:t>SCRUM-58 — đã xác nhận</w:t>
+              <w:t xml:space="preserve">SCRUM-58 — </w:t>
+            </w:r>
+            <w:r>
+              <w:rPr>
+                <w:rFonts w:ascii="Times New Roman" w:hAnsi="Times New Roman" w:cs="Times New Roman"/>
+                <w:sz w:val="26"/>
+                <w:szCs w:val="26"/>
+              </w:rPr>
+              <w:t>ĐÃ FIX + Retest PASS (xem Bug_Report / Jira)</w:t>
             </w:r>
           </w:p>
         </w:tc>
@@ -27711,6 +27995,30 @@
               </w:rPr>
               <w:t>SCRUM-47, 66, 67, 68</w:t>
             </w:r>
+            <w:r>
+              <w:rPr>
+                <w:rFonts w:ascii="Times New Roman" w:hAnsi="Times New Roman" w:cs="Times New Roman"/>
+                <w:sz w:val="26"/>
+                <w:szCs w:val="26"/>
+              </w:rPr>
+              <w:t xml:space="preserve"> </w:t>
+            </w:r>
+            <w:r>
+              <w:rPr>
+                <w:rFonts w:ascii="Times New Roman" w:hAnsi="Times New Roman" w:cs="Times New Roman"/>
+                <w:sz w:val="26"/>
+                <w:szCs w:val="26"/>
+              </w:rPr>
+              <w:t xml:space="preserve">— </w:t>
+            </w:r>
+            <w:r>
+              <w:rPr>
+                <w:rFonts w:ascii="Times New Roman" w:hAnsi="Times New Roman" w:cs="Times New Roman"/>
+                <w:sz w:val="26"/>
+                <w:szCs w:val="26"/>
+              </w:rPr>
+              <w:t>ĐÃ FIX + Retest PASS (xem Bug_Report / Jira)</w:t>
+            </w:r>
           </w:p>
         </w:tc>
       </w:tr>
@@ -27805,6 +28113,30 @@
               </w:rPr>
               <w:t>SCRUM-46</w:t>
             </w:r>
+            <w:r>
+              <w:rPr>
+                <w:rFonts w:ascii="Times New Roman" w:hAnsi="Times New Roman" w:cs="Times New Roman"/>
+                <w:sz w:val="26"/>
+                <w:szCs w:val="26"/>
+              </w:rPr>
+              <w:t xml:space="preserve"> </w:t>
+            </w:r>
+            <w:r>
+              <w:rPr>
+                <w:rFonts w:ascii="Times New Roman" w:hAnsi="Times New Roman" w:cs="Times New Roman"/>
+                <w:sz w:val="26"/>
+                <w:szCs w:val="26"/>
+              </w:rPr>
+              <w:t xml:space="preserve">— </w:t>
+            </w:r>
+            <w:r>
+              <w:rPr>
+                <w:rFonts w:ascii="Times New Roman" w:hAnsi="Times New Roman" w:cs="Times New Roman"/>
+                <w:sz w:val="26"/>
+                <w:szCs w:val="26"/>
+              </w:rPr>
+              <w:t>ĐÃ FIX + Retest PASS (xem Bug_Report / Jira)</w:t>
+            </w:r>
           </w:p>
         </w:tc>
       </w:tr>
@@ -27899,6 +28231,30 @@
               </w:rPr>
               <w:t>SCRUM-49, 50</w:t>
             </w:r>
+            <w:r>
+              <w:rPr>
+                <w:rFonts w:ascii="Times New Roman" w:hAnsi="Times New Roman" w:cs="Times New Roman"/>
+                <w:sz w:val="26"/>
+                <w:szCs w:val="26"/>
+              </w:rPr>
+              <w:t xml:space="preserve"> </w:t>
+            </w:r>
+            <w:r>
+              <w:rPr>
+                <w:rFonts w:ascii="Times New Roman" w:hAnsi="Times New Roman" w:cs="Times New Roman"/>
+                <w:sz w:val="26"/>
+                <w:szCs w:val="26"/>
+              </w:rPr>
+              <w:t xml:space="preserve">— </w:t>
+            </w:r>
+            <w:r>
+              <w:rPr>
+                <w:rFonts w:ascii="Times New Roman" w:hAnsi="Times New Roman" w:cs="Times New Roman"/>
+                <w:sz w:val="26"/>
+                <w:szCs w:val="26"/>
+              </w:rPr>
+              <w:t>ĐÃ FIX + Retest PASS (xem Bug_Report / Jira)</w:t>
+            </w:r>
           </w:p>
         </w:tc>
       </w:tr>
@@ -27993,6 +28349,30 @@
               </w:rPr>
               <w:t>SCRUM-51, 43, 44</w:t>
             </w:r>
+            <w:r>
+              <w:rPr>
+                <w:rFonts w:ascii="Times New Roman" w:hAnsi="Times New Roman" w:cs="Times New Roman"/>
+                <w:sz w:val="26"/>
+                <w:szCs w:val="26"/>
+              </w:rPr>
+              <w:t xml:space="preserve"> </w:t>
+            </w:r>
+            <w:r>
+              <w:rPr>
+                <w:rFonts w:ascii="Times New Roman" w:hAnsi="Times New Roman" w:cs="Times New Roman"/>
+                <w:sz w:val="26"/>
+                <w:szCs w:val="26"/>
+              </w:rPr>
+              <w:t xml:space="preserve">— </w:t>
+            </w:r>
+            <w:r>
+              <w:rPr>
+                <w:rFonts w:ascii="Times New Roman" w:hAnsi="Times New Roman" w:cs="Times New Roman"/>
+                <w:sz w:val="26"/>
+                <w:szCs w:val="26"/>
+              </w:rPr>
+              <w:t>ĐÃ FIX + Retest PASS (xem Bug_Report / Jira)</w:t>
+            </w:r>
           </w:p>
         </w:tc>
       </w:tr>
@@ -28087,6 +28467,30 @@
               </w:rPr>
               <w:t>SCRUM-69, 70, 71</w:t>
             </w:r>
+            <w:r>
+              <w:rPr>
+                <w:rFonts w:ascii="Times New Roman" w:hAnsi="Times New Roman" w:cs="Times New Roman"/>
+                <w:sz w:val="26"/>
+                <w:szCs w:val="26"/>
+              </w:rPr>
+              <w:t xml:space="preserve"> </w:t>
+            </w:r>
+            <w:r>
+              <w:rPr>
+                <w:rFonts w:ascii="Times New Roman" w:hAnsi="Times New Roman" w:cs="Times New Roman"/>
+                <w:sz w:val="26"/>
+                <w:szCs w:val="26"/>
+              </w:rPr>
+              <w:t xml:space="preserve">— </w:t>
+            </w:r>
+            <w:r>
+              <w:rPr>
+                <w:rFonts w:ascii="Times New Roman" w:hAnsi="Times New Roman" w:cs="Times New Roman"/>
+                <w:sz w:val="26"/>
+                <w:szCs w:val="26"/>
+              </w:rPr>
+              <w:t>ĐÃ FIX + Retest PASS (xem Bug_Report / Jira)</w:t>
+            </w:r>
           </w:p>
         </w:tc>
       </w:tr>
@@ -28181,6 +28585,39 @@
               </w:rPr>
               <w:t>SCRUM-48</w:t>
             </w:r>
+            <w:r>
+              <w:rPr>
+                <w:rFonts w:ascii="Times New Roman" w:hAnsi="Times New Roman" w:cs="Times New Roman"/>
+                <w:sz w:val="26"/>
+                <w:szCs w:val="26"/>
+              </w:rPr>
+              <w:t xml:space="preserve"> </w:t>
+            </w:r>
+            <w:r>
+              <w:rPr>
+                <w:rFonts w:ascii="Times New Roman" w:hAnsi="Times New Roman" w:cs="Times New Roman"/>
+                <w:sz w:val="26"/>
+                <w:szCs w:val="26"/>
+              </w:rPr>
+              <w:t xml:space="preserve">— </w:t>
+            </w:r>
+            <w:r>
+              <w:rPr>
+                <w:rFonts w:ascii="Times New Roman" w:hAnsi="Times New Roman" w:cs="Times New Roman"/>
+                <w:sz w:val="26"/>
+                <w:szCs w:val="26"/>
+              </w:rPr>
+              <w:t xml:space="preserve">ĐÃ FIX + Retest PASS </w:t>
+            </w:r>
+            <w:r>
+              <w:rPr>
+                <w:rFonts w:ascii="Times New Roman" w:hAnsi="Times New Roman" w:cs="Times New Roman"/>
+                <w:sz w:val="26"/>
+                <w:szCs w:val="26"/>
+              </w:rPr>
+              <w:lastRenderedPageBreak/>
+              <w:t>(xem Bug_Report / Jira)</w:t>
+            </w:r>
           </w:p>
         </w:tc>
       </w:tr>
@@ -28204,6 +28641,7 @@
                 <w:sz w:val="26"/>
                 <w:szCs w:val="26"/>
               </w:rPr>
+              <w:lastRenderedPageBreak/>
               <w:t>8</w:t>
             </w:r>
           </w:p>
@@ -28275,6 +28713,30 @@
               </w:rPr>
               <w:t>SCRUM-72</w:t>
             </w:r>
+            <w:r>
+              <w:rPr>
+                <w:rFonts w:ascii="Times New Roman" w:hAnsi="Times New Roman" w:cs="Times New Roman"/>
+                <w:sz w:val="26"/>
+                <w:szCs w:val="26"/>
+              </w:rPr>
+              <w:t xml:space="preserve"> </w:t>
+            </w:r>
+            <w:r>
+              <w:rPr>
+                <w:rFonts w:ascii="Times New Roman" w:hAnsi="Times New Roman" w:cs="Times New Roman"/>
+                <w:sz w:val="26"/>
+                <w:szCs w:val="26"/>
+              </w:rPr>
+              <w:t xml:space="preserve">— </w:t>
+            </w:r>
+            <w:r>
+              <w:rPr>
+                <w:rFonts w:ascii="Times New Roman" w:hAnsi="Times New Roman" w:cs="Times New Roman"/>
+                <w:sz w:val="26"/>
+                <w:szCs w:val="26"/>
+              </w:rPr>
+              <w:t>ĐÃ FIX + Retest PASS (xem Bug_Report / Jira)</w:t>
+            </w:r>
           </w:p>
         </w:tc>
       </w:tr>
@@ -28369,6 +28831,30 @@
               </w:rPr>
               <w:t>SCRUM-59</w:t>
             </w:r>
+            <w:r>
+              <w:rPr>
+                <w:rFonts w:ascii="Times New Roman" w:hAnsi="Times New Roman" w:cs="Times New Roman"/>
+                <w:sz w:val="26"/>
+                <w:szCs w:val="26"/>
+              </w:rPr>
+              <w:t xml:space="preserve"> </w:t>
+            </w:r>
+            <w:r>
+              <w:rPr>
+                <w:rFonts w:ascii="Times New Roman" w:hAnsi="Times New Roman" w:cs="Times New Roman"/>
+                <w:sz w:val="26"/>
+                <w:szCs w:val="26"/>
+              </w:rPr>
+              <w:t xml:space="preserve">— </w:t>
+            </w:r>
+            <w:r>
+              <w:rPr>
+                <w:rFonts w:ascii="Times New Roman" w:hAnsi="Times New Roman" w:cs="Times New Roman"/>
+                <w:sz w:val="26"/>
+                <w:szCs w:val="26"/>
+              </w:rPr>
+              <w:t>ĐÃ FIX + Retest PASS (xem Bug_Report / Jira)</w:t>
+            </w:r>
           </w:p>
         </w:tc>
       </w:tr>
@@ -28463,6 +28949,30 @@
               </w:rPr>
               <w:t>SCRUM-45</w:t>
             </w:r>
+            <w:r>
+              <w:rPr>
+                <w:rFonts w:ascii="Times New Roman" w:hAnsi="Times New Roman" w:cs="Times New Roman"/>
+                <w:sz w:val="26"/>
+                <w:szCs w:val="26"/>
+              </w:rPr>
+              <w:t xml:space="preserve"> </w:t>
+            </w:r>
+            <w:r>
+              <w:rPr>
+                <w:rFonts w:ascii="Times New Roman" w:hAnsi="Times New Roman" w:cs="Times New Roman"/>
+                <w:sz w:val="26"/>
+                <w:szCs w:val="26"/>
+              </w:rPr>
+              <w:t xml:space="preserve">— </w:t>
+            </w:r>
+            <w:r>
+              <w:rPr>
+                <w:rFonts w:ascii="Times New Roman" w:hAnsi="Times New Roman" w:cs="Times New Roman"/>
+                <w:sz w:val="26"/>
+                <w:szCs w:val="26"/>
+              </w:rPr>
+              <w:t>ĐÃ FIX + Retest PASS (xem Bug_Report / Jira)</w:t>
+            </w:r>
           </w:p>
         </w:tc>
       </w:tr>
@@ -28556,6 +29066,30 @@
                 <w:szCs w:val="26"/>
               </w:rPr>
               <w:t>SCRUM-52</w:t>
+            </w:r>
+            <w:r>
+              <w:rPr>
+                <w:rFonts w:ascii="Times New Roman" w:hAnsi="Times New Roman" w:cs="Times New Roman"/>
+                <w:sz w:val="26"/>
+                <w:szCs w:val="26"/>
+              </w:rPr>
+              <w:t xml:space="preserve"> </w:t>
+            </w:r>
+            <w:r>
+              <w:rPr>
+                <w:rFonts w:ascii="Times New Roman" w:hAnsi="Times New Roman" w:cs="Times New Roman"/>
+                <w:sz w:val="26"/>
+                <w:szCs w:val="26"/>
+              </w:rPr>
+              <w:t xml:space="preserve">— </w:t>
+            </w:r>
+            <w:r>
+              <w:rPr>
+                <w:rFonts w:ascii="Times New Roman" w:hAnsi="Times New Roman" w:cs="Times New Roman"/>
+                <w:sz w:val="26"/>
+                <w:szCs w:val="26"/>
+              </w:rPr>
+              <w:t>ĐÃ FIX + Retest PASS (xem Bug_Report / Jira)</w:t>
             </w:r>
           </w:p>
         </w:tc>
@@ -28680,7 +29214,7 @@
 </file>
 
 <file path=word/endnotes.xml><?xml version="1.0" encoding="utf-8"?>
-<w:endnotes xmlns:wpc="http://schemas.microsoft.com/office/word/2010/wordprocessingCanvas" xmlns:cx="http://schemas.microsoft.com/office/drawing/2014/chartex" xmlns:cx1="http://schemas.microsoft.com/office/drawing/2015/9/8/chartex" xmlns:cx2="http://schemas.microsoft.com/office/drawing/2015/10/21/chartex" xmlns:cx3="http://schemas.microsoft.com/office/drawing/2016/5/9/chartex" xmlns:cx4="http://schemas.microsoft.com/office/drawing/2016/5/10/chartex" xmlns:cx5="http://schemas.microsoft.com/office/drawing/2016/5/11/chartex" xmlns:cx6="http://schemas.microsoft.com/office/drawing/2016/5/12/chartex" xmlns:cx7="http://schemas.microsoft.com/office/drawing/2016/5/13/chartex" xmlns:cx8="http://schemas.microsoft.com/office/drawing/2016/5/14/chartex" xmlns:mc="http://schemas.openxmlformats.org/markup-compatibility/2006" xmlns:aink="http://schemas.microsoft.com/office/drawing/2016/ink" xmlns:am3d="http://schemas.microsoft.com/office/drawing/2017/model3d" xmlns:o="urn:schemas-microsoft-com:office:office" xmlns:r="http://schemas.openxmlformats.org/officeDocument/2006/relationships" xmlns:m="http://schemas.openxmlformats.org/officeDocument/2006/math" xmlns:v="urn:schemas-microsoft-com:vml" xmlns:wp14="http://schemas.microsoft.com/office/word/2010/wordprocessingDrawing" xmlns:wp="http://schemas.openxmlformats.org/drawingml/2006/wordprocessingDrawing" xmlns:w10="urn:schemas-microsoft-com:office:word" xmlns:w="http://schemas.openxmlformats.org/wordprocessingml/2006/main" xmlns:w14="http://schemas.microsoft.com/office/word/2010/wordml" xmlns:w15="http://schemas.microsoft.com/office/word/2012/wordml" xmlns:w16cid="http://schemas.microsoft.com/office/word/2016/wordml/cid" xmlns:w16se="http://schemas.microsoft.com/office/word/2015/wordml/symex" xmlns:wpg="http://schemas.microsoft.com/office/word/2010/wordprocessingGroup" xmlns:wpi="http://schemas.microsoft.com/office/word/2010/wordprocessingInk" xmlns:wne="http://schemas.microsoft.com/office/word/2006/wordml" xmlns:wps="http://schemas.microsoft.com/office/word/2010/wordprocessingShape" mc:Ignorable="w14 w15 w16se w16cid wp14">
+<w:endnotes xmlns:wpc="http://schemas.microsoft.com/office/word/2010/wordprocessingCanvas" xmlns:cx="http://schemas.microsoft.com/office/drawing/2014/chartex" xmlns:cx1="http://schemas.microsoft.com/office/drawing/2015/9/8/chartex" xmlns:cx2="http://schemas.microsoft.com/office/drawing/2015/10/21/chartex" xmlns:cx3="http://schemas.microsoft.com/office/drawing/2016/5/9/chartex" xmlns:cx4="http://schemas.microsoft.com/office/drawing/2016/5/10/chartex" xmlns:cx5="http://schemas.microsoft.com/office/drawing/2016/5/11/chartex" xmlns:cx6="http://schemas.microsoft.com/office/drawing/2016/5/12/chartex" xmlns:cx7="http://schemas.microsoft.com/office/drawing/2016/5/13/chartex" xmlns:cx8="http://schemas.microsoft.com/office/drawing/2016/5/14/chartex" xmlns:mc="http://schemas.openxmlformats.org/markup-compatibility/2006" xmlns:aink="http://schemas.microsoft.com/office/drawing/2016/ink" xmlns:am3d="http://schemas.microsoft.com/office/drawing/2017/model3d" xmlns:o="urn:schemas-microsoft-com:office:office" xmlns:oel="http://schemas.microsoft.com/office/2019/extlst" xmlns:r="http://schemas.openxmlformats.org/officeDocument/2006/relationships" xmlns:m="http://schemas.openxmlformats.org/officeDocument/2006/math" xmlns:v="urn:schemas-microsoft-com:vml" xmlns:wp14="http://schemas.microsoft.com/office/word/2010/wordprocessingDrawing" xmlns:wp="http://schemas.openxmlformats.org/drawingml/2006/wordprocessingDrawing" xmlns:w10="urn:schemas-microsoft-com:office:word" xmlns:w="http://schemas.openxmlformats.org/wordprocessingml/2006/main" xmlns:w14="http://schemas.microsoft.com/office/word/2010/wordml" xmlns:w15="http://schemas.microsoft.com/office/word/2012/wordml" xmlns:w16cex="http://schemas.microsoft.com/office/word/2018/wordml/cex" xmlns:w16cid="http://schemas.microsoft.com/office/word/2016/wordml/cid" xmlns:w16="http://schemas.microsoft.com/office/word/2018/wordml" xmlns:w16du="http://schemas.microsoft.com/office/word/2023/wordml/word16du" xmlns:w16sdtdh="http://schemas.microsoft.com/office/word/2020/wordml/sdtdatahash" xmlns:w16sdtfl="http://schemas.microsoft.com/office/word/2024/wordml/sdtformatlock" xmlns:w16se="http://schemas.microsoft.com/office/word/2015/wordml/symex" xmlns:wpg="http://schemas.microsoft.com/office/word/2010/wordprocessingGroup" xmlns:wpi="http://schemas.microsoft.com/office/word/2010/wordprocessingInk" xmlns:wne="http://schemas.microsoft.com/office/word/2006/wordml" xmlns:wps="http://schemas.microsoft.com/office/word/2010/wordprocessingShape" mc:Ignorable="w14 w15 w16se w16cid w16 w16cex w16sdtdh w16sdtfl w16du wp14">
   <w:endnote w:type="separator" w:id="-1">
     <w:p>
       <w:pPr>
@@ -28705,12 +29239,11 @@
 </file>
 
 <file path=word/footer1.xml><?xml version="1.0" encoding="utf-8"?>
-<w:ftr xmlns:wpc="http://schemas.microsoft.com/office/word/2010/wordprocessingCanvas" xmlns:cx="http://schemas.microsoft.com/office/drawing/2014/chartex" xmlns:cx1="http://schemas.microsoft.com/office/drawing/2015/9/8/chartex" xmlns:cx2="http://schemas.microsoft.com/office/drawing/2015/10/21/chartex" xmlns:cx3="http://schemas.microsoft.com/office/drawing/2016/5/9/chartex" xmlns:cx4="http://schemas.microsoft.com/office/drawing/2016/5/10/chartex" xmlns:cx5="http://schemas.microsoft.com/office/drawing/2016/5/11/chartex" xmlns:cx6="http://schemas.microsoft.com/office/drawing/2016/5/12/chartex" xmlns:cx7="http://schemas.microsoft.com/office/drawing/2016/5/13/chartex" xmlns:cx8="http://schemas.microsoft.com/office/drawing/2016/5/14/chartex" xmlns:mc="http://schemas.openxmlformats.org/markup-compatibility/2006" xmlns:aink="http://schemas.microsoft.com/office/drawing/2016/ink" xmlns:am3d="http://schemas.microsoft.com/office/drawing/2017/model3d" xmlns:o="urn:schemas-microsoft-com:office:office" xmlns:r="http://schemas.openxmlformats.org/officeDocument/2006/relationships" xmlns:m="http://schemas.openxmlformats.org/officeDocument/2006/math" xmlns:v="urn:schemas-microsoft-com:vml" xmlns:wp14="http://schemas.microsoft.com/office/word/2010/wordprocessingDrawing" xmlns:wp="http://schemas.openxmlformats.org/drawingml/2006/wordprocessingDrawing" xmlns:w10="urn:schemas-microsoft-com:office:word" xmlns:w="http://schemas.openxmlformats.org/wordprocessingml/2006/main" xmlns:w14="http://schemas.microsoft.com/office/word/2010/wordml" xmlns:w15="http://schemas.microsoft.com/office/word/2012/wordml" xmlns:w16cid="http://schemas.microsoft.com/office/word/2016/wordml/cid" xmlns:w16se="http://schemas.microsoft.com/office/word/2015/wordml/symex" xmlns:wpg="http://schemas.microsoft.com/office/word/2010/wordprocessingGroup" xmlns:wpi="http://schemas.microsoft.com/office/word/2010/wordprocessingInk" xmlns:wne="http://schemas.microsoft.com/office/word/2006/wordml" xmlns:wps="http://schemas.microsoft.com/office/word/2010/wordprocessingShape" mc:Ignorable="w14 w15 w16se w16cid wp14">
+<w:ftr xmlns:wpc="http://schemas.microsoft.com/office/word/2010/wordprocessingCanvas" xmlns:cx="http://schemas.microsoft.com/office/drawing/2014/chartex" xmlns:cx1="http://schemas.microsoft.com/office/drawing/2015/9/8/chartex" xmlns:cx2="http://schemas.microsoft.com/office/drawing/2015/10/21/chartex" xmlns:cx3="http://schemas.microsoft.com/office/drawing/2016/5/9/chartex" xmlns:cx4="http://schemas.microsoft.com/office/drawing/2016/5/10/chartex" xmlns:cx5="http://schemas.microsoft.com/office/drawing/2016/5/11/chartex" xmlns:cx6="http://schemas.microsoft.com/office/drawing/2016/5/12/chartex" xmlns:cx7="http://schemas.microsoft.com/office/drawing/2016/5/13/chartex" xmlns:cx8="http://schemas.microsoft.com/office/drawing/2016/5/14/chartex" xmlns:mc="http://schemas.openxmlformats.org/markup-compatibility/2006" xmlns:aink="http://schemas.microsoft.com/office/drawing/2016/ink" xmlns:am3d="http://schemas.microsoft.com/office/drawing/2017/model3d" xmlns:o="urn:schemas-microsoft-com:office:office" xmlns:oel="http://schemas.microsoft.com/office/2019/extlst" xmlns:r="http://schemas.openxmlformats.org/officeDocument/2006/relationships" xmlns:m="http://schemas.openxmlformats.org/officeDocument/2006/math" xmlns:v="urn:schemas-microsoft-com:vml" xmlns:wp14="http://schemas.microsoft.com/office/word/2010/wordprocessingDrawing" xmlns:wp="http://schemas.openxmlformats.org/drawingml/2006/wordprocessingDrawing" xmlns:w10="urn:schemas-microsoft-com:office:word" xmlns:w="http://schemas.openxmlformats.org/wordprocessingml/2006/main" xmlns:w14="http://schemas.microsoft.com/office/word/2010/wordml" xmlns:w15="http://schemas.microsoft.com/office/word/2012/wordml" xmlns:w16cex="http://schemas.microsoft.com/office/word/2018/wordml/cex" xmlns:w16cid="http://schemas.microsoft.com/office/word/2016/wordml/cid" xmlns:w16="http://schemas.microsoft.com/office/word/2018/wordml" xmlns:w16du="http://schemas.microsoft.com/office/word/2023/wordml/word16du" xmlns:w16sdtdh="http://schemas.microsoft.com/office/word/2020/wordml/sdtdatahash" xmlns:w16sdtfl="http://schemas.microsoft.com/office/word/2024/wordml/sdtformatlock" xmlns:w16se="http://schemas.microsoft.com/office/word/2015/wordml/symex" xmlns:wpg="http://schemas.microsoft.com/office/word/2010/wordprocessingGroup" xmlns:wpi="http://schemas.microsoft.com/office/word/2010/wordprocessingInk" xmlns:wne="http://schemas.microsoft.com/office/word/2006/wordml" xmlns:wps="http://schemas.microsoft.com/office/word/2010/wordprocessingShape" mc:Ignorable="w14 w15 w16se w16cid w16 w16cex w16sdtdh w16sdtfl w16du wp14">
   <w:sdt>
     <w:sdtPr>
       <w:id w:val="1954587929"/>
     </w:sdtPr>
-    <w:sdtEndPr/>
     <w:sdtContent>
       <w:p>
         <w:pPr>
@@ -28744,7 +29277,7 @@
 </file>
 
 <file path=word/footnotes.xml><?xml version="1.0" encoding="utf-8"?>
-<w:footnotes xmlns:wpc="http://schemas.microsoft.com/office/word/2010/wordprocessingCanvas" xmlns:cx="http://schemas.microsoft.com/office/drawing/2014/chartex" xmlns:cx1="http://schemas.microsoft.com/office/drawing/2015/9/8/chartex" xmlns:cx2="http://schemas.microsoft.com/office/drawing/2015/10/21/chartex" xmlns:cx3="http://schemas.microsoft.com/office/drawing/2016/5/9/chartex" xmlns:cx4="http://schemas.microsoft.com/office/drawing/2016/5/10/chartex" xmlns:cx5="http://schemas.microsoft.com/office/drawing/2016/5/11/chartex" xmlns:cx6="http://schemas.microsoft.com/office/drawing/2016/5/12/chartex" xmlns:cx7="http://schemas.microsoft.com/office/drawing/2016/5/13/chartex" xmlns:cx8="http://schemas.microsoft.com/office/drawing/2016/5/14/chartex" xmlns:mc="http://schemas.openxmlformats.org/markup-compatibility/2006" xmlns:aink="http://schemas.microsoft.com/office/drawing/2016/ink" xmlns:am3d="http://schemas.microsoft.com/office/drawing/2017/model3d" xmlns:o="urn:schemas-microsoft-com:office:office" xmlns:r="http://schemas.openxmlformats.org/officeDocument/2006/relationships" xmlns:m="http://schemas.openxmlformats.org/officeDocument/2006/math" xmlns:v="urn:schemas-microsoft-com:vml" xmlns:wp14="http://schemas.microsoft.com/office/word/2010/wordprocessingDrawing" xmlns:wp="http://schemas.openxmlformats.org/drawingml/2006/wordprocessingDrawing" xmlns:w10="urn:schemas-microsoft-com:office:word" xmlns:w="http://schemas.openxmlformats.org/wordprocessingml/2006/main" xmlns:w14="http://schemas.microsoft.com/office/word/2010/wordml" xmlns:w15="http://schemas.microsoft.com/office/word/2012/wordml" xmlns:w16cid="http://schemas.microsoft.com/office/word/2016/wordml/cid" xmlns:w16se="http://schemas.microsoft.com/office/word/2015/wordml/symex" xmlns:wpg="http://schemas.microsoft.com/office/word/2010/wordprocessingGroup" xmlns:wpi="http://schemas.microsoft.com/office/word/2010/wordprocessingInk" xmlns:wne="http://schemas.microsoft.com/office/word/2006/wordml" xmlns:wps="http://schemas.microsoft.com/office/word/2010/wordprocessingShape" mc:Ignorable="w14 w15 w16se w16cid wp14">
+<w:footnotes xmlns:wpc="http://schemas.microsoft.com/office/word/2010/wordprocessingCanvas" xmlns:cx="http://schemas.microsoft.com/office/drawing/2014/chartex" xmlns:cx1="http://schemas.microsoft.com/office/drawing/2015/9/8/chartex" xmlns:cx2="http://schemas.microsoft.com/office/drawing/2015/10/21/chartex" xmlns:cx3="http://schemas.microsoft.com/office/drawing/2016/5/9/chartex" xmlns:cx4="http://schemas.microsoft.com/office/drawing/2016/5/10/chartex" xmlns:cx5="http://schemas.microsoft.com/office/drawing/2016/5/11/chartex" xmlns:cx6="http://schemas.microsoft.com/office/drawing/2016/5/12/chartex" xmlns:cx7="http://schemas.microsoft.com/office/drawing/2016/5/13/chartex" xmlns:cx8="http://schemas.microsoft.com/office/drawing/2016/5/14/chartex" xmlns:mc="http://schemas.openxmlformats.org/markup-compatibility/2006" xmlns:aink="http://schemas.microsoft.com/office/drawing/2016/ink" xmlns:am3d="http://schemas.microsoft.com/office/drawing/2017/model3d" xmlns:o="urn:schemas-microsoft-com:office:office" xmlns:oel="http://schemas.microsoft.com/office/2019/extlst" xmlns:r="http://schemas.openxmlformats.org/officeDocument/2006/relationships" xmlns:m="http://schemas.openxmlformats.org/officeDocument/2006/math" xmlns:v="urn:schemas-microsoft-com:vml" xmlns:wp14="http://schemas.microsoft.com/office/word/2010/wordprocessingDrawing" xmlns:wp="http://schemas.openxmlformats.org/drawingml/2006/wordprocessingDrawing" xmlns:w10="urn:schemas-microsoft-com:office:word" xmlns:w="http://schemas.openxmlformats.org/wordprocessingml/2006/main" xmlns:w14="http://schemas.microsoft.com/office/word/2010/wordml" xmlns:w15="http://schemas.microsoft.com/office/word/2012/wordml" xmlns:w16cex="http://schemas.microsoft.com/office/word/2018/wordml/cex" xmlns:w16cid="http://schemas.microsoft.com/office/word/2016/wordml/cid" xmlns:w16="http://schemas.microsoft.com/office/word/2018/wordml" xmlns:w16du="http://schemas.microsoft.com/office/word/2023/wordml/word16du" xmlns:w16sdtdh="http://schemas.microsoft.com/office/word/2020/wordml/sdtdatahash" xmlns:w16sdtfl="http://schemas.microsoft.com/office/word/2024/wordml/sdtformatlock" xmlns:w16se="http://schemas.microsoft.com/office/word/2015/wordml/symex" xmlns:wpg="http://schemas.microsoft.com/office/word/2010/wordprocessingGroup" xmlns:wpi="http://schemas.microsoft.com/office/word/2010/wordprocessingInk" xmlns:wne="http://schemas.microsoft.com/office/word/2006/wordml" xmlns:wps="http://schemas.microsoft.com/office/word/2010/wordprocessingShape" mc:Ignorable="w14 w15 w16se w16cid w16 w16cex w16sdtdh w16sdtfl w16du wp14">
   <w:footnote w:type="separator" w:id="-1">
     <w:p>
       <w:pPr>
@@ -28769,7 +29302,7 @@
 </file>
 
 <file path=word/header1.xml><?xml version="1.0" encoding="utf-8"?>
-<w:hdr xmlns:wpc="http://schemas.microsoft.com/office/word/2010/wordprocessingCanvas" xmlns:cx="http://schemas.microsoft.com/office/drawing/2014/chartex" xmlns:cx1="http://schemas.microsoft.com/office/drawing/2015/9/8/chartex" xmlns:cx2="http://schemas.microsoft.com/office/drawing/2015/10/21/chartex" xmlns:cx3="http://schemas.microsoft.com/office/drawing/2016/5/9/chartex" xmlns:cx4="http://schemas.microsoft.com/office/drawing/2016/5/10/chartex" xmlns:cx5="http://schemas.microsoft.com/office/drawing/2016/5/11/chartex" xmlns:cx6="http://schemas.microsoft.com/office/drawing/2016/5/12/chartex" xmlns:cx7="http://schemas.microsoft.com/office/drawing/2016/5/13/chartex" xmlns:cx8="http://schemas.microsoft.com/office/drawing/2016/5/14/chartex" xmlns:mc="http://schemas.openxmlformats.org/markup-compatibility/2006" xmlns:aink="http://schemas.microsoft.com/office/drawing/2016/ink" xmlns:am3d="http://schemas.microsoft.com/office/drawing/2017/model3d" xmlns:o="urn:schemas-microsoft-com:office:office" xmlns:r="http://schemas.openxmlformats.org/officeDocument/2006/relationships" xmlns:m="http://schemas.openxmlformats.org/officeDocument/2006/math" xmlns:v="urn:schemas-microsoft-com:vml" xmlns:wp14="http://schemas.microsoft.com/office/word/2010/wordprocessingDrawing" xmlns:wp="http://schemas.openxmlformats.org/drawingml/2006/wordprocessingDrawing" xmlns:w10="urn:schemas-microsoft-com:office:word" xmlns:w="http://schemas.openxmlformats.org/wordprocessingml/2006/main" xmlns:w14="http://schemas.microsoft.com/office/word/2010/wordml" xmlns:w15="http://schemas.microsoft.com/office/word/2012/wordml" xmlns:w16cid="http://schemas.microsoft.com/office/word/2016/wordml/cid" xmlns:w16se="http://schemas.microsoft.com/office/word/2015/wordml/symex" xmlns:wpg="http://schemas.microsoft.com/office/word/2010/wordprocessingGroup" xmlns:wpi="http://schemas.microsoft.com/office/word/2010/wordprocessingInk" xmlns:wne="http://schemas.microsoft.com/office/word/2006/wordml" xmlns:wps="http://schemas.microsoft.com/office/word/2010/wordprocessingShape" mc:Ignorable="w14 w15 w16se w16cid wp14">
+<w:hdr xmlns:wpc="http://schemas.microsoft.com/office/word/2010/wordprocessingCanvas" xmlns:cx="http://schemas.microsoft.com/office/drawing/2014/chartex" xmlns:cx1="http://schemas.microsoft.com/office/drawing/2015/9/8/chartex" xmlns:cx2="http://schemas.microsoft.com/office/drawing/2015/10/21/chartex" xmlns:cx3="http://schemas.microsoft.com/office/drawing/2016/5/9/chartex" xmlns:cx4="http://schemas.microsoft.com/office/drawing/2016/5/10/chartex" xmlns:cx5="http://schemas.microsoft.com/office/drawing/2016/5/11/chartex" xmlns:cx6="http://schemas.microsoft.com/office/drawing/2016/5/12/chartex" xmlns:cx7="http://schemas.microsoft.com/office/drawing/2016/5/13/chartex" xmlns:cx8="http://schemas.microsoft.com/office/drawing/2016/5/14/chartex" xmlns:mc="http://schemas.openxmlformats.org/markup-compatibility/2006" xmlns:aink="http://schemas.microsoft.com/office/drawing/2016/ink" xmlns:am3d="http://schemas.microsoft.com/office/drawing/2017/model3d" xmlns:o="urn:schemas-microsoft-com:office:office" xmlns:oel="http://schemas.microsoft.com/office/2019/extlst" xmlns:r="http://schemas.openxmlformats.org/officeDocument/2006/relationships" xmlns:m="http://schemas.openxmlformats.org/officeDocument/2006/math" xmlns:v="urn:schemas-microsoft-com:vml" xmlns:wp14="http://schemas.microsoft.com/office/word/2010/wordprocessingDrawing" xmlns:wp="http://schemas.openxmlformats.org/drawingml/2006/wordprocessingDrawing" xmlns:w10="urn:schemas-microsoft-com:office:word" xmlns:w="http://schemas.openxmlformats.org/wordprocessingml/2006/main" xmlns:w14="http://schemas.microsoft.com/office/word/2010/wordml" xmlns:w15="http://schemas.microsoft.com/office/word/2012/wordml" xmlns:w16cex="http://schemas.microsoft.com/office/word/2018/wordml/cex" xmlns:w16cid="http://schemas.microsoft.com/office/word/2016/wordml/cid" xmlns:w16="http://schemas.microsoft.com/office/word/2018/wordml" xmlns:w16du="http://schemas.microsoft.com/office/word/2023/wordml/word16du" xmlns:w16sdtdh="http://schemas.microsoft.com/office/word/2020/wordml/sdtdatahash" xmlns:w16sdtfl="http://schemas.microsoft.com/office/word/2024/wordml/sdtformatlock" xmlns:w16se="http://schemas.microsoft.com/office/word/2015/wordml/symex" xmlns:wpg="http://schemas.microsoft.com/office/word/2010/wordprocessingGroup" xmlns:wpi="http://schemas.microsoft.com/office/word/2010/wordprocessingInk" xmlns:wne="http://schemas.microsoft.com/office/word/2006/wordml" xmlns:wps="http://schemas.microsoft.com/office/word/2010/wordprocessingShape" mc:Ignorable="w14 w15 w16se w16cid w16 w16cex w16sdtdh w16sdtfl w16du wp14">
   <w:p>
     <w:pPr>
       <w:pStyle w:val="Heading3"/>
@@ -28793,7 +29326,7 @@
 </file>
 
 <file path=word/numbering.xml><?xml version="1.0" encoding="utf-8"?>
-<w:numbering xmlns:wpc="http://schemas.microsoft.com/office/word/2010/wordprocessingCanvas" xmlns:cx="http://schemas.microsoft.com/office/drawing/2014/chartex" xmlns:cx1="http://schemas.microsoft.com/office/drawing/2015/9/8/chartex" xmlns:cx2="http://schemas.microsoft.com/office/drawing/2015/10/21/chartex" xmlns:cx3="http://schemas.microsoft.com/office/drawing/2016/5/9/chartex" xmlns:cx4="http://schemas.microsoft.com/office/drawing/2016/5/10/chartex" xmlns:cx5="http://schemas.microsoft.com/office/drawing/2016/5/11/chartex" xmlns:cx6="http://schemas.microsoft.com/office/drawing/2016/5/12/chartex" xmlns:cx7="http://schemas.microsoft.com/office/drawing/2016/5/13/chartex" xmlns:cx8="http://schemas.microsoft.com/office/drawing/2016/5/14/chartex" xmlns:mc="http://schemas.openxmlformats.org/markup-compatibility/2006" xmlns:aink="http://schemas.microsoft.com/office/drawing/2016/ink" xmlns:am3d="http://schemas.microsoft.com/office/drawing/2017/model3d" xmlns:o="urn:schemas-microsoft-com:office:office" xmlns:r="http://schemas.openxmlformats.org/officeDocument/2006/relationships" xmlns:m="http://schemas.openxmlformats.org/officeDocument/2006/math" xmlns:v="urn:schemas-microsoft-com:vml" xmlns:wp14="http://schemas.microsoft.com/office/word/2010/wordprocessingDrawing" xmlns:wp="http://schemas.openxmlformats.org/drawingml/2006/wordprocessingDrawing" xmlns:w10="urn:schemas-microsoft-com:office:word" xmlns:w="http://schemas.openxmlformats.org/wordprocessingml/2006/main" xmlns:w14="http://schemas.microsoft.com/office/word/2010/wordml" xmlns:w15="http://schemas.microsoft.com/office/word/2012/wordml" xmlns:w16cid="http://schemas.microsoft.com/office/word/2016/wordml/cid" xmlns:w16se="http://schemas.microsoft.com/office/word/2015/wordml/symex" xmlns:wpg="http://schemas.microsoft.com/office/word/2010/wordprocessingGroup" xmlns:wpi="http://schemas.microsoft.com/office/word/2010/wordprocessingInk" xmlns:wne="http://schemas.microsoft.com/office/word/2006/wordml" xmlns:wps="http://schemas.microsoft.com/office/word/2010/wordprocessingShape" mc:Ignorable="w14 w15 w16se w16cid wp14">
+<w:numbering xmlns:wpc="http://schemas.microsoft.com/office/word/2010/wordprocessingCanvas" xmlns:cx="http://schemas.microsoft.com/office/drawing/2014/chartex" xmlns:cx1="http://schemas.microsoft.com/office/drawing/2015/9/8/chartex" xmlns:cx2="http://schemas.microsoft.com/office/drawing/2015/10/21/chartex" xmlns:cx3="http://schemas.microsoft.com/office/drawing/2016/5/9/chartex" xmlns:cx4="http://schemas.microsoft.com/office/drawing/2016/5/10/chartex" xmlns:cx5="http://schemas.microsoft.com/office/drawing/2016/5/11/chartex" xmlns:cx6="http://schemas.microsoft.com/office/drawing/2016/5/12/chartex" xmlns:cx7="http://schemas.microsoft.com/office/drawing/2016/5/13/chartex" xmlns:cx8="http://schemas.microsoft.com/office/drawing/2016/5/14/chartex" xmlns:mc="http://schemas.openxmlformats.org/markup-compatibility/2006" xmlns:aink="http://schemas.microsoft.com/office/drawing/2016/ink" xmlns:am3d="http://schemas.microsoft.com/office/drawing/2017/model3d" xmlns:o="urn:schemas-microsoft-com:office:office" xmlns:oel="http://schemas.microsoft.com/office/2019/extlst" xmlns:r="http://schemas.openxmlformats.org/officeDocument/2006/relationships" xmlns:m="http://schemas.openxmlformats.org/officeDocument/2006/math" xmlns:v="urn:schemas-microsoft-com:vml" xmlns:wp14="http://schemas.microsoft.com/office/word/2010/wordprocessingDrawing" xmlns:wp="http://schemas.openxmlformats.org/drawingml/2006/wordprocessingDrawing" xmlns:w10="urn:schemas-microsoft-com:office:word" xmlns:w="http://schemas.openxmlformats.org/wordprocessingml/2006/main" xmlns:w14="http://schemas.microsoft.com/office/word/2010/wordml" xmlns:w15="http://schemas.microsoft.com/office/word/2012/wordml" xmlns:w16cex="http://schemas.microsoft.com/office/word/2018/wordml/cex" xmlns:w16cid="http://schemas.microsoft.com/office/word/2016/wordml/cid" xmlns:w16="http://schemas.microsoft.com/office/word/2018/wordml" xmlns:w16du="http://schemas.microsoft.com/office/word/2023/wordml/word16du" xmlns:w16sdtdh="http://schemas.microsoft.com/office/word/2020/wordml/sdtdatahash" xmlns:w16sdtfl="http://schemas.microsoft.com/office/word/2024/wordml/sdtformatlock" xmlns:w16se="http://schemas.microsoft.com/office/word/2015/wordml/symex" xmlns:wpg="http://schemas.microsoft.com/office/word/2010/wordprocessingGroup" xmlns:wpi="http://schemas.microsoft.com/office/word/2010/wordprocessingInk" xmlns:wne="http://schemas.microsoft.com/office/word/2006/wordml" xmlns:wps="http://schemas.microsoft.com/office/word/2010/wordprocessingShape" mc:Ignorable="w14 w15 w16se w16cid w16 w16cex w16sdtdh w16sdtfl w16du wp14">
   <w:abstractNum w:abstractNumId="0" w15:restartNumberingAfterBreak="0">
     <w:nsid w:val="00000001"/>
     <w:multiLevelType w:val="multilevel"/>
@@ -29422,26 +29955,26 @@
       </w:rPr>
     </w:lvl>
   </w:abstractNum>
-  <w:num w:numId="1">
+  <w:num w:numId="1" w16cid:durableId="149563026">
     <w:abstractNumId w:val="0"/>
   </w:num>
-  <w:num w:numId="2">
+  <w:num w:numId="2" w16cid:durableId="406659997">
     <w:abstractNumId w:val="2"/>
   </w:num>
-  <w:num w:numId="3">
+  <w:num w:numId="3" w16cid:durableId="833180552">
     <w:abstractNumId w:val="4"/>
   </w:num>
-  <w:num w:numId="4">
+  <w:num w:numId="4" w16cid:durableId="409817116">
     <w:abstractNumId w:val="3"/>
   </w:num>
-  <w:num w:numId="5">
+  <w:num w:numId="5" w16cid:durableId="993291531">
     <w:abstractNumId w:val="1"/>
   </w:num>
 </w:numbering>
 </file>
 
 <file path=word/styles.xml><?xml version="1.0" encoding="utf-8"?>
-<w:styles xmlns:mc="http://schemas.openxmlformats.org/markup-compatibility/2006" xmlns:r="http://schemas.openxmlformats.org/officeDocument/2006/relationships" xmlns:w="http://schemas.openxmlformats.org/wordprocessingml/2006/main" xmlns:w14="http://schemas.microsoft.com/office/word/2010/wordml" xmlns:w15="http://schemas.microsoft.com/office/word/2012/wordml" xmlns:w16cid="http://schemas.microsoft.com/office/word/2016/wordml/cid" xmlns:w16se="http://schemas.microsoft.com/office/word/2015/wordml/symex" mc:Ignorable="w14 w15 w16se w16cid">
+<w:styles xmlns:mc="http://schemas.openxmlformats.org/markup-compatibility/2006" xmlns:r="http://schemas.openxmlformats.org/officeDocument/2006/relationships" xmlns:w="http://schemas.openxmlformats.org/wordprocessingml/2006/main" xmlns:w14="http://schemas.microsoft.com/office/word/2010/wordml" xmlns:w15="http://schemas.microsoft.com/office/word/2012/wordml" xmlns:w16cex="http://schemas.microsoft.com/office/word/2018/wordml/cex" xmlns:w16cid="http://schemas.microsoft.com/office/word/2016/wordml/cid" xmlns:w16="http://schemas.microsoft.com/office/word/2018/wordml" xmlns:w16du="http://schemas.microsoft.com/office/word/2023/wordml/word16du" xmlns:w16sdtdh="http://schemas.microsoft.com/office/word/2020/wordml/sdtdatahash" xmlns:w16sdtfl="http://schemas.microsoft.com/office/word/2024/wordml/sdtformatlock" xmlns:w16se="http://schemas.microsoft.com/office/word/2015/wordml/symex" mc:Ignorable="w14 w15 w16se w16cid w16 w16cex w16sdtdh w16sdtfl w16du">
   <w:docDefaults>
     <w:rPrDefault>
       <w:rPr>
@@ -29451,7 +29984,7 @@
     </w:rPrDefault>
     <w:pPrDefault/>
   </w:docDefaults>
-  <w:latentStyles w:defLockedState="0" w:defUIPriority="99" w:defSemiHidden="0" w:defUnhideWhenUsed="0" w:defQFormat="0" w:count="375">
+  <w:latentStyles w:defLockedState="0" w:defUIPriority="99" w:defSemiHidden="0" w:defUnhideWhenUsed="0" w:defQFormat="0" w:count="376">
     <w:lsdException w:name="Normal" w:uiPriority="0" w:qFormat="1"/>
     <w:lsdException w:name="heading 1" w:uiPriority="0" w:qFormat="1"/>
     <w:lsdException w:name="heading 2" w:uiPriority="0" w:qFormat="1"/>
@@ -29824,6 +30357,7 @@
     <w:lsdException w:name="Smart Hyperlink" w:semiHidden="1" w:unhideWhenUsed="1"/>
     <w:lsdException w:name="Hashtag" w:semiHidden="1" w:unhideWhenUsed="1"/>
     <w:lsdException w:name="Unresolved Mention" w:semiHidden="1" w:unhideWhenUsed="1"/>
+    <w:lsdException w:name="Smart Link" w:semiHidden="1" w:unhideWhenUsed="1"/>
   </w:latentStyles>
   <w:style w:type="paragraph" w:default="1" w:styleId="Normal">
     <w:name w:val="Normal"/>
@@ -29923,7 +30457,6 @@
   <w:style w:type="character" w:default="1" w:styleId="DefaultParagraphFont">
     <w:name w:val="Default Paragraph Font"/>
     <w:uiPriority w:val="1"/>
-    <w:semiHidden/>
     <w:unhideWhenUsed/>
   </w:style>
   <w:style w:type="table" w:default="1" w:styleId="TableNormal">

--- a/Docs/Requirements/SRS.docx
+++ b/Docs/Requirements/SRS.docx
@@ -10,10 +10,6 @@
           <w:bottom w:val="thinThickSmallGap" w:sz="24" w:space="31" w:color="auto"/>
           <w:right w:val="thinThickSmallGap" w:sz="24" w:space="4" w:color="auto"/>
         </w:pBdr>
-        <w:tabs>
-          <w:tab w:val="left" w:pos="7371"/>
-        </w:tabs>
-        <w:jc w:val="center"/>
         <w:rPr>
           <w:rFonts w:ascii="Times New Roman" w:hAnsi="Times New Roman" w:cs="Times New Roman"/>
           <w:b/>
@@ -22,16 +18,6 @@
           <w:szCs w:val="28"/>
         </w:rPr>
       </w:pPr>
-      <w:r>
-        <w:rPr>
-          <w:rFonts w:ascii="Times New Roman" w:hAnsi="Times New Roman" w:cs="Times New Roman"/>
-          <w:b/>
-          <w:bCs/>
-          <w:sz w:val="28"/>
-          <w:szCs w:val="28"/>
-        </w:rPr>
-        <w:t xml:space="preserve">TRƯỜNG ĐẠI HỌC GIAO THÔNG VẬN TẢI TP.HỒ CHÍ MINH </w:t>
-      </w:r>
     </w:p>
     <w:p>
       <w:pPr>
@@ -41,7 +27,6 @@
           <w:bottom w:val="thinThickSmallGap" w:sz="24" w:space="31" w:color="auto"/>
           <w:right w:val="thinThickSmallGap" w:sz="24" w:space="4" w:color="auto"/>
         </w:pBdr>
-        <w:jc w:val="center"/>
         <w:rPr>
           <w:rFonts w:ascii="Times New Roman" w:hAnsi="Times New Roman" w:cs="Times New Roman"/>
           <w:b/>
@@ -50,16 +35,6 @@
           <w:szCs w:val="28"/>
         </w:rPr>
       </w:pPr>
-      <w:r>
-        <w:rPr>
-          <w:rFonts w:ascii="Times New Roman" w:hAnsi="Times New Roman" w:cs="Times New Roman"/>
-          <w:b/>
-          <w:bCs/>
-          <w:sz w:val="28"/>
-          <w:szCs w:val="28"/>
-        </w:rPr>
-        <w:t>KHOA CÔNG NGHỆ THÔNG TIN</w:t>
-      </w:r>
     </w:p>
     <w:p>
       <w:pPr>
@@ -69,13 +44,12 @@
           <w:bottom w:val="thinThickSmallGap" w:sz="24" w:space="31" w:color="auto"/>
           <w:right w:val="thinThickSmallGap" w:sz="24" w:space="4" w:color="auto"/>
         </w:pBdr>
-        <w:jc w:val="center"/>
         <w:rPr>
           <w:rFonts w:ascii="Times New Roman" w:hAnsi="Times New Roman" w:cs="Times New Roman"/>
           <w:b/>
           <w:bCs/>
-          <w:sz w:val="28"/>
-          <w:szCs w:val="28"/>
+          <w:sz w:val="36"/>
+          <w:szCs w:val="36"/>
         </w:rPr>
       </w:pPr>
     </w:p>
@@ -87,15 +61,35 @@
           <w:bottom w:val="thinThickSmallGap" w:sz="24" w:space="31" w:color="auto"/>
           <w:right w:val="thinThickSmallGap" w:sz="24" w:space="4" w:color="auto"/>
         </w:pBdr>
-        <w:jc w:val="center"/>
+        <w:jc w:val="right"/>
         <w:rPr>
           <w:rFonts w:ascii="Times New Roman" w:hAnsi="Times New Roman" w:cs="Times New Roman"/>
           <w:b/>
           <w:bCs/>
-          <w:sz w:val="28"/>
-          <w:szCs w:val="28"/>
-        </w:rPr>
-      </w:pPr>
+          <w:sz w:val="44"/>
+          <w:szCs w:val="44"/>
+        </w:rPr>
+      </w:pPr>
+      <w:r>
+        <w:rPr>
+          <w:rFonts w:ascii="Times New Roman" w:hAnsi="Times New Roman" w:cs="Times New Roman"/>
+          <w:b/>
+          <w:bCs/>
+          <w:sz w:val="44"/>
+          <w:szCs w:val="44"/>
+        </w:rPr>
+        <w:t>T</w:t>
+      </w:r>
+      <w:r>
+        <w:rPr>
+          <w:rFonts w:ascii="Times New Roman" w:hAnsi="Times New Roman" w:cs="Times New Roman"/>
+          <w:b/>
+          <w:bCs/>
+          <w:sz w:val="44"/>
+          <w:szCs w:val="44"/>
+        </w:rPr>
+        <w:t>ÀI LIỆU ĐẶC TẢ YÊU CẦU PHẦN MỀM</w:t>
+      </w:r>
     </w:p>
     <w:p>
       <w:pPr>
@@ -105,13 +99,25 @@
           <w:bottom w:val="thinThickSmallGap" w:sz="24" w:space="31" w:color="auto"/>
           <w:right w:val="thinThickSmallGap" w:sz="24" w:space="4" w:color="auto"/>
         </w:pBdr>
-        <w:jc w:val="center"/>
-        <w:rPr>
-          <w:rFonts w:ascii="Times New Roman" w:hAnsi="Times New Roman" w:cs="Times New Roman"/>
-          <w:noProof/>
-          <w:szCs w:val="24"/>
-        </w:rPr>
-      </w:pPr>
+        <w:jc w:val="right"/>
+        <w:rPr>
+          <w:rFonts w:ascii="Times New Roman" w:hAnsi="Times New Roman" w:cs="Times New Roman"/>
+          <w:b/>
+          <w:bCs/>
+          <w:sz w:val="44"/>
+          <w:szCs w:val="44"/>
+        </w:rPr>
+      </w:pPr>
+      <w:r>
+        <w:rPr>
+          <w:rFonts w:ascii="Times New Roman" w:hAnsi="Times New Roman" w:cs="Times New Roman"/>
+          <w:b/>
+          <w:bCs/>
+          <w:sz w:val="44"/>
+          <w:szCs w:val="44"/>
+        </w:rPr>
+        <w:t>(Software Requirement Specification – SRS)</w:t>
+      </w:r>
     </w:p>
     <w:p>
       <w:pPr>
@@ -121,70 +127,14 @@
           <w:bottom w:val="thinThickSmallGap" w:sz="24" w:space="31" w:color="auto"/>
           <w:right w:val="thinThickSmallGap" w:sz="24" w:space="4" w:color="auto"/>
         </w:pBdr>
-        <w:jc w:val="center"/>
+        <w:jc w:val="right"/>
         <w:rPr>
           <w:rFonts w:ascii="Times New Roman" w:hAnsi="Times New Roman" w:cs="Times New Roman"/>
           <w:b/>
-          <w:bCs/>
-          <w:sz w:val="28"/>
-          <w:szCs w:val="28"/>
-        </w:rPr>
-      </w:pPr>
-      <w:r>
-        <w:rPr>
-          <w:rFonts w:ascii="Times New Roman" w:hAnsi="Times New Roman" w:cs="Times New Roman"/>
-          <w:noProof/>
-          <w:szCs w:val="24"/>
-        </w:rPr>
-        <w:drawing>
-          <wp:inline distT="0" distB="0" distL="0" distR="0" wp14:anchorId="4D60BD38" wp14:editId="1347F3EC">
-            <wp:extent cx="3873500" cy="1082289"/>
-            <wp:effectExtent l="0" t="0" r="0" b="3810"/>
-            <wp:docPr id="3" name="Picture 3"/>
-            <wp:cNvGraphicFramePr>
-              <a:graphicFrameLocks xmlns:a="http://schemas.openxmlformats.org/drawingml/2006/main" noChangeAspect="1"/>
-            </wp:cNvGraphicFramePr>
-            <a:graphic xmlns:a="http://schemas.openxmlformats.org/drawingml/2006/main">
-              <a:graphicData uri="http://schemas.openxmlformats.org/drawingml/2006/picture">
-                <pic:pic xmlns:pic="http://schemas.openxmlformats.org/drawingml/2006/picture">
-                  <pic:nvPicPr>
-                    <pic:cNvPr id="4" name="Picture 4"/>
-                    <pic:cNvPicPr>
-                      <a:picLocks noChangeAspect="1" noChangeArrowheads="1"/>
-                    </pic:cNvPicPr>
-                  </pic:nvPicPr>
-                  <pic:blipFill>
-                    <a:blip r:embed="rId8">
-                      <a:extLst>
-                        <a:ext uri="{28A0092B-C50C-407E-A947-70E740481C1C}">
-                          <a14:useLocalDpi xmlns:a14="http://schemas.microsoft.com/office/drawing/2010/main" val="0"/>
-                        </a:ext>
-                      </a:extLst>
-                    </a:blip>
-                    <a:srcRect/>
-                    <a:stretch>
-                      <a:fillRect/>
-                    </a:stretch>
-                  </pic:blipFill>
-                  <pic:spPr>
-                    <a:xfrm>
-                      <a:off x="0" y="0"/>
-                      <a:ext cx="3939218" cy="1100651"/>
-                    </a:xfrm>
-                    <a:prstGeom prst="rect">
-                      <a:avLst/>
-                    </a:prstGeom>
-                    <a:noFill/>
-                    <a:ln>
-                      <a:noFill/>
-                    </a:ln>
-                  </pic:spPr>
-                </pic:pic>
-              </a:graphicData>
-            </a:graphic>
-          </wp:inline>
-        </w:drawing>
-      </w:r>
+          <w:sz w:val="36"/>
+          <w:szCs w:val="36"/>
+        </w:rPr>
+      </w:pPr>
     </w:p>
     <w:p>
       <w:pPr>
@@ -194,11 +144,10 @@
           <w:bottom w:val="thinThickSmallGap" w:sz="24" w:space="31" w:color="auto"/>
           <w:right w:val="thinThickSmallGap" w:sz="24" w:space="4" w:color="auto"/>
         </w:pBdr>
-        <w:jc w:val="center"/>
+        <w:jc w:val="right"/>
         <w:rPr>
           <w:rFonts w:ascii="Times New Roman" w:hAnsi="Times New Roman" w:cs="Times New Roman"/>
           <w:b/>
-          <w:bCs/>
           <w:sz w:val="36"/>
           <w:szCs w:val="36"/>
         </w:rPr>
@@ -212,24 +161,22 @@
           <w:bottom w:val="thinThickSmallGap" w:sz="24" w:space="31" w:color="auto"/>
           <w:right w:val="thinThickSmallGap" w:sz="24" w:space="4" w:color="auto"/>
         </w:pBdr>
-        <w:jc w:val="center"/>
+        <w:jc w:val="right"/>
         <w:rPr>
           <w:rFonts w:ascii="Times New Roman" w:hAnsi="Times New Roman" w:cs="Times New Roman"/>
           <w:b/>
-          <w:bCs/>
-          <w:sz w:val="36"/>
-          <w:szCs w:val="36"/>
+          <w:sz w:val="40"/>
+          <w:szCs w:val="40"/>
         </w:rPr>
       </w:pPr>
       <w:r>
         <w:rPr>
           <w:rFonts w:ascii="Times New Roman" w:hAnsi="Times New Roman" w:cs="Times New Roman"/>
           <w:b/>
-          <w:bCs/>
-          <w:sz w:val="36"/>
-          <w:szCs w:val="36"/>
-        </w:rPr>
-        <w:t>Tài liệu Kiểm Chứng Phần Mềm</w:t>
+          <w:sz w:val="40"/>
+          <w:szCs w:val="40"/>
+        </w:rPr>
+        <w:t>Online Shopping Store</w:t>
       </w:r>
     </w:p>
     <w:p>
@@ -240,7 +187,7 @@
           <w:bottom w:val="thinThickSmallGap" w:sz="24" w:space="31" w:color="auto"/>
           <w:right w:val="thinThickSmallGap" w:sz="24" w:space="4" w:color="auto"/>
         </w:pBdr>
-        <w:jc w:val="center"/>
+        <w:jc w:val="right"/>
         <w:rPr>
           <w:rFonts w:ascii="Times New Roman" w:hAnsi="Times New Roman" w:cs="Times New Roman"/>
           <w:b/>
@@ -248,25 +195,6 @@
           <w:szCs w:val="36"/>
         </w:rPr>
       </w:pPr>
-      <w:r>
-        <w:rPr>
-          <w:rFonts w:ascii="Times New Roman" w:hAnsi="Times New Roman" w:cs="Times New Roman"/>
-          <w:b/>
-          <w:bCs/>
-          <w:sz w:val="36"/>
-          <w:szCs w:val="36"/>
-        </w:rPr>
-        <w:t>Tên đề tài:</w:t>
-      </w:r>
-      <w:r>
-        <w:rPr>
-          <w:rFonts w:ascii="Times New Roman" w:hAnsi="Times New Roman" w:cs="Times New Roman"/>
-          <w:b/>
-          <w:sz w:val="36"/>
-          <w:szCs w:val="36"/>
-        </w:rPr>
-        <w:t xml:space="preserve"> Online Shopping Store</w:t>
-      </w:r>
     </w:p>
     <w:p>
       <w:pPr>
@@ -276,12 +204,12 @@
           <w:bottom w:val="thinThickSmallGap" w:sz="24" w:space="31" w:color="auto"/>
           <w:right w:val="thinThickSmallGap" w:sz="24" w:space="4" w:color="auto"/>
         </w:pBdr>
+        <w:jc w:val="right"/>
         <w:rPr>
           <w:rFonts w:ascii="Times New Roman" w:hAnsi="Times New Roman" w:cs="Times New Roman"/>
           <w:b/>
-          <w:bCs/>
-          <w:sz w:val="28"/>
-          <w:szCs w:val="28"/>
+          <w:sz w:val="36"/>
+          <w:szCs w:val="36"/>
         </w:rPr>
       </w:pPr>
     </w:p>
@@ -293,14 +221,33 @@
           <w:bottom w:val="thinThickSmallGap" w:sz="24" w:space="31" w:color="auto"/>
           <w:right w:val="thinThickSmallGap" w:sz="24" w:space="4" w:color="auto"/>
         </w:pBdr>
+        <w:jc w:val="right"/>
         <w:rPr>
           <w:rFonts w:ascii="Times New Roman" w:hAnsi="Times New Roman" w:cs="Times New Roman"/>
           <w:b/>
           <w:bCs/>
-          <w:sz w:val="28"/>
-          <w:szCs w:val="28"/>
-        </w:rPr>
-      </w:pPr>
+          <w:sz w:val="32"/>
+          <w:szCs w:val="32"/>
+        </w:rPr>
+      </w:pPr>
+      <w:r>
+        <w:rPr>
+          <w:rFonts w:ascii="Times New Roman" w:hAnsi="Times New Roman" w:cs="Times New Roman"/>
+          <w:b/>
+          <w:sz w:val="32"/>
+          <w:szCs w:val="32"/>
+        </w:rPr>
+        <w:t>Phiên bản</w:t>
+      </w:r>
+      <w:r>
+        <w:rPr>
+          <w:rFonts w:ascii="Times New Roman" w:hAnsi="Times New Roman" w:cs="Times New Roman"/>
+          <w:b/>
+          <w:sz w:val="32"/>
+          <w:szCs w:val="32"/>
+        </w:rPr>
+        <w:t>: v1.5</w:t>
+      </w:r>
     </w:p>
     <w:p>
       <w:pPr>
@@ -310,12 +257,13 @@
           <w:bottom w:val="thinThickSmallGap" w:sz="24" w:space="31" w:color="auto"/>
           <w:right w:val="thinThickSmallGap" w:sz="24" w:space="4" w:color="auto"/>
         </w:pBdr>
+        <w:jc w:val="right"/>
         <w:rPr>
           <w:rFonts w:ascii="Times New Roman" w:hAnsi="Times New Roman" w:cs="Times New Roman"/>
           <w:b/>
           <w:bCs/>
-          <w:sz w:val="28"/>
-          <w:szCs w:val="28"/>
+          <w:sz w:val="32"/>
+          <w:szCs w:val="32"/>
         </w:rPr>
       </w:pPr>
     </w:p>
@@ -331,10 +279,20 @@
           <w:rFonts w:ascii="Times New Roman" w:hAnsi="Times New Roman" w:cs="Times New Roman"/>
           <w:b/>
           <w:bCs/>
-          <w:sz w:val="28"/>
-          <w:szCs w:val="28"/>
-        </w:rPr>
-      </w:pPr>
+          <w:sz w:val="32"/>
+          <w:szCs w:val="32"/>
+        </w:rPr>
+      </w:pPr>
+      <w:r>
+        <w:rPr>
+          <w:rFonts w:ascii="Times New Roman" w:hAnsi="Times New Roman" w:cs="Times New Roman"/>
+          <w:b/>
+          <w:bCs/>
+          <w:sz w:val="32"/>
+          <w:szCs w:val="32"/>
+        </w:rPr>
+        <w:tab/>
+      </w:r>
     </w:p>
     <w:p>
       <w:pPr>
@@ -344,18 +302,25 @@
           <w:bottom w:val="thinThickSmallGap" w:sz="24" w:space="31" w:color="auto"/>
           <w:right w:val="thinThickSmallGap" w:sz="24" w:space="4" w:color="auto"/>
         </w:pBdr>
-        <w:tabs>
-          <w:tab w:val="left" w:pos="1701"/>
-          <w:tab w:val="left" w:pos="5812"/>
-        </w:tabs>
+        <w:jc w:val="right"/>
         <w:rPr>
           <w:rFonts w:ascii="Times New Roman" w:hAnsi="Times New Roman" w:cs="Times New Roman"/>
           <w:b/>
           <w:bCs/>
-          <w:sz w:val="28"/>
-          <w:szCs w:val="28"/>
-        </w:rPr>
-      </w:pPr>
+          <w:sz w:val="32"/>
+          <w:szCs w:val="32"/>
+        </w:rPr>
+      </w:pPr>
+      <w:r>
+        <w:rPr>
+          <w:rFonts w:ascii="Times New Roman" w:hAnsi="Times New Roman" w:cs="Times New Roman"/>
+          <w:b/>
+          <w:bCs/>
+          <w:sz w:val="32"/>
+          <w:szCs w:val="32"/>
+        </w:rPr>
+        <w:t>Giảng viên hướng dẫn: Ths. Nguyễn Văn Chiến</w:t>
+      </w:r>
     </w:p>
     <w:p>
       <w:pPr>
@@ -365,16 +330,13 @@
           <w:bottom w:val="thinThickSmallGap" w:sz="24" w:space="31" w:color="auto"/>
           <w:right w:val="thinThickSmallGap" w:sz="24" w:space="4" w:color="auto"/>
         </w:pBdr>
-        <w:tabs>
-          <w:tab w:val="left" w:pos="1701"/>
-          <w:tab w:val="left" w:pos="5812"/>
-        </w:tabs>
+        <w:jc w:val="right"/>
         <w:rPr>
           <w:rFonts w:ascii="Times New Roman" w:hAnsi="Times New Roman" w:cs="Times New Roman"/>
           <w:b/>
           <w:bCs/>
-          <w:sz w:val="28"/>
-          <w:szCs w:val="28"/>
+          <w:sz w:val="32"/>
+          <w:szCs w:val="32"/>
         </w:rPr>
       </w:pPr>
     </w:p>
@@ -386,18 +348,25 @@
           <w:bottom w:val="thinThickSmallGap" w:sz="24" w:space="31" w:color="auto"/>
           <w:right w:val="thinThickSmallGap" w:sz="24" w:space="4" w:color="auto"/>
         </w:pBdr>
-        <w:tabs>
-          <w:tab w:val="left" w:pos="1701"/>
-          <w:tab w:val="left" w:pos="5812"/>
-        </w:tabs>
+        <w:jc w:val="right"/>
         <w:rPr>
           <w:rFonts w:ascii="Times New Roman" w:hAnsi="Times New Roman" w:cs="Times New Roman"/>
           <w:b/>
           <w:bCs/>
-          <w:sz w:val="28"/>
-          <w:szCs w:val="28"/>
-        </w:rPr>
-      </w:pPr>
+          <w:sz w:val="32"/>
+          <w:szCs w:val="32"/>
+        </w:rPr>
+      </w:pPr>
+      <w:r>
+        <w:rPr>
+          <w:rFonts w:ascii="Times New Roman" w:hAnsi="Times New Roman" w:cs="Times New Roman"/>
+          <w:b/>
+          <w:bCs/>
+          <w:sz w:val="32"/>
+          <w:szCs w:val="32"/>
+        </w:rPr>
+        <w:t>Được tạo bởi: Lê Hoàng Thanh</w:t>
+      </w:r>
     </w:p>
     <w:p>
       <w:pPr>
@@ -407,16 +376,12 @@
           <w:bottom w:val="thinThickSmallGap" w:sz="24" w:space="31" w:color="auto"/>
           <w:right w:val="thinThickSmallGap" w:sz="24" w:space="4" w:color="auto"/>
         </w:pBdr>
-        <w:tabs>
-          <w:tab w:val="left" w:pos="1701"/>
-          <w:tab w:val="left" w:pos="5812"/>
-        </w:tabs>
         <w:rPr>
           <w:rFonts w:ascii="Times New Roman" w:hAnsi="Times New Roman" w:cs="Times New Roman"/>
           <w:b/>
           <w:bCs/>
-          <w:sz w:val="28"/>
-          <w:szCs w:val="28"/>
+          <w:sz w:val="32"/>
+          <w:szCs w:val="32"/>
         </w:rPr>
       </w:pPr>
     </w:p>
@@ -435,68 +400,8 @@
           <w:rFonts w:ascii="Times New Roman" w:hAnsi="Times New Roman" w:cs="Times New Roman"/>
           <w:b/>
           <w:bCs/>
-          <w:sz w:val="28"/>
-          <w:szCs w:val="28"/>
-        </w:rPr>
-      </w:pPr>
-    </w:p>
-    <w:p>
-      <w:pPr>
-        <w:pBdr>
-          <w:top w:val="thickThinSmallGap" w:sz="24" w:space="1" w:color="auto"/>
-          <w:left w:val="thickThinSmallGap" w:sz="24" w:space="4" w:color="auto"/>
-          <w:bottom w:val="thinThickSmallGap" w:sz="24" w:space="31" w:color="auto"/>
-          <w:right w:val="thinThickSmallGap" w:sz="24" w:space="4" w:color="auto"/>
-        </w:pBdr>
-        <w:tabs>
-          <w:tab w:val="left" w:pos="2694"/>
-        </w:tabs>
-        <w:rPr>
-          <w:rFonts w:ascii="Times New Roman" w:hAnsi="Times New Roman" w:cs="Times New Roman"/>
-          <w:b/>
-          <w:bCs/>
-          <w:sz w:val="28"/>
-          <w:szCs w:val="28"/>
-        </w:rPr>
-      </w:pPr>
-    </w:p>
-    <w:p>
-      <w:pPr>
-        <w:pBdr>
-          <w:top w:val="thickThinSmallGap" w:sz="24" w:space="1" w:color="auto"/>
-          <w:left w:val="thickThinSmallGap" w:sz="24" w:space="4" w:color="auto"/>
-          <w:bottom w:val="thinThickSmallGap" w:sz="24" w:space="31" w:color="auto"/>
-          <w:right w:val="thinThickSmallGap" w:sz="24" w:space="4" w:color="auto"/>
-        </w:pBdr>
-        <w:tabs>
-          <w:tab w:val="left" w:pos="2694"/>
-        </w:tabs>
-        <w:rPr>
-          <w:rFonts w:ascii="Times New Roman" w:hAnsi="Times New Roman" w:cs="Times New Roman"/>
-          <w:b/>
-          <w:bCs/>
-          <w:sz w:val="28"/>
-          <w:szCs w:val="28"/>
-        </w:rPr>
-      </w:pPr>
-    </w:p>
-    <w:p>
-      <w:pPr>
-        <w:pBdr>
-          <w:top w:val="thickThinSmallGap" w:sz="24" w:space="1" w:color="auto"/>
-          <w:left w:val="thickThinSmallGap" w:sz="24" w:space="4" w:color="auto"/>
-          <w:bottom w:val="thinThickSmallGap" w:sz="24" w:space="31" w:color="auto"/>
-          <w:right w:val="thinThickSmallGap" w:sz="24" w:space="4" w:color="auto"/>
-        </w:pBdr>
-        <w:tabs>
-          <w:tab w:val="left" w:pos="2694"/>
-        </w:tabs>
-        <w:rPr>
-          <w:rFonts w:ascii="Times New Roman" w:hAnsi="Times New Roman" w:cs="Times New Roman"/>
-          <w:b/>
-          <w:bCs/>
-          <w:sz w:val="28"/>
-          <w:szCs w:val="28"/>
+          <w:sz w:val="32"/>
+          <w:szCs w:val="32"/>
         </w:rPr>
       </w:pPr>
     </w:p>
@@ -511,6 +416,89 @@
         <w:tabs>
           <w:tab w:val="left" w:pos="3544"/>
         </w:tabs>
+        <w:jc w:val="right"/>
+        <w:rPr>
+          <w:rFonts w:ascii="Times New Roman" w:hAnsi="Times New Roman" w:cs="Times New Roman"/>
+          <w:b/>
+          <w:bCs/>
+          <w:sz w:val="32"/>
+          <w:szCs w:val="32"/>
+        </w:rPr>
+      </w:pPr>
+      <w:r>
+        <w:rPr>
+          <w:rFonts w:ascii="Times New Roman" w:hAnsi="Times New Roman" w:cs="Times New Roman"/>
+          <w:b/>
+          <w:bCs/>
+          <w:sz w:val="32"/>
+          <w:szCs w:val="32"/>
+        </w:rPr>
+        <w:tab/>
+      </w:r>
+    </w:p>
+    <w:p>
+      <w:pPr>
+        <w:pBdr>
+          <w:top w:val="thickThinSmallGap" w:sz="24" w:space="1" w:color="auto"/>
+          <w:left w:val="thickThinSmallGap" w:sz="24" w:space="4" w:color="auto"/>
+          <w:bottom w:val="thinThickSmallGap" w:sz="24" w:space="31" w:color="auto"/>
+          <w:right w:val="thinThickSmallGap" w:sz="24" w:space="4" w:color="auto"/>
+        </w:pBdr>
+        <w:tabs>
+          <w:tab w:val="left" w:pos="3544"/>
+        </w:tabs>
+        <w:jc w:val="right"/>
+        <w:rPr>
+          <w:rFonts w:ascii="Times New Roman" w:hAnsi="Times New Roman" w:cs="Times New Roman"/>
+          <w:b/>
+          <w:bCs/>
+          <w:sz w:val="32"/>
+          <w:szCs w:val="32"/>
+        </w:rPr>
+      </w:pPr>
+      <w:r>
+        <w:rPr>
+          <w:rFonts w:ascii="Times New Roman" w:hAnsi="Times New Roman" w:cs="Times New Roman"/>
+          <w:b/>
+          <w:bCs/>
+          <w:sz w:val="32"/>
+          <w:szCs w:val="32"/>
+        </w:rPr>
+        <w:t>Hồ Chí Minh,</w:t>
+      </w:r>
+      <w:r>
+        <w:rPr>
+          <w:rFonts w:ascii="Times New Roman" w:hAnsi="Times New Roman" w:cs="Times New Roman"/>
+          <w:b/>
+          <w:bCs/>
+          <w:sz w:val="32"/>
+          <w:szCs w:val="32"/>
+        </w:rPr>
+        <w:t xml:space="preserve"> tháng 9,</w:t>
+      </w:r>
+      <w:r>
+        <w:rPr>
+          <w:rFonts w:ascii="Times New Roman" w:hAnsi="Times New Roman" w:cs="Times New Roman"/>
+          <w:b/>
+          <w:bCs/>
+          <w:sz w:val="32"/>
+          <w:szCs w:val="32"/>
+        </w:rPr>
+        <w:t xml:space="preserve"> năm 2026</w:t>
+      </w:r>
+    </w:p>
+    <w:p>
+      <w:pPr>
+        <w:pBdr>
+          <w:top w:val="thickThinSmallGap" w:sz="24" w:space="1" w:color="auto"/>
+          <w:left w:val="thickThinSmallGap" w:sz="24" w:space="4" w:color="auto"/>
+          <w:bottom w:val="thinThickSmallGap" w:sz="24" w:space="31" w:color="auto"/>
+          <w:right w:val="thinThickSmallGap" w:sz="24" w:space="4" w:color="auto"/>
+        </w:pBdr>
+        <w:tabs>
+          <w:tab w:val="left" w:pos="3544"/>
+        </w:tabs>
+        <w:jc w:val="center"/>
         <w:rPr>
           <w:rFonts w:ascii="Times New Roman" w:hAnsi="Times New Roman" w:cs="Times New Roman"/>
           <w:b/>
@@ -519,7 +507,19 @@
           <w:szCs w:val="28"/>
         </w:rPr>
       </w:pPr>
-      <w:r>
+    </w:p>
+    <w:p>
+      <w:pPr>
+        <w:pBdr>
+          <w:top w:val="thickThinSmallGap" w:sz="24" w:space="1" w:color="auto"/>
+          <w:left w:val="thickThinSmallGap" w:sz="24" w:space="4" w:color="auto"/>
+          <w:bottom w:val="thinThickSmallGap" w:sz="24" w:space="31" w:color="auto"/>
+          <w:right w:val="thinThickSmallGap" w:sz="24" w:space="4" w:color="auto"/>
+        </w:pBdr>
+        <w:tabs>
+          <w:tab w:val="left" w:pos="3544"/>
+        </w:tabs>
+        <w:jc w:val="center"/>
         <w:rPr>
           <w:rFonts w:ascii="Times New Roman" w:hAnsi="Times New Roman" w:cs="Times New Roman"/>
           <w:b/>
@@ -527,75 +527,10 @@
           <w:sz w:val="28"/>
           <w:szCs w:val="28"/>
         </w:rPr>
-        <w:tab/>
-        <w:t>Hồ Chí Minh, năm 2026</w:t>
-      </w:r>
+      </w:pPr>
     </w:p>
     <w:p>
       <w:pPr>
-        <w:jc w:val="both"/>
-        <w:rPr>
-          <w:rFonts w:ascii="Times New Roman" w:hAnsi="Times New Roman" w:cs="Times New Roman"/>
-          <w:sz w:val="26"/>
-          <w:szCs w:val="26"/>
-        </w:rPr>
-      </w:pPr>
-      <w:r>
-        <w:rPr>
-          <w:rFonts w:ascii="Times New Roman" w:hAnsi="Times New Roman" w:cs="Times New Roman"/>
-          <w:sz w:val="26"/>
-          <w:szCs w:val="26"/>
-        </w:rPr>
-        <w:lastRenderedPageBreak/>
-        <w:t>Phiên bản: v1.</w:t>
-      </w:r>
-      <w:r>
-        <w:rPr>
-          <w:rFonts w:ascii="Times New Roman" w:hAnsi="Times New Roman" w:cs="Times New Roman"/>
-          <w:sz w:val="26"/>
-          <w:szCs w:val="26"/>
-        </w:rPr>
-        <w:t>4</w:t>
-      </w:r>
-    </w:p>
-    <w:p>
-      <w:pPr>
-        <w:jc w:val="both"/>
-        <w:rPr>
-          <w:rFonts w:ascii="Times New Roman" w:hAnsi="Times New Roman" w:cs="Times New Roman"/>
-          <w:sz w:val="26"/>
-          <w:szCs w:val="26"/>
-        </w:rPr>
-      </w:pPr>
-      <w:r>
-        <w:rPr>
-          <w:rFonts w:ascii="Times New Roman" w:hAnsi="Times New Roman" w:cs="Times New Roman"/>
-          <w:sz w:val="26"/>
-          <w:szCs w:val="26"/>
-        </w:rPr>
-        <w:t>Ngày lập: 05/08/2026</w:t>
-      </w:r>
-    </w:p>
-    <w:p>
-      <w:pPr>
-        <w:jc w:val="both"/>
-        <w:rPr>
-          <w:rFonts w:ascii="Times New Roman" w:hAnsi="Times New Roman" w:cs="Times New Roman"/>
-          <w:sz w:val="26"/>
-          <w:szCs w:val="26"/>
-        </w:rPr>
-      </w:pPr>
-      <w:r>
-        <w:rPr>
-          <w:rFonts w:ascii="Times New Roman" w:hAnsi="Times New Roman" w:cs="Times New Roman"/>
-          <w:sz w:val="26"/>
-          <w:szCs w:val="26"/>
-        </w:rPr>
-        <w:t>Người tạo: Lê Hoàng Thanh</w:t>
-      </w:r>
-    </w:p>
-    <w:p>
-      <w:pPr>
         <w:rPr>
           <w:rFonts w:ascii="Times New Roman" w:hAnsi="Times New Roman" w:cs="Times New Roman"/>
           <w:b/>
@@ -611,6 +546,7 @@
           <w:sz w:val="26"/>
           <w:szCs w:val="26"/>
         </w:rPr>
+        <w:lastRenderedPageBreak/>
         <w:t xml:space="preserve">LỊCH SỬ THAY ĐỔI TÀI LIỆU </w:t>
       </w:r>
     </w:p>
@@ -734,7 +670,6 @@
           </w:tcPr>
           <w:p>
             <w:pPr>
-              <w:jc w:val="center"/>
               <w:rPr>
                 <w:rFonts w:ascii="Times New Roman" w:hAnsi="Times New Roman" w:cs="Times New Roman"/>
                 <w:sz w:val="26"/>
@@ -757,7 +692,6 @@
           </w:tcPr>
           <w:p>
             <w:pPr>
-              <w:jc w:val="center"/>
               <w:rPr>
                 <w:rFonts w:ascii="Times New Roman" w:hAnsi="Times New Roman" w:cs="Times New Roman"/>
                 <w:sz w:val="26"/>
@@ -780,7 +714,6 @@
           </w:tcPr>
           <w:p>
             <w:pPr>
-              <w:jc w:val="center"/>
               <w:rPr>
                 <w:rFonts w:ascii="Times New Roman" w:hAnsi="Times New Roman" w:cs="Times New Roman"/>
                 <w:sz w:val="26"/>
@@ -803,7 +736,6 @@
           </w:tcPr>
           <w:p>
             <w:pPr>
-              <w:jc w:val="center"/>
               <w:rPr>
                 <w:rFonts w:ascii="Times New Roman" w:hAnsi="Times New Roman" w:cs="Times New Roman"/>
                 <w:sz w:val="26"/>
@@ -828,7 +760,6 @@
           </w:tcPr>
           <w:p>
             <w:pPr>
-              <w:jc w:val="center"/>
               <w:rPr>
                 <w:rFonts w:ascii="Times New Roman" w:hAnsi="Times New Roman" w:cs="Times New Roman"/>
                 <w:sz w:val="26"/>
@@ -851,7 +782,6 @@
           </w:tcPr>
           <w:p>
             <w:pPr>
-              <w:jc w:val="center"/>
               <w:rPr>
                 <w:rFonts w:ascii="Times New Roman" w:hAnsi="Times New Roman" w:cs="Times New Roman"/>
                 <w:sz w:val="26"/>
@@ -874,7 +804,6 @@
           </w:tcPr>
           <w:p>
             <w:pPr>
-              <w:jc w:val="center"/>
               <w:rPr>
                 <w:rFonts w:ascii="Times New Roman" w:hAnsi="Times New Roman" w:cs="Times New Roman"/>
                 <w:sz w:val="26"/>
@@ -897,7 +826,6 @@
           </w:tcPr>
           <w:p>
             <w:pPr>
-              <w:jc w:val="center"/>
               <w:rPr>
                 <w:rFonts w:ascii="Times New Roman" w:hAnsi="Times New Roman" w:cs="Times New Roman"/>
                 <w:sz w:val="26"/>
@@ -922,7 +850,6 @@
           </w:tcPr>
           <w:p>
             <w:pPr>
-              <w:jc w:val="center"/>
               <w:rPr>
                 <w:rFonts w:ascii="Times New Roman" w:hAnsi="Times New Roman" w:cs="Times New Roman"/>
                 <w:sz w:val="26"/>
@@ -945,7 +872,6 @@
           </w:tcPr>
           <w:p>
             <w:pPr>
-              <w:jc w:val="center"/>
               <w:rPr>
                 <w:rFonts w:ascii="Times New Roman" w:hAnsi="Times New Roman" w:cs="Times New Roman"/>
                 <w:sz w:val="26"/>
@@ -968,7 +894,6 @@
           </w:tcPr>
           <w:p>
             <w:pPr>
-              <w:jc w:val="center"/>
               <w:rPr>
                 <w:rFonts w:ascii="Times New Roman" w:hAnsi="Times New Roman" w:cs="Times New Roman"/>
                 <w:sz w:val="26"/>
@@ -991,7 +916,6 @@
           </w:tcPr>
           <w:p>
             <w:pPr>
-              <w:jc w:val="center"/>
               <w:rPr>
                 <w:rFonts w:ascii="Times New Roman" w:hAnsi="Times New Roman" w:cs="Times New Roman"/>
                 <w:sz w:val="26"/>
@@ -1038,7 +962,6 @@
           </w:tcPr>
           <w:p>
             <w:pPr>
-              <w:jc w:val="center"/>
               <w:rPr>
                 <w:rFonts w:ascii="Times New Roman" w:hAnsi="Times New Roman" w:cs="Times New Roman"/>
                 <w:sz w:val="26"/>
@@ -1061,7 +984,6 @@
           </w:tcPr>
           <w:p>
             <w:pPr>
-              <w:jc w:val="center"/>
               <w:rPr>
                 <w:rFonts w:ascii="Times New Roman" w:hAnsi="Times New Roman" w:cs="Times New Roman"/>
                 <w:sz w:val="26"/>
@@ -1084,7 +1006,6 @@
           </w:tcPr>
           <w:p>
             <w:pPr>
-              <w:jc w:val="center"/>
               <w:rPr>
                 <w:rFonts w:ascii="Times New Roman" w:hAnsi="Times New Roman" w:cs="Times New Roman"/>
                 <w:sz w:val="26"/>
@@ -1147,7 +1068,6 @@
           </w:tcPr>
           <w:p>
             <w:pPr>
-              <w:jc w:val="center"/>
               <w:rPr>
                 <w:rFonts w:ascii="Times New Roman" w:hAnsi="Times New Roman" w:cs="Times New Roman"/>
                 <w:sz w:val="26"/>
@@ -1170,7 +1090,6 @@
           </w:tcPr>
           <w:p>
             <w:pPr>
-              <w:jc w:val="center"/>
               <w:rPr>
                 <w:rFonts w:ascii="Times New Roman" w:hAnsi="Times New Roman" w:cs="Times New Roman"/>
                 <w:sz w:val="26"/>
@@ -1193,7 +1112,6 @@
           </w:tcPr>
           <w:p>
             <w:pPr>
-              <w:jc w:val="center"/>
               <w:rPr>
                 <w:rFonts w:ascii="Times New Roman" w:hAnsi="Times New Roman" w:cs="Times New Roman"/>
                 <w:sz w:val="26"/>
@@ -1207,6 +1125,96 @@
                 <w:szCs w:val="26"/>
               </w:rPr>
               <w:t>Tích hợp 3.7, phụ lục</w:t>
+            </w:r>
+          </w:p>
+        </w:tc>
+      </w:tr>
+      <w:tr>
+        <w:tc>
+          <w:tcPr>
+            <w:tcW w:w="0" w:type="auto"/>
+          </w:tcPr>
+          <w:p>
+            <w:pPr>
+              <w:rPr>
+                <w:rFonts w:ascii="Times New Roman" w:hAnsi="Times New Roman" w:cs="Times New Roman"/>
+                <w:sz w:val="26"/>
+                <w:szCs w:val="26"/>
+              </w:rPr>
+            </w:pPr>
+            <w:r>
+              <w:rPr>
+                <w:rFonts w:ascii="Times New Roman" w:hAnsi="Times New Roman" w:cs="Times New Roman"/>
+                <w:sz w:val="26"/>
+                <w:szCs w:val="26"/>
+              </w:rPr>
+              <w:t>v1.5</w:t>
+            </w:r>
+          </w:p>
+        </w:tc>
+        <w:tc>
+          <w:tcPr>
+            <w:tcW w:w="0" w:type="auto"/>
+          </w:tcPr>
+          <w:p>
+            <w:pPr>
+              <w:rPr>
+                <w:rFonts w:ascii="Times New Roman" w:hAnsi="Times New Roman" w:cs="Times New Roman"/>
+                <w:sz w:val="26"/>
+                <w:szCs w:val="26"/>
+              </w:rPr>
+            </w:pPr>
+            <w:r>
+              <w:rPr>
+                <w:rFonts w:ascii="Times New Roman" w:hAnsi="Times New Roman" w:cs="Times New Roman"/>
+                <w:sz w:val="26"/>
+                <w:szCs w:val="26"/>
+              </w:rPr>
+              <w:t>15/09/2026</w:t>
+            </w:r>
+          </w:p>
+        </w:tc>
+        <w:tc>
+          <w:tcPr>
+            <w:tcW w:w="1542" w:type="pct"/>
+          </w:tcPr>
+          <w:p>
+            <w:pPr>
+              <w:rPr>
+                <w:rFonts w:ascii="Times New Roman" w:hAnsi="Times New Roman" w:cs="Times New Roman"/>
+                <w:sz w:val="26"/>
+                <w:szCs w:val="26"/>
+              </w:rPr>
+            </w:pPr>
+            <w:r>
+              <w:rPr>
+                <w:rFonts w:ascii="Times New Roman" w:hAnsi="Times New Roman" w:cs="Times New Roman"/>
+                <w:sz w:val="26"/>
+                <w:szCs w:val="26"/>
+              </w:rPr>
+              <w:t>Lê Hoàng Thanh</w:t>
+            </w:r>
+          </w:p>
+        </w:tc>
+        <w:tc>
+          <w:tcPr>
+            <w:tcW w:w="2276" w:type="pct"/>
+          </w:tcPr>
+          <w:p>
+            <w:pPr>
+              <w:rPr>
+                <w:rFonts w:ascii="Times New Roman" w:hAnsi="Times New Roman" w:cs="Times New Roman"/>
+                <w:sz w:val="26"/>
+                <w:szCs w:val="26"/>
+              </w:rPr>
+            </w:pPr>
+            <w:r>
+              <w:rPr>
+                <w:rFonts w:ascii="Times New Roman" w:hAnsi="Times New Roman" w:cs="Times New Roman"/>
+                <w:sz w:val="26"/>
+                <w:szCs w:val="26"/>
+              </w:rPr>
+              <w:t>Cập nhật tài liệu</w:t>
             </w:r>
           </w:p>
         </w:tc>
@@ -1281,8 +1289,13 @@
               <w:tab w:val="right" w:leader="dot" w:pos="9350"/>
             </w:tabs>
             <w:rPr>
-              <w:rFonts w:asciiTheme="minorHAnsi" w:eastAsiaTheme="minorEastAsia" w:hAnsiTheme="minorHAnsi" w:cstheme="minorBidi"/>
+              <w:rFonts w:ascii="Times New Roman" w:eastAsiaTheme="minorEastAsia" w:hAnsi="Times New Roman" w:cs="Times New Roman"/>
               <w:noProof/>
+              <w:kern w:val="2"/>
+              <w:sz w:val="26"/>
+              <w:szCs w:val="26"/>
+              <w:lang w:val="en-ID" w:eastAsia="en-ID"/>
+              <w14:ligatures w14:val="standardContextual"/>
             </w:rPr>
           </w:pPr>
           <w:r>
@@ -1309,60 +1322,83 @@
             </w:rPr>
             <w:fldChar w:fldCharType="separate"/>
           </w:r>
-          <w:hyperlink w:anchor="_Toc239436331" w:history="1">
+          <w:hyperlink w:anchor="_Toc240392310" w:history="1">
             <w:r>
               <w:rPr>
                 <w:rStyle w:val="Hyperlink"/>
-                <w:rFonts w:cs="Times New Roman"/>
+                <w:rFonts w:ascii="Times New Roman" w:hAnsi="Times New Roman" w:cs="Times New Roman"/>
                 <w:noProof/>
+                <w:sz w:val="26"/>
+                <w:szCs w:val="26"/>
               </w:rPr>
               <w:t>1. GIỚI THIỆU (Introduction)</w:t>
             </w:r>
             <w:r>
               <w:rPr>
+                <w:rFonts w:ascii="Times New Roman" w:hAnsi="Times New Roman" w:cs="Times New Roman"/>
                 <w:noProof/>
                 <w:webHidden/>
+                <w:sz w:val="26"/>
+                <w:szCs w:val="26"/>
               </w:rPr>
               <w:tab/>
             </w:r>
             <w:r>
               <w:rPr>
+                <w:rFonts w:ascii="Times New Roman" w:hAnsi="Times New Roman" w:cs="Times New Roman"/>
                 <w:noProof/>
                 <w:webHidden/>
+                <w:sz w:val="26"/>
+                <w:szCs w:val="26"/>
               </w:rPr>
               <w:fldChar w:fldCharType="begin"/>
             </w:r>
             <w:r>
               <w:rPr>
+                <w:rFonts w:ascii="Times New Roman" w:hAnsi="Times New Roman" w:cs="Times New Roman"/>
                 <w:noProof/>
                 <w:webHidden/>
-              </w:rPr>
-              <w:instrText xml:space="preserve"> PAGEREF _Toc239436331 \h </w:instrText>
-            </w:r>
-            <w:r>
-              <w:rPr>
+                <w:sz w:val="26"/>
+                <w:szCs w:val="26"/>
+              </w:rPr>
+              <w:instrText xml:space="preserve"> PAGEREF _Toc240392310 \h </w:instrText>
+            </w:r>
+            <w:r>
+              <w:rPr>
+                <w:rFonts w:ascii="Times New Roman" w:hAnsi="Times New Roman" w:cs="Times New Roman"/>
                 <w:noProof/>
                 <w:webHidden/>
-              </w:rPr>
-            </w:r>
-            <w:r>
-              <w:rPr>
+                <w:sz w:val="26"/>
+                <w:szCs w:val="26"/>
+              </w:rPr>
+            </w:r>
+            <w:r>
+              <w:rPr>
+                <w:rFonts w:ascii="Times New Roman" w:hAnsi="Times New Roman" w:cs="Times New Roman"/>
                 <w:noProof/>
                 <w:webHidden/>
+                <w:sz w:val="26"/>
+                <w:szCs w:val="26"/>
               </w:rPr>
               <w:fldChar w:fldCharType="separate"/>
             </w:r>
             <w:r>
               <w:rPr>
+                <w:rFonts w:ascii="Times New Roman" w:hAnsi="Times New Roman" w:cs="Times New Roman"/>
                 <w:noProof/>
                 <w:webHidden/>
+                <w:sz w:val="26"/>
+                <w:szCs w:val="26"/>
               </w:rPr>
               <w:t>1</w:t>
             </w:r>
             <w:r>
               <w:rPr>
+                <w:rFonts w:ascii="Times New Roman" w:hAnsi="Times New Roman" w:cs="Times New Roman"/>
                 <w:noProof/>
                 <w:webHidden/>
+                <w:sz w:val="26"/>
+                <w:szCs w:val="26"/>
               </w:rPr>
               <w:fldChar w:fldCharType="end"/>
             </w:r>
@@ -1371,67 +1407,57 @@
         <w:p>
           <w:pPr>
             <w:pStyle w:val="TOC2"/>
-            <w:tabs>
-              <w:tab w:val="right" w:leader="dot" w:pos="9350"/>
-            </w:tabs>
             <w:rPr>
-              <w:rFonts w:asciiTheme="minorHAnsi" w:eastAsiaTheme="minorEastAsia" w:hAnsiTheme="minorHAnsi" w:cstheme="minorBidi"/>
-              <w:noProof/>
+              <w:rFonts w:eastAsiaTheme="minorEastAsia"/>
+              <w:kern w:val="2"/>
+              <w:lang w:val="en-ID" w:eastAsia="en-ID"/>
+              <w14:ligatures w14:val="standardContextual"/>
             </w:rPr>
           </w:pPr>
-          <w:hyperlink w:anchor="_Toc239436332" w:history="1">
+          <w:hyperlink w:anchor="_Toc240392311" w:history="1">
             <w:r>
               <w:rPr>
                 <w:rStyle w:val="Hyperlink"/>
-                <w:rFonts w:cs="Times New Roman"/>
-                <w:noProof/>
               </w:rPr>
               <w:t>1.1 Mục đích tài liệu (Purpose)</w:t>
             </w:r>
             <w:r>
               <w:rPr>
-                <w:noProof/>
                 <w:webHidden/>
               </w:rPr>
               <w:tab/>
             </w:r>
             <w:r>
               <w:rPr>
-                <w:noProof/>
                 <w:webHidden/>
               </w:rPr>
               <w:fldChar w:fldCharType="begin"/>
             </w:r>
             <w:r>
               <w:rPr>
-                <w:noProof/>
-                <w:webHidden/>
-              </w:rPr>
-              <w:instrText xml:space="preserve"> PAGEREF _Toc239436332 \h </w:instrText>
-            </w:r>
-            <w:r>
-              <w:rPr>
-                <w:noProof/>
-                <w:webHidden/>
-              </w:rPr>
-            </w:r>
-            <w:r>
-              <w:rPr>
-                <w:noProof/>
+                <w:webHidden/>
+              </w:rPr>
+              <w:instrText xml:space="preserve"> PAGEREF _Toc240392311 \h </w:instrText>
+            </w:r>
+            <w:r>
+              <w:rPr>
+                <w:webHidden/>
+              </w:rPr>
+            </w:r>
+            <w:r>
+              <w:rPr>
                 <w:webHidden/>
               </w:rPr>
               <w:fldChar w:fldCharType="separate"/>
             </w:r>
             <w:r>
               <w:rPr>
-                <w:noProof/>
                 <w:webHidden/>
               </w:rPr>
               <w:t>1</w:t>
             </w:r>
             <w:r>
               <w:rPr>
-                <w:noProof/>
                 <w:webHidden/>
               </w:rPr>
               <w:fldChar w:fldCharType="end"/>
@@ -1441,67 +1467,57 @@
         <w:p>
           <w:pPr>
             <w:pStyle w:val="TOC2"/>
-            <w:tabs>
-              <w:tab w:val="right" w:leader="dot" w:pos="9350"/>
-            </w:tabs>
             <w:rPr>
-              <w:rFonts w:asciiTheme="minorHAnsi" w:eastAsiaTheme="minorEastAsia" w:hAnsiTheme="minorHAnsi" w:cstheme="minorBidi"/>
-              <w:noProof/>
+              <w:rFonts w:eastAsiaTheme="minorEastAsia"/>
+              <w:kern w:val="2"/>
+              <w:lang w:val="en-ID" w:eastAsia="en-ID"/>
+              <w14:ligatures w14:val="standardContextual"/>
             </w:rPr>
           </w:pPr>
-          <w:hyperlink w:anchor="_Toc239436333" w:history="1">
+          <w:hyperlink w:anchor="_Toc240392312" w:history="1">
             <w:r>
               <w:rPr>
                 <w:rStyle w:val="Hyperlink"/>
-                <w:rFonts w:cs="Times New Roman"/>
-                <w:noProof/>
               </w:rPr>
               <w:t>1.2 Phạm vi sản phẩm (Scope)</w:t>
             </w:r>
             <w:r>
               <w:rPr>
-                <w:noProof/>
                 <w:webHidden/>
               </w:rPr>
               <w:tab/>
             </w:r>
             <w:r>
               <w:rPr>
-                <w:noProof/>
                 <w:webHidden/>
               </w:rPr>
               <w:fldChar w:fldCharType="begin"/>
             </w:r>
             <w:r>
               <w:rPr>
-                <w:noProof/>
-                <w:webHidden/>
-              </w:rPr>
-              <w:instrText xml:space="preserve"> PAGEREF _Toc239436333 \h </w:instrText>
-            </w:r>
-            <w:r>
-              <w:rPr>
-                <w:noProof/>
-                <w:webHidden/>
-              </w:rPr>
-            </w:r>
-            <w:r>
-              <w:rPr>
-                <w:noProof/>
+                <w:webHidden/>
+              </w:rPr>
+              <w:instrText xml:space="preserve"> PAGEREF _Toc240392312 \h </w:instrText>
+            </w:r>
+            <w:r>
+              <w:rPr>
+                <w:webHidden/>
+              </w:rPr>
+            </w:r>
+            <w:r>
+              <w:rPr>
                 <w:webHidden/>
               </w:rPr>
               <w:fldChar w:fldCharType="separate"/>
             </w:r>
             <w:r>
               <w:rPr>
-                <w:noProof/>
                 <w:webHidden/>
               </w:rPr>
               <w:t>1</w:t>
             </w:r>
             <w:r>
               <w:rPr>
-                <w:noProof/>
                 <w:webHidden/>
               </w:rPr>
               <w:fldChar w:fldCharType="end"/>
@@ -1511,67 +1527,57 @@
         <w:p>
           <w:pPr>
             <w:pStyle w:val="TOC2"/>
-            <w:tabs>
-              <w:tab w:val="right" w:leader="dot" w:pos="9350"/>
-            </w:tabs>
             <w:rPr>
-              <w:rFonts w:asciiTheme="minorHAnsi" w:eastAsiaTheme="minorEastAsia" w:hAnsiTheme="minorHAnsi" w:cstheme="minorBidi"/>
-              <w:noProof/>
+              <w:rFonts w:eastAsiaTheme="minorEastAsia"/>
+              <w:kern w:val="2"/>
+              <w:lang w:val="en-ID" w:eastAsia="en-ID"/>
+              <w14:ligatures w14:val="standardContextual"/>
             </w:rPr>
           </w:pPr>
-          <w:hyperlink w:anchor="_Toc239436334" w:history="1">
+          <w:hyperlink w:anchor="_Toc240392313" w:history="1">
             <w:r>
               <w:rPr>
                 <w:rStyle w:val="Hyperlink"/>
-                <w:rFonts w:cs="Times New Roman"/>
-                <w:noProof/>
               </w:rPr>
               <w:t>1.3 Định nghĩa, từ viết tắt, thuật ngữ (Definitions, Acronyms, Abbreviations)</w:t>
             </w:r>
             <w:r>
               <w:rPr>
-                <w:noProof/>
                 <w:webHidden/>
               </w:rPr>
               <w:tab/>
             </w:r>
             <w:r>
               <w:rPr>
-                <w:noProof/>
                 <w:webHidden/>
               </w:rPr>
               <w:fldChar w:fldCharType="begin"/>
             </w:r>
             <w:r>
               <w:rPr>
-                <w:noProof/>
-                <w:webHidden/>
-              </w:rPr>
-              <w:instrText xml:space="preserve"> PAGEREF _Toc239436334 \h </w:instrText>
-            </w:r>
-            <w:r>
-              <w:rPr>
-                <w:noProof/>
-                <w:webHidden/>
-              </w:rPr>
-            </w:r>
-            <w:r>
-              <w:rPr>
-                <w:noProof/>
+                <w:webHidden/>
+              </w:rPr>
+              <w:instrText xml:space="preserve"> PAGEREF _Toc240392313 \h </w:instrText>
+            </w:r>
+            <w:r>
+              <w:rPr>
+                <w:webHidden/>
+              </w:rPr>
+            </w:r>
+            <w:r>
+              <w:rPr>
                 <w:webHidden/>
               </w:rPr>
               <w:fldChar w:fldCharType="separate"/>
             </w:r>
             <w:r>
               <w:rPr>
-                <w:noProof/>
                 <w:webHidden/>
               </w:rPr>
               <w:t>1</w:t>
             </w:r>
             <w:r>
               <w:rPr>
-                <w:noProof/>
                 <w:webHidden/>
               </w:rPr>
               <w:fldChar w:fldCharType="end"/>
@@ -1581,67 +1587,57 @@
         <w:p>
           <w:pPr>
             <w:pStyle w:val="TOC2"/>
-            <w:tabs>
-              <w:tab w:val="right" w:leader="dot" w:pos="9350"/>
-            </w:tabs>
             <w:rPr>
-              <w:rFonts w:asciiTheme="minorHAnsi" w:eastAsiaTheme="minorEastAsia" w:hAnsiTheme="minorHAnsi" w:cstheme="minorBidi"/>
-              <w:noProof/>
+              <w:rFonts w:eastAsiaTheme="minorEastAsia"/>
+              <w:kern w:val="2"/>
+              <w:lang w:val="en-ID" w:eastAsia="en-ID"/>
+              <w14:ligatures w14:val="standardContextual"/>
             </w:rPr>
           </w:pPr>
-          <w:hyperlink w:anchor="_Toc239436335" w:history="1">
+          <w:hyperlink w:anchor="_Toc240392314" w:history="1">
             <w:r>
               <w:rPr>
                 <w:rStyle w:val="Hyperlink"/>
-                <w:rFonts w:cs="Times New Roman"/>
-                <w:noProof/>
               </w:rPr>
               <w:t>1.4 Tài liệu tham khảo (References)</w:t>
             </w:r>
             <w:r>
               <w:rPr>
-                <w:noProof/>
                 <w:webHidden/>
               </w:rPr>
               <w:tab/>
             </w:r>
             <w:r>
               <w:rPr>
-                <w:noProof/>
                 <w:webHidden/>
               </w:rPr>
               <w:fldChar w:fldCharType="begin"/>
             </w:r>
             <w:r>
               <w:rPr>
-                <w:noProof/>
-                <w:webHidden/>
-              </w:rPr>
-              <w:instrText xml:space="preserve"> PAGEREF _Toc239436335 \h </w:instrText>
-            </w:r>
-            <w:r>
-              <w:rPr>
-                <w:noProof/>
-                <w:webHidden/>
-              </w:rPr>
-            </w:r>
-            <w:r>
-              <w:rPr>
-                <w:noProof/>
+                <w:webHidden/>
+              </w:rPr>
+              <w:instrText xml:space="preserve"> PAGEREF _Toc240392314 \h </w:instrText>
+            </w:r>
+            <w:r>
+              <w:rPr>
+                <w:webHidden/>
+              </w:rPr>
+            </w:r>
+            <w:r>
+              <w:rPr>
                 <w:webHidden/>
               </w:rPr>
               <w:fldChar w:fldCharType="separate"/>
             </w:r>
             <w:r>
               <w:rPr>
-                <w:noProof/>
                 <w:webHidden/>
               </w:rPr>
               <w:t>2</w:t>
             </w:r>
             <w:r>
               <w:rPr>
-                <w:noProof/>
                 <w:webHidden/>
               </w:rPr>
               <w:fldChar w:fldCharType="end"/>
@@ -1651,68 +1647,58 @@
         <w:p>
           <w:pPr>
             <w:pStyle w:val="TOC2"/>
-            <w:tabs>
-              <w:tab w:val="right" w:leader="dot" w:pos="9350"/>
-            </w:tabs>
             <w:rPr>
-              <w:rFonts w:asciiTheme="minorHAnsi" w:eastAsiaTheme="minorEastAsia" w:hAnsiTheme="minorHAnsi" w:cstheme="minorBidi"/>
-              <w:noProof/>
+              <w:rFonts w:eastAsiaTheme="minorEastAsia"/>
+              <w:kern w:val="2"/>
+              <w:lang w:val="en-ID" w:eastAsia="en-ID"/>
+              <w14:ligatures w14:val="standardContextual"/>
             </w:rPr>
           </w:pPr>
-          <w:hyperlink w:anchor="_Toc239436336" w:history="1">
+          <w:hyperlink w:anchor="_Toc240392315" w:history="1">
             <w:r>
               <w:rPr>
                 <w:rStyle w:val="Hyperlink"/>
-                <w:rFonts w:cs="Times New Roman"/>
-                <w:noProof/>
                 <w:lang w:val="fr-FR"/>
               </w:rPr>
               <w:t>1.5 Tổng quan tài liệu (Document Overview)</w:t>
             </w:r>
             <w:r>
               <w:rPr>
-                <w:noProof/>
                 <w:webHidden/>
               </w:rPr>
               <w:tab/>
             </w:r>
             <w:r>
               <w:rPr>
-                <w:noProof/>
                 <w:webHidden/>
               </w:rPr>
               <w:fldChar w:fldCharType="begin"/>
             </w:r>
             <w:r>
               <w:rPr>
-                <w:noProof/>
-                <w:webHidden/>
-              </w:rPr>
-              <w:instrText xml:space="preserve"> PAGEREF _Toc239436336 \h </w:instrText>
-            </w:r>
-            <w:r>
-              <w:rPr>
-                <w:noProof/>
-                <w:webHidden/>
-              </w:rPr>
-            </w:r>
-            <w:r>
-              <w:rPr>
-                <w:noProof/>
+                <w:webHidden/>
+              </w:rPr>
+              <w:instrText xml:space="preserve"> PAGEREF _Toc240392315 \h </w:instrText>
+            </w:r>
+            <w:r>
+              <w:rPr>
+                <w:webHidden/>
+              </w:rPr>
+            </w:r>
+            <w:r>
+              <w:rPr>
                 <w:webHidden/>
               </w:rPr>
               <w:fldChar w:fldCharType="separate"/>
             </w:r>
             <w:r>
               <w:rPr>
-                <w:noProof/>
                 <w:webHidden/>
               </w:rPr>
               <w:t>2</w:t>
             </w:r>
             <w:r>
               <w:rPr>
-                <w:noProof/>
                 <w:webHidden/>
               </w:rPr>
               <w:fldChar w:fldCharType="end"/>
@@ -1726,64 +1712,92 @@
               <w:tab w:val="right" w:leader="dot" w:pos="9350"/>
             </w:tabs>
             <w:rPr>
-              <w:rFonts w:asciiTheme="minorHAnsi" w:eastAsiaTheme="minorEastAsia" w:hAnsiTheme="minorHAnsi" w:cstheme="minorBidi"/>
+              <w:rFonts w:ascii="Times New Roman" w:eastAsiaTheme="minorEastAsia" w:hAnsi="Times New Roman" w:cs="Times New Roman"/>
               <w:noProof/>
+              <w:kern w:val="2"/>
+              <w:sz w:val="26"/>
+              <w:szCs w:val="26"/>
+              <w:lang w:val="en-ID" w:eastAsia="en-ID"/>
+              <w14:ligatures w14:val="standardContextual"/>
             </w:rPr>
           </w:pPr>
-          <w:hyperlink w:anchor="_Toc239436337" w:history="1">
+          <w:hyperlink w:anchor="_Toc240392316" w:history="1">
             <w:r>
               <w:rPr>
                 <w:rStyle w:val="Hyperlink"/>
-                <w:rFonts w:cs="Times New Roman"/>
+                <w:rFonts w:ascii="Times New Roman" w:hAnsi="Times New Roman" w:cs="Times New Roman"/>
                 <w:noProof/>
+                <w:sz w:val="26"/>
+                <w:szCs w:val="26"/>
               </w:rPr>
               <w:t>2. MÔ TẢ TỔNG QUAN (Overall Description)</w:t>
             </w:r>
             <w:r>
               <w:rPr>
+                <w:rFonts w:ascii="Times New Roman" w:hAnsi="Times New Roman" w:cs="Times New Roman"/>
                 <w:noProof/>
                 <w:webHidden/>
+                <w:sz w:val="26"/>
+                <w:szCs w:val="26"/>
               </w:rPr>
               <w:tab/>
             </w:r>
             <w:r>
               <w:rPr>
+                <w:rFonts w:ascii="Times New Roman" w:hAnsi="Times New Roman" w:cs="Times New Roman"/>
                 <w:noProof/>
                 <w:webHidden/>
+                <w:sz w:val="26"/>
+                <w:szCs w:val="26"/>
               </w:rPr>
               <w:fldChar w:fldCharType="begin"/>
             </w:r>
             <w:r>
               <w:rPr>
+                <w:rFonts w:ascii="Times New Roman" w:hAnsi="Times New Roman" w:cs="Times New Roman"/>
                 <w:noProof/>
                 <w:webHidden/>
-              </w:rPr>
-              <w:instrText xml:space="preserve"> PAGEREF _Toc239436337 \h </w:instrText>
-            </w:r>
-            <w:r>
-              <w:rPr>
+                <w:sz w:val="26"/>
+                <w:szCs w:val="26"/>
+              </w:rPr>
+              <w:instrText xml:space="preserve"> PAGEREF _Toc240392316 \h </w:instrText>
+            </w:r>
+            <w:r>
+              <w:rPr>
+                <w:rFonts w:ascii="Times New Roman" w:hAnsi="Times New Roman" w:cs="Times New Roman"/>
                 <w:noProof/>
                 <w:webHidden/>
-              </w:rPr>
-            </w:r>
-            <w:r>
-              <w:rPr>
+                <w:sz w:val="26"/>
+                <w:szCs w:val="26"/>
+              </w:rPr>
+            </w:r>
+            <w:r>
+              <w:rPr>
+                <w:rFonts w:ascii="Times New Roman" w:hAnsi="Times New Roman" w:cs="Times New Roman"/>
                 <w:noProof/>
                 <w:webHidden/>
+                <w:sz w:val="26"/>
+                <w:szCs w:val="26"/>
               </w:rPr>
               <w:fldChar w:fldCharType="separate"/>
             </w:r>
             <w:r>
               <w:rPr>
+                <w:rFonts w:ascii="Times New Roman" w:hAnsi="Times New Roman" w:cs="Times New Roman"/>
                 <w:noProof/>
                 <w:webHidden/>
+                <w:sz w:val="26"/>
+                <w:szCs w:val="26"/>
               </w:rPr>
               <w:t>3</w:t>
             </w:r>
             <w:r>
               <w:rPr>
+                <w:rFonts w:ascii="Times New Roman" w:hAnsi="Times New Roman" w:cs="Times New Roman"/>
                 <w:noProof/>
                 <w:webHidden/>
+                <w:sz w:val="26"/>
+                <w:szCs w:val="26"/>
               </w:rPr>
               <w:fldChar w:fldCharType="end"/>
             </w:r>
@@ -1792,67 +1806,57 @@
         <w:p>
           <w:pPr>
             <w:pStyle w:val="TOC2"/>
-            <w:tabs>
-              <w:tab w:val="right" w:leader="dot" w:pos="9350"/>
-            </w:tabs>
             <w:rPr>
-              <w:rFonts w:asciiTheme="minorHAnsi" w:eastAsiaTheme="minorEastAsia" w:hAnsiTheme="minorHAnsi" w:cstheme="minorBidi"/>
-              <w:noProof/>
+              <w:rFonts w:eastAsiaTheme="minorEastAsia"/>
+              <w:kern w:val="2"/>
+              <w:lang w:val="en-ID" w:eastAsia="en-ID"/>
+              <w14:ligatures w14:val="standardContextual"/>
             </w:rPr>
           </w:pPr>
-          <w:hyperlink w:anchor="_Toc239436338" w:history="1">
+          <w:hyperlink w:anchor="_Toc240392317" w:history="1">
             <w:r>
               <w:rPr>
                 <w:rStyle w:val="Hyperlink"/>
-                <w:rFonts w:cs="Times New Roman"/>
-                <w:noProof/>
               </w:rPr>
               <w:t>2.1 Bối cảnh sản phẩm (Product Perspective)</w:t>
             </w:r>
             <w:r>
               <w:rPr>
-                <w:noProof/>
                 <w:webHidden/>
               </w:rPr>
               <w:tab/>
             </w:r>
             <w:r>
               <w:rPr>
-                <w:noProof/>
                 <w:webHidden/>
               </w:rPr>
               <w:fldChar w:fldCharType="begin"/>
             </w:r>
             <w:r>
               <w:rPr>
-                <w:noProof/>
-                <w:webHidden/>
-              </w:rPr>
-              <w:instrText xml:space="preserve"> PAGEREF _Toc239436338 \h </w:instrText>
-            </w:r>
-            <w:r>
-              <w:rPr>
-                <w:noProof/>
-                <w:webHidden/>
-              </w:rPr>
-            </w:r>
-            <w:r>
-              <w:rPr>
-                <w:noProof/>
+                <w:webHidden/>
+              </w:rPr>
+              <w:instrText xml:space="preserve"> PAGEREF _Toc240392317 \h </w:instrText>
+            </w:r>
+            <w:r>
+              <w:rPr>
+                <w:webHidden/>
+              </w:rPr>
+            </w:r>
+            <w:r>
+              <w:rPr>
                 <w:webHidden/>
               </w:rPr>
               <w:fldChar w:fldCharType="separate"/>
             </w:r>
             <w:r>
               <w:rPr>
-                <w:noProof/>
                 <w:webHidden/>
               </w:rPr>
               <w:t>3</w:t>
             </w:r>
             <w:r>
               <w:rPr>
-                <w:noProof/>
                 <w:webHidden/>
               </w:rPr>
               <w:fldChar w:fldCharType="end"/>
@@ -1862,67 +1866,57 @@
         <w:p>
           <w:pPr>
             <w:pStyle w:val="TOC2"/>
-            <w:tabs>
-              <w:tab w:val="right" w:leader="dot" w:pos="9350"/>
-            </w:tabs>
             <w:rPr>
-              <w:rFonts w:asciiTheme="minorHAnsi" w:eastAsiaTheme="minorEastAsia" w:hAnsiTheme="minorHAnsi" w:cstheme="minorBidi"/>
-              <w:noProof/>
+              <w:rFonts w:eastAsiaTheme="minorEastAsia"/>
+              <w:kern w:val="2"/>
+              <w:lang w:val="en-ID" w:eastAsia="en-ID"/>
+              <w14:ligatures w14:val="standardContextual"/>
             </w:rPr>
           </w:pPr>
-          <w:hyperlink w:anchor="_Toc239436339" w:history="1">
+          <w:hyperlink w:anchor="_Toc240392318" w:history="1">
             <w:r>
               <w:rPr>
                 <w:rStyle w:val="Hyperlink"/>
-                <w:rFonts w:cs="Times New Roman"/>
-                <w:noProof/>
               </w:rPr>
               <w:t>2.2 Chức năng sản phẩm (Product Functions)</w:t>
             </w:r>
             <w:r>
               <w:rPr>
-                <w:noProof/>
                 <w:webHidden/>
               </w:rPr>
               <w:tab/>
             </w:r>
             <w:r>
               <w:rPr>
-                <w:noProof/>
                 <w:webHidden/>
               </w:rPr>
               <w:fldChar w:fldCharType="begin"/>
             </w:r>
             <w:r>
               <w:rPr>
-                <w:noProof/>
-                <w:webHidden/>
-              </w:rPr>
-              <w:instrText xml:space="preserve"> PAGEREF _Toc239436339 \h </w:instrText>
-            </w:r>
-            <w:r>
-              <w:rPr>
-                <w:noProof/>
-                <w:webHidden/>
-              </w:rPr>
-            </w:r>
-            <w:r>
-              <w:rPr>
-                <w:noProof/>
+                <w:webHidden/>
+              </w:rPr>
+              <w:instrText xml:space="preserve"> PAGEREF _Toc240392318 \h </w:instrText>
+            </w:r>
+            <w:r>
+              <w:rPr>
+                <w:webHidden/>
+              </w:rPr>
+            </w:r>
+            <w:r>
+              <w:rPr>
                 <w:webHidden/>
               </w:rPr>
               <w:fldChar w:fldCharType="separate"/>
             </w:r>
             <w:r>
               <w:rPr>
-                <w:noProof/>
                 <w:webHidden/>
               </w:rPr>
               <w:t>3</w:t>
             </w:r>
             <w:r>
               <w:rPr>
-                <w:noProof/>
                 <w:webHidden/>
               </w:rPr>
               <w:fldChar w:fldCharType="end"/>
@@ -1932,67 +1926,57 @@
         <w:p>
           <w:pPr>
             <w:pStyle w:val="TOC2"/>
-            <w:tabs>
-              <w:tab w:val="right" w:leader="dot" w:pos="9350"/>
-            </w:tabs>
             <w:rPr>
-              <w:rFonts w:asciiTheme="minorHAnsi" w:eastAsiaTheme="minorEastAsia" w:hAnsiTheme="minorHAnsi" w:cstheme="minorBidi"/>
-              <w:noProof/>
+              <w:rFonts w:eastAsiaTheme="minorEastAsia"/>
+              <w:kern w:val="2"/>
+              <w:lang w:val="en-ID" w:eastAsia="en-ID"/>
+              <w14:ligatures w14:val="standardContextual"/>
             </w:rPr>
           </w:pPr>
-          <w:hyperlink w:anchor="_Toc239436340" w:history="1">
+          <w:hyperlink w:anchor="_Toc240392319" w:history="1">
             <w:r>
               <w:rPr>
                 <w:rStyle w:val="Hyperlink"/>
-                <w:rFonts w:cs="Times New Roman"/>
-                <w:noProof/>
               </w:rPr>
               <w:t>2.3 Đặc điểm người dùng (User Characteristics)</w:t>
             </w:r>
             <w:r>
               <w:rPr>
-                <w:noProof/>
                 <w:webHidden/>
               </w:rPr>
               <w:tab/>
             </w:r>
             <w:r>
               <w:rPr>
-                <w:noProof/>
                 <w:webHidden/>
               </w:rPr>
               <w:fldChar w:fldCharType="begin"/>
             </w:r>
             <w:r>
               <w:rPr>
-                <w:noProof/>
-                <w:webHidden/>
-              </w:rPr>
-              <w:instrText xml:space="preserve"> PAGEREF _Toc239436340 \h </w:instrText>
-            </w:r>
-            <w:r>
-              <w:rPr>
-                <w:noProof/>
-                <w:webHidden/>
-              </w:rPr>
-            </w:r>
-            <w:r>
-              <w:rPr>
-                <w:noProof/>
+                <w:webHidden/>
+              </w:rPr>
+              <w:instrText xml:space="preserve"> PAGEREF _Toc240392319 \h </w:instrText>
+            </w:r>
+            <w:r>
+              <w:rPr>
+                <w:webHidden/>
+              </w:rPr>
+            </w:r>
+            <w:r>
+              <w:rPr>
                 <w:webHidden/>
               </w:rPr>
               <w:fldChar w:fldCharType="separate"/>
             </w:r>
             <w:r>
               <w:rPr>
-                <w:noProof/>
                 <w:webHidden/>
               </w:rPr>
               <w:t>3</w:t>
             </w:r>
             <w:r>
               <w:rPr>
-                <w:noProof/>
                 <w:webHidden/>
               </w:rPr>
               <w:fldChar w:fldCharType="end"/>
@@ -2002,67 +1986,57 @@
         <w:p>
           <w:pPr>
             <w:pStyle w:val="TOC2"/>
-            <w:tabs>
-              <w:tab w:val="right" w:leader="dot" w:pos="9350"/>
-            </w:tabs>
             <w:rPr>
-              <w:rFonts w:asciiTheme="minorHAnsi" w:eastAsiaTheme="minorEastAsia" w:hAnsiTheme="minorHAnsi" w:cstheme="minorBidi"/>
-              <w:noProof/>
+              <w:rFonts w:eastAsiaTheme="minorEastAsia"/>
+              <w:kern w:val="2"/>
+              <w:lang w:val="en-ID" w:eastAsia="en-ID"/>
+              <w14:ligatures w14:val="standardContextual"/>
             </w:rPr>
           </w:pPr>
-          <w:hyperlink w:anchor="_Toc239436341" w:history="1">
+          <w:hyperlink w:anchor="_Toc240392320" w:history="1">
             <w:r>
               <w:rPr>
                 <w:rStyle w:val="Hyperlink"/>
-                <w:rFonts w:cs="Times New Roman"/>
-                <w:noProof/>
               </w:rPr>
               <w:t>2.4 Ràng buộc chung (General Constraints)</w:t>
             </w:r>
             <w:r>
               <w:rPr>
-                <w:noProof/>
                 <w:webHidden/>
               </w:rPr>
               <w:tab/>
             </w:r>
             <w:r>
               <w:rPr>
-                <w:noProof/>
                 <w:webHidden/>
               </w:rPr>
               <w:fldChar w:fldCharType="begin"/>
             </w:r>
             <w:r>
               <w:rPr>
-                <w:noProof/>
-                <w:webHidden/>
-              </w:rPr>
-              <w:instrText xml:space="preserve"> PAGEREF _Toc239436341 \h </w:instrText>
-            </w:r>
-            <w:r>
-              <w:rPr>
-                <w:noProof/>
-                <w:webHidden/>
-              </w:rPr>
-            </w:r>
-            <w:r>
-              <w:rPr>
-                <w:noProof/>
+                <w:webHidden/>
+              </w:rPr>
+              <w:instrText xml:space="preserve"> PAGEREF _Toc240392320 \h </w:instrText>
+            </w:r>
+            <w:r>
+              <w:rPr>
+                <w:webHidden/>
+              </w:rPr>
+            </w:r>
+            <w:r>
+              <w:rPr>
                 <w:webHidden/>
               </w:rPr>
               <w:fldChar w:fldCharType="separate"/>
             </w:r>
             <w:r>
               <w:rPr>
-                <w:noProof/>
                 <w:webHidden/>
               </w:rPr>
               <w:t>4</w:t>
             </w:r>
             <w:r>
               <w:rPr>
-                <w:noProof/>
                 <w:webHidden/>
               </w:rPr>
               <w:fldChar w:fldCharType="end"/>
@@ -2072,67 +2046,57 @@
         <w:p>
           <w:pPr>
             <w:pStyle w:val="TOC2"/>
-            <w:tabs>
-              <w:tab w:val="right" w:leader="dot" w:pos="9350"/>
-            </w:tabs>
             <w:rPr>
-              <w:rFonts w:asciiTheme="minorHAnsi" w:eastAsiaTheme="minorEastAsia" w:hAnsiTheme="minorHAnsi" w:cstheme="minorBidi"/>
-              <w:noProof/>
+              <w:rFonts w:eastAsiaTheme="minorEastAsia"/>
+              <w:kern w:val="2"/>
+              <w:lang w:val="en-ID" w:eastAsia="en-ID"/>
+              <w14:ligatures w14:val="standardContextual"/>
             </w:rPr>
           </w:pPr>
-          <w:hyperlink w:anchor="_Toc239436342" w:history="1">
+          <w:hyperlink w:anchor="_Toc240392321" w:history="1">
             <w:r>
               <w:rPr>
                 <w:rStyle w:val="Hyperlink"/>
-                <w:rFonts w:cs="Times New Roman"/>
-                <w:noProof/>
               </w:rPr>
               <w:t>2.5 Giả định và phụ thuộc (Assumptions and Dependencies)</w:t>
             </w:r>
             <w:r>
               <w:rPr>
-                <w:noProof/>
                 <w:webHidden/>
               </w:rPr>
               <w:tab/>
             </w:r>
             <w:r>
               <w:rPr>
-                <w:noProof/>
                 <w:webHidden/>
               </w:rPr>
               <w:fldChar w:fldCharType="begin"/>
             </w:r>
             <w:r>
               <w:rPr>
-                <w:noProof/>
-                <w:webHidden/>
-              </w:rPr>
-              <w:instrText xml:space="preserve"> PAGEREF _Toc239436342 \h </w:instrText>
-            </w:r>
-            <w:r>
-              <w:rPr>
-                <w:noProof/>
-                <w:webHidden/>
-              </w:rPr>
-            </w:r>
-            <w:r>
-              <w:rPr>
-                <w:noProof/>
+                <w:webHidden/>
+              </w:rPr>
+              <w:instrText xml:space="preserve"> PAGEREF _Toc240392321 \h </w:instrText>
+            </w:r>
+            <w:r>
+              <w:rPr>
+                <w:webHidden/>
+              </w:rPr>
+            </w:r>
+            <w:r>
+              <w:rPr>
                 <w:webHidden/>
               </w:rPr>
               <w:fldChar w:fldCharType="separate"/>
             </w:r>
             <w:r>
               <w:rPr>
-                <w:noProof/>
                 <w:webHidden/>
               </w:rPr>
               <w:t>4</w:t>
             </w:r>
             <w:r>
               <w:rPr>
-                <w:noProof/>
                 <w:webHidden/>
               </w:rPr>
               <w:fldChar w:fldCharType="end"/>
@@ -2146,64 +2110,92 @@
               <w:tab w:val="right" w:leader="dot" w:pos="9350"/>
             </w:tabs>
             <w:rPr>
-              <w:rFonts w:asciiTheme="minorHAnsi" w:eastAsiaTheme="minorEastAsia" w:hAnsiTheme="minorHAnsi" w:cstheme="minorBidi"/>
+              <w:rFonts w:ascii="Times New Roman" w:eastAsiaTheme="minorEastAsia" w:hAnsi="Times New Roman" w:cs="Times New Roman"/>
               <w:noProof/>
+              <w:kern w:val="2"/>
+              <w:sz w:val="26"/>
+              <w:szCs w:val="26"/>
+              <w:lang w:val="en-ID" w:eastAsia="en-ID"/>
+              <w14:ligatures w14:val="standardContextual"/>
             </w:rPr>
           </w:pPr>
-          <w:hyperlink w:anchor="_Toc239436343" w:history="1">
+          <w:hyperlink w:anchor="_Toc240392322" w:history="1">
             <w:r>
               <w:rPr>
                 <w:rStyle w:val="Hyperlink"/>
-                <w:rFonts w:cs="Times New Roman"/>
+                <w:rFonts w:ascii="Times New Roman" w:hAnsi="Times New Roman" w:cs="Times New Roman"/>
                 <w:noProof/>
+                <w:sz w:val="26"/>
+                <w:szCs w:val="26"/>
               </w:rPr>
               <w:t>3. YÊU CẦU CHỨC NĂNG CHI TIẾT (Specific Functional Requirements)</w:t>
             </w:r>
             <w:r>
               <w:rPr>
+                <w:rFonts w:ascii="Times New Roman" w:hAnsi="Times New Roman" w:cs="Times New Roman"/>
                 <w:noProof/>
                 <w:webHidden/>
+                <w:sz w:val="26"/>
+                <w:szCs w:val="26"/>
               </w:rPr>
               <w:tab/>
             </w:r>
             <w:r>
               <w:rPr>
+                <w:rFonts w:ascii="Times New Roman" w:hAnsi="Times New Roman" w:cs="Times New Roman"/>
                 <w:noProof/>
                 <w:webHidden/>
+                <w:sz w:val="26"/>
+                <w:szCs w:val="26"/>
               </w:rPr>
               <w:fldChar w:fldCharType="begin"/>
             </w:r>
             <w:r>
               <w:rPr>
+                <w:rFonts w:ascii="Times New Roman" w:hAnsi="Times New Roman" w:cs="Times New Roman"/>
                 <w:noProof/>
                 <w:webHidden/>
-              </w:rPr>
-              <w:instrText xml:space="preserve"> PAGEREF _Toc239436343 \h </w:instrText>
-            </w:r>
-            <w:r>
-              <w:rPr>
+                <w:sz w:val="26"/>
+                <w:szCs w:val="26"/>
+              </w:rPr>
+              <w:instrText xml:space="preserve"> PAGEREF _Toc240392322 \h </w:instrText>
+            </w:r>
+            <w:r>
+              <w:rPr>
+                <w:rFonts w:ascii="Times New Roman" w:hAnsi="Times New Roman" w:cs="Times New Roman"/>
                 <w:noProof/>
                 <w:webHidden/>
-              </w:rPr>
-            </w:r>
-            <w:r>
-              <w:rPr>
+                <w:sz w:val="26"/>
+                <w:szCs w:val="26"/>
+              </w:rPr>
+            </w:r>
+            <w:r>
+              <w:rPr>
+                <w:rFonts w:ascii="Times New Roman" w:hAnsi="Times New Roman" w:cs="Times New Roman"/>
                 <w:noProof/>
                 <w:webHidden/>
+                <w:sz w:val="26"/>
+                <w:szCs w:val="26"/>
               </w:rPr>
               <w:fldChar w:fldCharType="separate"/>
             </w:r>
             <w:r>
               <w:rPr>
+                <w:rFonts w:ascii="Times New Roman" w:hAnsi="Times New Roman" w:cs="Times New Roman"/>
                 <w:noProof/>
                 <w:webHidden/>
+                <w:sz w:val="26"/>
+                <w:szCs w:val="26"/>
               </w:rPr>
               <w:t>4</w:t>
             </w:r>
             <w:r>
               <w:rPr>
+                <w:rFonts w:ascii="Times New Roman" w:hAnsi="Times New Roman" w:cs="Times New Roman"/>
                 <w:noProof/>
                 <w:webHidden/>
+                <w:sz w:val="26"/>
+                <w:szCs w:val="26"/>
               </w:rPr>
               <w:fldChar w:fldCharType="end"/>
             </w:r>
@@ -2212,67 +2204,57 @@
         <w:p>
           <w:pPr>
             <w:pStyle w:val="TOC2"/>
-            <w:tabs>
-              <w:tab w:val="right" w:leader="dot" w:pos="9350"/>
-            </w:tabs>
             <w:rPr>
-              <w:rFonts w:asciiTheme="minorHAnsi" w:eastAsiaTheme="minorEastAsia" w:hAnsiTheme="minorHAnsi" w:cstheme="minorBidi"/>
-              <w:noProof/>
+              <w:rFonts w:eastAsiaTheme="minorEastAsia"/>
+              <w:kern w:val="2"/>
+              <w:lang w:val="en-ID" w:eastAsia="en-ID"/>
+              <w14:ligatures w14:val="standardContextual"/>
             </w:rPr>
           </w:pPr>
-          <w:hyperlink w:anchor="_Toc239436344" w:history="1">
+          <w:hyperlink w:anchor="_Toc240392323" w:history="1">
             <w:r>
               <w:rPr>
                 <w:rStyle w:val="Hyperlink"/>
-                <w:rFonts w:cs="Times New Roman"/>
-                <w:noProof/>
               </w:rPr>
               <w:t>3.1 Module Authentication (Đăng ký / Đăng nhập / Đăng xuất)</w:t>
             </w:r>
             <w:r>
               <w:rPr>
-                <w:noProof/>
                 <w:webHidden/>
               </w:rPr>
               <w:tab/>
             </w:r>
             <w:r>
               <w:rPr>
-                <w:noProof/>
                 <w:webHidden/>
               </w:rPr>
               <w:fldChar w:fldCharType="begin"/>
             </w:r>
             <w:r>
               <w:rPr>
-                <w:noProof/>
-                <w:webHidden/>
-              </w:rPr>
-              <w:instrText xml:space="preserve"> PAGEREF _Toc239436344 \h </w:instrText>
-            </w:r>
-            <w:r>
-              <w:rPr>
-                <w:noProof/>
-                <w:webHidden/>
-              </w:rPr>
-            </w:r>
-            <w:r>
-              <w:rPr>
-                <w:noProof/>
+                <w:webHidden/>
+              </w:rPr>
+              <w:instrText xml:space="preserve"> PAGEREF _Toc240392323 \h </w:instrText>
+            </w:r>
+            <w:r>
+              <w:rPr>
+                <w:webHidden/>
+              </w:rPr>
+            </w:r>
+            <w:r>
+              <w:rPr>
                 <w:webHidden/>
               </w:rPr>
               <w:fldChar w:fldCharType="separate"/>
             </w:r>
             <w:r>
               <w:rPr>
-                <w:noProof/>
                 <w:webHidden/>
               </w:rPr>
               <w:t>4</w:t>
             </w:r>
             <w:r>
               <w:rPr>
-                <w:noProof/>
                 <w:webHidden/>
               </w:rPr>
               <w:fldChar w:fldCharType="end"/>
@@ -2286,64 +2268,92 @@
               <w:tab w:val="right" w:leader="dot" w:pos="9350"/>
             </w:tabs>
             <w:rPr>
-              <w:rFonts w:asciiTheme="minorHAnsi" w:eastAsiaTheme="minorEastAsia" w:hAnsiTheme="minorHAnsi" w:cstheme="minorBidi"/>
+              <w:rFonts w:ascii="Times New Roman" w:eastAsiaTheme="minorEastAsia" w:hAnsi="Times New Roman" w:cs="Times New Roman"/>
               <w:noProof/>
+              <w:kern w:val="2"/>
+              <w:sz w:val="26"/>
+              <w:szCs w:val="26"/>
+              <w:lang w:val="en-ID" w:eastAsia="en-ID"/>
+              <w14:ligatures w14:val="standardContextual"/>
             </w:rPr>
           </w:pPr>
-          <w:hyperlink w:anchor="_Toc239436345" w:history="1">
+          <w:hyperlink w:anchor="_Toc240392324" w:history="1">
             <w:r>
               <w:rPr>
                 <w:rStyle w:val="Hyperlink"/>
-                <w:rFonts w:cs="Times New Roman"/>
+                <w:rFonts w:ascii="Times New Roman" w:hAnsi="Times New Roman" w:cs="Times New Roman"/>
                 <w:noProof/>
+                <w:sz w:val="26"/>
+                <w:szCs w:val="26"/>
               </w:rPr>
               <w:t>3.1.1 Business Rules – Register (Quy tắc nghiệp vụ Đăng ký)</w:t>
             </w:r>
             <w:r>
               <w:rPr>
+                <w:rFonts w:ascii="Times New Roman" w:hAnsi="Times New Roman" w:cs="Times New Roman"/>
                 <w:noProof/>
                 <w:webHidden/>
+                <w:sz w:val="26"/>
+                <w:szCs w:val="26"/>
               </w:rPr>
               <w:tab/>
             </w:r>
             <w:r>
               <w:rPr>
+                <w:rFonts w:ascii="Times New Roman" w:hAnsi="Times New Roman" w:cs="Times New Roman"/>
                 <w:noProof/>
                 <w:webHidden/>
+                <w:sz w:val="26"/>
+                <w:szCs w:val="26"/>
               </w:rPr>
               <w:fldChar w:fldCharType="begin"/>
             </w:r>
             <w:r>
               <w:rPr>
+                <w:rFonts w:ascii="Times New Roman" w:hAnsi="Times New Roman" w:cs="Times New Roman"/>
                 <w:noProof/>
                 <w:webHidden/>
-              </w:rPr>
-              <w:instrText xml:space="preserve"> PAGEREF _Toc239436345 \h </w:instrText>
-            </w:r>
-            <w:r>
-              <w:rPr>
+                <w:sz w:val="26"/>
+                <w:szCs w:val="26"/>
+              </w:rPr>
+              <w:instrText xml:space="preserve"> PAGEREF _Toc240392324 \h </w:instrText>
+            </w:r>
+            <w:r>
+              <w:rPr>
+                <w:rFonts w:ascii="Times New Roman" w:hAnsi="Times New Roman" w:cs="Times New Roman"/>
                 <w:noProof/>
                 <w:webHidden/>
-              </w:rPr>
-            </w:r>
-            <w:r>
-              <w:rPr>
+                <w:sz w:val="26"/>
+                <w:szCs w:val="26"/>
+              </w:rPr>
+            </w:r>
+            <w:r>
+              <w:rPr>
+                <w:rFonts w:ascii="Times New Roman" w:hAnsi="Times New Roman" w:cs="Times New Roman"/>
                 <w:noProof/>
                 <w:webHidden/>
+                <w:sz w:val="26"/>
+                <w:szCs w:val="26"/>
               </w:rPr>
               <w:fldChar w:fldCharType="separate"/>
             </w:r>
             <w:r>
               <w:rPr>
+                <w:rFonts w:ascii="Times New Roman" w:hAnsi="Times New Roman" w:cs="Times New Roman"/>
                 <w:noProof/>
                 <w:webHidden/>
+                <w:sz w:val="26"/>
+                <w:szCs w:val="26"/>
               </w:rPr>
               <w:t>5</w:t>
             </w:r>
             <w:r>
               <w:rPr>
+                <w:rFonts w:ascii="Times New Roman" w:hAnsi="Times New Roman" w:cs="Times New Roman"/>
                 <w:noProof/>
                 <w:webHidden/>
+                <w:sz w:val="26"/>
+                <w:szCs w:val="26"/>
               </w:rPr>
               <w:fldChar w:fldCharType="end"/>
             </w:r>
@@ -2352,68 +2362,58 @@
         <w:p>
           <w:pPr>
             <w:pStyle w:val="TOC2"/>
-            <w:tabs>
-              <w:tab w:val="right" w:leader="dot" w:pos="9350"/>
-            </w:tabs>
             <w:rPr>
-              <w:rFonts w:asciiTheme="minorHAnsi" w:eastAsiaTheme="minorEastAsia" w:hAnsiTheme="minorHAnsi" w:cstheme="minorBidi"/>
-              <w:noProof/>
+              <w:rFonts w:eastAsiaTheme="minorEastAsia"/>
+              <w:kern w:val="2"/>
+              <w:lang w:val="en-ID" w:eastAsia="en-ID"/>
+              <w14:ligatures w14:val="standardContextual"/>
             </w:rPr>
           </w:pPr>
-          <w:hyperlink w:anchor="_Toc239436346" w:history="1">
+          <w:hyperlink w:anchor="_Toc240392325" w:history="1">
             <w:r>
               <w:rPr>
                 <w:rStyle w:val="Hyperlink"/>
-                <w:rFonts w:cs="Times New Roman"/>
-                <w:noProof/>
                 <w:lang w:val="fr-FR"/>
               </w:rPr>
               <w:t>3.2 Module Quản lý hồ sơ (Profile)</w:t>
             </w:r>
             <w:r>
               <w:rPr>
-                <w:noProof/>
                 <w:webHidden/>
               </w:rPr>
               <w:tab/>
             </w:r>
             <w:r>
               <w:rPr>
-                <w:noProof/>
                 <w:webHidden/>
               </w:rPr>
               <w:fldChar w:fldCharType="begin"/>
             </w:r>
             <w:r>
               <w:rPr>
-                <w:noProof/>
-                <w:webHidden/>
-              </w:rPr>
-              <w:instrText xml:space="preserve"> PAGEREF _Toc239436346 \h </w:instrText>
-            </w:r>
-            <w:r>
-              <w:rPr>
-                <w:noProof/>
-                <w:webHidden/>
-              </w:rPr>
-            </w:r>
-            <w:r>
-              <w:rPr>
-                <w:noProof/>
+                <w:webHidden/>
+              </w:rPr>
+              <w:instrText xml:space="preserve"> PAGEREF _Toc240392325 \h </w:instrText>
+            </w:r>
+            <w:r>
+              <w:rPr>
+                <w:webHidden/>
+              </w:rPr>
+            </w:r>
+            <w:r>
+              <w:rPr>
                 <w:webHidden/>
               </w:rPr>
               <w:fldChar w:fldCharType="separate"/>
             </w:r>
             <w:r>
               <w:rPr>
-                <w:noProof/>
                 <w:webHidden/>
               </w:rPr>
               <w:t>6</w:t>
             </w:r>
             <w:r>
               <w:rPr>
-                <w:noProof/>
                 <w:webHidden/>
               </w:rPr>
               <w:fldChar w:fldCharType="end"/>
@@ -2423,67 +2423,57 @@
         <w:p>
           <w:pPr>
             <w:pStyle w:val="TOC2"/>
-            <w:tabs>
-              <w:tab w:val="right" w:leader="dot" w:pos="9350"/>
-            </w:tabs>
             <w:rPr>
-              <w:rFonts w:asciiTheme="minorHAnsi" w:eastAsiaTheme="minorEastAsia" w:hAnsiTheme="minorHAnsi" w:cstheme="minorBidi"/>
-              <w:noProof/>
+              <w:rFonts w:eastAsiaTheme="minorEastAsia"/>
+              <w:kern w:val="2"/>
+              <w:lang w:val="en-ID" w:eastAsia="en-ID"/>
+              <w14:ligatures w14:val="standardContextual"/>
             </w:rPr>
           </w:pPr>
-          <w:hyperlink w:anchor="_Toc239436347" w:history="1">
+          <w:hyperlink w:anchor="_Toc240392326" w:history="1">
             <w:r>
               <w:rPr>
                 <w:rStyle w:val="Hyperlink"/>
-                <w:rFonts w:cs="Times New Roman"/>
-                <w:noProof/>
               </w:rPr>
               <w:t>3.3 Module Sản phẩm (Product) &amp; Danh mục (Category)</w:t>
             </w:r>
             <w:r>
               <w:rPr>
-                <w:noProof/>
                 <w:webHidden/>
               </w:rPr>
               <w:tab/>
             </w:r>
             <w:r>
               <w:rPr>
-                <w:noProof/>
                 <w:webHidden/>
               </w:rPr>
               <w:fldChar w:fldCharType="begin"/>
             </w:r>
             <w:r>
               <w:rPr>
-                <w:noProof/>
-                <w:webHidden/>
-              </w:rPr>
-              <w:instrText xml:space="preserve"> PAGEREF _Toc239436347 \h </w:instrText>
-            </w:r>
-            <w:r>
-              <w:rPr>
-                <w:noProof/>
-                <w:webHidden/>
-              </w:rPr>
-            </w:r>
-            <w:r>
-              <w:rPr>
-                <w:noProof/>
+                <w:webHidden/>
+              </w:rPr>
+              <w:instrText xml:space="preserve"> PAGEREF _Toc240392326 \h </w:instrText>
+            </w:r>
+            <w:r>
+              <w:rPr>
+                <w:webHidden/>
+              </w:rPr>
+            </w:r>
+            <w:r>
+              <w:rPr>
                 <w:webHidden/>
               </w:rPr>
               <w:fldChar w:fldCharType="separate"/>
             </w:r>
             <w:r>
               <w:rPr>
-                <w:noProof/>
                 <w:webHidden/>
               </w:rPr>
               <w:t>6</w:t>
             </w:r>
             <w:r>
               <w:rPr>
-                <w:noProof/>
                 <w:webHidden/>
               </w:rPr>
               <w:fldChar w:fldCharType="end"/>
@@ -2497,64 +2487,92 @@
               <w:tab w:val="right" w:leader="dot" w:pos="9350"/>
             </w:tabs>
             <w:rPr>
-              <w:rFonts w:asciiTheme="minorHAnsi" w:eastAsiaTheme="minorEastAsia" w:hAnsiTheme="minorHAnsi" w:cstheme="minorBidi"/>
+              <w:rFonts w:ascii="Times New Roman" w:eastAsiaTheme="minorEastAsia" w:hAnsi="Times New Roman" w:cs="Times New Roman"/>
               <w:noProof/>
+              <w:kern w:val="2"/>
+              <w:sz w:val="26"/>
+              <w:szCs w:val="26"/>
+              <w:lang w:val="en-ID" w:eastAsia="en-ID"/>
+              <w14:ligatures w14:val="standardContextual"/>
             </w:rPr>
           </w:pPr>
-          <w:hyperlink w:anchor="_Toc239436348" w:history="1">
+          <w:hyperlink w:anchor="_Toc240392327" w:history="1">
             <w:r>
               <w:rPr>
                 <w:rStyle w:val="Hyperlink"/>
-                <w:rFonts w:cs="Times New Roman"/>
+                <w:rFonts w:ascii="Times New Roman" w:hAnsi="Times New Roman" w:cs="Times New Roman"/>
                 <w:noProof/>
+                <w:sz w:val="26"/>
+                <w:szCs w:val="26"/>
               </w:rPr>
               <w:t>3.3.1 Business Rules – Product (Product)</w:t>
             </w:r>
             <w:r>
               <w:rPr>
+                <w:rFonts w:ascii="Times New Roman" w:hAnsi="Times New Roman" w:cs="Times New Roman"/>
                 <w:noProof/>
                 <w:webHidden/>
+                <w:sz w:val="26"/>
+                <w:szCs w:val="26"/>
               </w:rPr>
               <w:tab/>
             </w:r>
             <w:r>
               <w:rPr>
+                <w:rFonts w:ascii="Times New Roman" w:hAnsi="Times New Roman" w:cs="Times New Roman"/>
                 <w:noProof/>
                 <w:webHidden/>
+                <w:sz w:val="26"/>
+                <w:szCs w:val="26"/>
               </w:rPr>
               <w:fldChar w:fldCharType="begin"/>
             </w:r>
             <w:r>
               <w:rPr>
+                <w:rFonts w:ascii="Times New Roman" w:hAnsi="Times New Roman" w:cs="Times New Roman"/>
                 <w:noProof/>
                 <w:webHidden/>
-              </w:rPr>
-              <w:instrText xml:space="preserve"> PAGEREF _Toc239436348 \h </w:instrText>
-            </w:r>
-            <w:r>
-              <w:rPr>
+                <w:sz w:val="26"/>
+                <w:szCs w:val="26"/>
+              </w:rPr>
+              <w:instrText xml:space="preserve"> PAGEREF _Toc240392327 \h </w:instrText>
+            </w:r>
+            <w:r>
+              <w:rPr>
+                <w:rFonts w:ascii="Times New Roman" w:hAnsi="Times New Roman" w:cs="Times New Roman"/>
                 <w:noProof/>
                 <w:webHidden/>
-              </w:rPr>
-            </w:r>
-            <w:r>
-              <w:rPr>
+                <w:sz w:val="26"/>
+                <w:szCs w:val="26"/>
+              </w:rPr>
+            </w:r>
+            <w:r>
+              <w:rPr>
+                <w:rFonts w:ascii="Times New Roman" w:hAnsi="Times New Roman" w:cs="Times New Roman"/>
                 <w:noProof/>
                 <w:webHidden/>
+                <w:sz w:val="26"/>
+                <w:szCs w:val="26"/>
               </w:rPr>
               <w:fldChar w:fldCharType="separate"/>
             </w:r>
             <w:r>
               <w:rPr>
+                <w:rFonts w:ascii="Times New Roman" w:hAnsi="Times New Roman" w:cs="Times New Roman"/>
                 <w:noProof/>
                 <w:webHidden/>
+                <w:sz w:val="26"/>
+                <w:szCs w:val="26"/>
               </w:rPr>
               <w:t>8</w:t>
             </w:r>
             <w:r>
               <w:rPr>
+                <w:rFonts w:ascii="Times New Roman" w:hAnsi="Times New Roman" w:cs="Times New Roman"/>
                 <w:noProof/>
                 <w:webHidden/>
+                <w:sz w:val="26"/>
+                <w:szCs w:val="26"/>
               </w:rPr>
               <w:fldChar w:fldCharType="end"/>
             </w:r>
@@ -2563,67 +2581,57 @@
         <w:p>
           <w:pPr>
             <w:pStyle w:val="TOC2"/>
-            <w:tabs>
-              <w:tab w:val="right" w:leader="dot" w:pos="9350"/>
-            </w:tabs>
             <w:rPr>
-              <w:rFonts w:asciiTheme="minorHAnsi" w:eastAsiaTheme="minorEastAsia" w:hAnsiTheme="minorHAnsi" w:cstheme="minorBidi"/>
-              <w:noProof/>
+              <w:rFonts w:eastAsiaTheme="minorEastAsia"/>
+              <w:kern w:val="2"/>
+              <w:lang w:val="en-ID" w:eastAsia="en-ID"/>
+              <w14:ligatures w14:val="standardContextual"/>
             </w:rPr>
           </w:pPr>
-          <w:hyperlink w:anchor="_Toc239436349" w:history="1">
+          <w:hyperlink w:anchor="_Toc240392328" w:history="1">
             <w:r>
               <w:rPr>
                 <w:rStyle w:val="Hyperlink"/>
-                <w:rFonts w:cs="Times New Roman"/>
-                <w:noProof/>
               </w:rPr>
               <w:t>3.4 Module Giỏ hàng (Cart)</w:t>
             </w:r>
             <w:r>
               <w:rPr>
-                <w:noProof/>
                 <w:webHidden/>
               </w:rPr>
               <w:tab/>
             </w:r>
             <w:r>
               <w:rPr>
-                <w:noProof/>
                 <w:webHidden/>
               </w:rPr>
               <w:fldChar w:fldCharType="begin"/>
             </w:r>
             <w:r>
               <w:rPr>
-                <w:noProof/>
-                <w:webHidden/>
-              </w:rPr>
-              <w:instrText xml:space="preserve"> PAGEREF _Toc239436349 \h </w:instrText>
-            </w:r>
-            <w:r>
-              <w:rPr>
-                <w:noProof/>
-                <w:webHidden/>
-              </w:rPr>
-            </w:r>
-            <w:r>
-              <w:rPr>
-                <w:noProof/>
+                <w:webHidden/>
+              </w:rPr>
+              <w:instrText xml:space="preserve"> PAGEREF _Toc240392328 \h </w:instrText>
+            </w:r>
+            <w:r>
+              <w:rPr>
+                <w:webHidden/>
+              </w:rPr>
+            </w:r>
+            <w:r>
+              <w:rPr>
                 <w:webHidden/>
               </w:rPr>
               <w:fldChar w:fldCharType="separate"/>
             </w:r>
             <w:r>
               <w:rPr>
-                <w:noProof/>
                 <w:webHidden/>
               </w:rPr>
               <w:t>9</w:t>
             </w:r>
             <w:r>
               <w:rPr>
-                <w:noProof/>
                 <w:webHidden/>
               </w:rPr>
               <w:fldChar w:fldCharType="end"/>
@@ -2637,64 +2645,92 @@
               <w:tab w:val="right" w:leader="dot" w:pos="9350"/>
             </w:tabs>
             <w:rPr>
-              <w:rFonts w:asciiTheme="minorHAnsi" w:eastAsiaTheme="minorEastAsia" w:hAnsiTheme="minorHAnsi" w:cstheme="minorBidi"/>
+              <w:rFonts w:ascii="Times New Roman" w:eastAsiaTheme="minorEastAsia" w:hAnsi="Times New Roman" w:cs="Times New Roman"/>
               <w:noProof/>
+              <w:kern w:val="2"/>
+              <w:sz w:val="26"/>
+              <w:szCs w:val="26"/>
+              <w:lang w:val="en-ID" w:eastAsia="en-ID"/>
+              <w14:ligatures w14:val="standardContextual"/>
             </w:rPr>
           </w:pPr>
-          <w:hyperlink w:anchor="_Toc239436350" w:history="1">
+          <w:hyperlink w:anchor="_Toc240392329" w:history="1">
             <w:r>
               <w:rPr>
                 <w:rStyle w:val="Hyperlink"/>
-                <w:rFonts w:cs="Times New Roman"/>
+                <w:rFonts w:ascii="Times New Roman" w:hAnsi="Times New Roman" w:cs="Times New Roman"/>
                 <w:noProof/>
+                <w:sz w:val="26"/>
+                <w:szCs w:val="26"/>
               </w:rPr>
               <w:t>3.4.1 Business Rules – Cart (Cart)</w:t>
             </w:r>
             <w:r>
               <w:rPr>
+                <w:rFonts w:ascii="Times New Roman" w:hAnsi="Times New Roman" w:cs="Times New Roman"/>
                 <w:noProof/>
                 <w:webHidden/>
+                <w:sz w:val="26"/>
+                <w:szCs w:val="26"/>
               </w:rPr>
               <w:tab/>
             </w:r>
             <w:r>
               <w:rPr>
+                <w:rFonts w:ascii="Times New Roman" w:hAnsi="Times New Roman" w:cs="Times New Roman"/>
                 <w:noProof/>
                 <w:webHidden/>
+                <w:sz w:val="26"/>
+                <w:szCs w:val="26"/>
               </w:rPr>
               <w:fldChar w:fldCharType="begin"/>
             </w:r>
             <w:r>
               <w:rPr>
+                <w:rFonts w:ascii="Times New Roman" w:hAnsi="Times New Roman" w:cs="Times New Roman"/>
                 <w:noProof/>
                 <w:webHidden/>
-              </w:rPr>
-              <w:instrText xml:space="preserve"> PAGEREF _Toc239436350 \h </w:instrText>
-            </w:r>
-            <w:r>
-              <w:rPr>
+                <w:sz w:val="26"/>
+                <w:szCs w:val="26"/>
+              </w:rPr>
+              <w:instrText xml:space="preserve"> PAGEREF _Toc240392329 \h </w:instrText>
+            </w:r>
+            <w:r>
+              <w:rPr>
+                <w:rFonts w:ascii="Times New Roman" w:hAnsi="Times New Roman" w:cs="Times New Roman"/>
                 <w:noProof/>
                 <w:webHidden/>
-              </w:rPr>
-            </w:r>
-            <w:r>
-              <w:rPr>
+                <w:sz w:val="26"/>
+                <w:szCs w:val="26"/>
+              </w:rPr>
+            </w:r>
+            <w:r>
+              <w:rPr>
+                <w:rFonts w:ascii="Times New Roman" w:hAnsi="Times New Roman" w:cs="Times New Roman"/>
                 <w:noProof/>
                 <w:webHidden/>
+                <w:sz w:val="26"/>
+                <w:szCs w:val="26"/>
               </w:rPr>
               <w:fldChar w:fldCharType="separate"/>
             </w:r>
             <w:r>
               <w:rPr>
+                <w:rFonts w:ascii="Times New Roman" w:hAnsi="Times New Roman" w:cs="Times New Roman"/>
                 <w:noProof/>
                 <w:webHidden/>
+                <w:sz w:val="26"/>
+                <w:szCs w:val="26"/>
               </w:rPr>
               <w:t>10</w:t>
             </w:r>
             <w:r>
               <w:rPr>
+                <w:rFonts w:ascii="Times New Roman" w:hAnsi="Times New Roman" w:cs="Times New Roman"/>
                 <w:noProof/>
                 <w:webHidden/>
+                <w:sz w:val="26"/>
+                <w:szCs w:val="26"/>
               </w:rPr>
               <w:fldChar w:fldCharType="end"/>
             </w:r>
@@ -2703,67 +2739,57 @@
         <w:p>
           <w:pPr>
             <w:pStyle w:val="TOC2"/>
-            <w:tabs>
-              <w:tab w:val="right" w:leader="dot" w:pos="9350"/>
-            </w:tabs>
             <w:rPr>
-              <w:rFonts w:asciiTheme="minorHAnsi" w:eastAsiaTheme="minorEastAsia" w:hAnsiTheme="minorHAnsi" w:cstheme="minorBidi"/>
-              <w:noProof/>
+              <w:rFonts w:eastAsiaTheme="minorEastAsia"/>
+              <w:kern w:val="2"/>
+              <w:lang w:val="en-ID" w:eastAsia="en-ID"/>
+              <w14:ligatures w14:val="standardContextual"/>
             </w:rPr>
           </w:pPr>
-          <w:hyperlink w:anchor="_Toc239436351" w:history="1">
+          <w:hyperlink w:anchor="_Toc240392330" w:history="1">
             <w:r>
               <w:rPr>
                 <w:rStyle w:val="Hyperlink"/>
-                <w:rFonts w:cs="Times New Roman"/>
-                <w:noProof/>
               </w:rPr>
               <w:t>3.5 Module Đơn hàng (Order)</w:t>
             </w:r>
             <w:r>
               <w:rPr>
-                <w:noProof/>
                 <w:webHidden/>
               </w:rPr>
               <w:tab/>
             </w:r>
             <w:r>
               <w:rPr>
-                <w:noProof/>
                 <w:webHidden/>
               </w:rPr>
               <w:fldChar w:fldCharType="begin"/>
             </w:r>
             <w:r>
               <w:rPr>
-                <w:noProof/>
-                <w:webHidden/>
-              </w:rPr>
-              <w:instrText xml:space="preserve"> PAGEREF _Toc239436351 \h </w:instrText>
-            </w:r>
-            <w:r>
-              <w:rPr>
-                <w:noProof/>
-                <w:webHidden/>
-              </w:rPr>
-            </w:r>
-            <w:r>
-              <w:rPr>
-                <w:noProof/>
+                <w:webHidden/>
+              </w:rPr>
+              <w:instrText xml:space="preserve"> PAGEREF _Toc240392330 \h </w:instrText>
+            </w:r>
+            <w:r>
+              <w:rPr>
+                <w:webHidden/>
+              </w:rPr>
+            </w:r>
+            <w:r>
+              <w:rPr>
                 <w:webHidden/>
               </w:rPr>
               <w:fldChar w:fldCharType="separate"/>
             </w:r>
             <w:r>
               <w:rPr>
-                <w:noProof/>
                 <w:webHidden/>
               </w:rPr>
               <w:t>11</w:t>
             </w:r>
             <w:r>
               <w:rPr>
-                <w:noProof/>
                 <w:webHidden/>
               </w:rPr>
               <w:fldChar w:fldCharType="end"/>
@@ -2773,67 +2799,57 @@
         <w:p>
           <w:pPr>
             <w:pStyle w:val="TOC2"/>
-            <w:tabs>
-              <w:tab w:val="right" w:leader="dot" w:pos="9350"/>
-            </w:tabs>
             <w:rPr>
-              <w:rFonts w:asciiTheme="minorHAnsi" w:eastAsiaTheme="minorEastAsia" w:hAnsiTheme="minorHAnsi" w:cstheme="minorBidi"/>
-              <w:noProof/>
+              <w:rFonts w:eastAsiaTheme="minorEastAsia"/>
+              <w:kern w:val="2"/>
+              <w:lang w:val="en-ID" w:eastAsia="en-ID"/>
+              <w14:ligatures w14:val="standardContextual"/>
             </w:rPr>
           </w:pPr>
-          <w:hyperlink w:anchor="_Toc239436352" w:history="1">
+          <w:hyperlink w:anchor="_Toc240392331" w:history="1">
             <w:r>
               <w:rPr>
                 <w:rStyle w:val="Hyperlink"/>
-                <w:rFonts w:cs="Times New Roman"/>
-                <w:noProof/>
               </w:rPr>
               <w:t>3.6 Module Phân quyền (Authorization) — tham chiếu chéo</w:t>
             </w:r>
             <w:r>
               <w:rPr>
-                <w:noProof/>
                 <w:webHidden/>
               </w:rPr>
               <w:tab/>
             </w:r>
             <w:r>
               <w:rPr>
-                <w:noProof/>
                 <w:webHidden/>
               </w:rPr>
               <w:fldChar w:fldCharType="begin"/>
             </w:r>
             <w:r>
               <w:rPr>
-                <w:noProof/>
-                <w:webHidden/>
-              </w:rPr>
-              <w:instrText xml:space="preserve"> PAGEREF _Toc239436352 \h </w:instrText>
-            </w:r>
-            <w:r>
-              <w:rPr>
-                <w:noProof/>
-                <w:webHidden/>
-              </w:rPr>
-            </w:r>
-            <w:r>
-              <w:rPr>
-                <w:noProof/>
+                <w:webHidden/>
+              </w:rPr>
+              <w:instrText xml:space="preserve"> PAGEREF _Toc240392331 \h </w:instrText>
+            </w:r>
+            <w:r>
+              <w:rPr>
+                <w:webHidden/>
+              </w:rPr>
+            </w:r>
+            <w:r>
+              <w:rPr>
                 <w:webHidden/>
               </w:rPr>
               <w:fldChar w:fldCharType="separate"/>
             </w:r>
             <w:r>
               <w:rPr>
-                <w:noProof/>
                 <w:webHidden/>
               </w:rPr>
               <w:t>15</w:t>
             </w:r>
             <w:r>
               <w:rPr>
-                <w:noProof/>
                 <w:webHidden/>
               </w:rPr>
               <w:fldChar w:fldCharType="end"/>
@@ -2843,67 +2859,57 @@
         <w:p>
           <w:pPr>
             <w:pStyle w:val="TOC2"/>
-            <w:tabs>
-              <w:tab w:val="right" w:leader="dot" w:pos="9350"/>
-            </w:tabs>
             <w:rPr>
-              <w:rFonts w:asciiTheme="minorHAnsi" w:eastAsiaTheme="minorEastAsia" w:hAnsiTheme="minorHAnsi" w:cstheme="minorBidi"/>
-              <w:noProof/>
+              <w:rFonts w:eastAsiaTheme="minorEastAsia"/>
+              <w:kern w:val="2"/>
+              <w:lang w:val="en-ID" w:eastAsia="en-ID"/>
+              <w14:ligatures w14:val="standardContextual"/>
             </w:rPr>
           </w:pPr>
-          <w:hyperlink w:anchor="_Toc239436353" w:history="1">
+          <w:hyperlink w:anchor="_Toc240392332" w:history="1">
             <w:r>
               <w:rPr>
                 <w:rStyle w:val="Hyperlink"/>
-                <w:rFonts w:cs="Times New Roman"/>
-                <w:noProof/>
               </w:rPr>
               <w:t>3.7 Chiến lược &amp; kỹ thuật thiết kế Test Case đã áp dụng</w:t>
             </w:r>
             <w:r>
               <w:rPr>
-                <w:noProof/>
                 <w:webHidden/>
               </w:rPr>
               <w:tab/>
             </w:r>
             <w:r>
               <w:rPr>
-                <w:noProof/>
                 <w:webHidden/>
               </w:rPr>
               <w:fldChar w:fldCharType="begin"/>
             </w:r>
             <w:r>
               <w:rPr>
-                <w:noProof/>
-                <w:webHidden/>
-              </w:rPr>
-              <w:instrText xml:space="preserve"> PAGEREF _Toc239436353 \h </w:instrText>
-            </w:r>
-            <w:r>
-              <w:rPr>
-                <w:noProof/>
-                <w:webHidden/>
-              </w:rPr>
-            </w:r>
-            <w:r>
-              <w:rPr>
-                <w:noProof/>
+                <w:webHidden/>
+              </w:rPr>
+              <w:instrText xml:space="preserve"> PAGEREF _Toc240392332 \h </w:instrText>
+            </w:r>
+            <w:r>
+              <w:rPr>
+                <w:webHidden/>
+              </w:rPr>
+            </w:r>
+            <w:r>
+              <w:rPr>
                 <w:webHidden/>
               </w:rPr>
               <w:fldChar w:fldCharType="separate"/>
             </w:r>
             <w:r>
               <w:rPr>
-                <w:noProof/>
                 <w:webHidden/>
               </w:rPr>
               <w:t>15</w:t>
             </w:r>
             <w:r>
               <w:rPr>
-                <w:noProof/>
                 <w:webHidden/>
               </w:rPr>
               <w:fldChar w:fldCharType="end"/>
@@ -2917,65 +2923,93 @@
               <w:tab w:val="right" w:leader="dot" w:pos="9350"/>
             </w:tabs>
             <w:rPr>
-              <w:rFonts w:asciiTheme="minorHAnsi" w:eastAsiaTheme="minorEastAsia" w:hAnsiTheme="minorHAnsi" w:cstheme="minorBidi"/>
+              <w:rFonts w:ascii="Times New Roman" w:eastAsiaTheme="minorEastAsia" w:hAnsi="Times New Roman" w:cs="Times New Roman"/>
               <w:noProof/>
+              <w:kern w:val="2"/>
+              <w:sz w:val="26"/>
+              <w:szCs w:val="26"/>
+              <w:lang w:val="en-ID" w:eastAsia="en-ID"/>
+              <w14:ligatures w14:val="standardContextual"/>
             </w:rPr>
           </w:pPr>
-          <w:hyperlink w:anchor="_Toc239436354" w:history="1">
+          <w:hyperlink w:anchor="_Toc240392333" w:history="1">
             <w:r>
               <w:rPr>
                 <w:rStyle w:val="Hyperlink"/>
-                <w:rFonts w:cs="Times New Roman"/>
+                <w:rFonts w:ascii="Times New Roman" w:hAnsi="Times New Roman" w:cs="Times New Roman"/>
                 <w:noProof/>
+                <w:sz w:val="26"/>
+                <w:szCs w:val="26"/>
                 <w:lang w:val="fr-FR"/>
               </w:rPr>
               <w:t>4. YÊU CẦU PHI CHỨC NĂNG (Non-Functional Requirements)</w:t>
             </w:r>
             <w:r>
               <w:rPr>
+                <w:rFonts w:ascii="Times New Roman" w:hAnsi="Times New Roman" w:cs="Times New Roman"/>
                 <w:noProof/>
                 <w:webHidden/>
+                <w:sz w:val="26"/>
+                <w:szCs w:val="26"/>
               </w:rPr>
               <w:tab/>
             </w:r>
             <w:r>
               <w:rPr>
+                <w:rFonts w:ascii="Times New Roman" w:hAnsi="Times New Roman" w:cs="Times New Roman"/>
                 <w:noProof/>
                 <w:webHidden/>
+                <w:sz w:val="26"/>
+                <w:szCs w:val="26"/>
               </w:rPr>
               <w:fldChar w:fldCharType="begin"/>
             </w:r>
             <w:r>
               <w:rPr>
+                <w:rFonts w:ascii="Times New Roman" w:hAnsi="Times New Roman" w:cs="Times New Roman"/>
                 <w:noProof/>
                 <w:webHidden/>
-              </w:rPr>
-              <w:instrText xml:space="preserve"> PAGEREF _Toc239436354 \h </w:instrText>
-            </w:r>
-            <w:r>
-              <w:rPr>
+                <w:sz w:val="26"/>
+                <w:szCs w:val="26"/>
+              </w:rPr>
+              <w:instrText xml:space="preserve"> PAGEREF _Toc240392333 \h </w:instrText>
+            </w:r>
+            <w:r>
+              <w:rPr>
+                <w:rFonts w:ascii="Times New Roman" w:hAnsi="Times New Roman" w:cs="Times New Roman"/>
                 <w:noProof/>
                 <w:webHidden/>
-              </w:rPr>
-            </w:r>
-            <w:r>
-              <w:rPr>
+                <w:sz w:val="26"/>
+                <w:szCs w:val="26"/>
+              </w:rPr>
+            </w:r>
+            <w:r>
+              <w:rPr>
+                <w:rFonts w:ascii="Times New Roman" w:hAnsi="Times New Roman" w:cs="Times New Roman"/>
                 <w:noProof/>
                 <w:webHidden/>
+                <w:sz w:val="26"/>
+                <w:szCs w:val="26"/>
               </w:rPr>
               <w:fldChar w:fldCharType="separate"/>
             </w:r>
             <w:r>
               <w:rPr>
+                <w:rFonts w:ascii="Times New Roman" w:hAnsi="Times New Roman" w:cs="Times New Roman"/>
                 <w:noProof/>
                 <w:webHidden/>
+                <w:sz w:val="26"/>
+                <w:szCs w:val="26"/>
               </w:rPr>
               <w:t>16</w:t>
             </w:r>
             <w:r>
               <w:rPr>
+                <w:rFonts w:ascii="Times New Roman" w:hAnsi="Times New Roman" w:cs="Times New Roman"/>
                 <w:noProof/>
                 <w:webHidden/>
+                <w:sz w:val="26"/>
+                <w:szCs w:val="26"/>
               </w:rPr>
               <w:fldChar w:fldCharType="end"/>
             </w:r>
@@ -2984,68 +3018,58 @@
         <w:p>
           <w:pPr>
             <w:pStyle w:val="TOC2"/>
-            <w:tabs>
-              <w:tab w:val="right" w:leader="dot" w:pos="9350"/>
-            </w:tabs>
             <w:rPr>
-              <w:rFonts w:asciiTheme="minorHAnsi" w:eastAsiaTheme="minorEastAsia" w:hAnsiTheme="minorHAnsi" w:cstheme="minorBidi"/>
-              <w:noProof/>
+              <w:rFonts w:eastAsiaTheme="minorEastAsia"/>
+              <w:kern w:val="2"/>
+              <w:lang w:val="en-ID" w:eastAsia="en-ID"/>
+              <w14:ligatures w14:val="standardContextual"/>
             </w:rPr>
           </w:pPr>
-          <w:hyperlink w:anchor="_Toc239436355" w:history="1">
+          <w:hyperlink w:anchor="_Toc240392334" w:history="1">
             <w:r>
               <w:rPr>
                 <w:rStyle w:val="Hyperlink"/>
-                <w:rFonts w:cs="Times New Roman"/>
-                <w:noProof/>
                 <w:lang w:val="fr-FR"/>
               </w:rPr>
               <w:t>4.1 Hiệu năng (Performance)</w:t>
             </w:r>
             <w:r>
               <w:rPr>
-                <w:noProof/>
                 <w:webHidden/>
               </w:rPr>
               <w:tab/>
             </w:r>
             <w:r>
               <w:rPr>
-                <w:noProof/>
                 <w:webHidden/>
               </w:rPr>
               <w:fldChar w:fldCharType="begin"/>
             </w:r>
             <w:r>
               <w:rPr>
-                <w:noProof/>
-                <w:webHidden/>
-              </w:rPr>
-              <w:instrText xml:space="preserve"> PAGEREF _Toc239436355 \h </w:instrText>
-            </w:r>
-            <w:r>
-              <w:rPr>
-                <w:noProof/>
-                <w:webHidden/>
-              </w:rPr>
-            </w:r>
-            <w:r>
-              <w:rPr>
-                <w:noProof/>
+                <w:webHidden/>
+              </w:rPr>
+              <w:instrText xml:space="preserve"> PAGEREF _Toc240392334 \h </w:instrText>
+            </w:r>
+            <w:r>
+              <w:rPr>
+                <w:webHidden/>
+              </w:rPr>
+            </w:r>
+            <w:r>
+              <w:rPr>
                 <w:webHidden/>
               </w:rPr>
               <w:fldChar w:fldCharType="separate"/>
             </w:r>
             <w:r>
               <w:rPr>
-                <w:noProof/>
                 <w:webHidden/>
               </w:rPr>
               <w:t>16</w:t>
             </w:r>
             <w:r>
               <w:rPr>
-                <w:noProof/>
                 <w:webHidden/>
               </w:rPr>
               <w:fldChar w:fldCharType="end"/>
@@ -3055,67 +3079,57 @@
         <w:p>
           <w:pPr>
             <w:pStyle w:val="TOC2"/>
-            <w:tabs>
-              <w:tab w:val="right" w:leader="dot" w:pos="9350"/>
-            </w:tabs>
             <w:rPr>
-              <w:rFonts w:asciiTheme="minorHAnsi" w:eastAsiaTheme="minorEastAsia" w:hAnsiTheme="minorHAnsi" w:cstheme="minorBidi"/>
-              <w:noProof/>
+              <w:rFonts w:eastAsiaTheme="minorEastAsia"/>
+              <w:kern w:val="2"/>
+              <w:lang w:val="en-ID" w:eastAsia="en-ID"/>
+              <w14:ligatures w14:val="standardContextual"/>
             </w:rPr>
           </w:pPr>
-          <w:hyperlink w:anchor="_Toc239436356" w:history="1">
+          <w:hyperlink w:anchor="_Toc240392335" w:history="1">
             <w:r>
               <w:rPr>
                 <w:rStyle w:val="Hyperlink"/>
-                <w:rFonts w:cs="Times New Roman"/>
-                <w:noProof/>
               </w:rPr>
               <w:t>4.2 Bảo mật (Security)</w:t>
             </w:r>
             <w:r>
               <w:rPr>
-                <w:noProof/>
                 <w:webHidden/>
               </w:rPr>
               <w:tab/>
             </w:r>
             <w:r>
               <w:rPr>
-                <w:noProof/>
                 <w:webHidden/>
               </w:rPr>
               <w:fldChar w:fldCharType="begin"/>
             </w:r>
             <w:r>
               <w:rPr>
-                <w:noProof/>
-                <w:webHidden/>
-              </w:rPr>
-              <w:instrText xml:space="preserve"> PAGEREF _Toc239436356 \h </w:instrText>
-            </w:r>
-            <w:r>
-              <w:rPr>
-                <w:noProof/>
-                <w:webHidden/>
-              </w:rPr>
-            </w:r>
-            <w:r>
-              <w:rPr>
-                <w:noProof/>
+                <w:webHidden/>
+              </w:rPr>
+              <w:instrText xml:space="preserve"> PAGEREF _Toc240392335 \h </w:instrText>
+            </w:r>
+            <w:r>
+              <w:rPr>
+                <w:webHidden/>
+              </w:rPr>
+            </w:r>
+            <w:r>
+              <w:rPr>
                 <w:webHidden/>
               </w:rPr>
               <w:fldChar w:fldCharType="separate"/>
             </w:r>
             <w:r>
               <w:rPr>
-                <w:noProof/>
                 <w:webHidden/>
               </w:rPr>
               <w:t>16</w:t>
             </w:r>
             <w:r>
               <w:rPr>
-                <w:noProof/>
                 <w:webHidden/>
               </w:rPr>
               <w:fldChar w:fldCharType="end"/>
@@ -3125,67 +3139,57 @@
         <w:p>
           <w:pPr>
             <w:pStyle w:val="TOC2"/>
-            <w:tabs>
-              <w:tab w:val="right" w:leader="dot" w:pos="9350"/>
-            </w:tabs>
             <w:rPr>
-              <w:rFonts w:asciiTheme="minorHAnsi" w:eastAsiaTheme="minorEastAsia" w:hAnsiTheme="minorHAnsi" w:cstheme="minorBidi"/>
-              <w:noProof/>
+              <w:rFonts w:eastAsiaTheme="minorEastAsia"/>
+              <w:kern w:val="2"/>
+              <w:lang w:val="en-ID" w:eastAsia="en-ID"/>
+              <w14:ligatures w14:val="standardContextual"/>
             </w:rPr>
           </w:pPr>
-          <w:hyperlink w:anchor="_Toc239436357" w:history="1">
+          <w:hyperlink w:anchor="_Toc240392336" w:history="1">
             <w:r>
               <w:rPr>
                 <w:rStyle w:val="Hyperlink"/>
-                <w:rFonts w:cs="Times New Roman"/>
-                <w:noProof/>
               </w:rPr>
               <w:t>4.3 Độ tin cậy (Reliability)</w:t>
             </w:r>
             <w:r>
               <w:rPr>
-                <w:noProof/>
                 <w:webHidden/>
               </w:rPr>
               <w:tab/>
             </w:r>
             <w:r>
               <w:rPr>
-                <w:noProof/>
                 <w:webHidden/>
               </w:rPr>
               <w:fldChar w:fldCharType="begin"/>
             </w:r>
             <w:r>
               <w:rPr>
-                <w:noProof/>
-                <w:webHidden/>
-              </w:rPr>
-              <w:instrText xml:space="preserve"> PAGEREF _Toc239436357 \h </w:instrText>
-            </w:r>
-            <w:r>
-              <w:rPr>
-                <w:noProof/>
-                <w:webHidden/>
-              </w:rPr>
-            </w:r>
-            <w:r>
-              <w:rPr>
-                <w:noProof/>
+                <w:webHidden/>
+              </w:rPr>
+              <w:instrText xml:space="preserve"> PAGEREF _Toc240392336 \h </w:instrText>
+            </w:r>
+            <w:r>
+              <w:rPr>
+                <w:webHidden/>
+              </w:rPr>
+            </w:r>
+            <w:r>
+              <w:rPr>
                 <w:webHidden/>
               </w:rPr>
               <w:fldChar w:fldCharType="separate"/>
             </w:r>
             <w:r>
               <w:rPr>
-                <w:noProof/>
                 <w:webHidden/>
               </w:rPr>
               <w:t>17</w:t>
             </w:r>
             <w:r>
               <w:rPr>
-                <w:noProof/>
                 <w:webHidden/>
               </w:rPr>
               <w:fldChar w:fldCharType="end"/>
@@ -3195,67 +3199,57 @@
         <w:p>
           <w:pPr>
             <w:pStyle w:val="TOC2"/>
-            <w:tabs>
-              <w:tab w:val="right" w:leader="dot" w:pos="9350"/>
-            </w:tabs>
             <w:rPr>
-              <w:rFonts w:asciiTheme="minorHAnsi" w:eastAsiaTheme="minorEastAsia" w:hAnsiTheme="minorHAnsi" w:cstheme="minorBidi"/>
-              <w:noProof/>
+              <w:rFonts w:eastAsiaTheme="minorEastAsia"/>
+              <w:kern w:val="2"/>
+              <w:lang w:val="en-ID" w:eastAsia="en-ID"/>
+              <w14:ligatures w14:val="standardContextual"/>
             </w:rPr>
           </w:pPr>
-          <w:hyperlink w:anchor="_Toc239436358" w:history="1">
+          <w:hyperlink w:anchor="_Toc240392337" w:history="1">
             <w:r>
               <w:rPr>
                 <w:rStyle w:val="Hyperlink"/>
-                <w:rFonts w:cs="Times New Roman"/>
-                <w:noProof/>
               </w:rPr>
               <w:t>4.4 Khả năng bảo trì (Maintainability)</w:t>
             </w:r>
             <w:r>
               <w:rPr>
-                <w:noProof/>
                 <w:webHidden/>
               </w:rPr>
               <w:tab/>
             </w:r>
             <w:r>
               <w:rPr>
-                <w:noProof/>
                 <w:webHidden/>
               </w:rPr>
               <w:fldChar w:fldCharType="begin"/>
             </w:r>
             <w:r>
               <w:rPr>
-                <w:noProof/>
-                <w:webHidden/>
-              </w:rPr>
-              <w:instrText xml:space="preserve"> PAGEREF _Toc239436358 \h </w:instrText>
-            </w:r>
-            <w:r>
-              <w:rPr>
-                <w:noProof/>
-                <w:webHidden/>
-              </w:rPr>
-            </w:r>
-            <w:r>
-              <w:rPr>
-                <w:noProof/>
+                <w:webHidden/>
+              </w:rPr>
+              <w:instrText xml:space="preserve"> PAGEREF _Toc240392337 \h </w:instrText>
+            </w:r>
+            <w:r>
+              <w:rPr>
+                <w:webHidden/>
+              </w:rPr>
+            </w:r>
+            <w:r>
+              <w:rPr>
                 <w:webHidden/>
               </w:rPr>
               <w:fldChar w:fldCharType="separate"/>
             </w:r>
             <w:r>
               <w:rPr>
-                <w:noProof/>
                 <w:webHidden/>
               </w:rPr>
               <w:t>17</w:t>
             </w:r>
             <w:r>
               <w:rPr>
-                <w:noProof/>
                 <w:webHidden/>
               </w:rPr>
               <w:fldChar w:fldCharType="end"/>
@@ -3265,67 +3259,57 @@
         <w:p>
           <w:pPr>
             <w:pStyle w:val="TOC2"/>
-            <w:tabs>
-              <w:tab w:val="right" w:leader="dot" w:pos="9350"/>
-            </w:tabs>
             <w:rPr>
-              <w:rFonts w:asciiTheme="minorHAnsi" w:eastAsiaTheme="minorEastAsia" w:hAnsiTheme="minorHAnsi" w:cstheme="minorBidi"/>
-              <w:noProof/>
+              <w:rFonts w:eastAsiaTheme="minorEastAsia"/>
+              <w:kern w:val="2"/>
+              <w:lang w:val="en-ID" w:eastAsia="en-ID"/>
+              <w14:ligatures w14:val="standardContextual"/>
             </w:rPr>
           </w:pPr>
-          <w:hyperlink w:anchor="_Toc239436359" w:history="1">
+          <w:hyperlink w:anchor="_Toc240392338" w:history="1">
             <w:r>
               <w:rPr>
                 <w:rStyle w:val="Hyperlink"/>
-                <w:rFonts w:cs="Times New Roman"/>
-                <w:noProof/>
               </w:rPr>
               <w:t>4.5 Khả năng sử dụng (Usability)</w:t>
             </w:r>
             <w:r>
               <w:rPr>
-                <w:noProof/>
                 <w:webHidden/>
               </w:rPr>
               <w:tab/>
             </w:r>
             <w:r>
               <w:rPr>
-                <w:noProof/>
                 <w:webHidden/>
               </w:rPr>
               <w:fldChar w:fldCharType="begin"/>
             </w:r>
             <w:r>
               <w:rPr>
-                <w:noProof/>
-                <w:webHidden/>
-              </w:rPr>
-              <w:instrText xml:space="preserve"> PAGEREF _Toc239436359 \h </w:instrText>
-            </w:r>
-            <w:r>
-              <w:rPr>
-                <w:noProof/>
-                <w:webHidden/>
-              </w:rPr>
-            </w:r>
-            <w:r>
-              <w:rPr>
-                <w:noProof/>
+                <w:webHidden/>
+              </w:rPr>
+              <w:instrText xml:space="preserve"> PAGEREF _Toc240392338 \h </w:instrText>
+            </w:r>
+            <w:r>
+              <w:rPr>
+                <w:webHidden/>
+              </w:rPr>
+            </w:r>
+            <w:r>
+              <w:rPr>
                 <w:webHidden/>
               </w:rPr>
               <w:fldChar w:fldCharType="separate"/>
             </w:r>
             <w:r>
               <w:rPr>
-                <w:noProof/>
                 <w:webHidden/>
               </w:rPr>
               <w:t>17</w:t>
             </w:r>
             <w:r>
               <w:rPr>
-                <w:noProof/>
                 <w:webHidden/>
               </w:rPr>
               <w:fldChar w:fldCharType="end"/>
@@ -3335,67 +3319,57 @@
         <w:p>
           <w:pPr>
             <w:pStyle w:val="TOC2"/>
-            <w:tabs>
-              <w:tab w:val="right" w:leader="dot" w:pos="9350"/>
-            </w:tabs>
             <w:rPr>
-              <w:rFonts w:asciiTheme="minorHAnsi" w:eastAsiaTheme="minorEastAsia" w:hAnsiTheme="minorHAnsi" w:cstheme="minorBidi"/>
-              <w:noProof/>
+              <w:rFonts w:eastAsiaTheme="minorEastAsia"/>
+              <w:kern w:val="2"/>
+              <w:lang w:val="en-ID" w:eastAsia="en-ID"/>
+              <w14:ligatures w14:val="standardContextual"/>
             </w:rPr>
           </w:pPr>
-          <w:hyperlink w:anchor="_Toc239436360" w:history="1">
+          <w:hyperlink w:anchor="_Toc240392339" w:history="1">
             <w:r>
               <w:rPr>
                 <w:rStyle w:val="Hyperlink"/>
-                <w:rFonts w:cs="Times New Roman"/>
-                <w:noProof/>
               </w:rPr>
               <w:t>4.6 Khả năng tương thích (Compatibility)</w:t>
             </w:r>
             <w:r>
               <w:rPr>
-                <w:noProof/>
                 <w:webHidden/>
               </w:rPr>
               <w:tab/>
             </w:r>
             <w:r>
               <w:rPr>
-                <w:noProof/>
                 <w:webHidden/>
               </w:rPr>
               <w:fldChar w:fldCharType="begin"/>
             </w:r>
             <w:r>
               <w:rPr>
-                <w:noProof/>
-                <w:webHidden/>
-              </w:rPr>
-              <w:instrText xml:space="preserve"> PAGEREF _Toc239436360 \h </w:instrText>
-            </w:r>
-            <w:r>
-              <w:rPr>
-                <w:noProof/>
-                <w:webHidden/>
-              </w:rPr>
-            </w:r>
-            <w:r>
-              <w:rPr>
-                <w:noProof/>
+                <w:webHidden/>
+              </w:rPr>
+              <w:instrText xml:space="preserve"> PAGEREF _Toc240392339 \h </w:instrText>
+            </w:r>
+            <w:r>
+              <w:rPr>
+                <w:webHidden/>
+              </w:rPr>
+            </w:r>
+            <w:r>
+              <w:rPr>
                 <w:webHidden/>
               </w:rPr>
               <w:fldChar w:fldCharType="separate"/>
             </w:r>
             <w:r>
               <w:rPr>
-                <w:noProof/>
                 <w:webHidden/>
               </w:rPr>
               <w:t>17</w:t>
             </w:r>
             <w:r>
               <w:rPr>
-                <w:noProof/>
                 <w:webHidden/>
               </w:rPr>
               <w:fldChar w:fldCharType="end"/>
@@ -3409,64 +3383,92 @@
               <w:tab w:val="right" w:leader="dot" w:pos="9350"/>
             </w:tabs>
             <w:rPr>
-              <w:rFonts w:asciiTheme="minorHAnsi" w:eastAsiaTheme="minorEastAsia" w:hAnsiTheme="minorHAnsi" w:cstheme="minorBidi"/>
+              <w:rFonts w:ascii="Times New Roman" w:eastAsiaTheme="minorEastAsia" w:hAnsi="Times New Roman" w:cs="Times New Roman"/>
               <w:noProof/>
+              <w:kern w:val="2"/>
+              <w:sz w:val="26"/>
+              <w:szCs w:val="26"/>
+              <w:lang w:val="en-ID" w:eastAsia="en-ID"/>
+              <w14:ligatures w14:val="standardContextual"/>
             </w:rPr>
           </w:pPr>
-          <w:hyperlink w:anchor="_Toc239436361" w:history="1">
+          <w:hyperlink w:anchor="_Toc240392340" w:history="1">
             <w:r>
               <w:rPr>
                 <w:rStyle w:val="Hyperlink"/>
-                <w:rFonts w:cs="Times New Roman"/>
+                <w:rFonts w:ascii="Times New Roman" w:hAnsi="Times New Roman" w:cs="Times New Roman"/>
                 <w:noProof/>
+                <w:sz w:val="26"/>
+                <w:szCs w:val="26"/>
               </w:rPr>
               <w:t>5. YÊU CẦU GIAO DIỆN (Interface Requirements)</w:t>
             </w:r>
             <w:r>
               <w:rPr>
+                <w:rFonts w:ascii="Times New Roman" w:hAnsi="Times New Roman" w:cs="Times New Roman"/>
                 <w:noProof/>
                 <w:webHidden/>
+                <w:sz w:val="26"/>
+                <w:szCs w:val="26"/>
               </w:rPr>
               <w:tab/>
             </w:r>
             <w:r>
               <w:rPr>
+                <w:rFonts w:ascii="Times New Roman" w:hAnsi="Times New Roman" w:cs="Times New Roman"/>
                 <w:noProof/>
                 <w:webHidden/>
+                <w:sz w:val="26"/>
+                <w:szCs w:val="26"/>
               </w:rPr>
               <w:fldChar w:fldCharType="begin"/>
             </w:r>
             <w:r>
               <w:rPr>
+                <w:rFonts w:ascii="Times New Roman" w:hAnsi="Times New Roman" w:cs="Times New Roman"/>
                 <w:noProof/>
                 <w:webHidden/>
-              </w:rPr>
-              <w:instrText xml:space="preserve"> PAGEREF _Toc239436361 \h </w:instrText>
-            </w:r>
-            <w:r>
-              <w:rPr>
+                <w:sz w:val="26"/>
+                <w:szCs w:val="26"/>
+              </w:rPr>
+              <w:instrText xml:space="preserve"> PAGEREF _Toc240392340 \h </w:instrText>
+            </w:r>
+            <w:r>
+              <w:rPr>
+                <w:rFonts w:ascii="Times New Roman" w:hAnsi="Times New Roman" w:cs="Times New Roman"/>
                 <w:noProof/>
                 <w:webHidden/>
-              </w:rPr>
-            </w:r>
-            <w:r>
-              <w:rPr>
+                <w:sz w:val="26"/>
+                <w:szCs w:val="26"/>
+              </w:rPr>
+            </w:r>
+            <w:r>
+              <w:rPr>
+                <w:rFonts w:ascii="Times New Roman" w:hAnsi="Times New Roman" w:cs="Times New Roman"/>
                 <w:noProof/>
                 <w:webHidden/>
+                <w:sz w:val="26"/>
+                <w:szCs w:val="26"/>
               </w:rPr>
               <w:fldChar w:fldCharType="separate"/>
             </w:r>
             <w:r>
               <w:rPr>
+                <w:rFonts w:ascii="Times New Roman" w:hAnsi="Times New Roman" w:cs="Times New Roman"/>
                 <w:noProof/>
                 <w:webHidden/>
+                <w:sz w:val="26"/>
+                <w:szCs w:val="26"/>
               </w:rPr>
               <w:t>18</w:t>
             </w:r>
             <w:r>
               <w:rPr>
+                <w:rFonts w:ascii="Times New Roman" w:hAnsi="Times New Roman" w:cs="Times New Roman"/>
                 <w:noProof/>
                 <w:webHidden/>
+                <w:sz w:val="26"/>
+                <w:szCs w:val="26"/>
               </w:rPr>
               <w:fldChar w:fldCharType="end"/>
             </w:r>
@@ -3475,67 +3477,57 @@
         <w:p>
           <w:pPr>
             <w:pStyle w:val="TOC2"/>
-            <w:tabs>
-              <w:tab w:val="right" w:leader="dot" w:pos="9350"/>
-            </w:tabs>
             <w:rPr>
-              <w:rFonts w:asciiTheme="minorHAnsi" w:eastAsiaTheme="minorEastAsia" w:hAnsiTheme="minorHAnsi" w:cstheme="minorBidi"/>
-              <w:noProof/>
+              <w:rFonts w:eastAsiaTheme="minorEastAsia"/>
+              <w:kern w:val="2"/>
+              <w:lang w:val="en-ID" w:eastAsia="en-ID"/>
+              <w14:ligatures w14:val="standardContextual"/>
             </w:rPr>
           </w:pPr>
-          <w:hyperlink w:anchor="_Toc239436362" w:history="1">
+          <w:hyperlink w:anchor="_Toc240392341" w:history="1">
             <w:r>
               <w:rPr>
                 <w:rStyle w:val="Hyperlink"/>
-                <w:rFonts w:cs="Times New Roman"/>
-                <w:noProof/>
               </w:rPr>
               <w:t>5.1 Giao diện người dùng (User Interfaces)</w:t>
             </w:r>
             <w:r>
               <w:rPr>
-                <w:noProof/>
                 <w:webHidden/>
               </w:rPr>
               <w:tab/>
             </w:r>
             <w:r>
               <w:rPr>
-                <w:noProof/>
                 <w:webHidden/>
               </w:rPr>
               <w:fldChar w:fldCharType="begin"/>
             </w:r>
             <w:r>
               <w:rPr>
-                <w:noProof/>
-                <w:webHidden/>
-              </w:rPr>
-              <w:instrText xml:space="preserve"> PAGEREF _Toc239436362 \h </w:instrText>
-            </w:r>
-            <w:r>
-              <w:rPr>
-                <w:noProof/>
-                <w:webHidden/>
-              </w:rPr>
-            </w:r>
-            <w:r>
-              <w:rPr>
-                <w:noProof/>
+                <w:webHidden/>
+              </w:rPr>
+              <w:instrText xml:space="preserve"> PAGEREF _Toc240392341 \h </w:instrText>
+            </w:r>
+            <w:r>
+              <w:rPr>
+                <w:webHidden/>
+              </w:rPr>
+            </w:r>
+            <w:r>
+              <w:rPr>
                 <w:webHidden/>
               </w:rPr>
               <w:fldChar w:fldCharType="separate"/>
             </w:r>
             <w:r>
               <w:rPr>
-                <w:noProof/>
                 <w:webHidden/>
               </w:rPr>
               <w:t>18</w:t>
             </w:r>
             <w:r>
               <w:rPr>
-                <w:noProof/>
                 <w:webHidden/>
               </w:rPr>
               <w:fldChar w:fldCharType="end"/>
@@ -3545,67 +3537,57 @@
         <w:p>
           <w:pPr>
             <w:pStyle w:val="TOC2"/>
-            <w:tabs>
-              <w:tab w:val="right" w:leader="dot" w:pos="9350"/>
-            </w:tabs>
             <w:rPr>
-              <w:rFonts w:asciiTheme="minorHAnsi" w:eastAsiaTheme="minorEastAsia" w:hAnsiTheme="minorHAnsi" w:cstheme="minorBidi"/>
-              <w:noProof/>
+              <w:rFonts w:eastAsiaTheme="minorEastAsia"/>
+              <w:kern w:val="2"/>
+              <w:lang w:val="en-ID" w:eastAsia="en-ID"/>
+              <w14:ligatures w14:val="standardContextual"/>
             </w:rPr>
           </w:pPr>
-          <w:hyperlink w:anchor="_Toc239436363" w:history="1">
+          <w:hyperlink w:anchor="_Toc240392342" w:history="1">
             <w:r>
               <w:rPr>
                 <w:rStyle w:val="Hyperlink"/>
-                <w:rFonts w:cs="Times New Roman"/>
-                <w:noProof/>
               </w:rPr>
               <w:t>5.2 Giao diện phần cứng (Hardware Interfaces)</w:t>
             </w:r>
             <w:r>
               <w:rPr>
-                <w:noProof/>
                 <w:webHidden/>
               </w:rPr>
               <w:tab/>
             </w:r>
             <w:r>
               <w:rPr>
-                <w:noProof/>
                 <w:webHidden/>
               </w:rPr>
               <w:fldChar w:fldCharType="begin"/>
             </w:r>
             <w:r>
               <w:rPr>
-                <w:noProof/>
-                <w:webHidden/>
-              </w:rPr>
-              <w:instrText xml:space="preserve"> PAGEREF _Toc239436363 \h </w:instrText>
-            </w:r>
-            <w:r>
-              <w:rPr>
-                <w:noProof/>
-                <w:webHidden/>
-              </w:rPr>
-            </w:r>
-            <w:r>
-              <w:rPr>
-                <w:noProof/>
+                <w:webHidden/>
+              </w:rPr>
+              <w:instrText xml:space="preserve"> PAGEREF _Toc240392342 \h </w:instrText>
+            </w:r>
+            <w:r>
+              <w:rPr>
+                <w:webHidden/>
+              </w:rPr>
+            </w:r>
+            <w:r>
+              <w:rPr>
                 <w:webHidden/>
               </w:rPr>
               <w:fldChar w:fldCharType="separate"/>
             </w:r>
             <w:r>
               <w:rPr>
-                <w:noProof/>
                 <w:webHidden/>
               </w:rPr>
               <w:t>18</w:t>
             </w:r>
             <w:r>
               <w:rPr>
-                <w:noProof/>
                 <w:webHidden/>
               </w:rPr>
               <w:fldChar w:fldCharType="end"/>
@@ -3615,67 +3597,57 @@
         <w:p>
           <w:pPr>
             <w:pStyle w:val="TOC2"/>
-            <w:tabs>
-              <w:tab w:val="right" w:leader="dot" w:pos="9350"/>
-            </w:tabs>
             <w:rPr>
-              <w:rFonts w:asciiTheme="minorHAnsi" w:eastAsiaTheme="minorEastAsia" w:hAnsiTheme="minorHAnsi" w:cstheme="minorBidi"/>
-              <w:noProof/>
+              <w:rFonts w:eastAsiaTheme="minorEastAsia"/>
+              <w:kern w:val="2"/>
+              <w:lang w:val="en-ID" w:eastAsia="en-ID"/>
+              <w14:ligatures w14:val="standardContextual"/>
             </w:rPr>
           </w:pPr>
-          <w:hyperlink w:anchor="_Toc239436364" w:history="1">
+          <w:hyperlink w:anchor="_Toc240392343" w:history="1">
             <w:r>
               <w:rPr>
                 <w:rStyle w:val="Hyperlink"/>
-                <w:rFonts w:cs="Times New Roman"/>
-                <w:noProof/>
               </w:rPr>
               <w:t>5.3 Giao diện phần mềm (Software Interfaces)</w:t>
             </w:r>
             <w:r>
               <w:rPr>
-                <w:noProof/>
                 <w:webHidden/>
               </w:rPr>
               <w:tab/>
             </w:r>
             <w:r>
               <w:rPr>
-                <w:noProof/>
                 <w:webHidden/>
               </w:rPr>
               <w:fldChar w:fldCharType="begin"/>
             </w:r>
             <w:r>
               <w:rPr>
-                <w:noProof/>
-                <w:webHidden/>
-              </w:rPr>
-              <w:instrText xml:space="preserve"> PAGEREF _Toc239436364 \h </w:instrText>
-            </w:r>
-            <w:r>
-              <w:rPr>
-                <w:noProof/>
-                <w:webHidden/>
-              </w:rPr>
-            </w:r>
-            <w:r>
-              <w:rPr>
-                <w:noProof/>
+                <w:webHidden/>
+              </w:rPr>
+              <w:instrText xml:space="preserve"> PAGEREF _Toc240392343 \h </w:instrText>
+            </w:r>
+            <w:r>
+              <w:rPr>
+                <w:webHidden/>
+              </w:rPr>
+            </w:r>
+            <w:r>
+              <w:rPr>
                 <w:webHidden/>
               </w:rPr>
               <w:fldChar w:fldCharType="separate"/>
             </w:r>
             <w:r>
               <w:rPr>
-                <w:noProof/>
                 <w:webHidden/>
               </w:rPr>
               <w:t>18</w:t>
             </w:r>
             <w:r>
               <w:rPr>
-                <w:noProof/>
                 <w:webHidden/>
               </w:rPr>
               <w:fldChar w:fldCharType="end"/>
@@ -3685,67 +3657,57 @@
         <w:p>
           <w:pPr>
             <w:pStyle w:val="TOC2"/>
-            <w:tabs>
-              <w:tab w:val="right" w:leader="dot" w:pos="9350"/>
-            </w:tabs>
             <w:rPr>
-              <w:rFonts w:asciiTheme="minorHAnsi" w:eastAsiaTheme="minorEastAsia" w:hAnsiTheme="minorHAnsi" w:cstheme="minorBidi"/>
-              <w:noProof/>
+              <w:rFonts w:eastAsiaTheme="minorEastAsia"/>
+              <w:kern w:val="2"/>
+              <w:lang w:val="en-ID" w:eastAsia="en-ID"/>
+              <w14:ligatures w14:val="standardContextual"/>
             </w:rPr>
           </w:pPr>
-          <w:hyperlink w:anchor="_Toc239436365" w:history="1">
+          <w:hyperlink w:anchor="_Toc240392344" w:history="1">
             <w:r>
               <w:rPr>
                 <w:rStyle w:val="Hyperlink"/>
-                <w:rFonts w:cs="Times New Roman"/>
-                <w:noProof/>
               </w:rPr>
               <w:t>5.4 Giao diện truyền thông (Communications Interfaces)</w:t>
             </w:r>
             <w:r>
               <w:rPr>
-                <w:noProof/>
                 <w:webHidden/>
               </w:rPr>
               <w:tab/>
             </w:r>
             <w:r>
               <w:rPr>
-                <w:noProof/>
                 <w:webHidden/>
               </w:rPr>
               <w:fldChar w:fldCharType="begin"/>
             </w:r>
             <w:r>
               <w:rPr>
-                <w:noProof/>
-                <w:webHidden/>
-              </w:rPr>
-              <w:instrText xml:space="preserve"> PAGEREF _Toc239436365 \h </w:instrText>
-            </w:r>
-            <w:r>
-              <w:rPr>
-                <w:noProof/>
-                <w:webHidden/>
-              </w:rPr>
-            </w:r>
-            <w:r>
-              <w:rPr>
-                <w:noProof/>
+                <w:webHidden/>
+              </w:rPr>
+              <w:instrText xml:space="preserve"> PAGEREF _Toc240392344 \h </w:instrText>
+            </w:r>
+            <w:r>
+              <w:rPr>
+                <w:webHidden/>
+              </w:rPr>
+            </w:r>
+            <w:r>
+              <w:rPr>
                 <w:webHidden/>
               </w:rPr>
               <w:fldChar w:fldCharType="separate"/>
             </w:r>
             <w:r>
               <w:rPr>
-                <w:noProof/>
                 <w:webHidden/>
               </w:rPr>
               <w:t>18</w:t>
             </w:r>
             <w:r>
               <w:rPr>
-                <w:noProof/>
                 <w:webHidden/>
               </w:rPr>
               <w:fldChar w:fldCharType="end"/>
@@ -3759,64 +3721,92 @@
               <w:tab w:val="right" w:leader="dot" w:pos="9350"/>
             </w:tabs>
             <w:rPr>
-              <w:rFonts w:asciiTheme="minorHAnsi" w:eastAsiaTheme="minorEastAsia" w:hAnsiTheme="minorHAnsi" w:cstheme="minorBidi"/>
+              <w:rFonts w:ascii="Times New Roman" w:eastAsiaTheme="minorEastAsia" w:hAnsi="Times New Roman" w:cs="Times New Roman"/>
               <w:noProof/>
+              <w:kern w:val="2"/>
+              <w:sz w:val="26"/>
+              <w:szCs w:val="26"/>
+              <w:lang w:val="en-ID" w:eastAsia="en-ID"/>
+              <w14:ligatures w14:val="standardContextual"/>
             </w:rPr>
           </w:pPr>
-          <w:hyperlink w:anchor="_Toc239436366" w:history="1">
+          <w:hyperlink w:anchor="_Toc240392345" w:history="1">
             <w:r>
               <w:rPr>
                 <w:rStyle w:val="Hyperlink"/>
-                <w:rFonts w:cs="Times New Roman"/>
+                <w:rFonts w:ascii="Times New Roman" w:hAnsi="Times New Roman" w:cs="Times New Roman"/>
                 <w:noProof/>
+                <w:sz w:val="26"/>
+                <w:szCs w:val="26"/>
               </w:rPr>
               <w:t>6. MÔ HÌNH HỆ THỐNG (System Models)</w:t>
             </w:r>
             <w:r>
               <w:rPr>
+                <w:rFonts w:ascii="Times New Roman" w:hAnsi="Times New Roman" w:cs="Times New Roman"/>
                 <w:noProof/>
                 <w:webHidden/>
+                <w:sz w:val="26"/>
+                <w:szCs w:val="26"/>
               </w:rPr>
               <w:tab/>
             </w:r>
             <w:r>
               <w:rPr>
+                <w:rFonts w:ascii="Times New Roman" w:hAnsi="Times New Roman" w:cs="Times New Roman"/>
                 <w:noProof/>
                 <w:webHidden/>
+                <w:sz w:val="26"/>
+                <w:szCs w:val="26"/>
               </w:rPr>
               <w:fldChar w:fldCharType="begin"/>
             </w:r>
             <w:r>
               <w:rPr>
+                <w:rFonts w:ascii="Times New Roman" w:hAnsi="Times New Roman" w:cs="Times New Roman"/>
                 <w:noProof/>
                 <w:webHidden/>
-              </w:rPr>
-              <w:instrText xml:space="preserve"> PAGEREF _Toc239436366 \h </w:instrText>
-            </w:r>
-            <w:r>
-              <w:rPr>
+                <w:sz w:val="26"/>
+                <w:szCs w:val="26"/>
+              </w:rPr>
+              <w:instrText xml:space="preserve"> PAGEREF _Toc240392345 \h </w:instrText>
+            </w:r>
+            <w:r>
+              <w:rPr>
+                <w:rFonts w:ascii="Times New Roman" w:hAnsi="Times New Roman" w:cs="Times New Roman"/>
                 <w:noProof/>
                 <w:webHidden/>
-              </w:rPr>
-            </w:r>
-            <w:r>
-              <w:rPr>
+                <w:sz w:val="26"/>
+                <w:szCs w:val="26"/>
+              </w:rPr>
+            </w:r>
+            <w:r>
+              <w:rPr>
+                <w:rFonts w:ascii="Times New Roman" w:hAnsi="Times New Roman" w:cs="Times New Roman"/>
                 <w:noProof/>
                 <w:webHidden/>
+                <w:sz w:val="26"/>
+                <w:szCs w:val="26"/>
               </w:rPr>
               <w:fldChar w:fldCharType="separate"/>
             </w:r>
             <w:r>
               <w:rPr>
+                <w:rFonts w:ascii="Times New Roman" w:hAnsi="Times New Roman" w:cs="Times New Roman"/>
                 <w:noProof/>
                 <w:webHidden/>
-              </w:rPr>
-              <w:t>18</w:t>
-            </w:r>
-            <w:r>
-              <w:rPr>
+                <w:sz w:val="26"/>
+                <w:szCs w:val="26"/>
+              </w:rPr>
+              <w:t>19</w:t>
+            </w:r>
+            <w:r>
+              <w:rPr>
+                <w:rFonts w:ascii="Times New Roman" w:hAnsi="Times New Roman" w:cs="Times New Roman"/>
                 <w:noProof/>
                 <w:webHidden/>
+                <w:sz w:val="26"/>
+                <w:szCs w:val="26"/>
               </w:rPr>
               <w:fldChar w:fldCharType="end"/>
             </w:r>
@@ -3825,67 +3815,57 @@
         <w:p>
           <w:pPr>
             <w:pStyle w:val="TOC2"/>
-            <w:tabs>
-              <w:tab w:val="right" w:leader="dot" w:pos="9350"/>
-            </w:tabs>
             <w:rPr>
-              <w:rFonts w:asciiTheme="minorHAnsi" w:eastAsiaTheme="minorEastAsia" w:hAnsiTheme="minorHAnsi" w:cstheme="minorBidi"/>
-              <w:noProof/>
+              <w:rFonts w:eastAsiaTheme="minorEastAsia"/>
+              <w:kern w:val="2"/>
+              <w:lang w:val="en-ID" w:eastAsia="en-ID"/>
+              <w14:ligatures w14:val="standardContextual"/>
             </w:rPr>
           </w:pPr>
-          <w:hyperlink w:anchor="_Toc239436367" w:history="1">
+          <w:hyperlink w:anchor="_Toc240392346" w:history="1">
             <w:r>
               <w:rPr>
                 <w:rStyle w:val="Hyperlink"/>
-                <w:rFonts w:cs="Times New Roman"/>
-                <w:noProof/>
               </w:rPr>
               <w:t>6.1 Sơ đồ lớp (Class Diagram)</w:t>
             </w:r>
             <w:r>
               <w:rPr>
-                <w:noProof/>
                 <w:webHidden/>
               </w:rPr>
               <w:tab/>
             </w:r>
             <w:r>
               <w:rPr>
-                <w:noProof/>
                 <w:webHidden/>
               </w:rPr>
               <w:fldChar w:fldCharType="begin"/>
             </w:r>
             <w:r>
               <w:rPr>
-                <w:noProof/>
-                <w:webHidden/>
-              </w:rPr>
-              <w:instrText xml:space="preserve"> PAGEREF _Toc239436367 \h </w:instrText>
-            </w:r>
-            <w:r>
-              <w:rPr>
-                <w:noProof/>
-                <w:webHidden/>
-              </w:rPr>
-            </w:r>
-            <w:r>
-              <w:rPr>
-                <w:noProof/>
+                <w:webHidden/>
+              </w:rPr>
+              <w:instrText xml:space="preserve"> PAGEREF _Toc240392346 \h </w:instrText>
+            </w:r>
+            <w:r>
+              <w:rPr>
+                <w:webHidden/>
+              </w:rPr>
+            </w:r>
+            <w:r>
+              <w:rPr>
                 <w:webHidden/>
               </w:rPr>
               <w:fldChar w:fldCharType="separate"/>
             </w:r>
             <w:r>
               <w:rPr>
-                <w:noProof/>
-                <w:webHidden/>
-              </w:rPr>
-              <w:t>18</w:t>
-            </w:r>
-            <w:r>
-              <w:rPr>
-                <w:noProof/>
+                <w:webHidden/>
+              </w:rPr>
+              <w:t>19</w:t>
+            </w:r>
+            <w:r>
+              <w:rPr>
                 <w:webHidden/>
               </w:rPr>
               <w:fldChar w:fldCharType="end"/>
@@ -3895,67 +3875,57 @@
         <w:p>
           <w:pPr>
             <w:pStyle w:val="TOC2"/>
-            <w:tabs>
-              <w:tab w:val="right" w:leader="dot" w:pos="9350"/>
-            </w:tabs>
             <w:rPr>
-              <w:rFonts w:asciiTheme="minorHAnsi" w:eastAsiaTheme="minorEastAsia" w:hAnsiTheme="minorHAnsi" w:cstheme="minorBidi"/>
-              <w:noProof/>
+              <w:rFonts w:eastAsiaTheme="minorEastAsia"/>
+              <w:kern w:val="2"/>
+              <w:lang w:val="en-ID" w:eastAsia="en-ID"/>
+              <w14:ligatures w14:val="standardContextual"/>
             </w:rPr>
           </w:pPr>
-          <w:hyperlink w:anchor="_Toc239436368" w:history="1">
+          <w:hyperlink w:anchor="_Toc240392347" w:history="1">
             <w:r>
               <w:rPr>
                 <w:rStyle w:val="Hyperlink"/>
-                <w:rFonts w:cs="Times New Roman"/>
-                <w:noProof/>
               </w:rPr>
               <w:t>6.2 Use Case Diagram</w:t>
             </w:r>
             <w:r>
               <w:rPr>
-                <w:noProof/>
                 <w:webHidden/>
               </w:rPr>
               <w:tab/>
             </w:r>
             <w:r>
               <w:rPr>
-                <w:noProof/>
                 <w:webHidden/>
               </w:rPr>
               <w:fldChar w:fldCharType="begin"/>
             </w:r>
             <w:r>
               <w:rPr>
-                <w:noProof/>
-                <w:webHidden/>
-              </w:rPr>
-              <w:instrText xml:space="preserve"> PAGEREF _Toc239436368 \h </w:instrText>
-            </w:r>
-            <w:r>
-              <w:rPr>
-                <w:noProof/>
-                <w:webHidden/>
-              </w:rPr>
-            </w:r>
-            <w:r>
-              <w:rPr>
-                <w:noProof/>
+                <w:webHidden/>
+              </w:rPr>
+              <w:instrText xml:space="preserve"> PAGEREF _Toc240392347 \h </w:instrText>
+            </w:r>
+            <w:r>
+              <w:rPr>
+                <w:webHidden/>
+              </w:rPr>
+            </w:r>
+            <w:r>
+              <w:rPr>
                 <w:webHidden/>
               </w:rPr>
               <w:fldChar w:fldCharType="separate"/>
             </w:r>
             <w:r>
               <w:rPr>
-                <w:noProof/>
                 <w:webHidden/>
               </w:rPr>
               <w:t>20</w:t>
             </w:r>
             <w:r>
               <w:rPr>
-                <w:noProof/>
                 <w:webHidden/>
               </w:rPr>
               <w:fldChar w:fldCharType="end"/>
@@ -3965,67 +3935,57 @@
         <w:p>
           <w:pPr>
             <w:pStyle w:val="TOC2"/>
-            <w:tabs>
-              <w:tab w:val="right" w:leader="dot" w:pos="9350"/>
-            </w:tabs>
             <w:rPr>
-              <w:rFonts w:asciiTheme="minorHAnsi" w:eastAsiaTheme="minorEastAsia" w:hAnsiTheme="minorHAnsi" w:cstheme="minorBidi"/>
-              <w:noProof/>
+              <w:rFonts w:eastAsiaTheme="minorEastAsia"/>
+              <w:kern w:val="2"/>
+              <w:lang w:val="en-ID" w:eastAsia="en-ID"/>
+              <w14:ligatures w14:val="standardContextual"/>
             </w:rPr>
           </w:pPr>
-          <w:hyperlink w:anchor="_Toc239436369" w:history="1">
+          <w:hyperlink w:anchor="_Toc240392348" w:history="1">
             <w:r>
               <w:rPr>
                 <w:rStyle w:val="Hyperlink"/>
-                <w:rFonts w:cs="Times New Roman"/>
-                <w:noProof/>
               </w:rPr>
               <w:t>6.3 Danh sách Activity Diagram</w:t>
             </w:r>
             <w:r>
               <w:rPr>
-                <w:noProof/>
                 <w:webHidden/>
               </w:rPr>
               <w:tab/>
             </w:r>
             <w:r>
               <w:rPr>
-                <w:noProof/>
                 <w:webHidden/>
               </w:rPr>
               <w:fldChar w:fldCharType="begin"/>
             </w:r>
             <w:r>
               <w:rPr>
-                <w:noProof/>
-                <w:webHidden/>
-              </w:rPr>
-              <w:instrText xml:space="preserve"> PAGEREF _Toc239436369 \h </w:instrText>
-            </w:r>
-            <w:r>
-              <w:rPr>
-                <w:noProof/>
-                <w:webHidden/>
-              </w:rPr>
-            </w:r>
-            <w:r>
-              <w:rPr>
-                <w:noProof/>
+                <w:webHidden/>
+              </w:rPr>
+              <w:instrText xml:space="preserve"> PAGEREF _Toc240392348 \h </w:instrText>
+            </w:r>
+            <w:r>
+              <w:rPr>
+                <w:webHidden/>
+              </w:rPr>
+            </w:r>
+            <w:r>
+              <w:rPr>
                 <w:webHidden/>
               </w:rPr>
               <w:fldChar w:fldCharType="separate"/>
             </w:r>
             <w:r>
               <w:rPr>
-                <w:noProof/>
                 <w:webHidden/>
               </w:rPr>
               <w:t>21</w:t>
             </w:r>
             <w:r>
               <w:rPr>
-                <w:noProof/>
                 <w:webHidden/>
               </w:rPr>
               <w:fldChar w:fldCharType="end"/>
@@ -4035,67 +3995,57 @@
         <w:p>
           <w:pPr>
             <w:pStyle w:val="TOC2"/>
-            <w:tabs>
-              <w:tab w:val="right" w:leader="dot" w:pos="9350"/>
-            </w:tabs>
             <w:rPr>
-              <w:rFonts w:asciiTheme="minorHAnsi" w:eastAsiaTheme="minorEastAsia" w:hAnsiTheme="minorHAnsi" w:cstheme="minorBidi"/>
-              <w:noProof/>
+              <w:rFonts w:eastAsiaTheme="minorEastAsia"/>
+              <w:kern w:val="2"/>
+              <w:lang w:val="en-ID" w:eastAsia="en-ID"/>
+              <w14:ligatures w14:val="standardContextual"/>
             </w:rPr>
           </w:pPr>
-          <w:hyperlink w:anchor="_Toc239436370" w:history="1">
+          <w:hyperlink w:anchor="_Toc240392349" w:history="1">
             <w:r>
               <w:rPr>
                 <w:rStyle w:val="Hyperlink"/>
-                <w:rFonts w:cs="Times New Roman"/>
-                <w:noProof/>
               </w:rPr>
               <w:t>6.4 Sơ đồ trình tự (Sequence Diagram) — khuyến nghị cho luồng phức tạp</w:t>
             </w:r>
             <w:r>
               <w:rPr>
-                <w:noProof/>
                 <w:webHidden/>
               </w:rPr>
               <w:tab/>
             </w:r>
             <w:r>
               <w:rPr>
-                <w:noProof/>
                 <w:webHidden/>
               </w:rPr>
               <w:fldChar w:fldCharType="begin"/>
             </w:r>
             <w:r>
               <w:rPr>
-                <w:noProof/>
-                <w:webHidden/>
-              </w:rPr>
-              <w:instrText xml:space="preserve"> PAGEREF _Toc239436370 \h </w:instrText>
-            </w:r>
-            <w:r>
-              <w:rPr>
-                <w:noProof/>
-                <w:webHidden/>
-              </w:rPr>
-            </w:r>
-            <w:r>
-              <w:rPr>
-                <w:noProof/>
+                <w:webHidden/>
+              </w:rPr>
+              <w:instrText xml:space="preserve"> PAGEREF _Toc240392349 \h </w:instrText>
+            </w:r>
+            <w:r>
+              <w:rPr>
+                <w:webHidden/>
+              </w:rPr>
+            </w:r>
+            <w:r>
+              <w:rPr>
                 <w:webHidden/>
               </w:rPr>
               <w:fldChar w:fldCharType="separate"/>
             </w:r>
             <w:r>
               <w:rPr>
-                <w:noProof/>
                 <w:webHidden/>
               </w:rPr>
               <w:t>27</w:t>
             </w:r>
             <w:r>
               <w:rPr>
-                <w:noProof/>
                 <w:webHidden/>
               </w:rPr>
               <w:fldChar w:fldCharType="end"/>
@@ -4105,67 +4055,57 @@
         <w:p>
           <w:pPr>
             <w:pStyle w:val="TOC2"/>
-            <w:tabs>
-              <w:tab w:val="right" w:leader="dot" w:pos="9350"/>
-            </w:tabs>
             <w:rPr>
-              <w:rFonts w:asciiTheme="minorHAnsi" w:eastAsiaTheme="minorEastAsia" w:hAnsiTheme="minorHAnsi" w:cstheme="minorBidi"/>
-              <w:noProof/>
+              <w:rFonts w:eastAsiaTheme="minorEastAsia"/>
+              <w:kern w:val="2"/>
+              <w:lang w:val="en-ID" w:eastAsia="en-ID"/>
+              <w14:ligatures w14:val="standardContextual"/>
             </w:rPr>
           </w:pPr>
-          <w:hyperlink w:anchor="_Toc239436371" w:history="1">
+          <w:hyperlink w:anchor="_Toc240392350" w:history="1">
             <w:r>
               <w:rPr>
                 <w:rStyle w:val="Hyperlink"/>
-                <w:rFonts w:cs="Times New Roman"/>
-                <w:noProof/>
               </w:rPr>
               <w:t>6.5 Mô hình dữ liệu (Data Model / ERD tóm tắt)</w:t>
             </w:r>
             <w:r>
               <w:rPr>
-                <w:noProof/>
                 <w:webHidden/>
               </w:rPr>
               <w:tab/>
             </w:r>
             <w:r>
               <w:rPr>
-                <w:noProof/>
                 <w:webHidden/>
               </w:rPr>
               <w:fldChar w:fldCharType="begin"/>
             </w:r>
             <w:r>
               <w:rPr>
-                <w:noProof/>
-                <w:webHidden/>
-              </w:rPr>
-              <w:instrText xml:space="preserve"> PAGEREF _Toc239436371 \h </w:instrText>
-            </w:r>
-            <w:r>
-              <w:rPr>
-                <w:noProof/>
-                <w:webHidden/>
-              </w:rPr>
-            </w:r>
-            <w:r>
-              <w:rPr>
-                <w:noProof/>
+                <w:webHidden/>
+              </w:rPr>
+              <w:instrText xml:space="preserve"> PAGEREF _Toc240392350 \h </w:instrText>
+            </w:r>
+            <w:r>
+              <w:rPr>
+                <w:webHidden/>
+              </w:rPr>
+            </w:r>
+            <w:r>
+              <w:rPr>
                 <w:webHidden/>
               </w:rPr>
               <w:fldChar w:fldCharType="separate"/>
             </w:r>
             <w:r>
               <w:rPr>
-                <w:noProof/>
                 <w:webHidden/>
               </w:rPr>
               <w:t>29</w:t>
             </w:r>
             <w:r>
               <w:rPr>
-                <w:noProof/>
                 <w:webHidden/>
               </w:rPr>
               <w:fldChar w:fldCharType="end"/>
@@ -4179,65 +4119,93 @@
               <w:tab w:val="right" w:leader="dot" w:pos="9350"/>
             </w:tabs>
             <w:rPr>
-              <w:rFonts w:asciiTheme="minorHAnsi" w:eastAsiaTheme="minorEastAsia" w:hAnsiTheme="minorHAnsi" w:cstheme="minorBidi"/>
+              <w:rFonts w:ascii="Times New Roman" w:eastAsiaTheme="minorEastAsia" w:hAnsi="Times New Roman" w:cs="Times New Roman"/>
               <w:noProof/>
+              <w:kern w:val="2"/>
+              <w:sz w:val="26"/>
+              <w:szCs w:val="26"/>
+              <w:lang w:val="en-ID" w:eastAsia="en-ID"/>
+              <w14:ligatures w14:val="standardContextual"/>
             </w:rPr>
           </w:pPr>
-          <w:hyperlink w:anchor="_Toc239436372" w:history="1">
+          <w:hyperlink w:anchor="_Toc240392351" w:history="1">
             <w:r>
               <w:rPr>
                 <w:rStyle w:val="Hyperlink"/>
-                <w:rFonts w:cs="Times New Roman"/>
+                <w:rFonts w:ascii="Times New Roman" w:hAnsi="Times New Roman" w:cs="Times New Roman"/>
                 <w:noProof/>
+                <w:sz w:val="26"/>
+                <w:szCs w:val="26"/>
                 <w:lang w:val="fr-FR"/>
               </w:rPr>
               <w:t>7. MA TRẬN PHÂN QUYỀN (Authorization Matrix)</w:t>
             </w:r>
             <w:r>
               <w:rPr>
+                <w:rFonts w:ascii="Times New Roman" w:hAnsi="Times New Roman" w:cs="Times New Roman"/>
                 <w:noProof/>
                 <w:webHidden/>
+                <w:sz w:val="26"/>
+                <w:szCs w:val="26"/>
               </w:rPr>
               <w:tab/>
             </w:r>
             <w:r>
               <w:rPr>
+                <w:rFonts w:ascii="Times New Roman" w:hAnsi="Times New Roman" w:cs="Times New Roman"/>
                 <w:noProof/>
                 <w:webHidden/>
+                <w:sz w:val="26"/>
+                <w:szCs w:val="26"/>
               </w:rPr>
               <w:fldChar w:fldCharType="begin"/>
             </w:r>
             <w:r>
               <w:rPr>
+                <w:rFonts w:ascii="Times New Roman" w:hAnsi="Times New Roman" w:cs="Times New Roman"/>
                 <w:noProof/>
                 <w:webHidden/>
-              </w:rPr>
-              <w:instrText xml:space="preserve"> PAGEREF _Toc239436372 \h </w:instrText>
-            </w:r>
-            <w:r>
-              <w:rPr>
+                <w:sz w:val="26"/>
+                <w:szCs w:val="26"/>
+              </w:rPr>
+              <w:instrText xml:space="preserve"> PAGEREF _Toc240392351 \h </w:instrText>
+            </w:r>
+            <w:r>
+              <w:rPr>
+                <w:rFonts w:ascii="Times New Roman" w:hAnsi="Times New Roman" w:cs="Times New Roman"/>
                 <w:noProof/>
                 <w:webHidden/>
-              </w:rPr>
-            </w:r>
-            <w:r>
-              <w:rPr>
+                <w:sz w:val="26"/>
+                <w:szCs w:val="26"/>
+              </w:rPr>
+            </w:r>
+            <w:r>
+              <w:rPr>
+                <w:rFonts w:ascii="Times New Roman" w:hAnsi="Times New Roman" w:cs="Times New Roman"/>
                 <w:noProof/>
                 <w:webHidden/>
+                <w:sz w:val="26"/>
+                <w:szCs w:val="26"/>
               </w:rPr>
               <w:fldChar w:fldCharType="separate"/>
             </w:r>
             <w:r>
               <w:rPr>
+                <w:rFonts w:ascii="Times New Roman" w:hAnsi="Times New Roman" w:cs="Times New Roman"/>
                 <w:noProof/>
                 <w:webHidden/>
+                <w:sz w:val="26"/>
+                <w:szCs w:val="26"/>
               </w:rPr>
               <w:t>29</w:t>
             </w:r>
             <w:r>
               <w:rPr>
+                <w:rFonts w:ascii="Times New Roman" w:hAnsi="Times New Roman" w:cs="Times New Roman"/>
                 <w:noProof/>
                 <w:webHidden/>
+                <w:sz w:val="26"/>
+                <w:szCs w:val="26"/>
               </w:rPr>
               <w:fldChar w:fldCharType="end"/>
             </w:r>
@@ -4246,67 +4214,57 @@
         <w:p>
           <w:pPr>
             <w:pStyle w:val="TOC2"/>
-            <w:tabs>
-              <w:tab w:val="right" w:leader="dot" w:pos="9350"/>
-            </w:tabs>
             <w:rPr>
-              <w:rFonts w:asciiTheme="minorHAnsi" w:eastAsiaTheme="minorEastAsia" w:hAnsiTheme="minorHAnsi" w:cstheme="minorBidi"/>
-              <w:noProof/>
+              <w:rFonts w:eastAsiaTheme="minorEastAsia"/>
+              <w:kern w:val="2"/>
+              <w:lang w:val="en-ID" w:eastAsia="en-ID"/>
+              <w14:ligatures w14:val="standardContextual"/>
             </w:rPr>
           </w:pPr>
-          <w:hyperlink w:anchor="_Toc239436373" w:history="1">
+          <w:hyperlink w:anchor="_Toc240392352" w:history="1">
             <w:r>
               <w:rPr>
                 <w:rStyle w:val="Hyperlink"/>
-                <w:rFonts w:cs="Times New Roman"/>
-                <w:noProof/>
               </w:rPr>
               <w:t>7.1. Decision Table – Đặc tả phân quyền</w:t>
             </w:r>
             <w:r>
               <w:rPr>
-                <w:noProof/>
                 <w:webHidden/>
               </w:rPr>
               <w:tab/>
             </w:r>
             <w:r>
               <w:rPr>
-                <w:noProof/>
                 <w:webHidden/>
               </w:rPr>
               <w:fldChar w:fldCharType="begin"/>
             </w:r>
             <w:r>
               <w:rPr>
-                <w:noProof/>
-                <w:webHidden/>
-              </w:rPr>
-              <w:instrText xml:space="preserve"> PAGEREF _Toc239436373 \h </w:instrText>
-            </w:r>
-            <w:r>
-              <w:rPr>
-                <w:noProof/>
-                <w:webHidden/>
-              </w:rPr>
-            </w:r>
-            <w:r>
-              <w:rPr>
-                <w:noProof/>
+                <w:webHidden/>
+              </w:rPr>
+              <w:instrText xml:space="preserve"> PAGEREF _Toc240392352 \h </w:instrText>
+            </w:r>
+            <w:r>
+              <w:rPr>
+                <w:webHidden/>
+              </w:rPr>
+            </w:r>
+            <w:r>
+              <w:rPr>
                 <w:webHidden/>
               </w:rPr>
               <w:fldChar w:fldCharType="separate"/>
             </w:r>
             <w:r>
               <w:rPr>
-                <w:noProof/>
                 <w:webHidden/>
               </w:rPr>
               <w:t>30</w:t>
             </w:r>
             <w:r>
               <w:rPr>
-                <w:noProof/>
                 <w:webHidden/>
               </w:rPr>
               <w:fldChar w:fldCharType="end"/>
@@ -4320,64 +4278,92 @@
               <w:tab w:val="right" w:leader="dot" w:pos="9350"/>
             </w:tabs>
             <w:rPr>
-              <w:rFonts w:asciiTheme="minorHAnsi" w:eastAsiaTheme="minorEastAsia" w:hAnsiTheme="minorHAnsi" w:cstheme="minorBidi"/>
+              <w:rFonts w:ascii="Times New Roman" w:eastAsiaTheme="minorEastAsia" w:hAnsi="Times New Roman" w:cs="Times New Roman"/>
               <w:noProof/>
+              <w:kern w:val="2"/>
+              <w:sz w:val="26"/>
+              <w:szCs w:val="26"/>
+              <w:lang w:val="en-ID" w:eastAsia="en-ID"/>
+              <w14:ligatures w14:val="standardContextual"/>
             </w:rPr>
           </w:pPr>
-          <w:hyperlink w:anchor="_Toc239436374" w:history="1">
+          <w:hyperlink w:anchor="_Toc240392353" w:history="1">
             <w:r>
               <w:rPr>
                 <w:rStyle w:val="Hyperlink"/>
-                <w:rFonts w:cs="Times New Roman"/>
+                <w:rFonts w:ascii="Times New Roman" w:hAnsi="Times New Roman" w:cs="Times New Roman"/>
                 <w:noProof/>
+                <w:sz w:val="26"/>
+                <w:szCs w:val="26"/>
               </w:rPr>
               <w:t>8. RÀNG BUỘC THIẾT KẾ &amp; TRIỂN KHAI (Design &amp; Implementation Constraints)</w:t>
             </w:r>
             <w:r>
               <w:rPr>
+                <w:rFonts w:ascii="Times New Roman" w:hAnsi="Times New Roman" w:cs="Times New Roman"/>
                 <w:noProof/>
                 <w:webHidden/>
+                <w:sz w:val="26"/>
+                <w:szCs w:val="26"/>
               </w:rPr>
               <w:tab/>
             </w:r>
             <w:r>
               <w:rPr>
+                <w:rFonts w:ascii="Times New Roman" w:hAnsi="Times New Roman" w:cs="Times New Roman"/>
                 <w:noProof/>
                 <w:webHidden/>
+                <w:sz w:val="26"/>
+                <w:szCs w:val="26"/>
               </w:rPr>
               <w:fldChar w:fldCharType="begin"/>
             </w:r>
             <w:r>
               <w:rPr>
+                <w:rFonts w:ascii="Times New Roman" w:hAnsi="Times New Roman" w:cs="Times New Roman"/>
                 <w:noProof/>
                 <w:webHidden/>
-              </w:rPr>
-              <w:instrText xml:space="preserve"> PAGEREF _Toc239436374 \h </w:instrText>
-            </w:r>
-            <w:r>
-              <w:rPr>
+                <w:sz w:val="26"/>
+                <w:szCs w:val="26"/>
+              </w:rPr>
+              <w:instrText xml:space="preserve"> PAGEREF _Toc240392353 \h </w:instrText>
+            </w:r>
+            <w:r>
+              <w:rPr>
+                <w:rFonts w:ascii="Times New Roman" w:hAnsi="Times New Roman" w:cs="Times New Roman"/>
                 <w:noProof/>
                 <w:webHidden/>
-              </w:rPr>
-            </w:r>
-            <w:r>
-              <w:rPr>
+                <w:sz w:val="26"/>
+                <w:szCs w:val="26"/>
+              </w:rPr>
+            </w:r>
+            <w:r>
+              <w:rPr>
+                <w:rFonts w:ascii="Times New Roman" w:hAnsi="Times New Roman" w:cs="Times New Roman"/>
                 <w:noProof/>
                 <w:webHidden/>
+                <w:sz w:val="26"/>
+                <w:szCs w:val="26"/>
               </w:rPr>
               <w:fldChar w:fldCharType="separate"/>
             </w:r>
             <w:r>
               <w:rPr>
+                <w:rFonts w:ascii="Times New Roman" w:hAnsi="Times New Roman" w:cs="Times New Roman"/>
                 <w:noProof/>
                 <w:webHidden/>
+                <w:sz w:val="26"/>
+                <w:szCs w:val="26"/>
               </w:rPr>
               <w:t>31</w:t>
             </w:r>
             <w:r>
               <w:rPr>
+                <w:rFonts w:ascii="Times New Roman" w:hAnsi="Times New Roman" w:cs="Times New Roman"/>
                 <w:noProof/>
                 <w:webHidden/>
+                <w:sz w:val="26"/>
+                <w:szCs w:val="26"/>
               </w:rPr>
               <w:fldChar w:fldCharType="end"/>
             </w:r>
@@ -4390,65 +4376,93 @@
               <w:tab w:val="right" w:leader="dot" w:pos="9350"/>
             </w:tabs>
             <w:rPr>
-              <w:rFonts w:asciiTheme="minorHAnsi" w:eastAsiaTheme="minorEastAsia" w:hAnsiTheme="minorHAnsi" w:cstheme="minorBidi"/>
+              <w:rFonts w:ascii="Times New Roman" w:eastAsiaTheme="minorEastAsia" w:hAnsi="Times New Roman" w:cs="Times New Roman"/>
               <w:noProof/>
+              <w:kern w:val="2"/>
+              <w:sz w:val="26"/>
+              <w:szCs w:val="26"/>
+              <w:lang w:val="en-ID" w:eastAsia="en-ID"/>
+              <w14:ligatures w14:val="standardContextual"/>
             </w:rPr>
           </w:pPr>
-          <w:hyperlink w:anchor="_Toc239436375" w:history="1">
+          <w:hyperlink w:anchor="_Toc240392354" w:history="1">
             <w:r>
               <w:rPr>
                 <w:rStyle w:val="Hyperlink"/>
-                <w:rFonts w:cs="Times New Roman"/>
+                <w:rFonts w:ascii="Times New Roman" w:hAnsi="Times New Roman" w:cs="Times New Roman"/>
                 <w:noProof/>
+                <w:sz w:val="26"/>
+                <w:szCs w:val="26"/>
                 <w:lang w:val="fr-FR"/>
               </w:rPr>
               <w:t>9. PHỤ LỤC (Appendices)</w:t>
             </w:r>
             <w:r>
               <w:rPr>
+                <w:rFonts w:ascii="Times New Roman" w:hAnsi="Times New Roman" w:cs="Times New Roman"/>
                 <w:noProof/>
                 <w:webHidden/>
+                <w:sz w:val="26"/>
+                <w:szCs w:val="26"/>
               </w:rPr>
               <w:tab/>
             </w:r>
             <w:r>
               <w:rPr>
+                <w:rFonts w:ascii="Times New Roman" w:hAnsi="Times New Roman" w:cs="Times New Roman"/>
                 <w:noProof/>
                 <w:webHidden/>
+                <w:sz w:val="26"/>
+                <w:szCs w:val="26"/>
               </w:rPr>
               <w:fldChar w:fldCharType="begin"/>
             </w:r>
             <w:r>
               <w:rPr>
+                <w:rFonts w:ascii="Times New Roman" w:hAnsi="Times New Roman" w:cs="Times New Roman"/>
                 <w:noProof/>
                 <w:webHidden/>
-              </w:rPr>
-              <w:instrText xml:space="preserve"> PAGEREF _Toc239436375 \h </w:instrText>
-            </w:r>
-            <w:r>
-              <w:rPr>
+                <w:sz w:val="26"/>
+                <w:szCs w:val="26"/>
+              </w:rPr>
+              <w:instrText xml:space="preserve"> PAGEREF _Toc240392354 \h </w:instrText>
+            </w:r>
+            <w:r>
+              <w:rPr>
+                <w:rFonts w:ascii="Times New Roman" w:hAnsi="Times New Roman" w:cs="Times New Roman"/>
                 <w:noProof/>
                 <w:webHidden/>
-              </w:rPr>
-            </w:r>
-            <w:r>
-              <w:rPr>
+                <w:sz w:val="26"/>
+                <w:szCs w:val="26"/>
+              </w:rPr>
+            </w:r>
+            <w:r>
+              <w:rPr>
+                <w:rFonts w:ascii="Times New Roman" w:hAnsi="Times New Roman" w:cs="Times New Roman"/>
                 <w:noProof/>
                 <w:webHidden/>
+                <w:sz w:val="26"/>
+                <w:szCs w:val="26"/>
               </w:rPr>
               <w:fldChar w:fldCharType="separate"/>
             </w:r>
             <w:r>
               <w:rPr>
+                <w:rFonts w:ascii="Times New Roman" w:hAnsi="Times New Roman" w:cs="Times New Roman"/>
                 <w:noProof/>
                 <w:webHidden/>
+                <w:sz w:val="26"/>
+                <w:szCs w:val="26"/>
               </w:rPr>
               <w:t>31</w:t>
             </w:r>
             <w:r>
               <w:rPr>
+                <w:rFonts w:ascii="Times New Roman" w:hAnsi="Times New Roman" w:cs="Times New Roman"/>
                 <w:noProof/>
                 <w:webHidden/>
+                <w:sz w:val="26"/>
+                <w:szCs w:val="26"/>
               </w:rPr>
               <w:fldChar w:fldCharType="end"/>
             </w:r>
@@ -4457,68 +4471,58 @@
         <w:p>
           <w:pPr>
             <w:pStyle w:val="TOC2"/>
-            <w:tabs>
-              <w:tab w:val="right" w:leader="dot" w:pos="9350"/>
-            </w:tabs>
             <w:rPr>
-              <w:rFonts w:asciiTheme="minorHAnsi" w:eastAsiaTheme="minorEastAsia" w:hAnsiTheme="minorHAnsi" w:cstheme="minorBidi"/>
-              <w:noProof/>
+              <w:rFonts w:eastAsiaTheme="minorEastAsia"/>
+              <w:kern w:val="2"/>
+              <w:lang w:val="en-ID" w:eastAsia="en-ID"/>
+              <w14:ligatures w14:val="standardContextual"/>
             </w:rPr>
           </w:pPr>
-          <w:hyperlink w:anchor="_Toc239436376" w:history="1">
+          <w:hyperlink w:anchor="_Toc240392355" w:history="1">
             <w:r>
               <w:rPr>
                 <w:rStyle w:val="Hyperlink"/>
-                <w:rFonts w:cs="Times New Roman"/>
-                <w:noProof/>
                 <w:lang w:val="fr-FR"/>
               </w:rPr>
               <w:t>9.1 Tài liệu liên quan</w:t>
             </w:r>
             <w:r>
               <w:rPr>
-                <w:noProof/>
                 <w:webHidden/>
               </w:rPr>
               <w:tab/>
             </w:r>
             <w:r>
               <w:rPr>
-                <w:noProof/>
                 <w:webHidden/>
               </w:rPr>
               <w:fldChar w:fldCharType="begin"/>
             </w:r>
             <w:r>
               <w:rPr>
-                <w:noProof/>
-                <w:webHidden/>
-              </w:rPr>
-              <w:instrText xml:space="preserve"> PAGEREF _Toc239436376 \h </w:instrText>
-            </w:r>
-            <w:r>
-              <w:rPr>
-                <w:noProof/>
-                <w:webHidden/>
-              </w:rPr>
-            </w:r>
-            <w:r>
-              <w:rPr>
-                <w:noProof/>
+                <w:webHidden/>
+              </w:rPr>
+              <w:instrText xml:space="preserve"> PAGEREF _Toc240392355 \h </w:instrText>
+            </w:r>
+            <w:r>
+              <w:rPr>
+                <w:webHidden/>
+              </w:rPr>
+            </w:r>
+            <w:r>
+              <w:rPr>
                 <w:webHidden/>
               </w:rPr>
               <w:fldChar w:fldCharType="separate"/>
             </w:r>
             <w:r>
               <w:rPr>
-                <w:noProof/>
                 <w:webHidden/>
               </w:rPr>
               <w:t>31</w:t>
             </w:r>
             <w:r>
               <w:rPr>
-                <w:noProof/>
                 <w:webHidden/>
               </w:rPr>
               <w:fldChar w:fldCharType="end"/>
@@ -4528,68 +4532,58 @@
         <w:p>
           <w:pPr>
             <w:pStyle w:val="TOC2"/>
-            <w:tabs>
-              <w:tab w:val="right" w:leader="dot" w:pos="9350"/>
-            </w:tabs>
             <w:rPr>
-              <w:rFonts w:asciiTheme="minorHAnsi" w:eastAsiaTheme="minorEastAsia" w:hAnsiTheme="minorHAnsi" w:cstheme="minorBidi"/>
-              <w:noProof/>
+              <w:rFonts w:eastAsiaTheme="minorEastAsia"/>
+              <w:kern w:val="2"/>
+              <w:lang w:val="en-ID" w:eastAsia="en-ID"/>
+              <w14:ligatures w14:val="standardContextual"/>
             </w:rPr>
           </w:pPr>
-          <w:hyperlink w:anchor="_Toc239436377" w:history="1">
+          <w:hyperlink w:anchor="_Toc240392356" w:history="1">
             <w:r>
               <w:rPr>
                 <w:rStyle w:val="Hyperlink"/>
-                <w:rFonts w:cs="Times New Roman"/>
-                <w:noProof/>
                 <w:lang w:val="vi-VN"/>
               </w:rPr>
               <w:t>9.2 Phụ lục A  — Ma trận truy vết yêu cầu (Traceability tóm tắt)</w:t>
             </w:r>
             <w:r>
               <w:rPr>
-                <w:noProof/>
                 <w:webHidden/>
               </w:rPr>
               <w:tab/>
             </w:r>
             <w:r>
               <w:rPr>
-                <w:noProof/>
                 <w:webHidden/>
               </w:rPr>
               <w:fldChar w:fldCharType="begin"/>
             </w:r>
             <w:r>
               <w:rPr>
-                <w:noProof/>
-                <w:webHidden/>
-              </w:rPr>
-              <w:instrText xml:space="preserve"> PAGEREF _Toc239436377 \h </w:instrText>
-            </w:r>
-            <w:r>
-              <w:rPr>
-                <w:noProof/>
-                <w:webHidden/>
-              </w:rPr>
-            </w:r>
-            <w:r>
-              <w:rPr>
-                <w:noProof/>
+                <w:webHidden/>
+              </w:rPr>
+              <w:instrText xml:space="preserve"> PAGEREF _Toc240392356 \h </w:instrText>
+            </w:r>
+            <w:r>
+              <w:rPr>
+                <w:webHidden/>
+              </w:rPr>
+            </w:r>
+            <w:r>
+              <w:rPr>
                 <w:webHidden/>
               </w:rPr>
               <w:fldChar w:fldCharType="separate"/>
             </w:r>
             <w:r>
               <w:rPr>
-                <w:noProof/>
                 <w:webHidden/>
               </w:rPr>
               <w:t>31</w:t>
             </w:r>
             <w:r>
               <w:rPr>
-                <w:noProof/>
                 <w:webHidden/>
               </w:rPr>
               <w:fldChar w:fldCharType="end"/>
@@ -4599,67 +4593,57 @@
         <w:p>
           <w:pPr>
             <w:pStyle w:val="TOC2"/>
-            <w:tabs>
-              <w:tab w:val="right" w:leader="dot" w:pos="9350"/>
-            </w:tabs>
             <w:rPr>
-              <w:rFonts w:asciiTheme="minorHAnsi" w:eastAsiaTheme="minorEastAsia" w:hAnsiTheme="minorHAnsi" w:cstheme="minorBidi"/>
-              <w:noProof/>
+              <w:rFonts w:eastAsiaTheme="minorEastAsia"/>
+              <w:kern w:val="2"/>
+              <w:lang w:val="en-ID" w:eastAsia="en-ID"/>
+              <w14:ligatures w14:val="standardContextual"/>
             </w:rPr>
           </w:pPr>
-          <w:hyperlink w:anchor="_Toc239436378" w:history="1">
+          <w:hyperlink w:anchor="_Toc240392357" w:history="1">
             <w:r>
               <w:rPr>
                 <w:rStyle w:val="Hyperlink"/>
-                <w:rFonts w:cs="Times New Roman"/>
-                <w:noProof/>
               </w:rPr>
               <w:t>9.3 Phụ lục B — Kết quả kiểm thử tóm tắt</w:t>
             </w:r>
             <w:r>
               <w:rPr>
-                <w:noProof/>
                 <w:webHidden/>
               </w:rPr>
               <w:tab/>
             </w:r>
             <w:r>
               <w:rPr>
-                <w:noProof/>
                 <w:webHidden/>
               </w:rPr>
               <w:fldChar w:fldCharType="begin"/>
             </w:r>
             <w:r>
               <w:rPr>
-                <w:noProof/>
-                <w:webHidden/>
-              </w:rPr>
-              <w:instrText xml:space="preserve"> PAGEREF _Toc239436378 \h </w:instrText>
-            </w:r>
-            <w:r>
-              <w:rPr>
-                <w:noProof/>
-                <w:webHidden/>
-              </w:rPr>
-            </w:r>
-            <w:r>
-              <w:rPr>
-                <w:noProof/>
+                <w:webHidden/>
+              </w:rPr>
+              <w:instrText xml:space="preserve"> PAGEREF _Toc240392357 \h </w:instrText>
+            </w:r>
+            <w:r>
+              <w:rPr>
+                <w:webHidden/>
+              </w:rPr>
+            </w:r>
+            <w:r>
+              <w:rPr>
                 <w:webHidden/>
               </w:rPr>
               <w:fldChar w:fldCharType="separate"/>
             </w:r>
             <w:r>
               <w:rPr>
-                <w:noProof/>
                 <w:webHidden/>
               </w:rPr>
               <w:t>33</w:t>
             </w:r>
             <w:r>
               <w:rPr>
-                <w:noProof/>
                 <w:webHidden/>
               </w:rPr>
               <w:fldChar w:fldCharType="end"/>
@@ -4669,67 +4653,57 @@
         <w:p>
           <w:pPr>
             <w:pStyle w:val="TOC2"/>
-            <w:tabs>
-              <w:tab w:val="right" w:leader="dot" w:pos="9350"/>
-            </w:tabs>
             <w:rPr>
-              <w:rFonts w:asciiTheme="minorHAnsi" w:eastAsiaTheme="minorEastAsia" w:hAnsiTheme="minorHAnsi" w:cstheme="minorBidi"/>
-              <w:noProof/>
+              <w:rFonts w:eastAsiaTheme="minorEastAsia"/>
+              <w:kern w:val="2"/>
+              <w:lang w:val="en-ID" w:eastAsia="en-ID"/>
+              <w14:ligatures w14:val="standardContextual"/>
             </w:rPr>
           </w:pPr>
-          <w:hyperlink w:anchor="_Toc239436379" w:history="1">
+          <w:hyperlink w:anchor="_Toc240392358" w:history="1">
             <w:r>
               <w:rPr>
                 <w:rStyle w:val="Hyperlink"/>
-                <w:rFonts w:cs="Times New Roman"/>
-                <w:noProof/>
               </w:rPr>
               <w:t>9.4 Phụ lục C — White-box Testing (tóm tắt)</w:t>
             </w:r>
             <w:r>
               <w:rPr>
-                <w:noProof/>
                 <w:webHidden/>
               </w:rPr>
               <w:tab/>
             </w:r>
             <w:r>
               <w:rPr>
-                <w:noProof/>
                 <w:webHidden/>
               </w:rPr>
               <w:fldChar w:fldCharType="begin"/>
             </w:r>
             <w:r>
               <w:rPr>
-                <w:noProof/>
-                <w:webHidden/>
-              </w:rPr>
-              <w:instrText xml:space="preserve"> PAGEREF _Toc239436379 \h </w:instrText>
-            </w:r>
-            <w:r>
-              <w:rPr>
-                <w:noProof/>
-                <w:webHidden/>
-              </w:rPr>
-            </w:r>
-            <w:r>
-              <w:rPr>
-                <w:noProof/>
+                <w:webHidden/>
+              </w:rPr>
+              <w:instrText xml:space="preserve"> PAGEREF _Toc240392358 \h </w:instrText>
+            </w:r>
+            <w:r>
+              <w:rPr>
+                <w:webHidden/>
+              </w:rPr>
+            </w:r>
+            <w:r>
+              <w:rPr>
                 <w:webHidden/>
               </w:rPr>
               <w:fldChar w:fldCharType="separate"/>
             </w:r>
             <w:r>
               <w:rPr>
-                <w:noProof/>
                 <w:webHidden/>
               </w:rPr>
               <w:t>34</w:t>
             </w:r>
             <w:r>
               <w:rPr>
-                <w:noProof/>
                 <w:webHidden/>
               </w:rPr>
               <w:fldChar w:fldCharType="end"/>
@@ -4743,64 +4717,92 @@
               <w:tab w:val="right" w:leader="dot" w:pos="9350"/>
             </w:tabs>
             <w:rPr>
-              <w:rFonts w:asciiTheme="minorHAnsi" w:eastAsiaTheme="minorEastAsia" w:hAnsiTheme="minorHAnsi" w:cstheme="minorBidi"/>
+              <w:rFonts w:ascii="Times New Roman" w:eastAsiaTheme="minorEastAsia" w:hAnsi="Times New Roman" w:cs="Times New Roman"/>
               <w:noProof/>
+              <w:kern w:val="2"/>
+              <w:sz w:val="26"/>
+              <w:szCs w:val="26"/>
+              <w:lang w:val="en-ID" w:eastAsia="en-ID"/>
+              <w14:ligatures w14:val="standardContextual"/>
             </w:rPr>
           </w:pPr>
-          <w:hyperlink w:anchor="_Toc239436380" w:history="1">
+          <w:hyperlink w:anchor="_Toc240392359" w:history="1">
             <w:r>
               <w:rPr>
                 <w:rStyle w:val="Hyperlink"/>
-                <w:rFonts w:cs="Times New Roman"/>
+                <w:rFonts w:ascii="Times New Roman" w:hAnsi="Times New Roman" w:cs="Times New Roman"/>
                 <w:noProof/>
+                <w:sz w:val="26"/>
+                <w:szCs w:val="26"/>
               </w:rPr>
               <w:t>10. GIỚI HẠN &amp; LỖI HỆ THỐNG ĐÃ BIẾT (Known System Limitations) — Mục mới</w:t>
             </w:r>
             <w:r>
               <w:rPr>
+                <w:rFonts w:ascii="Times New Roman" w:hAnsi="Times New Roman" w:cs="Times New Roman"/>
                 <w:noProof/>
                 <w:webHidden/>
+                <w:sz w:val="26"/>
+                <w:szCs w:val="26"/>
               </w:rPr>
               <w:tab/>
             </w:r>
             <w:r>
               <w:rPr>
+                <w:rFonts w:ascii="Times New Roman" w:hAnsi="Times New Roman" w:cs="Times New Roman"/>
                 <w:noProof/>
                 <w:webHidden/>
+                <w:sz w:val="26"/>
+                <w:szCs w:val="26"/>
               </w:rPr>
               <w:fldChar w:fldCharType="begin"/>
             </w:r>
             <w:r>
               <w:rPr>
+                <w:rFonts w:ascii="Times New Roman" w:hAnsi="Times New Roman" w:cs="Times New Roman"/>
                 <w:noProof/>
                 <w:webHidden/>
-              </w:rPr>
-              <w:instrText xml:space="preserve"> PAGEREF _Toc239436380 \h </w:instrText>
-            </w:r>
-            <w:r>
-              <w:rPr>
+                <w:sz w:val="26"/>
+                <w:szCs w:val="26"/>
+              </w:rPr>
+              <w:instrText xml:space="preserve"> PAGEREF _Toc240392359 \h </w:instrText>
+            </w:r>
+            <w:r>
+              <w:rPr>
+                <w:rFonts w:ascii="Times New Roman" w:hAnsi="Times New Roman" w:cs="Times New Roman"/>
                 <w:noProof/>
                 <w:webHidden/>
-              </w:rPr>
-            </w:r>
-            <w:r>
-              <w:rPr>
+                <w:sz w:val="26"/>
+                <w:szCs w:val="26"/>
+              </w:rPr>
+            </w:r>
+            <w:r>
+              <w:rPr>
+                <w:rFonts w:ascii="Times New Roman" w:hAnsi="Times New Roman" w:cs="Times New Roman"/>
                 <w:noProof/>
                 <w:webHidden/>
+                <w:sz w:val="26"/>
+                <w:szCs w:val="26"/>
               </w:rPr>
               <w:fldChar w:fldCharType="separate"/>
             </w:r>
             <w:r>
               <w:rPr>
+                <w:rFonts w:ascii="Times New Roman" w:hAnsi="Times New Roman" w:cs="Times New Roman"/>
                 <w:noProof/>
                 <w:webHidden/>
+                <w:sz w:val="26"/>
+                <w:szCs w:val="26"/>
               </w:rPr>
               <w:t>35</w:t>
             </w:r>
             <w:r>
               <w:rPr>
+                <w:rFonts w:ascii="Times New Roman" w:hAnsi="Times New Roman" w:cs="Times New Roman"/>
                 <w:noProof/>
                 <w:webHidden/>
+                <w:sz w:val="26"/>
+                <w:szCs w:val="26"/>
               </w:rPr>
               <w:fldChar w:fldCharType="end"/>
             </w:r>
@@ -4810,6 +4812,8 @@
           <w:pPr>
             <w:rPr>
               <w:rFonts w:ascii="Times New Roman" w:hAnsi="Times New Roman" w:cs="Times New Roman"/>
+              <w:b/>
+              <w:bCs/>
               <w:sz w:val="26"/>
               <w:szCs w:val="26"/>
             </w:rPr>
@@ -4834,6 +4838,1283 @@
           <w:sz w:val="26"/>
           <w:szCs w:val="26"/>
         </w:rPr>
+      </w:pPr>
+    </w:p>
+    <w:p>
+      <w:pPr>
+        <w:jc w:val="center"/>
+        <w:rPr>
+          <w:rFonts w:ascii="Times New Roman" w:hAnsi="Times New Roman" w:cs="Times New Roman"/>
+          <w:b/>
+          <w:bCs/>
+          <w:sz w:val="26"/>
+          <w:szCs w:val="26"/>
+        </w:rPr>
+      </w:pPr>
+      <w:r>
+        <w:rPr>
+          <w:rFonts w:ascii="Times New Roman" w:hAnsi="Times New Roman" w:cs="Times New Roman"/>
+          <w:b/>
+          <w:bCs/>
+          <w:sz w:val="26"/>
+          <w:szCs w:val="26"/>
+        </w:rPr>
+        <w:t>DANH MỤC SƠ ĐỒ</w:t>
+      </w:r>
+    </w:p>
+    <w:p>
+      <w:pPr>
+        <w:pStyle w:val="TOC1"/>
+        <w:tabs>
+          <w:tab w:val="right" w:leader="dot" w:pos="9350"/>
+        </w:tabs>
+        <w:rPr>
+          <w:rFonts w:ascii="Times New Roman" w:eastAsiaTheme="minorEastAsia" w:hAnsi="Times New Roman" w:cs="Times New Roman"/>
+          <w:noProof/>
+          <w:kern w:val="2"/>
+          <w:sz w:val="26"/>
+          <w:szCs w:val="26"/>
+          <w:lang w:val="en-ID" w:eastAsia="en-ID"/>
+          <w14:ligatures w14:val="standardContextual"/>
+        </w:rPr>
+      </w:pPr>
+      <w:r>
+        <w:rPr>
+          <w:rFonts w:ascii="Times New Roman" w:hAnsi="Times New Roman" w:cs="Times New Roman"/>
+          <w:sz w:val="26"/>
+          <w:szCs w:val="26"/>
+        </w:rPr>
+        <w:fldChar w:fldCharType="begin"/>
+      </w:r>
+      <w:r>
+        <w:rPr>
+          <w:rFonts w:ascii="Times New Roman" w:hAnsi="Times New Roman" w:cs="Times New Roman"/>
+          <w:sz w:val="26"/>
+          <w:szCs w:val="26"/>
+        </w:rPr>
+        <w:instrText xml:space="preserve"> TOC \h \z \t "sơ đồ,1" </w:instrText>
+      </w:r>
+      <w:r>
+        <w:rPr>
+          <w:rFonts w:ascii="Times New Roman" w:hAnsi="Times New Roman" w:cs="Times New Roman"/>
+          <w:sz w:val="26"/>
+          <w:szCs w:val="26"/>
+        </w:rPr>
+        <w:fldChar w:fldCharType="separate"/>
+      </w:r>
+      <w:hyperlink w:anchor="_Toc240392298" w:history="1">
+        <w:r>
+          <w:rPr>
+            <w:rStyle w:val="Hyperlink"/>
+            <w:rFonts w:ascii="Times New Roman" w:hAnsi="Times New Roman" w:cs="Times New Roman"/>
+            <w:noProof/>
+            <w:sz w:val="26"/>
+            <w:szCs w:val="26"/>
+          </w:rPr>
+          <w:t>Sơ đồ 1: Sơ đồ lớp (</w:t>
+        </w:r>
+        <w:r>
+          <w:rPr>
+            <w:rStyle w:val="Hyperlink"/>
+            <w:rFonts w:ascii="Times New Roman" w:hAnsi="Times New Roman" w:cs="Times New Roman"/>
+            <w:noProof/>
+            <w:sz w:val="26"/>
+            <w:szCs w:val="26"/>
+          </w:rPr>
+          <w:t>C</w:t>
+        </w:r>
+        <w:r>
+          <w:rPr>
+            <w:rStyle w:val="Hyperlink"/>
+            <w:rFonts w:ascii="Times New Roman" w:hAnsi="Times New Roman" w:cs="Times New Roman"/>
+            <w:noProof/>
+            <w:sz w:val="26"/>
+            <w:szCs w:val="26"/>
+          </w:rPr>
+          <w:t>lass Diagram)</w:t>
+        </w:r>
+        <w:r>
+          <w:rPr>
+            <w:rFonts w:ascii="Times New Roman" w:hAnsi="Times New Roman" w:cs="Times New Roman"/>
+            <w:noProof/>
+            <w:webHidden/>
+            <w:sz w:val="26"/>
+            <w:szCs w:val="26"/>
+          </w:rPr>
+          <w:tab/>
+        </w:r>
+        <w:r>
+          <w:rPr>
+            <w:rFonts w:ascii="Times New Roman" w:hAnsi="Times New Roman" w:cs="Times New Roman"/>
+            <w:noProof/>
+            <w:webHidden/>
+            <w:sz w:val="26"/>
+            <w:szCs w:val="26"/>
+          </w:rPr>
+          <w:fldChar w:fldCharType="begin"/>
+        </w:r>
+        <w:r>
+          <w:rPr>
+            <w:rFonts w:ascii="Times New Roman" w:hAnsi="Times New Roman" w:cs="Times New Roman"/>
+            <w:noProof/>
+            <w:webHidden/>
+            <w:sz w:val="26"/>
+            <w:szCs w:val="26"/>
+          </w:rPr>
+          <w:instrText xml:space="preserve"> PAGEREF _Toc240392298 \h </w:instrText>
+        </w:r>
+        <w:r>
+          <w:rPr>
+            <w:rFonts w:ascii="Times New Roman" w:hAnsi="Times New Roman" w:cs="Times New Roman"/>
+            <w:noProof/>
+            <w:webHidden/>
+            <w:sz w:val="26"/>
+            <w:szCs w:val="26"/>
+          </w:rPr>
+        </w:r>
+        <w:r>
+          <w:rPr>
+            <w:rFonts w:ascii="Times New Roman" w:hAnsi="Times New Roman" w:cs="Times New Roman"/>
+            <w:noProof/>
+            <w:webHidden/>
+            <w:sz w:val="26"/>
+            <w:szCs w:val="26"/>
+          </w:rPr>
+          <w:fldChar w:fldCharType="separate"/>
+        </w:r>
+        <w:r>
+          <w:rPr>
+            <w:rFonts w:ascii="Times New Roman" w:hAnsi="Times New Roman" w:cs="Times New Roman"/>
+            <w:noProof/>
+            <w:webHidden/>
+            <w:sz w:val="26"/>
+            <w:szCs w:val="26"/>
+          </w:rPr>
+          <w:t>19</w:t>
+        </w:r>
+        <w:r>
+          <w:rPr>
+            <w:rFonts w:ascii="Times New Roman" w:hAnsi="Times New Roman" w:cs="Times New Roman"/>
+            <w:noProof/>
+            <w:webHidden/>
+            <w:sz w:val="26"/>
+            <w:szCs w:val="26"/>
+          </w:rPr>
+          <w:fldChar w:fldCharType="end"/>
+        </w:r>
+      </w:hyperlink>
+    </w:p>
+    <w:p>
+      <w:pPr>
+        <w:pStyle w:val="TOC1"/>
+        <w:tabs>
+          <w:tab w:val="right" w:leader="dot" w:pos="9350"/>
+        </w:tabs>
+        <w:rPr>
+          <w:rFonts w:ascii="Times New Roman" w:eastAsiaTheme="minorEastAsia" w:hAnsi="Times New Roman" w:cs="Times New Roman"/>
+          <w:noProof/>
+          <w:kern w:val="2"/>
+          <w:sz w:val="26"/>
+          <w:szCs w:val="26"/>
+          <w:lang w:val="en-ID" w:eastAsia="en-ID"/>
+          <w14:ligatures w14:val="standardContextual"/>
+        </w:rPr>
+      </w:pPr>
+      <w:hyperlink w:anchor="_Toc240392299" w:history="1">
+        <w:r>
+          <w:rPr>
+            <w:rStyle w:val="Hyperlink"/>
+            <w:rFonts w:ascii="Times New Roman" w:hAnsi="Times New Roman" w:cs="Times New Roman"/>
+            <w:noProof/>
+            <w:sz w:val="26"/>
+            <w:szCs w:val="26"/>
+          </w:rPr>
+          <w:t>Sơ đồ 2: Use Case Diagram tổng quan — 3 actor (Customer/Employee/Manager)</w:t>
+        </w:r>
+        <w:r>
+          <w:rPr>
+            <w:rFonts w:ascii="Times New Roman" w:hAnsi="Times New Roman" w:cs="Times New Roman"/>
+            <w:noProof/>
+            <w:webHidden/>
+            <w:sz w:val="26"/>
+            <w:szCs w:val="26"/>
+          </w:rPr>
+          <w:tab/>
+        </w:r>
+        <w:r>
+          <w:rPr>
+            <w:rFonts w:ascii="Times New Roman" w:hAnsi="Times New Roman" w:cs="Times New Roman"/>
+            <w:noProof/>
+            <w:webHidden/>
+            <w:sz w:val="26"/>
+            <w:szCs w:val="26"/>
+          </w:rPr>
+          <w:fldChar w:fldCharType="begin"/>
+        </w:r>
+        <w:r>
+          <w:rPr>
+            <w:rFonts w:ascii="Times New Roman" w:hAnsi="Times New Roman" w:cs="Times New Roman"/>
+            <w:noProof/>
+            <w:webHidden/>
+            <w:sz w:val="26"/>
+            <w:szCs w:val="26"/>
+          </w:rPr>
+          <w:instrText xml:space="preserve"> PAGEREF _Toc240392299 \h </w:instrText>
+        </w:r>
+        <w:r>
+          <w:rPr>
+            <w:rFonts w:ascii="Times New Roman" w:hAnsi="Times New Roman" w:cs="Times New Roman"/>
+            <w:noProof/>
+            <w:webHidden/>
+            <w:sz w:val="26"/>
+            <w:szCs w:val="26"/>
+          </w:rPr>
+        </w:r>
+        <w:r>
+          <w:rPr>
+            <w:rFonts w:ascii="Times New Roman" w:hAnsi="Times New Roman" w:cs="Times New Roman"/>
+            <w:noProof/>
+            <w:webHidden/>
+            <w:sz w:val="26"/>
+            <w:szCs w:val="26"/>
+          </w:rPr>
+          <w:fldChar w:fldCharType="separate"/>
+        </w:r>
+        <w:r>
+          <w:rPr>
+            <w:rFonts w:ascii="Times New Roman" w:hAnsi="Times New Roman" w:cs="Times New Roman"/>
+            <w:noProof/>
+            <w:webHidden/>
+            <w:sz w:val="26"/>
+            <w:szCs w:val="26"/>
+          </w:rPr>
+          <w:t>20</w:t>
+        </w:r>
+        <w:r>
+          <w:rPr>
+            <w:rFonts w:ascii="Times New Roman" w:hAnsi="Times New Roman" w:cs="Times New Roman"/>
+            <w:noProof/>
+            <w:webHidden/>
+            <w:sz w:val="26"/>
+            <w:szCs w:val="26"/>
+          </w:rPr>
+          <w:fldChar w:fldCharType="end"/>
+        </w:r>
+      </w:hyperlink>
+    </w:p>
+    <w:p>
+      <w:pPr>
+        <w:pStyle w:val="TOC1"/>
+        <w:tabs>
+          <w:tab w:val="right" w:leader="dot" w:pos="9350"/>
+        </w:tabs>
+        <w:rPr>
+          <w:rFonts w:ascii="Times New Roman" w:eastAsiaTheme="minorEastAsia" w:hAnsi="Times New Roman" w:cs="Times New Roman"/>
+          <w:noProof/>
+          <w:kern w:val="2"/>
+          <w:sz w:val="26"/>
+          <w:szCs w:val="26"/>
+          <w:lang w:val="en-ID" w:eastAsia="en-ID"/>
+          <w14:ligatures w14:val="standardContextual"/>
+        </w:rPr>
+      </w:pPr>
+      <w:hyperlink w:anchor="_Toc240392300" w:history="1">
+        <w:r>
+          <w:rPr>
+            <w:rStyle w:val="Hyperlink"/>
+            <w:rFonts w:ascii="Times New Roman" w:hAnsi="Times New Roman" w:cs="Times New Roman"/>
+            <w:noProof/>
+            <w:sz w:val="26"/>
+            <w:szCs w:val="26"/>
+          </w:rPr>
+          <w:t>Sơ đồ 3: Activity Diagram — Đăng ký/Đăng nhập (REQ-AUTH-01, 02)</w:t>
+        </w:r>
+        <w:r>
+          <w:rPr>
+            <w:rFonts w:ascii="Times New Roman" w:hAnsi="Times New Roman" w:cs="Times New Roman"/>
+            <w:noProof/>
+            <w:webHidden/>
+            <w:sz w:val="26"/>
+            <w:szCs w:val="26"/>
+          </w:rPr>
+          <w:tab/>
+        </w:r>
+        <w:r>
+          <w:rPr>
+            <w:rFonts w:ascii="Times New Roman" w:hAnsi="Times New Roman" w:cs="Times New Roman"/>
+            <w:noProof/>
+            <w:webHidden/>
+            <w:sz w:val="26"/>
+            <w:szCs w:val="26"/>
+          </w:rPr>
+          <w:fldChar w:fldCharType="begin"/>
+        </w:r>
+        <w:r>
+          <w:rPr>
+            <w:rFonts w:ascii="Times New Roman" w:hAnsi="Times New Roman" w:cs="Times New Roman"/>
+            <w:noProof/>
+            <w:webHidden/>
+            <w:sz w:val="26"/>
+            <w:szCs w:val="26"/>
+          </w:rPr>
+          <w:instrText xml:space="preserve"> PAGEREF _Toc240392300 \h </w:instrText>
+        </w:r>
+        <w:r>
+          <w:rPr>
+            <w:rFonts w:ascii="Times New Roman" w:hAnsi="Times New Roman" w:cs="Times New Roman"/>
+            <w:noProof/>
+            <w:webHidden/>
+            <w:sz w:val="26"/>
+            <w:szCs w:val="26"/>
+          </w:rPr>
+        </w:r>
+        <w:r>
+          <w:rPr>
+            <w:rFonts w:ascii="Times New Roman" w:hAnsi="Times New Roman" w:cs="Times New Roman"/>
+            <w:noProof/>
+            <w:webHidden/>
+            <w:sz w:val="26"/>
+            <w:szCs w:val="26"/>
+          </w:rPr>
+          <w:fldChar w:fldCharType="separate"/>
+        </w:r>
+        <w:r>
+          <w:rPr>
+            <w:rFonts w:ascii="Times New Roman" w:hAnsi="Times New Roman" w:cs="Times New Roman"/>
+            <w:noProof/>
+            <w:webHidden/>
+            <w:sz w:val="26"/>
+            <w:szCs w:val="26"/>
+          </w:rPr>
+          <w:t>21</w:t>
+        </w:r>
+        <w:r>
+          <w:rPr>
+            <w:rFonts w:ascii="Times New Roman" w:hAnsi="Times New Roman" w:cs="Times New Roman"/>
+            <w:noProof/>
+            <w:webHidden/>
+            <w:sz w:val="26"/>
+            <w:szCs w:val="26"/>
+          </w:rPr>
+          <w:fldChar w:fldCharType="end"/>
+        </w:r>
+      </w:hyperlink>
+    </w:p>
+    <w:p>
+      <w:pPr>
+        <w:pStyle w:val="TOC1"/>
+        <w:tabs>
+          <w:tab w:val="right" w:leader="dot" w:pos="9350"/>
+        </w:tabs>
+        <w:rPr>
+          <w:rFonts w:ascii="Times New Roman" w:eastAsiaTheme="minorEastAsia" w:hAnsi="Times New Roman" w:cs="Times New Roman"/>
+          <w:noProof/>
+          <w:kern w:val="2"/>
+          <w:sz w:val="26"/>
+          <w:szCs w:val="26"/>
+          <w:lang w:val="en-ID" w:eastAsia="en-ID"/>
+          <w14:ligatures w14:val="standardContextual"/>
+        </w:rPr>
+      </w:pPr>
+      <w:hyperlink w:anchor="_Toc240392301" w:history="1">
+        <w:r>
+          <w:rPr>
+            <w:rStyle w:val="Hyperlink"/>
+            <w:rFonts w:ascii="Times New Roman" w:hAnsi="Times New Roman" w:cs="Times New Roman"/>
+            <w:noProof/>
+            <w:sz w:val="26"/>
+            <w:szCs w:val="26"/>
+          </w:rPr>
+          <w:t>Sơ đồ 4: Activity Diagram — Thêm sản phẩm vào giỏ hàng (REQ-CART-01).</w:t>
+        </w:r>
+        <w:r>
+          <w:rPr>
+            <w:rFonts w:ascii="Times New Roman" w:hAnsi="Times New Roman" w:cs="Times New Roman"/>
+            <w:noProof/>
+            <w:webHidden/>
+            <w:sz w:val="26"/>
+            <w:szCs w:val="26"/>
+          </w:rPr>
+          <w:tab/>
+        </w:r>
+        <w:r>
+          <w:rPr>
+            <w:rFonts w:ascii="Times New Roman" w:hAnsi="Times New Roman" w:cs="Times New Roman"/>
+            <w:noProof/>
+            <w:webHidden/>
+            <w:sz w:val="26"/>
+            <w:szCs w:val="26"/>
+          </w:rPr>
+          <w:fldChar w:fldCharType="begin"/>
+        </w:r>
+        <w:r>
+          <w:rPr>
+            <w:rFonts w:ascii="Times New Roman" w:hAnsi="Times New Roman" w:cs="Times New Roman"/>
+            <w:noProof/>
+            <w:webHidden/>
+            <w:sz w:val="26"/>
+            <w:szCs w:val="26"/>
+          </w:rPr>
+          <w:instrText xml:space="preserve"> PAGEREF _Toc240392301 \h </w:instrText>
+        </w:r>
+        <w:r>
+          <w:rPr>
+            <w:rFonts w:ascii="Times New Roman" w:hAnsi="Times New Roman" w:cs="Times New Roman"/>
+            <w:noProof/>
+            <w:webHidden/>
+            <w:sz w:val="26"/>
+            <w:szCs w:val="26"/>
+          </w:rPr>
+        </w:r>
+        <w:r>
+          <w:rPr>
+            <w:rFonts w:ascii="Times New Roman" w:hAnsi="Times New Roman" w:cs="Times New Roman"/>
+            <w:noProof/>
+            <w:webHidden/>
+            <w:sz w:val="26"/>
+            <w:szCs w:val="26"/>
+          </w:rPr>
+          <w:fldChar w:fldCharType="separate"/>
+        </w:r>
+        <w:r>
+          <w:rPr>
+            <w:rFonts w:ascii="Times New Roman" w:hAnsi="Times New Roman" w:cs="Times New Roman"/>
+            <w:noProof/>
+            <w:webHidden/>
+            <w:sz w:val="26"/>
+            <w:szCs w:val="26"/>
+          </w:rPr>
+          <w:t>22</w:t>
+        </w:r>
+        <w:r>
+          <w:rPr>
+            <w:rFonts w:ascii="Times New Roman" w:hAnsi="Times New Roman" w:cs="Times New Roman"/>
+            <w:noProof/>
+            <w:webHidden/>
+            <w:sz w:val="26"/>
+            <w:szCs w:val="26"/>
+          </w:rPr>
+          <w:fldChar w:fldCharType="end"/>
+        </w:r>
+      </w:hyperlink>
+    </w:p>
+    <w:p>
+      <w:pPr>
+        <w:pStyle w:val="TOC1"/>
+        <w:tabs>
+          <w:tab w:val="right" w:leader="dot" w:pos="9350"/>
+        </w:tabs>
+        <w:rPr>
+          <w:rFonts w:ascii="Times New Roman" w:eastAsiaTheme="minorEastAsia" w:hAnsi="Times New Roman" w:cs="Times New Roman"/>
+          <w:noProof/>
+          <w:kern w:val="2"/>
+          <w:sz w:val="26"/>
+          <w:szCs w:val="26"/>
+          <w:lang w:val="en-ID" w:eastAsia="en-ID"/>
+          <w14:ligatures w14:val="standardContextual"/>
+        </w:rPr>
+      </w:pPr>
+      <w:hyperlink w:anchor="_Toc240392302" w:history="1">
+        <w:r>
+          <w:rPr>
+            <w:rStyle w:val="Hyperlink"/>
+            <w:rFonts w:ascii="Times New Roman" w:hAnsi="Times New Roman" w:cs="Times New Roman"/>
+            <w:noProof/>
+            <w:sz w:val="26"/>
+            <w:szCs w:val="26"/>
+          </w:rPr>
+          <w:t>Sơ đồ 5: Activity Diagram — Checkout (REQ-CART-03)</w:t>
+        </w:r>
+        <w:r>
+          <w:rPr>
+            <w:rFonts w:ascii="Times New Roman" w:hAnsi="Times New Roman" w:cs="Times New Roman"/>
+            <w:noProof/>
+            <w:webHidden/>
+            <w:sz w:val="26"/>
+            <w:szCs w:val="26"/>
+          </w:rPr>
+          <w:tab/>
+        </w:r>
+        <w:r>
+          <w:rPr>
+            <w:rFonts w:ascii="Times New Roman" w:hAnsi="Times New Roman" w:cs="Times New Roman"/>
+            <w:noProof/>
+            <w:webHidden/>
+            <w:sz w:val="26"/>
+            <w:szCs w:val="26"/>
+          </w:rPr>
+          <w:fldChar w:fldCharType="begin"/>
+        </w:r>
+        <w:r>
+          <w:rPr>
+            <w:rFonts w:ascii="Times New Roman" w:hAnsi="Times New Roman" w:cs="Times New Roman"/>
+            <w:noProof/>
+            <w:webHidden/>
+            <w:sz w:val="26"/>
+            <w:szCs w:val="26"/>
+          </w:rPr>
+          <w:instrText xml:space="preserve"> PAGEREF _Toc240392302 \h </w:instrText>
+        </w:r>
+        <w:r>
+          <w:rPr>
+            <w:rFonts w:ascii="Times New Roman" w:hAnsi="Times New Roman" w:cs="Times New Roman"/>
+            <w:noProof/>
+            <w:webHidden/>
+            <w:sz w:val="26"/>
+            <w:szCs w:val="26"/>
+          </w:rPr>
+        </w:r>
+        <w:r>
+          <w:rPr>
+            <w:rFonts w:ascii="Times New Roman" w:hAnsi="Times New Roman" w:cs="Times New Roman"/>
+            <w:noProof/>
+            <w:webHidden/>
+            <w:sz w:val="26"/>
+            <w:szCs w:val="26"/>
+          </w:rPr>
+          <w:fldChar w:fldCharType="separate"/>
+        </w:r>
+        <w:r>
+          <w:rPr>
+            <w:rFonts w:ascii="Times New Roman" w:hAnsi="Times New Roman" w:cs="Times New Roman"/>
+            <w:noProof/>
+            <w:webHidden/>
+            <w:sz w:val="26"/>
+            <w:szCs w:val="26"/>
+          </w:rPr>
+          <w:t>23</w:t>
+        </w:r>
+        <w:r>
+          <w:rPr>
+            <w:rFonts w:ascii="Times New Roman" w:hAnsi="Times New Roman" w:cs="Times New Roman"/>
+            <w:noProof/>
+            <w:webHidden/>
+            <w:sz w:val="26"/>
+            <w:szCs w:val="26"/>
+          </w:rPr>
+          <w:fldChar w:fldCharType="end"/>
+        </w:r>
+      </w:hyperlink>
+    </w:p>
+    <w:p>
+      <w:pPr>
+        <w:pStyle w:val="TOC1"/>
+        <w:tabs>
+          <w:tab w:val="right" w:leader="dot" w:pos="9350"/>
+        </w:tabs>
+        <w:rPr>
+          <w:rFonts w:ascii="Times New Roman" w:eastAsiaTheme="minorEastAsia" w:hAnsi="Times New Roman" w:cs="Times New Roman"/>
+          <w:noProof/>
+          <w:kern w:val="2"/>
+          <w:sz w:val="26"/>
+          <w:szCs w:val="26"/>
+          <w:lang w:val="en-ID" w:eastAsia="en-ID"/>
+          <w14:ligatures w14:val="standardContextual"/>
+        </w:rPr>
+      </w:pPr>
+      <w:hyperlink w:anchor="_Toc240392303" w:history="1">
+        <w:r>
+          <w:rPr>
+            <w:rStyle w:val="Hyperlink"/>
+            <w:rFonts w:ascii="Times New Roman" w:hAnsi="Times New Roman" w:cs="Times New Roman"/>
+            <w:noProof/>
+            <w:sz w:val="26"/>
+            <w:szCs w:val="26"/>
+          </w:rPr>
+          <w:t>Sơ đồ 6: Activity Diagram — Hủy đơn hàng (REQ-ORD-03)</w:t>
+        </w:r>
+        <w:r>
+          <w:rPr>
+            <w:rFonts w:ascii="Times New Roman" w:hAnsi="Times New Roman" w:cs="Times New Roman"/>
+            <w:noProof/>
+            <w:webHidden/>
+            <w:sz w:val="26"/>
+            <w:szCs w:val="26"/>
+          </w:rPr>
+          <w:tab/>
+        </w:r>
+        <w:r>
+          <w:rPr>
+            <w:rFonts w:ascii="Times New Roman" w:hAnsi="Times New Roman" w:cs="Times New Roman"/>
+            <w:noProof/>
+            <w:webHidden/>
+            <w:sz w:val="26"/>
+            <w:szCs w:val="26"/>
+          </w:rPr>
+          <w:fldChar w:fldCharType="begin"/>
+        </w:r>
+        <w:r>
+          <w:rPr>
+            <w:rFonts w:ascii="Times New Roman" w:hAnsi="Times New Roman" w:cs="Times New Roman"/>
+            <w:noProof/>
+            <w:webHidden/>
+            <w:sz w:val="26"/>
+            <w:szCs w:val="26"/>
+          </w:rPr>
+          <w:instrText xml:space="preserve"> PAGEREF _Toc240392303 \h </w:instrText>
+        </w:r>
+        <w:r>
+          <w:rPr>
+            <w:rFonts w:ascii="Times New Roman" w:hAnsi="Times New Roman" w:cs="Times New Roman"/>
+            <w:noProof/>
+            <w:webHidden/>
+            <w:sz w:val="26"/>
+            <w:szCs w:val="26"/>
+          </w:rPr>
+        </w:r>
+        <w:r>
+          <w:rPr>
+            <w:rFonts w:ascii="Times New Roman" w:hAnsi="Times New Roman" w:cs="Times New Roman"/>
+            <w:noProof/>
+            <w:webHidden/>
+            <w:sz w:val="26"/>
+            <w:szCs w:val="26"/>
+          </w:rPr>
+          <w:fldChar w:fldCharType="separate"/>
+        </w:r>
+        <w:r>
+          <w:rPr>
+            <w:rFonts w:ascii="Times New Roman" w:hAnsi="Times New Roman" w:cs="Times New Roman"/>
+            <w:noProof/>
+            <w:webHidden/>
+            <w:sz w:val="26"/>
+            <w:szCs w:val="26"/>
+          </w:rPr>
+          <w:t>24</w:t>
+        </w:r>
+        <w:r>
+          <w:rPr>
+            <w:rFonts w:ascii="Times New Roman" w:hAnsi="Times New Roman" w:cs="Times New Roman"/>
+            <w:noProof/>
+            <w:webHidden/>
+            <w:sz w:val="26"/>
+            <w:szCs w:val="26"/>
+          </w:rPr>
+          <w:fldChar w:fldCharType="end"/>
+        </w:r>
+      </w:hyperlink>
+    </w:p>
+    <w:p>
+      <w:pPr>
+        <w:pStyle w:val="TOC1"/>
+        <w:tabs>
+          <w:tab w:val="right" w:leader="dot" w:pos="9350"/>
+        </w:tabs>
+        <w:rPr>
+          <w:rFonts w:ascii="Times New Roman" w:eastAsiaTheme="minorEastAsia" w:hAnsi="Times New Roman" w:cs="Times New Roman"/>
+          <w:noProof/>
+          <w:kern w:val="2"/>
+          <w:sz w:val="26"/>
+          <w:szCs w:val="26"/>
+          <w:lang w:val="en-ID" w:eastAsia="en-ID"/>
+          <w14:ligatures w14:val="standardContextual"/>
+        </w:rPr>
+      </w:pPr>
+      <w:hyperlink w:anchor="_Toc240392304" w:history="1">
+        <w:r>
+          <w:rPr>
+            <w:rStyle w:val="Hyperlink"/>
+            <w:rFonts w:ascii="Times New Roman" w:hAnsi="Times New Roman" w:cs="Times New Roman"/>
+            <w:noProof/>
+            <w:sz w:val="26"/>
+            <w:szCs w:val="26"/>
+          </w:rPr>
+          <w:t>Sơ đồ 7: Activity Diagram — Xác nhận hoàn tất đơn (REQ-ORD-04)</w:t>
+        </w:r>
+        <w:r>
+          <w:rPr>
+            <w:rFonts w:ascii="Times New Roman" w:hAnsi="Times New Roman" w:cs="Times New Roman"/>
+            <w:noProof/>
+            <w:webHidden/>
+            <w:sz w:val="26"/>
+            <w:szCs w:val="26"/>
+          </w:rPr>
+          <w:tab/>
+        </w:r>
+        <w:r>
+          <w:rPr>
+            <w:rFonts w:ascii="Times New Roman" w:hAnsi="Times New Roman" w:cs="Times New Roman"/>
+            <w:noProof/>
+            <w:webHidden/>
+            <w:sz w:val="26"/>
+            <w:szCs w:val="26"/>
+          </w:rPr>
+          <w:fldChar w:fldCharType="begin"/>
+        </w:r>
+        <w:r>
+          <w:rPr>
+            <w:rFonts w:ascii="Times New Roman" w:hAnsi="Times New Roman" w:cs="Times New Roman"/>
+            <w:noProof/>
+            <w:webHidden/>
+            <w:sz w:val="26"/>
+            <w:szCs w:val="26"/>
+          </w:rPr>
+          <w:instrText xml:space="preserve"> PAGEREF _Toc240392304 \h </w:instrText>
+        </w:r>
+        <w:r>
+          <w:rPr>
+            <w:rFonts w:ascii="Times New Roman" w:hAnsi="Times New Roman" w:cs="Times New Roman"/>
+            <w:noProof/>
+            <w:webHidden/>
+            <w:sz w:val="26"/>
+            <w:szCs w:val="26"/>
+          </w:rPr>
+        </w:r>
+        <w:r>
+          <w:rPr>
+            <w:rFonts w:ascii="Times New Roman" w:hAnsi="Times New Roman" w:cs="Times New Roman"/>
+            <w:noProof/>
+            <w:webHidden/>
+            <w:sz w:val="26"/>
+            <w:szCs w:val="26"/>
+          </w:rPr>
+          <w:fldChar w:fldCharType="separate"/>
+        </w:r>
+        <w:r>
+          <w:rPr>
+            <w:rFonts w:ascii="Times New Roman" w:hAnsi="Times New Roman" w:cs="Times New Roman"/>
+            <w:noProof/>
+            <w:webHidden/>
+            <w:sz w:val="26"/>
+            <w:szCs w:val="26"/>
+          </w:rPr>
+          <w:t>25</w:t>
+        </w:r>
+        <w:r>
+          <w:rPr>
+            <w:rFonts w:ascii="Times New Roman" w:hAnsi="Times New Roman" w:cs="Times New Roman"/>
+            <w:noProof/>
+            <w:webHidden/>
+            <w:sz w:val="26"/>
+            <w:szCs w:val="26"/>
+          </w:rPr>
+          <w:fldChar w:fldCharType="end"/>
+        </w:r>
+      </w:hyperlink>
+    </w:p>
+    <w:p>
+      <w:pPr>
+        <w:pStyle w:val="TOC1"/>
+        <w:tabs>
+          <w:tab w:val="right" w:leader="dot" w:pos="9350"/>
+        </w:tabs>
+        <w:rPr>
+          <w:rFonts w:ascii="Times New Roman" w:eastAsiaTheme="minorEastAsia" w:hAnsi="Times New Roman" w:cs="Times New Roman"/>
+          <w:noProof/>
+          <w:kern w:val="2"/>
+          <w:sz w:val="26"/>
+          <w:szCs w:val="26"/>
+          <w:lang w:val="en-ID" w:eastAsia="en-ID"/>
+          <w14:ligatures w14:val="standardContextual"/>
+        </w:rPr>
+      </w:pPr>
+      <w:hyperlink w:anchor="_Toc240392305" w:history="1">
+        <w:r>
+          <w:rPr>
+            <w:rStyle w:val="Hyperlink"/>
+            <w:rFonts w:ascii="Times New Roman" w:hAnsi="Times New Roman" w:cs="Times New Roman"/>
+            <w:noProof/>
+            <w:sz w:val="26"/>
+            <w:szCs w:val="26"/>
+          </w:rPr>
+          <w:t>Sơ đồ 8: Activity Diagram — Sửa sản phẩm (REQ-PROD-05)</w:t>
+        </w:r>
+        <w:r>
+          <w:rPr>
+            <w:rFonts w:ascii="Times New Roman" w:hAnsi="Times New Roman" w:cs="Times New Roman"/>
+            <w:noProof/>
+            <w:webHidden/>
+            <w:sz w:val="26"/>
+            <w:szCs w:val="26"/>
+          </w:rPr>
+          <w:tab/>
+        </w:r>
+        <w:r>
+          <w:rPr>
+            <w:rFonts w:ascii="Times New Roman" w:hAnsi="Times New Roman" w:cs="Times New Roman"/>
+            <w:noProof/>
+            <w:webHidden/>
+            <w:sz w:val="26"/>
+            <w:szCs w:val="26"/>
+          </w:rPr>
+          <w:fldChar w:fldCharType="begin"/>
+        </w:r>
+        <w:r>
+          <w:rPr>
+            <w:rFonts w:ascii="Times New Roman" w:hAnsi="Times New Roman" w:cs="Times New Roman"/>
+            <w:noProof/>
+            <w:webHidden/>
+            <w:sz w:val="26"/>
+            <w:szCs w:val="26"/>
+          </w:rPr>
+          <w:instrText xml:space="preserve"> PAGEREF _Toc240392305 \h </w:instrText>
+        </w:r>
+        <w:r>
+          <w:rPr>
+            <w:rFonts w:ascii="Times New Roman" w:hAnsi="Times New Roman" w:cs="Times New Roman"/>
+            <w:noProof/>
+            <w:webHidden/>
+            <w:sz w:val="26"/>
+            <w:szCs w:val="26"/>
+          </w:rPr>
+        </w:r>
+        <w:r>
+          <w:rPr>
+            <w:rFonts w:ascii="Times New Roman" w:hAnsi="Times New Roman" w:cs="Times New Roman"/>
+            <w:noProof/>
+            <w:webHidden/>
+            <w:sz w:val="26"/>
+            <w:szCs w:val="26"/>
+          </w:rPr>
+          <w:fldChar w:fldCharType="separate"/>
+        </w:r>
+        <w:r>
+          <w:rPr>
+            <w:rFonts w:ascii="Times New Roman" w:hAnsi="Times New Roman" w:cs="Times New Roman"/>
+            <w:noProof/>
+            <w:webHidden/>
+            <w:sz w:val="26"/>
+            <w:szCs w:val="26"/>
+          </w:rPr>
+          <w:t>26</w:t>
+        </w:r>
+        <w:r>
+          <w:rPr>
+            <w:rFonts w:ascii="Times New Roman" w:hAnsi="Times New Roman" w:cs="Times New Roman"/>
+            <w:noProof/>
+            <w:webHidden/>
+            <w:sz w:val="26"/>
+            <w:szCs w:val="26"/>
+          </w:rPr>
+          <w:fldChar w:fldCharType="end"/>
+        </w:r>
+      </w:hyperlink>
+    </w:p>
+    <w:p>
+      <w:pPr>
+        <w:pStyle w:val="TOC1"/>
+        <w:tabs>
+          <w:tab w:val="right" w:leader="dot" w:pos="9350"/>
+        </w:tabs>
+        <w:rPr>
+          <w:rFonts w:ascii="Times New Roman" w:eastAsiaTheme="minorEastAsia" w:hAnsi="Times New Roman" w:cs="Times New Roman"/>
+          <w:noProof/>
+          <w:kern w:val="2"/>
+          <w:sz w:val="26"/>
+          <w:szCs w:val="26"/>
+          <w:lang w:val="en-ID" w:eastAsia="en-ID"/>
+          <w14:ligatures w14:val="standardContextual"/>
+        </w:rPr>
+      </w:pPr>
+      <w:hyperlink w:anchor="_Toc240392306" w:history="1">
+        <w:r>
+          <w:rPr>
+            <w:rStyle w:val="Hyperlink"/>
+            <w:rFonts w:ascii="Times New Roman" w:hAnsi="Times New Roman" w:cs="Times New Roman"/>
+            <w:noProof/>
+            <w:sz w:val="26"/>
+            <w:szCs w:val="26"/>
+          </w:rPr>
+          <w:t>Sơ đồ 9: "Sequence Diagram — Checkout (Customer)</w:t>
+        </w:r>
+        <w:r>
+          <w:rPr>
+            <w:rFonts w:ascii="Times New Roman" w:hAnsi="Times New Roman" w:cs="Times New Roman"/>
+            <w:noProof/>
+            <w:webHidden/>
+            <w:sz w:val="26"/>
+            <w:szCs w:val="26"/>
+          </w:rPr>
+          <w:tab/>
+        </w:r>
+        <w:r>
+          <w:rPr>
+            <w:rFonts w:ascii="Times New Roman" w:hAnsi="Times New Roman" w:cs="Times New Roman"/>
+            <w:noProof/>
+            <w:webHidden/>
+            <w:sz w:val="26"/>
+            <w:szCs w:val="26"/>
+          </w:rPr>
+          <w:fldChar w:fldCharType="begin"/>
+        </w:r>
+        <w:r>
+          <w:rPr>
+            <w:rFonts w:ascii="Times New Roman" w:hAnsi="Times New Roman" w:cs="Times New Roman"/>
+            <w:noProof/>
+            <w:webHidden/>
+            <w:sz w:val="26"/>
+            <w:szCs w:val="26"/>
+          </w:rPr>
+          <w:instrText xml:space="preserve"> PAGEREF _Toc240392306 \h </w:instrText>
+        </w:r>
+        <w:r>
+          <w:rPr>
+            <w:rFonts w:ascii="Times New Roman" w:hAnsi="Times New Roman" w:cs="Times New Roman"/>
+            <w:noProof/>
+            <w:webHidden/>
+            <w:sz w:val="26"/>
+            <w:szCs w:val="26"/>
+          </w:rPr>
+        </w:r>
+        <w:r>
+          <w:rPr>
+            <w:rFonts w:ascii="Times New Roman" w:hAnsi="Times New Roman" w:cs="Times New Roman"/>
+            <w:noProof/>
+            <w:webHidden/>
+            <w:sz w:val="26"/>
+            <w:szCs w:val="26"/>
+          </w:rPr>
+          <w:fldChar w:fldCharType="separate"/>
+        </w:r>
+        <w:r>
+          <w:rPr>
+            <w:rFonts w:ascii="Times New Roman" w:hAnsi="Times New Roman" w:cs="Times New Roman"/>
+            <w:noProof/>
+            <w:webHidden/>
+            <w:sz w:val="26"/>
+            <w:szCs w:val="26"/>
+          </w:rPr>
+          <w:t>27</w:t>
+        </w:r>
+        <w:r>
+          <w:rPr>
+            <w:rFonts w:ascii="Times New Roman" w:hAnsi="Times New Roman" w:cs="Times New Roman"/>
+            <w:noProof/>
+            <w:webHidden/>
+            <w:sz w:val="26"/>
+            <w:szCs w:val="26"/>
+          </w:rPr>
+          <w:fldChar w:fldCharType="end"/>
+        </w:r>
+      </w:hyperlink>
+    </w:p>
+    <w:p>
+      <w:pPr>
+        <w:pStyle w:val="TOC1"/>
+        <w:tabs>
+          <w:tab w:val="right" w:leader="dot" w:pos="9350"/>
+        </w:tabs>
+        <w:rPr>
+          <w:rFonts w:ascii="Times New Roman" w:eastAsiaTheme="minorEastAsia" w:hAnsi="Times New Roman" w:cs="Times New Roman"/>
+          <w:noProof/>
+          <w:kern w:val="2"/>
+          <w:sz w:val="26"/>
+          <w:szCs w:val="26"/>
+          <w:lang w:val="en-ID" w:eastAsia="en-ID"/>
+          <w14:ligatures w14:val="standardContextual"/>
+        </w:rPr>
+      </w:pPr>
+      <w:hyperlink w:anchor="_Toc240392307" w:history="1">
+        <w:r>
+          <w:rPr>
+            <w:rStyle w:val="Hyperlink"/>
+            <w:rFonts w:ascii="Times New Roman" w:hAnsi="Times New Roman" w:cs="Times New Roman"/>
+            <w:noProof/>
+            <w:sz w:val="26"/>
+            <w:szCs w:val="26"/>
+          </w:rPr>
+          <w:t>Sơ đồ 10: "Sequence Diagram — Xác nhận hoàn tất đơn hàng (Employee/Manager)</w:t>
+        </w:r>
+        <w:r>
+          <w:rPr>
+            <w:rFonts w:ascii="Times New Roman" w:hAnsi="Times New Roman" w:cs="Times New Roman"/>
+            <w:noProof/>
+            <w:webHidden/>
+            <w:sz w:val="26"/>
+            <w:szCs w:val="26"/>
+          </w:rPr>
+          <w:tab/>
+        </w:r>
+        <w:r>
+          <w:rPr>
+            <w:rFonts w:ascii="Times New Roman" w:hAnsi="Times New Roman" w:cs="Times New Roman"/>
+            <w:noProof/>
+            <w:webHidden/>
+            <w:sz w:val="26"/>
+            <w:szCs w:val="26"/>
+          </w:rPr>
+          <w:fldChar w:fldCharType="begin"/>
+        </w:r>
+        <w:r>
+          <w:rPr>
+            <w:rFonts w:ascii="Times New Roman" w:hAnsi="Times New Roman" w:cs="Times New Roman"/>
+            <w:noProof/>
+            <w:webHidden/>
+            <w:sz w:val="26"/>
+            <w:szCs w:val="26"/>
+          </w:rPr>
+          <w:instrText xml:space="preserve"> PAGEREF _Toc240392307 \h </w:instrText>
+        </w:r>
+        <w:r>
+          <w:rPr>
+            <w:rFonts w:ascii="Times New Roman" w:hAnsi="Times New Roman" w:cs="Times New Roman"/>
+            <w:noProof/>
+            <w:webHidden/>
+            <w:sz w:val="26"/>
+            <w:szCs w:val="26"/>
+          </w:rPr>
+        </w:r>
+        <w:r>
+          <w:rPr>
+            <w:rFonts w:ascii="Times New Roman" w:hAnsi="Times New Roman" w:cs="Times New Roman"/>
+            <w:noProof/>
+            <w:webHidden/>
+            <w:sz w:val="26"/>
+            <w:szCs w:val="26"/>
+          </w:rPr>
+          <w:fldChar w:fldCharType="separate"/>
+        </w:r>
+        <w:r>
+          <w:rPr>
+            <w:rFonts w:ascii="Times New Roman" w:hAnsi="Times New Roman" w:cs="Times New Roman"/>
+            <w:noProof/>
+            <w:webHidden/>
+            <w:sz w:val="26"/>
+            <w:szCs w:val="26"/>
+          </w:rPr>
+          <w:t>28</w:t>
+        </w:r>
+        <w:r>
+          <w:rPr>
+            <w:rFonts w:ascii="Times New Roman" w:hAnsi="Times New Roman" w:cs="Times New Roman"/>
+            <w:noProof/>
+            <w:webHidden/>
+            <w:sz w:val="26"/>
+            <w:szCs w:val="26"/>
+          </w:rPr>
+          <w:fldChar w:fldCharType="end"/>
+        </w:r>
+      </w:hyperlink>
+    </w:p>
+    <w:p>
+      <w:pPr>
+        <w:pStyle w:val="TOC1"/>
+        <w:tabs>
+          <w:tab w:val="right" w:leader="dot" w:pos="9350"/>
+        </w:tabs>
+        <w:rPr>
+          <w:rFonts w:ascii="Times New Roman" w:eastAsiaTheme="minorEastAsia" w:hAnsi="Times New Roman" w:cs="Times New Roman"/>
+          <w:noProof/>
+          <w:kern w:val="2"/>
+          <w:sz w:val="26"/>
+          <w:szCs w:val="26"/>
+          <w:lang w:val="en-ID" w:eastAsia="en-ID"/>
+          <w14:ligatures w14:val="standardContextual"/>
+        </w:rPr>
+      </w:pPr>
+      <w:hyperlink w:anchor="_Toc240392308" w:history="1">
+        <w:r>
+          <w:rPr>
+            <w:rStyle w:val="Hyperlink"/>
+            <w:rFonts w:ascii="Times New Roman" w:hAnsi="Times New Roman" w:cs="Times New Roman"/>
+            <w:noProof/>
+            <w:sz w:val="26"/>
+            <w:szCs w:val="26"/>
+          </w:rPr>
+          <w:t>Sơ đồ 11: "Sequence Diagram — Xóa sản phẩm (Manager)</w:t>
+        </w:r>
+        <w:r>
+          <w:rPr>
+            <w:rFonts w:ascii="Times New Roman" w:hAnsi="Times New Roman" w:cs="Times New Roman"/>
+            <w:noProof/>
+            <w:webHidden/>
+            <w:sz w:val="26"/>
+            <w:szCs w:val="26"/>
+          </w:rPr>
+          <w:tab/>
+        </w:r>
+        <w:r>
+          <w:rPr>
+            <w:rFonts w:ascii="Times New Roman" w:hAnsi="Times New Roman" w:cs="Times New Roman"/>
+            <w:noProof/>
+            <w:webHidden/>
+            <w:sz w:val="26"/>
+            <w:szCs w:val="26"/>
+          </w:rPr>
+          <w:fldChar w:fldCharType="begin"/>
+        </w:r>
+        <w:r>
+          <w:rPr>
+            <w:rFonts w:ascii="Times New Roman" w:hAnsi="Times New Roman" w:cs="Times New Roman"/>
+            <w:noProof/>
+            <w:webHidden/>
+            <w:sz w:val="26"/>
+            <w:szCs w:val="26"/>
+          </w:rPr>
+          <w:instrText xml:space="preserve"> PAGEREF _Toc240392308 \h </w:instrText>
+        </w:r>
+        <w:r>
+          <w:rPr>
+            <w:rFonts w:ascii="Times New Roman" w:hAnsi="Times New Roman" w:cs="Times New Roman"/>
+            <w:noProof/>
+            <w:webHidden/>
+            <w:sz w:val="26"/>
+            <w:szCs w:val="26"/>
+          </w:rPr>
+        </w:r>
+        <w:r>
+          <w:rPr>
+            <w:rFonts w:ascii="Times New Roman" w:hAnsi="Times New Roman" w:cs="Times New Roman"/>
+            <w:noProof/>
+            <w:webHidden/>
+            <w:sz w:val="26"/>
+            <w:szCs w:val="26"/>
+          </w:rPr>
+          <w:fldChar w:fldCharType="separate"/>
+        </w:r>
+        <w:r>
+          <w:rPr>
+            <w:rFonts w:ascii="Times New Roman" w:hAnsi="Times New Roman" w:cs="Times New Roman"/>
+            <w:noProof/>
+            <w:webHidden/>
+            <w:sz w:val="26"/>
+            <w:szCs w:val="26"/>
+          </w:rPr>
+          <w:t>28</w:t>
+        </w:r>
+        <w:r>
+          <w:rPr>
+            <w:rFonts w:ascii="Times New Roman" w:hAnsi="Times New Roman" w:cs="Times New Roman"/>
+            <w:noProof/>
+            <w:webHidden/>
+            <w:sz w:val="26"/>
+            <w:szCs w:val="26"/>
+          </w:rPr>
+          <w:fldChar w:fldCharType="end"/>
+        </w:r>
+      </w:hyperlink>
+    </w:p>
+    <w:p>
+      <w:pPr>
+        <w:pStyle w:val="TOC1"/>
+        <w:tabs>
+          <w:tab w:val="right" w:leader="dot" w:pos="9350"/>
+        </w:tabs>
+        <w:rPr>
+          <w:rFonts w:ascii="Times New Roman" w:eastAsiaTheme="minorEastAsia" w:hAnsi="Times New Roman" w:cs="Times New Roman"/>
+          <w:noProof/>
+          <w:kern w:val="2"/>
+          <w:sz w:val="26"/>
+          <w:szCs w:val="26"/>
+          <w:lang w:val="en-ID" w:eastAsia="en-ID"/>
+          <w14:ligatures w14:val="standardContextual"/>
+        </w:rPr>
+      </w:pPr>
+      <w:hyperlink w:anchor="_Toc240392309" w:history="1">
+        <w:r>
+          <w:rPr>
+            <w:rStyle w:val="Hyperlink"/>
+            <w:rFonts w:ascii="Times New Roman" w:hAnsi="Times New Roman" w:cs="Times New Roman"/>
+            <w:noProof/>
+            <w:sz w:val="26"/>
+            <w:szCs w:val="26"/>
+          </w:rPr>
+          <w:t>Sơ đồ 12: Mô hình dữ liệu (ERD tóm tắt)</w:t>
+        </w:r>
+        <w:r>
+          <w:rPr>
+            <w:rFonts w:ascii="Times New Roman" w:hAnsi="Times New Roman" w:cs="Times New Roman"/>
+            <w:noProof/>
+            <w:webHidden/>
+            <w:sz w:val="26"/>
+            <w:szCs w:val="26"/>
+          </w:rPr>
+          <w:tab/>
+        </w:r>
+        <w:r>
+          <w:rPr>
+            <w:rFonts w:ascii="Times New Roman" w:hAnsi="Times New Roman" w:cs="Times New Roman"/>
+            <w:noProof/>
+            <w:webHidden/>
+            <w:sz w:val="26"/>
+            <w:szCs w:val="26"/>
+          </w:rPr>
+          <w:fldChar w:fldCharType="begin"/>
+        </w:r>
+        <w:r>
+          <w:rPr>
+            <w:rFonts w:ascii="Times New Roman" w:hAnsi="Times New Roman" w:cs="Times New Roman"/>
+            <w:noProof/>
+            <w:webHidden/>
+            <w:sz w:val="26"/>
+            <w:szCs w:val="26"/>
+          </w:rPr>
+          <w:instrText xml:space="preserve"> PAGEREF _Toc240392309 \h </w:instrText>
+        </w:r>
+        <w:r>
+          <w:rPr>
+            <w:rFonts w:ascii="Times New Roman" w:hAnsi="Times New Roman" w:cs="Times New Roman"/>
+            <w:noProof/>
+            <w:webHidden/>
+            <w:sz w:val="26"/>
+            <w:szCs w:val="26"/>
+          </w:rPr>
+        </w:r>
+        <w:r>
+          <w:rPr>
+            <w:rFonts w:ascii="Times New Roman" w:hAnsi="Times New Roman" w:cs="Times New Roman"/>
+            <w:noProof/>
+            <w:webHidden/>
+            <w:sz w:val="26"/>
+            <w:szCs w:val="26"/>
+          </w:rPr>
+          <w:fldChar w:fldCharType="separate"/>
+        </w:r>
+        <w:r>
+          <w:rPr>
+            <w:rFonts w:ascii="Times New Roman" w:hAnsi="Times New Roman" w:cs="Times New Roman"/>
+            <w:noProof/>
+            <w:webHidden/>
+            <w:sz w:val="26"/>
+            <w:szCs w:val="26"/>
+          </w:rPr>
+          <w:t>29</w:t>
+        </w:r>
+        <w:r>
+          <w:rPr>
+            <w:rFonts w:ascii="Times New Roman" w:hAnsi="Times New Roman" w:cs="Times New Roman"/>
+            <w:noProof/>
+            <w:webHidden/>
+            <w:sz w:val="26"/>
+            <w:szCs w:val="26"/>
+          </w:rPr>
+          <w:fldChar w:fldCharType="end"/>
+        </w:r>
+      </w:hyperlink>
+    </w:p>
+    <w:p>
+      <w:pPr>
+        <w:rPr>
+          <w:rFonts w:ascii="Times New Roman" w:hAnsi="Times New Roman" w:cs="Times New Roman"/>
+          <w:sz w:val="26"/>
+          <w:szCs w:val="26"/>
+        </w:rPr>
+      </w:pPr>
+      <w:r>
+        <w:rPr>
+          <w:rFonts w:ascii="Times New Roman" w:hAnsi="Times New Roman" w:cs="Times New Roman"/>
+          <w:sz w:val="26"/>
+          <w:szCs w:val="26"/>
+        </w:rPr>
+        <w:fldChar w:fldCharType="end"/>
+      </w:r>
+    </w:p>
+    <w:p>
+      <w:pPr>
+        <w:rPr>
+          <w:rFonts w:ascii="Times New Roman" w:hAnsi="Times New Roman" w:cs="Times New Roman"/>
+          <w:sz w:val="26"/>
+          <w:szCs w:val="26"/>
+        </w:rPr>
+      </w:pPr>
+    </w:p>
+    <w:p>
+      <w:pPr>
+        <w:rPr>
+          <w:rFonts w:ascii="Times New Roman" w:hAnsi="Times New Roman" w:cs="Times New Roman"/>
+          <w:sz w:val="26"/>
+          <w:szCs w:val="26"/>
+        </w:rPr>
         <w:sectPr>
           <w:pgSz w:w="12240" w:h="15840"/>
           <w:pgMar w:top="1440" w:right="1440" w:bottom="1440" w:left="1440" w:header="720" w:footer="720" w:gutter="0"/>
@@ -4850,7 +6131,7 @@
           <w:szCs w:val="26"/>
         </w:rPr>
       </w:pPr>
-      <w:bookmarkStart w:id="0" w:name="_Toc239436331"/>
+      <w:bookmarkStart w:id="0" w:name="_Toc240392310"/>
       <w:r>
         <w:rPr>
           <w:rFonts w:cs="Times New Roman"/>
@@ -4870,7 +6151,7 @@
           <w:szCs w:val="26"/>
         </w:rPr>
       </w:pPr>
-      <w:bookmarkStart w:id="1" w:name="_Toc239436332"/>
+      <w:bookmarkStart w:id="1" w:name="_Toc240392311"/>
       <w:r>
         <w:rPr>
           <w:rFonts w:cs="Times New Roman"/>
@@ -4937,7 +6218,7 @@
           <w:szCs w:val="26"/>
         </w:rPr>
       </w:pPr>
-      <w:bookmarkStart w:id="2" w:name="_Toc239436333"/>
+      <w:bookmarkStart w:id="2" w:name="_Toc240392312"/>
       <w:r>
         <w:rPr>
           <w:rFonts w:cs="Times New Roman"/>
@@ -5132,7 +6413,7 @@
           <w:szCs w:val="26"/>
         </w:rPr>
       </w:pPr>
-      <w:bookmarkStart w:id="3" w:name="_Toc239436334"/>
+      <w:bookmarkStart w:id="3" w:name="_Toc240392313"/>
       <w:r>
         <w:rPr>
           <w:rFonts w:cs="Times New Roman"/>
@@ -5629,7 +6910,7 @@
           <w:szCs w:val="26"/>
         </w:rPr>
       </w:pPr>
-      <w:bookmarkStart w:id="4" w:name="_Toc239436335"/>
+      <w:bookmarkStart w:id="4" w:name="_Toc240392314"/>
       <w:r>
         <w:rPr>
           <w:rFonts w:cs="Times New Roman"/>
@@ -5811,7 +7092,7 @@
           <w:lang w:val="fr-FR"/>
         </w:rPr>
       </w:pPr>
-      <w:bookmarkStart w:id="5" w:name="_Toc239436336"/>
+      <w:bookmarkStart w:id="5" w:name="_Toc240392315"/>
       <w:r>
         <w:rPr>
           <w:rFonts w:cs="Times New Roman"/>
@@ -5868,7 +7149,7 @@
           <w:szCs w:val="26"/>
         </w:rPr>
       </w:pPr>
-      <w:bookmarkStart w:id="6" w:name="_Toc239436337"/>
+      <w:bookmarkStart w:id="6" w:name="_Toc240392316"/>
       <w:r>
         <w:rPr>
           <w:rFonts w:cs="Times New Roman"/>
@@ -5889,7 +7170,7 @@
           <w:szCs w:val="26"/>
         </w:rPr>
       </w:pPr>
-      <w:bookmarkStart w:id="7" w:name="_Toc239436338"/>
+      <w:bookmarkStart w:id="7" w:name="_Toc240392317"/>
       <w:r>
         <w:rPr>
           <w:rFonts w:cs="Times New Roman"/>
@@ -6001,7 +7282,7 @@
           <w:szCs w:val="26"/>
         </w:rPr>
       </w:pPr>
-      <w:bookmarkStart w:id="8" w:name="_Toc239436339"/>
+      <w:bookmarkStart w:id="8" w:name="_Toc240392318"/>
       <w:r>
         <w:rPr>
           <w:rFonts w:cs="Times New Roman"/>
@@ -6221,7 +7502,7 @@
           <w:szCs w:val="26"/>
         </w:rPr>
       </w:pPr>
-      <w:bookmarkStart w:id="9" w:name="_Toc239436340"/>
+      <w:bookmarkStart w:id="9" w:name="_Toc240392319"/>
       <w:r>
         <w:rPr>
           <w:rFonts w:cs="Times New Roman"/>
@@ -6334,7 +7615,7 @@
           <w:szCs w:val="26"/>
         </w:rPr>
       </w:pPr>
-      <w:bookmarkStart w:id="10" w:name="_Toc239436341"/>
+      <w:bookmarkStart w:id="10" w:name="_Toc240392320"/>
       <w:r>
         <w:rPr>
           <w:rFonts w:cs="Times New Roman"/>
@@ -6473,7 +7754,7 @@
           <w:szCs w:val="26"/>
         </w:rPr>
       </w:pPr>
-      <w:bookmarkStart w:id="11" w:name="_Toc239436342"/>
+      <w:bookmarkStart w:id="11" w:name="_Toc240392321"/>
       <w:r>
         <w:rPr>
           <w:rFonts w:cs="Times New Roman"/>
@@ -6621,7 +7902,7 @@
           <w:szCs w:val="26"/>
         </w:rPr>
       </w:pPr>
-      <w:bookmarkStart w:id="12" w:name="_Toc239436343"/>
+      <w:bookmarkStart w:id="12" w:name="_Toc240392322"/>
       <w:r>
         <w:rPr>
           <w:rFonts w:cs="Times New Roman"/>
@@ -6640,7 +7921,7 @@
           <w:szCs w:val="26"/>
         </w:rPr>
       </w:pPr>
-      <w:bookmarkStart w:id="13" w:name="_Toc239436344"/>
+      <w:bookmarkStart w:id="13" w:name="_Toc240392323"/>
       <w:r>
         <w:rPr>
           <w:rFonts w:cs="Times New Roman"/>
@@ -7957,7 +9238,7 @@
           <w:rFonts w:cs="Times New Roman"/>
         </w:rPr>
       </w:pPr>
-      <w:bookmarkStart w:id="14" w:name="_Toc239436345"/>
+      <w:bookmarkStart w:id="14" w:name="_Toc240392324"/>
       <w:r>
         <w:rPr>
           <w:rFonts w:cs="Times New Roman"/>
@@ -8105,7 +9386,7 @@
           <w:lang w:val="fr-FR"/>
         </w:rPr>
       </w:pPr>
-      <w:bookmarkStart w:id="15" w:name="_Toc239436346"/>
+      <w:bookmarkStart w:id="15" w:name="_Toc240392325"/>
       <w:r>
         <w:rPr>
           <w:rFonts w:cs="Times New Roman"/>
@@ -8993,7 +10274,7 @@
           <w:szCs w:val="26"/>
         </w:rPr>
       </w:pPr>
-      <w:bookmarkStart w:id="16" w:name="_Toc239436347"/>
+      <w:bookmarkStart w:id="16" w:name="_Toc240392326"/>
       <w:r>
         <w:rPr>
           <w:rFonts w:cs="Times New Roman"/>
@@ -11622,7 +12903,7 @@
           <w:rFonts w:cs="Times New Roman"/>
         </w:rPr>
       </w:pPr>
-      <w:bookmarkStart w:id="17" w:name="_Toc239436348"/>
+      <w:bookmarkStart w:id="17" w:name="_Toc240392327"/>
       <w:r>
         <w:rPr>
           <w:rFonts w:cs="Times New Roman"/>
@@ -12233,7 +13514,7 @@
           <w:szCs w:val="26"/>
         </w:rPr>
       </w:pPr>
-      <w:bookmarkStart w:id="18" w:name="_Toc239436349"/>
+      <w:bookmarkStart w:id="18" w:name="_Toc240392328"/>
       <w:r>
         <w:rPr>
           <w:rFonts w:cs="Times New Roman"/>
@@ -13817,7 +15098,7 @@
           <w:rFonts w:cs="Times New Roman"/>
         </w:rPr>
       </w:pPr>
-      <w:bookmarkStart w:id="19" w:name="_Toc239436350"/>
+      <w:bookmarkStart w:id="19" w:name="_Toc240392329"/>
       <w:r>
         <w:rPr>
           <w:rFonts w:cs="Times New Roman"/>
@@ -14532,7 +15813,7 @@
                     </pic:cNvPicPr>
                   </pic:nvPicPr>
                   <pic:blipFill>
-                    <a:blip r:embed="rId9">
+                    <a:blip r:embed="rId8">
                       <a:extLst>
                         <a:ext uri="{28A0092B-C50C-407E-A947-70E740481C1C}">
                           <a14:useLocalDpi xmlns:a14="http://schemas.microsoft.com/office/drawing/2010/main" val="0"/>
@@ -15105,7 +16386,7 @@
           <w:szCs w:val="26"/>
         </w:rPr>
       </w:pPr>
-      <w:bookmarkStart w:id="20" w:name="_Toc239436351"/>
+      <w:bookmarkStart w:id="20" w:name="_Toc240392330"/>
       <w:r>
         <w:rPr>
           <w:rFonts w:cs="Times New Roman"/>
@@ -17515,7 +18796,7 @@
                     </pic:cNvPicPr>
                   </pic:nvPicPr>
                   <pic:blipFill>
-                    <a:blip r:embed="rId10" cstate="print">
+                    <a:blip r:embed="rId9" cstate="print">
                       <a:extLst>
                         <a:ext uri="{28A0092B-C50C-407E-A947-70E740481C1C}">
                           <a14:useLocalDpi xmlns:a14="http://schemas.microsoft.com/office/drawing/2010/main" val="0"/>
@@ -18074,7 +19355,7 @@
           <w:szCs w:val="26"/>
         </w:rPr>
       </w:pPr>
-      <w:bookmarkStart w:id="21" w:name="_Toc239436352"/>
+      <w:bookmarkStart w:id="21" w:name="_Toc240392331"/>
       <w:r>
         <w:rPr>
           <w:rFonts w:cs="Times New Roman"/>
@@ -18246,7 +19527,7 @@
           <w:szCs w:val="26"/>
         </w:rPr>
       </w:pPr>
-      <w:bookmarkStart w:id="22" w:name="_Toc239436353"/>
+      <w:bookmarkStart w:id="22" w:name="_Toc240392332"/>
       <w:r>
         <w:rPr>
           <w:rFonts w:cs="Times New Roman"/>
@@ -18897,7 +20178,7 @@
           <w:lang w:val="fr-FR"/>
         </w:rPr>
       </w:pPr>
-      <w:bookmarkStart w:id="23" w:name="_Toc239436354"/>
+      <w:bookmarkStart w:id="23" w:name="_Toc240392333"/>
       <w:r>
         <w:rPr>
           <w:rFonts w:cs="Times New Roman"/>
@@ -18918,7 +20199,7 @@
           <w:lang w:val="fr-FR"/>
         </w:rPr>
       </w:pPr>
-      <w:bookmarkStart w:id="24" w:name="_Toc239436355"/>
+      <w:bookmarkStart w:id="24" w:name="_Toc240392334"/>
       <w:r>
         <w:rPr>
           <w:rFonts w:cs="Times New Roman"/>
@@ -19003,7 +20284,7 @@
           <w:szCs w:val="26"/>
         </w:rPr>
       </w:pPr>
-      <w:bookmarkStart w:id="25" w:name="_Toc239436356"/>
+      <w:bookmarkStart w:id="25" w:name="_Toc240392335"/>
       <w:r>
         <w:rPr>
           <w:rFonts w:cs="Times New Roman"/>
@@ -19129,7 +20410,7 @@
           <w:szCs w:val="26"/>
         </w:rPr>
       </w:pPr>
-      <w:bookmarkStart w:id="26" w:name="_Toc239436357"/>
+      <w:bookmarkStart w:id="26" w:name="_Toc240392336"/>
       <w:r>
         <w:rPr>
           <w:rFonts w:cs="Times New Roman"/>
@@ -19210,7 +20491,7 @@
           <w:szCs w:val="26"/>
         </w:rPr>
       </w:pPr>
-      <w:bookmarkStart w:id="27" w:name="_Toc239436358"/>
+      <w:bookmarkStart w:id="27" w:name="_Toc240392337"/>
       <w:r>
         <w:rPr>
           <w:rFonts w:cs="Times New Roman"/>
@@ -19291,7 +20572,7 @@
           <w:szCs w:val="26"/>
         </w:rPr>
       </w:pPr>
-      <w:bookmarkStart w:id="28" w:name="_Toc239436359"/>
+      <w:bookmarkStart w:id="28" w:name="_Toc240392338"/>
       <w:r>
         <w:rPr>
           <w:rFonts w:cs="Times New Roman"/>
@@ -19372,7 +20653,7 @@
           <w:szCs w:val="26"/>
         </w:rPr>
       </w:pPr>
-      <w:bookmarkStart w:id="29" w:name="_Toc239436360"/>
+      <w:bookmarkStart w:id="29" w:name="_Toc240392339"/>
       <w:r>
         <w:rPr>
           <w:rFonts w:cs="Times New Roman"/>
@@ -19456,7 +20737,7 @@
           <w:szCs w:val="26"/>
         </w:rPr>
       </w:pPr>
-      <w:bookmarkStart w:id="30" w:name="_Toc239436361"/>
+      <w:bookmarkStart w:id="30" w:name="_Toc240392340"/>
       <w:r>
         <w:rPr>
           <w:rFonts w:cs="Times New Roman"/>
@@ -19475,7 +20756,7 @@
           <w:szCs w:val="26"/>
         </w:rPr>
       </w:pPr>
-      <w:bookmarkStart w:id="31" w:name="_Toc239436362"/>
+      <w:bookmarkStart w:id="31" w:name="_Toc240392341"/>
       <w:r>
         <w:rPr>
           <w:rFonts w:cs="Times New Roman"/>
@@ -19524,7 +20805,7 @@
           <w:szCs w:val="26"/>
         </w:rPr>
       </w:pPr>
-      <w:bookmarkStart w:id="32" w:name="_Toc239436363"/>
+      <w:bookmarkStart w:id="32" w:name="_Toc240392342"/>
       <w:r>
         <w:rPr>
           <w:rFonts w:cs="Times New Roman"/>
@@ -19579,7 +20860,7 @@
           <w:szCs w:val="26"/>
         </w:rPr>
       </w:pPr>
-      <w:bookmarkStart w:id="33" w:name="_Toc239436364"/>
+      <w:bookmarkStart w:id="33" w:name="_Toc240392343"/>
       <w:r>
         <w:rPr>
           <w:rFonts w:cs="Times New Roman"/>
@@ -19686,7 +20967,7 @@
           <w:szCs w:val="26"/>
         </w:rPr>
       </w:pPr>
-      <w:bookmarkStart w:id="34" w:name="_Toc239436365"/>
+      <w:bookmarkStart w:id="34" w:name="_Toc240392344"/>
       <w:r>
         <w:rPr>
           <w:rFonts w:cs="Times New Roman"/>
@@ -19795,7 +21076,7 @@
           <w:szCs w:val="26"/>
         </w:rPr>
       </w:pPr>
-      <w:bookmarkStart w:id="35" w:name="_Toc239436366"/>
+      <w:bookmarkStart w:id="35" w:name="_Toc240392345"/>
       <w:r>
         <w:rPr>
           <w:rFonts w:cs="Times New Roman"/>
@@ -19814,7 +21095,7 @@
           <w:szCs w:val="26"/>
         </w:rPr>
       </w:pPr>
-      <w:bookmarkStart w:id="36" w:name="_Toc239436367"/>
+      <w:bookmarkStart w:id="36" w:name="_Toc240392346"/>
       <w:r>
         <w:rPr>
           <w:rFonts w:cs="Times New Roman"/>
@@ -19835,12 +21116,8 @@
     </w:p>
     <w:p>
       <w:pPr>
+        <w:keepNext/>
         <w:jc w:val="center"/>
-        <w:rPr>
-          <w:rFonts w:ascii="Times New Roman" w:hAnsi="Times New Roman" w:cs="Times New Roman"/>
-          <w:sz w:val="26"/>
-          <w:szCs w:val="26"/>
-        </w:rPr>
       </w:pPr>
       <w:r>
         <w:rPr>
@@ -19867,7 +21144,7 @@
                     </pic:cNvPicPr>
                   </pic:nvPicPr>
                   <pic:blipFill>
-                    <a:blip r:embed="rId11">
+                    <a:blip r:embed="rId10">
                       <a:extLst>
                         <a:ext uri="{28A0092B-C50C-407E-A947-70E740481C1C}">
                           <a14:useLocalDpi xmlns:a14="http://schemas.microsoft.com/office/drawing/2010/main" val="0"/>
@@ -19901,29 +21178,16 @@
     </w:p>
     <w:p>
       <w:pPr>
-        <w:jc w:val="center"/>
-        <w:rPr>
-          <w:rFonts w:ascii="Times New Roman" w:hAnsi="Times New Roman" w:cs="Times New Roman"/>
-          <w:sz w:val="26"/>
-          <w:szCs w:val="26"/>
-        </w:rPr>
-      </w:pPr>
-      <w:r>
-        <w:rPr>
-          <w:rFonts w:ascii="Times New Roman" w:hAnsi="Times New Roman" w:cs="Times New Roman"/>
-          <w:sz w:val="26"/>
-          <w:szCs w:val="26"/>
-        </w:rPr>
+        <w:pStyle w:val="s"/>
+      </w:pPr>
+      <w:bookmarkStart w:id="37" w:name="_Toc240392298"/>
+      <w:r>
         <w:t>Sơ đồ</w:t>
       </w:r>
       <w:r>
-        <w:rPr>
-          <w:rFonts w:ascii="Times New Roman" w:hAnsi="Times New Roman" w:cs="Times New Roman"/>
-          <w:sz w:val="26"/>
-          <w:szCs w:val="26"/>
-        </w:rPr>
         <w:t xml:space="preserve"> 1: Sơ đồ lớp (Class Diagram)</w:t>
       </w:r>
+      <w:bookmarkEnd w:id="37"/>
     </w:p>
     <w:p>
       <w:pPr>
@@ -19952,7 +21216,7 @@
           <w:szCs w:val="26"/>
         </w:rPr>
       </w:pPr>
-      <w:bookmarkStart w:id="37" w:name="_Toc239436368"/>
+      <w:bookmarkStart w:id="38" w:name="_Toc240392347"/>
       <w:r>
         <w:rPr>
           <w:rFonts w:cs="Times New Roman"/>
@@ -19960,7 +21224,7 @@
         </w:rPr>
         <w:t>6.2 Use Case Diagram</w:t>
       </w:r>
-      <w:bookmarkEnd w:id="37"/>
+      <w:bookmarkEnd w:id="38"/>
     </w:p>
     <w:p>
       <w:pPr>
@@ -19996,7 +21260,7 @@
                     </pic:cNvPicPr>
                   </pic:nvPicPr>
                   <pic:blipFill>
-                    <a:blip r:embed="rId12">
+                    <a:blip r:embed="rId11">
                       <a:extLst>
                         <a:ext uri="{28A0092B-C50C-407E-A947-70E740481C1C}">
                           <a14:useLocalDpi xmlns:a14="http://schemas.microsoft.com/office/drawing/2010/main" val="0"/>
@@ -20030,29 +21294,16 @@
     </w:p>
     <w:p>
       <w:pPr>
-        <w:jc w:val="center"/>
-        <w:rPr>
-          <w:rFonts w:ascii="Times New Roman" w:hAnsi="Times New Roman" w:cs="Times New Roman"/>
-          <w:sz w:val="26"/>
-          <w:szCs w:val="26"/>
-        </w:rPr>
-      </w:pPr>
-      <w:r>
-        <w:rPr>
-          <w:rFonts w:ascii="Times New Roman" w:hAnsi="Times New Roman" w:cs="Times New Roman"/>
-          <w:sz w:val="26"/>
-          <w:szCs w:val="26"/>
-        </w:rPr>
+        <w:pStyle w:val="s"/>
+      </w:pPr>
+      <w:bookmarkStart w:id="39" w:name="_Toc240392299"/>
+      <w:r>
         <w:t xml:space="preserve">Sơ đồ </w:t>
       </w:r>
       <w:r>
-        <w:rPr>
-          <w:rFonts w:ascii="Times New Roman" w:hAnsi="Times New Roman" w:cs="Times New Roman"/>
-          <w:sz w:val="26"/>
-          <w:szCs w:val="26"/>
-        </w:rPr>
         <w:t>2: Use Case Diagram tổng quan — 3 actor (Customer/Employee/Manager)</w:t>
       </w:r>
+      <w:bookmarkEnd w:id="39"/>
     </w:p>
     <w:p>
       <w:pPr>
@@ -20072,7 +21323,7 @@
           <w:szCs w:val="26"/>
         </w:rPr>
       </w:pPr>
-      <w:bookmarkStart w:id="38" w:name="_Toc239436369"/>
+      <w:bookmarkStart w:id="40" w:name="_Toc240392348"/>
       <w:r>
         <w:rPr>
           <w:rFonts w:cs="Times New Roman"/>
@@ -20087,7 +21338,7 @@
         </w:rPr>
         <w:t>Activity Diagram</w:t>
       </w:r>
-      <w:bookmarkEnd w:id="38"/>
+      <w:bookmarkEnd w:id="40"/>
     </w:p>
     <w:p>
       <w:pPr>
@@ -20122,7 +21373,7 @@
                     </pic:cNvPicPr>
                   </pic:nvPicPr>
                   <pic:blipFill>
-                    <a:blip r:embed="rId13">
+                    <a:blip r:embed="rId12">
                       <a:extLst>
                         <a:ext uri="{28A0092B-C50C-407E-A947-70E740481C1C}">
                           <a14:useLocalDpi xmlns:a14="http://schemas.microsoft.com/office/drawing/2010/main" val="0"/>
@@ -20156,29 +21407,16 @@
     </w:p>
     <w:p>
       <w:pPr>
-        <w:jc w:val="center"/>
-        <w:rPr>
-          <w:rFonts w:ascii="Times New Roman" w:hAnsi="Times New Roman" w:cs="Times New Roman"/>
-          <w:sz w:val="26"/>
-          <w:szCs w:val="26"/>
-        </w:rPr>
-      </w:pPr>
-      <w:r>
-        <w:rPr>
-          <w:rFonts w:ascii="Times New Roman" w:hAnsi="Times New Roman" w:cs="Times New Roman"/>
-          <w:sz w:val="26"/>
-          <w:szCs w:val="26"/>
-        </w:rPr>
+        <w:pStyle w:val="s"/>
+      </w:pPr>
+      <w:bookmarkStart w:id="41" w:name="_Toc240392300"/>
+      <w:r>
         <w:t xml:space="preserve">Sơ đồ </w:t>
       </w:r>
       <w:r>
-        <w:rPr>
-          <w:rFonts w:ascii="Times New Roman" w:hAnsi="Times New Roman" w:cs="Times New Roman"/>
-          <w:sz w:val="26"/>
-          <w:szCs w:val="26"/>
-        </w:rPr>
         <w:t>3: Activity Diagram — Đăng ký/Đăng nhập (REQ-AUTH-01, 02)</w:t>
       </w:r>
+      <w:bookmarkEnd w:id="41"/>
     </w:p>
     <w:p>
       <w:pPr>
@@ -20215,7 +21453,7 @@
                     </pic:cNvPicPr>
                   </pic:nvPicPr>
                   <pic:blipFill>
-                    <a:blip r:embed="rId14">
+                    <a:blip r:embed="rId13">
                       <a:extLst>
                         <a:ext uri="{28A0092B-C50C-407E-A947-70E740481C1C}">
                           <a14:useLocalDpi xmlns:a14="http://schemas.microsoft.com/office/drawing/2010/main" val="0"/>
@@ -20249,29 +21487,16 @@
     </w:p>
     <w:p>
       <w:pPr>
-        <w:jc w:val="center"/>
-        <w:rPr>
-          <w:rFonts w:ascii="Times New Roman" w:hAnsi="Times New Roman" w:cs="Times New Roman"/>
-          <w:sz w:val="26"/>
-          <w:szCs w:val="26"/>
-        </w:rPr>
-      </w:pPr>
-      <w:r>
-        <w:rPr>
-          <w:rFonts w:ascii="Times New Roman" w:hAnsi="Times New Roman" w:cs="Times New Roman"/>
-          <w:sz w:val="26"/>
-          <w:szCs w:val="26"/>
-        </w:rPr>
+        <w:pStyle w:val="s"/>
+      </w:pPr>
+      <w:bookmarkStart w:id="42" w:name="_Toc240392301"/>
+      <w:r>
         <w:t xml:space="preserve">Sơ đồ </w:t>
       </w:r>
       <w:r>
-        <w:rPr>
-          <w:rFonts w:ascii="Times New Roman" w:hAnsi="Times New Roman" w:cs="Times New Roman"/>
-          <w:sz w:val="26"/>
-          <w:szCs w:val="26"/>
-        </w:rPr>
         <w:t>4: Activity Diagram — Thêm sản phẩm vào giỏ hàng (REQ-CART-01).</w:t>
       </w:r>
+      <w:bookmarkEnd w:id="42"/>
     </w:p>
     <w:p>
       <w:pPr>
@@ -20308,7 +21533,7 @@
                     </pic:cNvPicPr>
                   </pic:nvPicPr>
                   <pic:blipFill>
-                    <a:blip r:embed="rId15">
+                    <a:blip r:embed="rId14">
                       <a:extLst>
                         <a:ext uri="{28A0092B-C50C-407E-A947-70E740481C1C}">
                           <a14:useLocalDpi xmlns:a14="http://schemas.microsoft.com/office/drawing/2010/main" val="0"/>
@@ -20342,29 +21567,16 @@
     </w:p>
     <w:p>
       <w:pPr>
-        <w:jc w:val="center"/>
-        <w:rPr>
-          <w:rFonts w:ascii="Times New Roman" w:hAnsi="Times New Roman" w:cs="Times New Roman"/>
-          <w:sz w:val="26"/>
-          <w:szCs w:val="26"/>
-        </w:rPr>
-      </w:pPr>
-      <w:r>
-        <w:rPr>
-          <w:rFonts w:ascii="Times New Roman" w:hAnsi="Times New Roman" w:cs="Times New Roman"/>
-          <w:sz w:val="26"/>
-          <w:szCs w:val="26"/>
-        </w:rPr>
+        <w:pStyle w:val="s"/>
+      </w:pPr>
+      <w:bookmarkStart w:id="43" w:name="_Toc240392302"/>
+      <w:r>
         <w:t xml:space="preserve">Sơ đồ </w:t>
       </w:r>
       <w:r>
-        <w:rPr>
-          <w:rFonts w:ascii="Times New Roman" w:hAnsi="Times New Roman" w:cs="Times New Roman"/>
-          <w:sz w:val="26"/>
-          <w:szCs w:val="26"/>
-        </w:rPr>
         <w:t>5: Activity Diagram — Checkout (REQ-CART-03)</w:t>
       </w:r>
+      <w:bookmarkEnd w:id="43"/>
     </w:p>
     <w:p>
       <w:pPr>
@@ -20401,7 +21613,7 @@
                     </pic:cNvPicPr>
                   </pic:nvPicPr>
                   <pic:blipFill>
-                    <a:blip r:embed="rId16">
+                    <a:blip r:embed="rId15">
                       <a:extLst>
                         <a:ext uri="{28A0092B-C50C-407E-A947-70E740481C1C}">
                           <a14:useLocalDpi xmlns:a14="http://schemas.microsoft.com/office/drawing/2010/main" val="0"/>
@@ -20435,53 +21647,25 @@
     </w:p>
     <w:p>
       <w:pPr>
-        <w:jc w:val="center"/>
-        <w:rPr>
-          <w:rFonts w:ascii="Times New Roman" w:hAnsi="Times New Roman" w:cs="Times New Roman"/>
-          <w:sz w:val="26"/>
-          <w:szCs w:val="26"/>
-        </w:rPr>
-      </w:pPr>
-      <w:r>
-        <w:rPr>
-          <w:rFonts w:ascii="Times New Roman" w:hAnsi="Times New Roman" w:cs="Times New Roman"/>
-          <w:sz w:val="26"/>
-          <w:szCs w:val="26"/>
-        </w:rPr>
+        <w:pStyle w:val="s"/>
+      </w:pPr>
+      <w:bookmarkStart w:id="44" w:name="_Toc240392303"/>
+      <w:r>
         <w:t xml:space="preserve">Sơ đồ </w:t>
       </w:r>
       <w:r>
-        <w:rPr>
-          <w:rFonts w:ascii="Times New Roman" w:hAnsi="Times New Roman" w:cs="Times New Roman"/>
-          <w:sz w:val="26"/>
-          <w:szCs w:val="26"/>
-        </w:rPr>
         <w:t>6</w:t>
       </w:r>
       <w:r>
-        <w:rPr>
-          <w:rFonts w:ascii="Times New Roman" w:hAnsi="Times New Roman" w:cs="Times New Roman"/>
-          <w:sz w:val="26"/>
-          <w:szCs w:val="26"/>
-        </w:rPr>
         <w:t>: Activity Diagram — Hủy đơn hàng (REQ-ORD-0</w:t>
       </w:r>
       <w:r>
-        <w:rPr>
-          <w:rFonts w:ascii="Times New Roman" w:hAnsi="Times New Roman" w:cs="Times New Roman"/>
-          <w:sz w:val="26"/>
-          <w:szCs w:val="26"/>
-        </w:rPr>
         <w:t>3</w:t>
       </w:r>
       <w:r>
-        <w:rPr>
-          <w:rFonts w:ascii="Times New Roman" w:hAnsi="Times New Roman" w:cs="Times New Roman"/>
-          <w:sz w:val="26"/>
-          <w:szCs w:val="26"/>
-        </w:rPr>
         <w:t>)</w:t>
       </w:r>
+      <w:bookmarkEnd w:id="44"/>
     </w:p>
     <w:p>
       <w:pPr>
@@ -20518,7 +21702,7 @@
                     </pic:cNvPicPr>
                   </pic:nvPicPr>
                   <pic:blipFill>
-                    <a:blip r:embed="rId17">
+                    <a:blip r:embed="rId16">
                       <a:extLst>
                         <a:ext uri="{28A0092B-C50C-407E-A947-70E740481C1C}">
                           <a14:useLocalDpi xmlns:a14="http://schemas.microsoft.com/office/drawing/2010/main" val="0"/>
@@ -20552,53 +21736,25 @@
     </w:p>
     <w:p>
       <w:pPr>
-        <w:jc w:val="center"/>
-        <w:rPr>
-          <w:rFonts w:ascii="Times New Roman" w:hAnsi="Times New Roman" w:cs="Times New Roman"/>
-          <w:sz w:val="26"/>
-          <w:szCs w:val="26"/>
-        </w:rPr>
-      </w:pPr>
-      <w:r>
-        <w:rPr>
-          <w:rFonts w:ascii="Times New Roman" w:hAnsi="Times New Roman" w:cs="Times New Roman"/>
-          <w:sz w:val="26"/>
-          <w:szCs w:val="26"/>
-        </w:rPr>
+        <w:pStyle w:val="s"/>
+      </w:pPr>
+      <w:bookmarkStart w:id="45" w:name="_Toc240392304"/>
+      <w:r>
         <w:t xml:space="preserve">Sơ đồ </w:t>
       </w:r>
       <w:r>
-        <w:rPr>
-          <w:rFonts w:ascii="Times New Roman" w:hAnsi="Times New Roman" w:cs="Times New Roman"/>
-          <w:sz w:val="26"/>
-          <w:szCs w:val="26"/>
-        </w:rPr>
         <w:t>7</w:t>
       </w:r>
       <w:r>
-        <w:rPr>
-          <w:rFonts w:ascii="Times New Roman" w:hAnsi="Times New Roman" w:cs="Times New Roman"/>
-          <w:sz w:val="26"/>
-          <w:szCs w:val="26"/>
-        </w:rPr>
         <w:t>: Activity Diagram — Xác nhận hoàn tất đơn (REQ-ORD-0</w:t>
       </w:r>
       <w:r>
-        <w:rPr>
-          <w:rFonts w:ascii="Times New Roman" w:hAnsi="Times New Roman" w:cs="Times New Roman"/>
-          <w:sz w:val="26"/>
-          <w:szCs w:val="26"/>
-        </w:rPr>
         <w:t>4</w:t>
       </w:r>
       <w:r>
-        <w:rPr>
-          <w:rFonts w:ascii="Times New Roman" w:hAnsi="Times New Roman" w:cs="Times New Roman"/>
-          <w:sz w:val="26"/>
-          <w:szCs w:val="26"/>
-        </w:rPr>
         <w:t>)</w:t>
       </w:r>
+      <w:bookmarkEnd w:id="45"/>
     </w:p>
     <w:p>
       <w:pPr>
@@ -20635,7 +21791,7 @@
                     </pic:cNvPicPr>
                   </pic:nvPicPr>
                   <pic:blipFill>
-                    <a:blip r:embed="rId18">
+                    <a:blip r:embed="rId17">
                       <a:extLst>
                         <a:ext uri="{28A0092B-C50C-407E-A947-70E740481C1C}">
                           <a14:useLocalDpi xmlns:a14="http://schemas.microsoft.com/office/drawing/2010/main" val="0"/>
@@ -20669,53 +21825,25 @@
     </w:p>
     <w:p>
       <w:pPr>
-        <w:jc w:val="center"/>
-        <w:rPr>
-          <w:rFonts w:ascii="Times New Roman" w:hAnsi="Times New Roman" w:cs="Times New Roman"/>
-          <w:sz w:val="26"/>
-          <w:szCs w:val="26"/>
-        </w:rPr>
-      </w:pPr>
-      <w:r>
-        <w:rPr>
-          <w:rFonts w:ascii="Times New Roman" w:hAnsi="Times New Roman" w:cs="Times New Roman"/>
-          <w:sz w:val="26"/>
-          <w:szCs w:val="26"/>
-        </w:rPr>
+        <w:pStyle w:val="s"/>
+      </w:pPr>
+      <w:bookmarkStart w:id="46" w:name="_Toc240392305"/>
+      <w:r>
         <w:t xml:space="preserve">Sơ đồ </w:t>
       </w:r>
       <w:r>
-        <w:rPr>
-          <w:rFonts w:ascii="Times New Roman" w:hAnsi="Times New Roman" w:cs="Times New Roman"/>
-          <w:sz w:val="26"/>
-          <w:szCs w:val="26"/>
-        </w:rPr>
         <w:t>8</w:t>
       </w:r>
       <w:r>
-        <w:rPr>
-          <w:rFonts w:ascii="Times New Roman" w:hAnsi="Times New Roman" w:cs="Times New Roman"/>
-          <w:sz w:val="26"/>
-          <w:szCs w:val="26"/>
-        </w:rPr>
         <w:t>: Activity Diagram — Sửa sản phẩm (REQ-PROD-0</w:t>
       </w:r>
       <w:r>
-        <w:rPr>
-          <w:rFonts w:ascii="Times New Roman" w:hAnsi="Times New Roman" w:cs="Times New Roman"/>
-          <w:sz w:val="26"/>
-          <w:szCs w:val="26"/>
-        </w:rPr>
         <w:t>5</w:t>
       </w:r>
       <w:r>
-        <w:rPr>
-          <w:rFonts w:ascii="Times New Roman" w:hAnsi="Times New Roman" w:cs="Times New Roman"/>
-          <w:sz w:val="26"/>
-          <w:szCs w:val="26"/>
-        </w:rPr>
         <w:t>)</w:t>
       </w:r>
+      <w:bookmarkEnd w:id="46"/>
     </w:p>
     <w:p>
       <w:pPr>
@@ -20735,7 +21863,7 @@
           <w:szCs w:val="26"/>
         </w:rPr>
       </w:pPr>
-      <w:bookmarkStart w:id="39" w:name="_Toc239436370"/>
+      <w:bookmarkStart w:id="47" w:name="_Toc240392349"/>
       <w:r>
         <w:rPr>
           <w:rFonts w:cs="Times New Roman"/>
@@ -20743,7 +21871,7 @@
         </w:rPr>
         <w:t>6.4 Sơ đồ trình tự (Sequence Diagram) — khuyến nghị cho luồng phức tạp</w:t>
       </w:r>
-      <w:bookmarkEnd w:id="39"/>
+      <w:bookmarkEnd w:id="47"/>
     </w:p>
     <w:p>
       <w:pPr>
@@ -20779,7 +21907,7 @@
                     </pic:cNvPicPr>
                   </pic:nvPicPr>
                   <pic:blipFill>
-                    <a:blip r:embed="rId19">
+                    <a:blip r:embed="rId18">
                       <a:extLst>
                         <a:ext uri="{28A0092B-C50C-407E-A947-70E740481C1C}">
                           <a14:useLocalDpi xmlns:a14="http://schemas.microsoft.com/office/drawing/2010/main" val="0"/>
@@ -20813,37 +21941,19 @@
     </w:p>
     <w:p>
       <w:pPr>
-        <w:jc w:val="center"/>
-        <w:rPr>
-          <w:rFonts w:ascii="Times New Roman" w:hAnsi="Times New Roman" w:cs="Times New Roman"/>
-          <w:sz w:val="26"/>
-          <w:szCs w:val="26"/>
-        </w:rPr>
-      </w:pPr>
-      <w:r>
-        <w:rPr>
-          <w:rFonts w:ascii="Times New Roman" w:hAnsi="Times New Roman" w:cs="Times New Roman"/>
-          <w:sz w:val="26"/>
-          <w:szCs w:val="26"/>
-        </w:rPr>
+        <w:pStyle w:val="s"/>
+      </w:pPr>
+      <w:bookmarkStart w:id="48" w:name="_Toc240392306"/>
+      <w:r>
         <w:t xml:space="preserve">Sơ đồ </w:t>
       </w:r>
       <w:r>
-        <w:rPr>
-          <w:rFonts w:ascii="Times New Roman" w:hAnsi="Times New Roman" w:cs="Times New Roman"/>
-          <w:sz w:val="26"/>
-          <w:szCs w:val="26"/>
-        </w:rPr>
         <w:t>9</w:t>
       </w:r>
       <w:r>
-        <w:rPr>
-          <w:rFonts w:ascii="Times New Roman" w:hAnsi="Times New Roman" w:cs="Times New Roman"/>
-          <w:sz w:val="26"/>
-          <w:szCs w:val="26"/>
-        </w:rPr>
         <w:t>: "Sequence Diagram — Checkout (Customer)</w:t>
       </w:r>
+      <w:bookmarkEnd w:id="48"/>
     </w:p>
     <w:p>
       <w:pPr>
@@ -20880,7 +21990,7 @@
                     </pic:cNvPicPr>
                   </pic:nvPicPr>
                   <pic:blipFill>
-                    <a:blip r:embed="rId20">
+                    <a:blip r:embed="rId19">
                       <a:extLst>
                         <a:ext uri="{28A0092B-C50C-407E-A947-70E740481C1C}">
                           <a14:useLocalDpi xmlns:a14="http://schemas.microsoft.com/office/drawing/2010/main" val="0"/>
@@ -20914,45 +22024,22 @@
     </w:p>
     <w:p>
       <w:pPr>
-        <w:jc w:val="center"/>
-        <w:rPr>
-          <w:rFonts w:ascii="Times New Roman" w:hAnsi="Times New Roman" w:cs="Times New Roman"/>
-          <w:sz w:val="26"/>
-          <w:szCs w:val="26"/>
-        </w:rPr>
-      </w:pPr>
-      <w:r>
-        <w:rPr>
-          <w:rFonts w:ascii="Times New Roman" w:hAnsi="Times New Roman" w:cs="Times New Roman"/>
-          <w:sz w:val="26"/>
-          <w:szCs w:val="26"/>
-        </w:rPr>
+        <w:pStyle w:val="s"/>
+      </w:pPr>
+      <w:bookmarkStart w:id="49" w:name="_Toc240392307"/>
+      <w:r>
         <w:t xml:space="preserve">Sơ đồ </w:t>
       </w:r>
       <w:r>
-        <w:rPr>
-          <w:rFonts w:ascii="Times New Roman" w:hAnsi="Times New Roman" w:cs="Times New Roman"/>
-          <w:sz w:val="26"/>
-          <w:szCs w:val="26"/>
-        </w:rPr>
         <w:t>1</w:t>
       </w:r>
       <w:r>
-        <w:rPr>
-          <w:rFonts w:ascii="Times New Roman" w:hAnsi="Times New Roman" w:cs="Times New Roman"/>
-          <w:sz w:val="26"/>
-          <w:szCs w:val="26"/>
-        </w:rPr>
         <w:t>0</w:t>
       </w:r>
       <w:r>
-        <w:rPr>
-          <w:rFonts w:ascii="Times New Roman" w:hAnsi="Times New Roman" w:cs="Times New Roman"/>
-          <w:sz w:val="26"/>
-          <w:szCs w:val="26"/>
-        </w:rPr>
         <w:t>: "Sequence Diagram — Xác nhận hoàn tất đơn hàng (Employee/Manager)</w:t>
       </w:r>
+      <w:bookmarkEnd w:id="49"/>
     </w:p>
     <w:p>
       <w:pPr>
@@ -20988,7 +22075,7 @@
                     </pic:cNvPicPr>
                   </pic:nvPicPr>
                   <pic:blipFill>
-                    <a:blip r:embed="rId21">
+                    <a:blip r:embed="rId20">
                       <a:extLst>
                         <a:ext uri="{28A0092B-C50C-407E-A947-70E740481C1C}">
                           <a14:useLocalDpi xmlns:a14="http://schemas.microsoft.com/office/drawing/2010/main" val="0"/>
@@ -21022,45 +22109,22 @@
     </w:p>
     <w:p>
       <w:pPr>
-        <w:jc w:val="center"/>
-        <w:rPr>
-          <w:rFonts w:ascii="Times New Roman" w:hAnsi="Times New Roman" w:cs="Times New Roman"/>
-          <w:sz w:val="26"/>
-          <w:szCs w:val="26"/>
-        </w:rPr>
-      </w:pPr>
-      <w:r>
-        <w:rPr>
-          <w:rFonts w:ascii="Times New Roman" w:hAnsi="Times New Roman" w:cs="Times New Roman"/>
-          <w:sz w:val="26"/>
-          <w:szCs w:val="26"/>
-        </w:rPr>
+        <w:pStyle w:val="s"/>
+      </w:pPr>
+      <w:bookmarkStart w:id="50" w:name="_Toc240392308"/>
+      <w:r>
         <w:t xml:space="preserve">Sơ đồ </w:t>
       </w:r>
       <w:r>
-        <w:rPr>
-          <w:rFonts w:ascii="Times New Roman" w:hAnsi="Times New Roman" w:cs="Times New Roman"/>
-          <w:sz w:val="26"/>
-          <w:szCs w:val="26"/>
-        </w:rPr>
         <w:t>1</w:t>
       </w:r>
       <w:r>
-        <w:rPr>
-          <w:rFonts w:ascii="Times New Roman" w:hAnsi="Times New Roman" w:cs="Times New Roman"/>
-          <w:sz w:val="26"/>
-          <w:szCs w:val="26"/>
-        </w:rPr>
         <w:t>1</w:t>
       </w:r>
       <w:r>
-        <w:rPr>
-          <w:rFonts w:ascii="Times New Roman" w:hAnsi="Times New Roman" w:cs="Times New Roman"/>
-          <w:sz w:val="26"/>
-          <w:szCs w:val="26"/>
-        </w:rPr>
         <w:t>: "Sequence Diagram — Xóa sản phẩm (Manager)</w:t>
       </w:r>
+      <w:bookmarkEnd w:id="50"/>
     </w:p>
     <w:p>
       <w:pPr>
@@ -21080,7 +22144,7 @@
           <w:szCs w:val="26"/>
         </w:rPr>
       </w:pPr>
-      <w:bookmarkStart w:id="40" w:name="_Toc239436371"/>
+      <w:bookmarkStart w:id="51" w:name="_Toc240392350"/>
       <w:r>
         <w:rPr>
           <w:rFonts w:cs="Times New Roman"/>
@@ -21089,7 +22153,7 @@
         <w:lastRenderedPageBreak/>
         <w:t>6.5 Mô hình dữ liệu (Data Model / ERD tóm tắt)</w:t>
       </w:r>
-      <w:bookmarkEnd w:id="40"/>
+      <w:bookmarkEnd w:id="51"/>
     </w:p>
     <w:p>
       <w:pPr>
@@ -21125,7 +22189,7 @@
                     </pic:cNvPicPr>
                   </pic:nvPicPr>
                   <pic:blipFill>
-                    <a:blip r:embed="rId22">
+                    <a:blip r:embed="rId21">
                       <a:extLst>
                         <a:ext uri="{28A0092B-C50C-407E-A947-70E740481C1C}">
                           <a14:useLocalDpi xmlns:a14="http://schemas.microsoft.com/office/drawing/2010/main" val="0"/>
@@ -21159,45 +22223,22 @@
     </w:p>
     <w:p>
       <w:pPr>
-        <w:jc w:val="center"/>
-        <w:rPr>
-          <w:rFonts w:ascii="Times New Roman" w:hAnsi="Times New Roman" w:cs="Times New Roman"/>
-          <w:sz w:val="26"/>
-          <w:szCs w:val="26"/>
-        </w:rPr>
-      </w:pPr>
-      <w:r>
-        <w:rPr>
-          <w:rFonts w:ascii="Times New Roman" w:hAnsi="Times New Roman" w:cs="Times New Roman"/>
-          <w:sz w:val="26"/>
-          <w:szCs w:val="26"/>
-        </w:rPr>
+        <w:pStyle w:val="s"/>
+      </w:pPr>
+      <w:bookmarkStart w:id="52" w:name="_Toc240392309"/>
+      <w:r>
         <w:t xml:space="preserve">Sơ đồ </w:t>
       </w:r>
       <w:r>
-        <w:rPr>
-          <w:rFonts w:ascii="Times New Roman" w:hAnsi="Times New Roman" w:cs="Times New Roman"/>
-          <w:sz w:val="26"/>
-          <w:szCs w:val="26"/>
-        </w:rPr>
         <w:t>1</w:t>
       </w:r>
       <w:r>
-        <w:rPr>
-          <w:rFonts w:ascii="Times New Roman" w:hAnsi="Times New Roman" w:cs="Times New Roman"/>
-          <w:sz w:val="26"/>
-          <w:szCs w:val="26"/>
-        </w:rPr>
         <w:t>2</w:t>
       </w:r>
       <w:r>
-        <w:rPr>
-          <w:rFonts w:ascii="Times New Roman" w:hAnsi="Times New Roman" w:cs="Times New Roman"/>
-          <w:sz w:val="26"/>
-          <w:szCs w:val="26"/>
-        </w:rPr>
         <w:t>: Mô hình dữ liệu (ERD tóm tắt)</w:t>
       </w:r>
+      <w:bookmarkEnd w:id="52"/>
     </w:p>
     <w:p>
       <w:pPr>
@@ -21221,7 +22262,7 @@
           <w:lang w:val="fr-FR"/>
         </w:rPr>
       </w:pPr>
-      <w:bookmarkStart w:id="41" w:name="_Toc239436372"/>
+      <w:bookmarkStart w:id="53" w:name="_Toc240392351"/>
       <w:r>
         <w:rPr>
           <w:rFonts w:cs="Times New Roman"/>
@@ -21230,7 +22271,7 @@
         </w:rPr>
         <w:t>7. MA TRẬN PHÂN QUYỀN (Authorization Matrix)</w:t>
       </w:r>
-      <w:bookmarkEnd w:id="41"/>
+      <w:bookmarkEnd w:id="53"/>
     </w:p>
     <w:tbl>
       <w:tblPr>
@@ -22491,7 +23532,7 @@
           <w:szCs w:val="26"/>
         </w:rPr>
       </w:pPr>
-      <w:bookmarkStart w:id="42" w:name="_Toc239436373"/>
+      <w:bookmarkStart w:id="54" w:name="_Toc240392352"/>
       <w:r>
         <w:rPr>
           <w:rFonts w:cs="Times New Roman"/>
@@ -22499,7 +23540,7 @@
         </w:rPr>
         <w:t>7.1. Decision Table – Đặc tả phân quyền</w:t>
       </w:r>
-      <w:bookmarkEnd w:id="42"/>
+      <w:bookmarkEnd w:id="54"/>
     </w:p>
     <w:p>
       <w:pPr>
@@ -23187,7 +24228,7 @@
           <w:szCs w:val="26"/>
         </w:rPr>
       </w:pPr>
-      <w:bookmarkStart w:id="43" w:name="_Toc239436374"/>
+      <w:bookmarkStart w:id="55" w:name="_Toc240392353"/>
       <w:r>
         <w:rPr>
           <w:rFonts w:cs="Times New Roman"/>
@@ -23195,7 +24236,7 @@
         </w:rPr>
         <w:t>8. RÀNG BUỘC THIẾT KẾ &amp; TRIỂN KHAI (Design &amp; Implementation Constraints)</w:t>
       </w:r>
-      <w:bookmarkEnd w:id="43"/>
+      <w:bookmarkEnd w:id="55"/>
     </w:p>
     <w:p>
       <w:pPr>
@@ -23298,7 +24339,7 @@
           <w:lang w:val="fr-FR"/>
         </w:rPr>
       </w:pPr>
-      <w:bookmarkStart w:id="44" w:name="_Toc239436375"/>
+      <w:bookmarkStart w:id="56" w:name="_Toc240392354"/>
       <w:r>
         <w:rPr>
           <w:rFonts w:cs="Times New Roman"/>
@@ -23307,7 +24348,7 @@
         </w:rPr>
         <w:t>9. PHỤ LỤC (Appendices)</w:t>
       </w:r>
-      <w:bookmarkEnd w:id="44"/>
+      <w:bookmarkEnd w:id="56"/>
     </w:p>
     <w:p>
       <w:pPr>
@@ -23319,7 +24360,7 @@
           <w:lang w:val="fr-FR"/>
         </w:rPr>
       </w:pPr>
-      <w:bookmarkStart w:id="45" w:name="_Toc239436376"/>
+      <w:bookmarkStart w:id="57" w:name="_Toc240392355"/>
       <w:r>
         <w:rPr>
           <w:rFonts w:cs="Times New Roman"/>
@@ -23328,7 +24369,7 @@
         </w:rPr>
         <w:t>9.1 Tài liệu liên quan</w:t>
       </w:r>
-      <w:bookmarkEnd w:id="45"/>
+      <w:bookmarkEnd w:id="57"/>
     </w:p>
     <w:p>
       <w:r>
@@ -23431,7 +24472,7 @@
           <w:lang w:val="vi-VN"/>
         </w:rPr>
       </w:pPr>
-      <w:bookmarkStart w:id="46" w:name="_Toc239436377"/>
+      <w:bookmarkStart w:id="58" w:name="_Toc240392356"/>
       <w:r>
         <w:rPr>
           <w:rFonts w:cs="Times New Roman"/>
@@ -23456,7 +24497,7 @@
         </w:rPr>
         <w:t>Ma trận truy vết yêu cầu (Traceability tóm tắt)</w:t>
       </w:r>
-      <w:bookmarkEnd w:id="46"/>
+      <w:bookmarkEnd w:id="58"/>
     </w:p>
     <w:tbl>
       <w:tblPr>
@@ -25553,7 +26594,7 @@
           <w:szCs w:val="26"/>
         </w:rPr>
       </w:pPr>
-      <w:bookmarkStart w:id="47" w:name="_Toc239436378"/>
+      <w:bookmarkStart w:id="59" w:name="_Toc240392357"/>
       <w:r>
         <w:rPr>
           <w:rFonts w:cs="Times New Roman"/>
@@ -25582,7 +26623,7 @@
         </w:rPr>
         <w:t>Phụ lục B — Kết quả kiểm thử tóm tắt</w:t>
       </w:r>
-      <w:bookmarkEnd w:id="47"/>
+      <w:bookmarkEnd w:id="59"/>
     </w:p>
     <w:p>
       <w:pPr>
@@ -25968,14 +27009,6 @@
                 <w:sz w:val="26"/>
                 <w:szCs w:val="26"/>
               </w:rPr>
-              <w:t>F</w:t>
-            </w:r>
-            <w:r>
-              <w:rPr>
-                <w:rFonts w:ascii="Times New Roman" w:hAnsi="Times New Roman" w:cs="Times New Roman"/>
-                <w:sz w:val="26"/>
-                <w:szCs w:val="26"/>
-              </w:rPr>
               <w:t>Retest PASS sau fix SCRUM-59</w:t>
             </w:r>
             <w:r>
@@ -27017,7 +28050,7 @@
           <w:szCs w:val="26"/>
         </w:rPr>
       </w:pPr>
-      <w:bookmarkStart w:id="48" w:name="_Toc239436379"/>
+      <w:bookmarkStart w:id="60" w:name="_Toc240392358"/>
       <w:r>
         <w:rPr>
           <w:rFonts w:cs="Times New Roman"/>
@@ -27046,7 +28079,7 @@
         </w:rPr>
         <w:t>Phụ lục C — White-box Testing (tóm tắt)</w:t>
       </w:r>
-      <w:bookmarkEnd w:id="48"/>
+      <w:bookmarkEnd w:id="60"/>
     </w:p>
     <w:p>
       <w:pPr>
@@ -27604,7 +28637,50 @@
           <w:sz w:val="26"/>
           <w:szCs w:val="26"/>
         </w:rPr>
-        <w:t>Validation Flow: ProductController có @Valid; UserController/CartController thiếu @Valid → giải thích nguyên nhân các bug BVA User/Cart (Mục 10, Coverage_Report mục 12).</w:t>
+        <w:t xml:space="preserve">Validation Flow: ProductController có @Valid; </w:t>
+      </w:r>
+      <w:r>
+        <w:rPr>
+          <w:rFonts w:ascii="Times New Roman" w:hAnsi="Times New Roman" w:cs="Times New Roman"/>
+          <w:sz w:val="26"/>
+          <w:szCs w:val="26"/>
+        </w:rPr>
+        <w:t>UserController/CartController trước đây thiếu @Valid trên một số @RequestBody</w:t>
+      </w:r>
+    </w:p>
+    <w:p>
+      <w:pPr>
+        <w:rPr>
+          <w:rFonts w:ascii="Times New Roman" w:hAnsi="Times New Roman" w:cs="Times New Roman"/>
+          <w:sz w:val="26"/>
+          <w:szCs w:val="26"/>
+        </w:rPr>
+      </w:pPr>
+      <w:r>
+        <w:rPr>
+          <w:rFonts w:ascii="Times New Roman" w:hAnsi="Times New Roman" w:cs="Times New Roman"/>
+          <w:sz w:val="26"/>
+          <w:szCs w:val="26"/>
+        </w:rPr>
+        <w:lastRenderedPageBreak/>
+        <w:t>→ nguyên nhân gốc bug BVA User/Cart (SCRUM-47, 48, …).</w:t>
+      </w:r>
+    </w:p>
+    <w:p>
+      <w:pPr>
+        <w:rPr>
+          <w:rFonts w:ascii="Times New Roman" w:hAnsi="Times New Roman" w:cs="Times New Roman"/>
+          <w:sz w:val="26"/>
+          <w:szCs w:val="26"/>
+        </w:rPr>
+      </w:pPr>
+      <w:r>
+        <w:rPr>
+          <w:rFonts w:ascii="Times New Roman" w:hAnsi="Times New Roman" w:cs="Times New Roman"/>
+          <w:sz w:val="26"/>
+          <w:szCs w:val="26"/>
+        </w:rPr>
+        <w:t>ĐÃ FIX (@Validated / @Valid + annotation). Xem Mục 10 dòng tương ứng.</w:t>
       </w:r>
     </w:p>
     <w:p>
@@ -27655,7 +28731,7 @@
           <w:szCs w:val="26"/>
         </w:rPr>
       </w:pPr>
-      <w:bookmarkStart w:id="49" w:name="_Toc239436380"/>
+      <w:bookmarkStart w:id="61" w:name="_Toc240392359"/>
       <w:r>
         <w:rPr>
           <w:rFonts w:cs="Times New Roman"/>
@@ -27663,7 +28739,7 @@
         </w:rPr>
         <w:t>10. GIỚI HẠN &amp; LỖI HỆ THỐNG ĐÃ BIẾT (Known System Limitations) — Mục mới</w:t>
       </w:r>
-      <w:bookmarkEnd w:id="49"/>
+      <w:bookmarkEnd w:id="61"/>
     </w:p>
     <w:p>
       <w:pPr>
@@ -28489,7 +29565,16 @@
                 <w:sz w:val="26"/>
                 <w:szCs w:val="26"/>
               </w:rPr>
-              <w:t>ĐÃ FIX + Retest PASS (xem Bug_Report / Jira)</w:t>
+              <w:t xml:space="preserve">ĐÃ FIX + Retest </w:t>
+            </w:r>
+            <w:r>
+              <w:rPr>
+                <w:rFonts w:ascii="Times New Roman" w:hAnsi="Times New Roman" w:cs="Times New Roman"/>
+                <w:sz w:val="26"/>
+                <w:szCs w:val="26"/>
+              </w:rPr>
+              <w:lastRenderedPageBreak/>
+              <w:t>PASS (xem Bug_Report / Jira)</w:t>
             </w:r>
           </w:p>
         </w:tc>
@@ -28514,6 +29599,7 @@
                 <w:sz w:val="26"/>
                 <w:szCs w:val="26"/>
               </w:rPr>
+              <w:lastRenderedPageBreak/>
               <w:t>7</w:t>
             </w:r>
           </w:p>
@@ -28607,16 +29693,7 @@
                 <w:sz w:val="26"/>
                 <w:szCs w:val="26"/>
               </w:rPr>
-              <w:t xml:space="preserve">ĐÃ FIX + Retest PASS </w:t>
-            </w:r>
-            <w:r>
-              <w:rPr>
-                <w:rFonts w:ascii="Times New Roman" w:hAnsi="Times New Roman" w:cs="Times New Roman"/>
-                <w:sz w:val="26"/>
-                <w:szCs w:val="26"/>
-              </w:rPr>
-              <w:lastRenderedPageBreak/>
-              <w:t>(xem Bug_Report / Jira)</w:t>
+              <w:t>ĐÃ FIX + Retest PASS (xem Bug_Report / Jira)</w:t>
             </w:r>
           </w:p>
         </w:tc>
@@ -28641,7 +29718,6 @@
                 <w:sz w:val="26"/>
                 <w:szCs w:val="26"/>
               </w:rPr>
-              <w:lastRenderedPageBreak/>
               <w:t>8</w:t>
             </w:r>
           </w:p>
@@ -29202,8 +30278,8 @@
       </w:pPr>
     </w:p>
     <w:sectPr>
-      <w:headerReference w:type="default" r:id="rId23"/>
-      <w:footerReference w:type="default" r:id="rId24"/>
+      <w:headerReference w:type="default" r:id="rId22"/>
+      <w:footerReference w:type="default" r:id="rId23"/>
       <w:pgSz w:w="12240" w:h="15840"/>
       <w:pgMar w:top="1440" w:right="1440" w:bottom="1440" w:left="1440" w:header="720" w:footer="720" w:gutter="0"/>
       <w:pgNumType w:start="1"/>
@@ -30570,10 +31646,20 @@
     <w:uiPriority w:val="39"/>
     <w:unhideWhenUsed/>
     <w:qFormat/>
+    <w:rsid w:val="00742371"/>
     <w:pPr>
+      <w:tabs>
+        <w:tab w:val="right" w:leader="dot" w:pos="9350"/>
+      </w:tabs>
       <w:spacing w:after="100"/>
       <w:ind w:left="220"/>
     </w:pPr>
+    <w:rPr>
+      <w:rFonts w:ascii="Times New Roman" w:hAnsi="Times New Roman" w:cs="Times New Roman"/>
+      <w:noProof/>
+      <w:sz w:val="26"/>
+      <w:szCs w:val="26"/>
+    </w:rPr>
   </w:style>
   <w:style w:type="paragraph" w:styleId="TOC3">
     <w:name w:val="toc 3"/>
@@ -30797,6 +31883,68 @@
       <w:color w:val="365F91" w:themeColor="accent1" w:themeShade="BF"/>
       <w:sz w:val="22"/>
       <w:szCs w:val="22"/>
+    </w:rPr>
+  </w:style>
+  <w:style w:type="paragraph" w:styleId="Caption">
+    <w:name w:val="caption"/>
+    <w:basedOn w:val="Normal"/>
+    <w:next w:val="Normal"/>
+    <w:uiPriority w:val="35"/>
+    <w:unhideWhenUsed/>
+    <w:qFormat/>
+    <w:rsid w:val="00843B42"/>
+    <w:pPr>
+      <w:spacing w:after="200"/>
+    </w:pPr>
+    <w:rPr>
+      <w:i/>
+      <w:iCs/>
+      <w:color w:val="1F497D" w:themeColor="text2"/>
+      <w:sz w:val="18"/>
+      <w:szCs w:val="18"/>
+    </w:rPr>
+  </w:style>
+  <w:style w:type="paragraph" w:styleId="TableofFigures">
+    <w:name w:val="table of figures"/>
+    <w:basedOn w:val="Normal"/>
+    <w:next w:val="Normal"/>
+    <w:uiPriority w:val="99"/>
+    <w:semiHidden/>
+    <w:unhideWhenUsed/>
+    <w:rsid w:val="00843B42"/>
+    <w:pPr>
+      <w:spacing w:after="0"/>
+    </w:pPr>
+    <w:rPr>
+      <w:rFonts w:ascii="Times New Roman" w:hAnsi="Times New Roman"/>
+      <w:color w:val="000000" w:themeColor="text1"/>
+      <w:sz w:val="26"/>
+    </w:rPr>
+  </w:style>
+  <w:style w:type="paragraph" w:customStyle="1" w:styleId="s">
+    <w:name w:val="sơ đồ"/>
+    <w:basedOn w:val="Normal"/>
+    <w:link w:val="sChar"/>
+    <w:qFormat/>
+    <w:rsid w:val="00843B42"/>
+    <w:pPr>
+      <w:jc w:val="center"/>
+    </w:pPr>
+    <w:rPr>
+      <w:rFonts w:ascii="Times New Roman" w:hAnsi="Times New Roman" w:cs="Times New Roman"/>
+      <w:sz w:val="24"/>
+      <w:szCs w:val="26"/>
+    </w:rPr>
+  </w:style>
+  <w:style w:type="character" w:customStyle="1" w:styleId="sChar">
+    <w:name w:val="sơ đồ Char"/>
+    <w:basedOn w:val="DefaultParagraphFont"/>
+    <w:link w:val="s"/>
+    <w:rsid w:val="00843B42"/>
+    <w:rPr>
+      <w:rFonts w:eastAsia="Calibri"/>
+      <w:sz w:val="24"/>
+      <w:szCs w:val="26"/>
     </w:rPr>
   </w:style>
 </w:styles>

--- a/Docs/Requirements/SRS.docx
+++ b/Docs/Requirements/SRS.docx
@@ -10,6 +10,10 @@
           <w:bottom w:val="thinThickSmallGap" w:sz="24" w:space="31" w:color="auto"/>
           <w:right w:val="thinThickSmallGap" w:sz="24" w:space="4" w:color="auto"/>
         </w:pBdr>
+        <w:tabs>
+          <w:tab w:val="left" w:pos="7371"/>
+        </w:tabs>
+        <w:jc w:val="center"/>
         <w:rPr>
           <w:rFonts w:ascii="Times New Roman" w:hAnsi="Times New Roman" w:cs="Times New Roman"/>
           <w:b/>
@@ -18,6 +22,16 @@
           <w:szCs w:val="28"/>
         </w:rPr>
       </w:pPr>
+      <w:r>
+        <w:rPr>
+          <w:rFonts w:ascii="Times New Roman" w:hAnsi="Times New Roman" w:cs="Times New Roman"/>
+          <w:b/>
+          <w:bCs/>
+          <w:sz w:val="28"/>
+          <w:szCs w:val="28"/>
+        </w:rPr>
+        <w:t xml:space="preserve">TRƯỜNG ĐẠI HỌC GIAO THÔNG VẬN TẢI TP.HỒ CHÍ MINH </w:t>
+      </w:r>
     </w:p>
     <w:p>
       <w:pPr>
@@ -27,6 +41,7 @@
           <w:bottom w:val="thinThickSmallGap" w:sz="24" w:space="31" w:color="auto"/>
           <w:right w:val="thinThickSmallGap" w:sz="24" w:space="4" w:color="auto"/>
         </w:pBdr>
+        <w:jc w:val="center"/>
         <w:rPr>
           <w:rFonts w:ascii="Times New Roman" w:hAnsi="Times New Roman" w:cs="Times New Roman"/>
           <w:b/>
@@ -35,6 +50,16 @@
           <w:szCs w:val="28"/>
         </w:rPr>
       </w:pPr>
+      <w:r>
+        <w:rPr>
+          <w:rFonts w:ascii="Times New Roman" w:hAnsi="Times New Roman" w:cs="Times New Roman"/>
+          <w:b/>
+          <w:bCs/>
+          <w:sz w:val="28"/>
+          <w:szCs w:val="28"/>
+        </w:rPr>
+        <w:t>KHOA CÔNG NGHỆ THÔNG TIN</w:t>
+      </w:r>
     </w:p>
     <w:p>
       <w:pPr>
@@ -44,12 +69,13 @@
           <w:bottom w:val="thinThickSmallGap" w:sz="24" w:space="31" w:color="auto"/>
           <w:right w:val="thinThickSmallGap" w:sz="24" w:space="4" w:color="auto"/>
         </w:pBdr>
+        <w:jc w:val="center"/>
         <w:rPr>
           <w:rFonts w:ascii="Times New Roman" w:hAnsi="Times New Roman" w:cs="Times New Roman"/>
           <w:b/>
           <w:bCs/>
-          <w:sz w:val="36"/>
-          <w:szCs w:val="36"/>
+          <w:sz w:val="28"/>
+          <w:szCs w:val="28"/>
         </w:rPr>
       </w:pPr>
     </w:p>
@@ -61,35 +87,15 @@
           <w:bottom w:val="thinThickSmallGap" w:sz="24" w:space="31" w:color="auto"/>
           <w:right w:val="thinThickSmallGap" w:sz="24" w:space="4" w:color="auto"/>
         </w:pBdr>
-        <w:jc w:val="right"/>
+        <w:jc w:val="center"/>
         <w:rPr>
           <w:rFonts w:ascii="Times New Roman" w:hAnsi="Times New Roman" w:cs="Times New Roman"/>
           <w:b/>
           <w:bCs/>
-          <w:sz w:val="44"/>
-          <w:szCs w:val="44"/>
-        </w:rPr>
-      </w:pPr>
-      <w:r>
-        <w:rPr>
-          <w:rFonts w:ascii="Times New Roman" w:hAnsi="Times New Roman" w:cs="Times New Roman"/>
-          <w:b/>
-          <w:bCs/>
-          <w:sz w:val="44"/>
-          <w:szCs w:val="44"/>
-        </w:rPr>
-        <w:t>T</w:t>
-      </w:r>
-      <w:r>
-        <w:rPr>
-          <w:rFonts w:ascii="Times New Roman" w:hAnsi="Times New Roman" w:cs="Times New Roman"/>
-          <w:b/>
-          <w:bCs/>
-          <w:sz w:val="44"/>
-          <w:szCs w:val="44"/>
-        </w:rPr>
-        <w:t>ÀI LIỆU ĐẶC TẢ YÊU CẦU PHẦN MỀM</w:t>
-      </w:r>
+          <w:sz w:val="28"/>
+          <w:szCs w:val="28"/>
+        </w:rPr>
+      </w:pPr>
     </w:p>
     <w:p>
       <w:pPr>
@@ -99,25 +105,13 @@
           <w:bottom w:val="thinThickSmallGap" w:sz="24" w:space="31" w:color="auto"/>
           <w:right w:val="thinThickSmallGap" w:sz="24" w:space="4" w:color="auto"/>
         </w:pBdr>
-        <w:jc w:val="right"/>
-        <w:rPr>
-          <w:rFonts w:ascii="Times New Roman" w:hAnsi="Times New Roman" w:cs="Times New Roman"/>
-          <w:b/>
-          <w:bCs/>
-          <w:sz w:val="44"/>
-          <w:szCs w:val="44"/>
-        </w:rPr>
-      </w:pPr>
-      <w:r>
-        <w:rPr>
-          <w:rFonts w:ascii="Times New Roman" w:hAnsi="Times New Roman" w:cs="Times New Roman"/>
-          <w:b/>
-          <w:bCs/>
-          <w:sz w:val="44"/>
-          <w:szCs w:val="44"/>
-        </w:rPr>
-        <w:t>(Software Requirement Specification – SRS)</w:t>
-      </w:r>
+        <w:jc w:val="center"/>
+        <w:rPr>
+          <w:rFonts w:ascii="Times New Roman" w:hAnsi="Times New Roman" w:cs="Times New Roman"/>
+          <w:noProof/>
+          <w:szCs w:val="24"/>
+        </w:rPr>
+      </w:pPr>
     </w:p>
     <w:p>
       <w:pPr>
@@ -127,14 +121,70 @@
           <w:bottom w:val="thinThickSmallGap" w:sz="24" w:space="31" w:color="auto"/>
           <w:right w:val="thinThickSmallGap" w:sz="24" w:space="4" w:color="auto"/>
         </w:pBdr>
-        <w:jc w:val="right"/>
+        <w:jc w:val="center"/>
         <w:rPr>
           <w:rFonts w:ascii="Times New Roman" w:hAnsi="Times New Roman" w:cs="Times New Roman"/>
           <w:b/>
-          <w:sz w:val="36"/>
-          <w:szCs w:val="36"/>
-        </w:rPr>
-      </w:pPr>
+          <w:bCs/>
+          <w:sz w:val="28"/>
+          <w:szCs w:val="28"/>
+        </w:rPr>
+      </w:pPr>
+      <w:r>
+        <w:rPr>
+          <w:rFonts w:ascii="Times New Roman" w:hAnsi="Times New Roman" w:cs="Times New Roman"/>
+          <w:noProof/>
+          <w:szCs w:val="24"/>
+        </w:rPr>
+        <w:drawing>
+          <wp:inline distT="0" distB="0" distL="0" distR="0" wp14:anchorId="6E7ADEB5" wp14:editId="7ABEA5E2">
+            <wp:extent cx="3873500" cy="1082289"/>
+            <wp:effectExtent l="0" t="0" r="0" b="3810"/>
+            <wp:docPr id="3" name="Picture 3"/>
+            <wp:cNvGraphicFramePr>
+              <a:graphicFrameLocks xmlns:a="http://schemas.openxmlformats.org/drawingml/2006/main" noChangeAspect="1"/>
+            </wp:cNvGraphicFramePr>
+            <a:graphic xmlns:a="http://schemas.openxmlformats.org/drawingml/2006/main">
+              <a:graphicData uri="http://schemas.openxmlformats.org/drawingml/2006/picture">
+                <pic:pic xmlns:pic="http://schemas.openxmlformats.org/drawingml/2006/picture">
+                  <pic:nvPicPr>
+                    <pic:cNvPr id="4" name="Picture 4"/>
+                    <pic:cNvPicPr>
+                      <a:picLocks noChangeAspect="1" noChangeArrowheads="1"/>
+                    </pic:cNvPicPr>
+                  </pic:nvPicPr>
+                  <pic:blipFill>
+                    <a:blip r:embed="rId8">
+                      <a:extLst>
+                        <a:ext uri="{28A0092B-C50C-407E-A947-70E740481C1C}">
+                          <a14:useLocalDpi xmlns:a14="http://schemas.microsoft.com/office/drawing/2010/main" val="0"/>
+                        </a:ext>
+                      </a:extLst>
+                    </a:blip>
+                    <a:srcRect/>
+                    <a:stretch>
+                      <a:fillRect/>
+                    </a:stretch>
+                  </pic:blipFill>
+                  <pic:spPr>
+                    <a:xfrm>
+                      <a:off x="0" y="0"/>
+                      <a:ext cx="3939218" cy="1100651"/>
+                    </a:xfrm>
+                    <a:prstGeom prst="rect">
+                      <a:avLst/>
+                    </a:prstGeom>
+                    <a:noFill/>
+                    <a:ln>
+                      <a:noFill/>
+                    </a:ln>
+                  </pic:spPr>
+                </pic:pic>
+              </a:graphicData>
+            </a:graphic>
+          </wp:inline>
+        </w:drawing>
+      </w:r>
     </w:p>
     <w:p>
       <w:pPr>
@@ -144,10 +194,11 @@
           <w:bottom w:val="thinThickSmallGap" w:sz="24" w:space="31" w:color="auto"/>
           <w:right w:val="thinThickSmallGap" w:sz="24" w:space="4" w:color="auto"/>
         </w:pBdr>
-        <w:jc w:val="right"/>
+        <w:jc w:val="center"/>
         <w:rPr>
           <w:rFonts w:ascii="Times New Roman" w:hAnsi="Times New Roman" w:cs="Times New Roman"/>
           <w:b/>
+          <w:bCs/>
           <w:sz w:val="36"/>
           <w:szCs w:val="36"/>
         </w:rPr>
@@ -161,22 +212,24 @@
           <w:bottom w:val="thinThickSmallGap" w:sz="24" w:space="31" w:color="auto"/>
           <w:right w:val="thinThickSmallGap" w:sz="24" w:space="4" w:color="auto"/>
         </w:pBdr>
-        <w:jc w:val="right"/>
+        <w:jc w:val="center"/>
         <w:rPr>
           <w:rFonts w:ascii="Times New Roman" w:hAnsi="Times New Roman" w:cs="Times New Roman"/>
           <w:b/>
-          <w:sz w:val="40"/>
-          <w:szCs w:val="40"/>
+          <w:bCs/>
+          <w:sz w:val="36"/>
+          <w:szCs w:val="36"/>
         </w:rPr>
       </w:pPr>
       <w:r>
         <w:rPr>
           <w:rFonts w:ascii="Times New Roman" w:hAnsi="Times New Roman" w:cs="Times New Roman"/>
           <w:b/>
-          <w:sz w:val="40"/>
-          <w:szCs w:val="40"/>
-        </w:rPr>
-        <w:t>Online Shopping Store</w:t>
+          <w:bCs/>
+          <w:sz w:val="36"/>
+          <w:szCs w:val="36"/>
+        </w:rPr>
+        <w:t>TÀI LIỆU ĐẶC TẢ YÊU CẦU PHẦN MỀM</w:t>
       </w:r>
     </w:p>
     <w:p>
@@ -187,14 +240,25 @@
           <w:bottom w:val="thinThickSmallGap" w:sz="24" w:space="31" w:color="auto"/>
           <w:right w:val="thinThickSmallGap" w:sz="24" w:space="4" w:color="auto"/>
         </w:pBdr>
-        <w:jc w:val="right"/>
+        <w:jc w:val="center"/>
         <w:rPr>
           <w:rFonts w:ascii="Times New Roman" w:hAnsi="Times New Roman" w:cs="Times New Roman"/>
           <w:b/>
+          <w:bCs/>
           <w:sz w:val="36"/>
           <w:szCs w:val="36"/>
         </w:rPr>
       </w:pPr>
+      <w:r>
+        <w:rPr>
+          <w:rFonts w:ascii="Times New Roman" w:hAnsi="Times New Roman" w:cs="Times New Roman"/>
+          <w:b/>
+          <w:bCs/>
+          <w:sz w:val="36"/>
+          <w:szCs w:val="36"/>
+        </w:rPr>
+        <w:t>(Software Requirement Specification – SRS)</w:t>
+      </w:r>
     </w:p>
     <w:p>
       <w:pPr>
@@ -204,7 +268,7 @@
           <w:bottom w:val="thinThickSmallGap" w:sz="24" w:space="31" w:color="auto"/>
           <w:right w:val="thinThickSmallGap" w:sz="24" w:space="4" w:color="auto"/>
         </w:pBdr>
-        <w:jc w:val="right"/>
+        <w:jc w:val="center"/>
         <w:rPr>
           <w:rFonts w:ascii="Times New Roman" w:hAnsi="Times New Roman" w:cs="Times New Roman"/>
           <w:b/>
@@ -212,6 +276,15 @@
           <w:szCs w:val="36"/>
         </w:rPr>
       </w:pPr>
+      <w:r>
+        <w:rPr>
+          <w:rFonts w:ascii="Times New Roman" w:hAnsi="Times New Roman" w:cs="Times New Roman"/>
+          <w:b/>
+          <w:sz w:val="36"/>
+          <w:szCs w:val="36"/>
+        </w:rPr>
+        <w:t>Online Shopping Store</w:t>
+      </w:r>
     </w:p>
     <w:p>
       <w:pPr>
@@ -221,33 +294,15 @@
           <w:bottom w:val="thinThickSmallGap" w:sz="24" w:space="31" w:color="auto"/>
           <w:right w:val="thinThickSmallGap" w:sz="24" w:space="4" w:color="auto"/>
         </w:pBdr>
-        <w:jc w:val="right"/>
+        <w:ind w:firstLine="720"/>
+        <w:jc w:val="center"/>
         <w:rPr>
           <w:rFonts w:ascii="Times New Roman" w:hAnsi="Times New Roman" w:cs="Times New Roman"/>
           <w:b/>
-          <w:bCs/>
-          <w:sz w:val="32"/>
-          <w:szCs w:val="32"/>
-        </w:rPr>
-      </w:pPr>
-      <w:r>
-        <w:rPr>
-          <w:rFonts w:ascii="Times New Roman" w:hAnsi="Times New Roman" w:cs="Times New Roman"/>
-          <w:b/>
-          <w:sz w:val="32"/>
-          <w:szCs w:val="32"/>
-        </w:rPr>
-        <w:t>Phiên bản</w:t>
-      </w:r>
-      <w:r>
-        <w:rPr>
-          <w:rFonts w:ascii="Times New Roman" w:hAnsi="Times New Roman" w:cs="Times New Roman"/>
-          <w:b/>
-          <w:sz w:val="32"/>
-          <w:szCs w:val="32"/>
-        </w:rPr>
-        <w:t>: v1.5</w:t>
-      </w:r>
+          <w:sz w:val="28"/>
+          <w:szCs w:val="28"/>
+        </w:rPr>
+      </w:pPr>
     </w:p>
     <w:p>
       <w:pPr>
@@ -257,15 +312,24 @@
           <w:bottom w:val="thinThickSmallGap" w:sz="24" w:space="31" w:color="auto"/>
           <w:right w:val="thinThickSmallGap" w:sz="24" w:space="4" w:color="auto"/>
         </w:pBdr>
-        <w:jc w:val="right"/>
+        <w:ind w:firstLine="720"/>
+        <w:jc w:val="center"/>
         <w:rPr>
           <w:rFonts w:ascii="Times New Roman" w:hAnsi="Times New Roman" w:cs="Times New Roman"/>
           <w:b/>
-          <w:bCs/>
-          <w:sz w:val="32"/>
-          <w:szCs w:val="32"/>
-        </w:rPr>
-      </w:pPr>
+          <w:sz w:val="28"/>
+          <w:szCs w:val="28"/>
+        </w:rPr>
+      </w:pPr>
+      <w:r>
+        <w:rPr>
+          <w:rFonts w:ascii="Times New Roman" w:hAnsi="Times New Roman" w:cs="Times New Roman"/>
+          <w:b/>
+          <w:sz w:val="28"/>
+          <w:szCs w:val="28"/>
+        </w:rPr>
+        <w:t>Giảng viên hướng dẫn: Ths. Nguyễn Văn Chiến</w:t>
+      </w:r>
     </w:p>
     <w:p>
       <w:pPr>
@@ -275,12 +339,16 @@
           <w:bottom w:val="thinThickSmallGap" w:sz="24" w:space="31" w:color="auto"/>
           <w:right w:val="thinThickSmallGap" w:sz="24" w:space="4" w:color="auto"/>
         </w:pBdr>
+        <w:tabs>
+          <w:tab w:val="left" w:pos="3119"/>
+        </w:tabs>
+        <w:jc w:val="center"/>
         <w:rPr>
           <w:rFonts w:ascii="Times New Roman" w:hAnsi="Times New Roman" w:cs="Times New Roman"/>
           <w:b/>
           <w:bCs/>
-          <w:sz w:val="32"/>
-          <w:szCs w:val="32"/>
+          <w:sz w:val="28"/>
+          <w:szCs w:val="28"/>
         </w:rPr>
       </w:pPr>
       <w:r>
@@ -288,10 +356,10 @@
           <w:rFonts w:ascii="Times New Roman" w:hAnsi="Times New Roman" w:cs="Times New Roman"/>
           <w:b/>
           <w:bCs/>
-          <w:sz w:val="32"/>
-          <w:szCs w:val="32"/>
-        </w:rPr>
-        <w:tab/>
+          <w:sz w:val="28"/>
+          <w:szCs w:val="28"/>
+        </w:rPr>
+        <w:t>Phiên bản: v1.6</w:t>
       </w:r>
     </w:p>
     <w:p>
@@ -302,13 +370,18 @@
           <w:bottom w:val="thinThickSmallGap" w:sz="24" w:space="31" w:color="auto"/>
           <w:right w:val="thinThickSmallGap" w:sz="24" w:space="4" w:color="auto"/>
         </w:pBdr>
-        <w:jc w:val="right"/>
+        <w:tabs>
+          <w:tab w:val="left" w:pos="3119"/>
+          <w:tab w:val="left" w:pos="4678"/>
+          <w:tab w:val="left" w:pos="5387"/>
+        </w:tabs>
+        <w:jc w:val="center"/>
         <w:rPr>
           <w:rFonts w:ascii="Times New Roman" w:hAnsi="Times New Roman" w:cs="Times New Roman"/>
           <w:b/>
           <w:bCs/>
-          <w:sz w:val="32"/>
-          <w:szCs w:val="32"/>
+          <w:sz w:val="28"/>
+          <w:szCs w:val="28"/>
         </w:rPr>
       </w:pPr>
       <w:r>
@@ -316,74 +389,11 @@
           <w:rFonts w:ascii="Times New Roman" w:hAnsi="Times New Roman" w:cs="Times New Roman"/>
           <w:b/>
           <w:bCs/>
-          <w:sz w:val="32"/>
-          <w:szCs w:val="32"/>
-        </w:rPr>
-        <w:t>Giảng viên hướng dẫn: Ths. Nguyễn Văn Chiến</w:t>
-      </w:r>
-    </w:p>
-    <w:p>
-      <w:pPr>
-        <w:pBdr>
-          <w:top w:val="thickThinSmallGap" w:sz="24" w:space="1" w:color="auto"/>
-          <w:left w:val="thickThinSmallGap" w:sz="24" w:space="4" w:color="auto"/>
-          <w:bottom w:val="thinThickSmallGap" w:sz="24" w:space="31" w:color="auto"/>
-          <w:right w:val="thinThickSmallGap" w:sz="24" w:space="4" w:color="auto"/>
-        </w:pBdr>
-        <w:jc w:val="right"/>
-        <w:rPr>
-          <w:rFonts w:ascii="Times New Roman" w:hAnsi="Times New Roman" w:cs="Times New Roman"/>
-          <w:b/>
-          <w:bCs/>
-          <w:sz w:val="32"/>
-          <w:szCs w:val="32"/>
-        </w:rPr>
-      </w:pPr>
-    </w:p>
-    <w:p>
-      <w:pPr>
-        <w:pBdr>
-          <w:top w:val="thickThinSmallGap" w:sz="24" w:space="1" w:color="auto"/>
-          <w:left w:val="thickThinSmallGap" w:sz="24" w:space="4" w:color="auto"/>
-          <w:bottom w:val="thinThickSmallGap" w:sz="24" w:space="31" w:color="auto"/>
-          <w:right w:val="thinThickSmallGap" w:sz="24" w:space="4" w:color="auto"/>
-        </w:pBdr>
-        <w:jc w:val="right"/>
-        <w:rPr>
-          <w:rFonts w:ascii="Times New Roman" w:hAnsi="Times New Roman" w:cs="Times New Roman"/>
-          <w:b/>
-          <w:bCs/>
-          <w:sz w:val="32"/>
-          <w:szCs w:val="32"/>
-        </w:rPr>
-      </w:pPr>
-      <w:r>
-        <w:rPr>
-          <w:rFonts w:ascii="Times New Roman" w:hAnsi="Times New Roman" w:cs="Times New Roman"/>
-          <w:b/>
-          <w:bCs/>
-          <w:sz w:val="32"/>
-          <w:szCs w:val="32"/>
-        </w:rPr>
-        <w:t>Được tạo bởi: Lê Hoàng Thanh</w:t>
-      </w:r>
-    </w:p>
-    <w:p>
-      <w:pPr>
-        <w:pBdr>
-          <w:top w:val="thickThinSmallGap" w:sz="24" w:space="1" w:color="auto"/>
-          <w:left w:val="thickThinSmallGap" w:sz="24" w:space="4" w:color="auto"/>
-          <w:bottom w:val="thinThickSmallGap" w:sz="24" w:space="31" w:color="auto"/>
-          <w:right w:val="thinThickSmallGap" w:sz="24" w:space="4" w:color="auto"/>
-        </w:pBdr>
-        <w:rPr>
-          <w:rFonts w:ascii="Times New Roman" w:hAnsi="Times New Roman" w:cs="Times New Roman"/>
-          <w:b/>
-          <w:bCs/>
-          <w:sz w:val="32"/>
-          <w:szCs w:val="32"/>
-        </w:rPr>
-      </w:pPr>
+          <w:sz w:val="28"/>
+          <w:szCs w:val="28"/>
+        </w:rPr>
+        <w:t>Người tạo: Lê Hoàng Thanh</w:t>
+      </w:r>
     </w:p>
     <w:p>
       <w:pPr>
@@ -400,8 +410,8 @@
           <w:rFonts w:ascii="Times New Roman" w:hAnsi="Times New Roman" w:cs="Times New Roman"/>
           <w:b/>
           <w:bCs/>
-          <w:sz w:val="32"/>
-          <w:szCs w:val="32"/>
+          <w:sz w:val="28"/>
+          <w:szCs w:val="28"/>
         </w:rPr>
       </w:pPr>
     </w:p>
@@ -416,25 +426,14 @@
         <w:tabs>
           <w:tab w:val="left" w:pos="3544"/>
         </w:tabs>
-        <w:jc w:val="right"/>
         <w:rPr>
           <w:rFonts w:ascii="Times New Roman" w:hAnsi="Times New Roman" w:cs="Times New Roman"/>
           <w:b/>
           <w:bCs/>
-          <w:sz w:val="32"/>
-          <w:szCs w:val="32"/>
-        </w:rPr>
-      </w:pPr>
-      <w:r>
-        <w:rPr>
-          <w:rFonts w:ascii="Times New Roman" w:hAnsi="Times New Roman" w:cs="Times New Roman"/>
-          <w:b/>
-          <w:bCs/>
-          <w:sz w:val="32"/>
-          <w:szCs w:val="32"/>
-        </w:rPr>
-        <w:tab/>
-      </w:r>
+          <w:sz w:val="28"/>
+          <w:szCs w:val="28"/>
+        </w:rPr>
+      </w:pPr>
     </w:p>
     <w:p>
       <w:pPr>
@@ -447,45 +446,94 @@
         <w:tabs>
           <w:tab w:val="left" w:pos="3544"/>
         </w:tabs>
-        <w:jc w:val="right"/>
         <w:rPr>
           <w:rFonts w:ascii="Times New Roman" w:hAnsi="Times New Roman" w:cs="Times New Roman"/>
           <w:b/>
           <w:bCs/>
-          <w:sz w:val="32"/>
-          <w:szCs w:val="32"/>
-        </w:rPr>
-      </w:pPr>
-      <w:r>
+          <w:sz w:val="28"/>
+          <w:szCs w:val="28"/>
+        </w:rPr>
+      </w:pPr>
+    </w:p>
+    <w:p>
+      <w:pPr>
+        <w:pBdr>
+          <w:top w:val="thickThinSmallGap" w:sz="24" w:space="1" w:color="auto"/>
+          <w:left w:val="thickThinSmallGap" w:sz="24" w:space="4" w:color="auto"/>
+          <w:bottom w:val="thinThickSmallGap" w:sz="24" w:space="31" w:color="auto"/>
+          <w:right w:val="thinThickSmallGap" w:sz="24" w:space="4" w:color="auto"/>
+        </w:pBdr>
+        <w:tabs>
+          <w:tab w:val="left" w:pos="3544"/>
+        </w:tabs>
         <w:rPr>
           <w:rFonts w:ascii="Times New Roman" w:hAnsi="Times New Roman" w:cs="Times New Roman"/>
           <w:b/>
           <w:bCs/>
-          <w:sz w:val="32"/>
-          <w:szCs w:val="32"/>
-        </w:rPr>
-        <w:t>Hồ Chí Minh,</w:t>
-      </w:r>
-      <w:r>
+          <w:sz w:val="28"/>
+          <w:szCs w:val="28"/>
+        </w:rPr>
+      </w:pPr>
+    </w:p>
+    <w:p>
+      <w:pPr>
+        <w:pBdr>
+          <w:top w:val="thickThinSmallGap" w:sz="24" w:space="1" w:color="auto"/>
+          <w:left w:val="thickThinSmallGap" w:sz="24" w:space="4" w:color="auto"/>
+          <w:bottom w:val="thinThickSmallGap" w:sz="24" w:space="31" w:color="auto"/>
+          <w:right w:val="thinThickSmallGap" w:sz="24" w:space="4" w:color="auto"/>
+        </w:pBdr>
+        <w:tabs>
+          <w:tab w:val="left" w:pos="3544"/>
+        </w:tabs>
         <w:rPr>
           <w:rFonts w:ascii="Times New Roman" w:hAnsi="Times New Roman" w:cs="Times New Roman"/>
           <w:b/>
           <w:bCs/>
-          <w:sz w:val="32"/>
-          <w:szCs w:val="32"/>
-        </w:rPr>
-        <w:t xml:space="preserve"> tháng 9,</w:t>
-      </w:r>
-      <w:r>
+          <w:sz w:val="28"/>
+          <w:szCs w:val="28"/>
+        </w:rPr>
+      </w:pPr>
+    </w:p>
+    <w:p>
+      <w:pPr>
+        <w:pBdr>
+          <w:top w:val="thickThinSmallGap" w:sz="24" w:space="1" w:color="auto"/>
+          <w:left w:val="thickThinSmallGap" w:sz="24" w:space="4" w:color="auto"/>
+          <w:bottom w:val="thinThickSmallGap" w:sz="24" w:space="31" w:color="auto"/>
+          <w:right w:val="thinThickSmallGap" w:sz="24" w:space="4" w:color="auto"/>
+        </w:pBdr>
+        <w:tabs>
+          <w:tab w:val="left" w:pos="3544"/>
+        </w:tabs>
         <w:rPr>
           <w:rFonts w:ascii="Times New Roman" w:hAnsi="Times New Roman" w:cs="Times New Roman"/>
           <w:b/>
           <w:bCs/>
-          <w:sz w:val="32"/>
-          <w:szCs w:val="32"/>
-        </w:rPr>
-        <w:t xml:space="preserve"> năm 2026</w:t>
-      </w:r>
+          <w:sz w:val="28"/>
+          <w:szCs w:val="28"/>
+        </w:rPr>
+      </w:pPr>
+    </w:p>
+    <w:p>
+      <w:pPr>
+        <w:pBdr>
+          <w:top w:val="thickThinSmallGap" w:sz="24" w:space="1" w:color="auto"/>
+          <w:left w:val="thickThinSmallGap" w:sz="24" w:space="4" w:color="auto"/>
+          <w:bottom w:val="thinThickSmallGap" w:sz="24" w:space="31" w:color="auto"/>
+          <w:right w:val="thinThickSmallGap" w:sz="24" w:space="4" w:color="auto"/>
+        </w:pBdr>
+        <w:tabs>
+          <w:tab w:val="left" w:pos="3544"/>
+        </w:tabs>
+        <w:rPr>
+          <w:rFonts w:ascii="Times New Roman" w:hAnsi="Times New Roman" w:cs="Times New Roman"/>
+          <w:b/>
+          <w:bCs/>
+          <w:sz w:val="28"/>
+          <w:szCs w:val="28"/>
+        </w:rPr>
+      </w:pPr>
     </w:p>
     <w:p>
       <w:pPr>
@@ -507,19 +555,7 @@
           <w:szCs w:val="28"/>
         </w:rPr>
       </w:pPr>
-    </w:p>
-    <w:p>
-      <w:pPr>
-        <w:pBdr>
-          <w:top w:val="thickThinSmallGap" w:sz="24" w:space="1" w:color="auto"/>
-          <w:left w:val="thickThinSmallGap" w:sz="24" w:space="4" w:color="auto"/>
-          <w:bottom w:val="thinThickSmallGap" w:sz="24" w:space="31" w:color="auto"/>
-          <w:right w:val="thinThickSmallGap" w:sz="24" w:space="4" w:color="auto"/>
-        </w:pBdr>
-        <w:tabs>
-          <w:tab w:val="left" w:pos="3544"/>
-        </w:tabs>
-        <w:jc w:val="center"/>
+      <w:r>
         <w:rPr>
           <w:rFonts w:ascii="Times New Roman" w:hAnsi="Times New Roman" w:cs="Times New Roman"/>
           <w:b/>
@@ -527,7 +563,8 @@
           <w:sz w:val="28"/>
           <w:szCs w:val="28"/>
         </w:rPr>
-      </w:pPr>
+        <w:t>Hồ Chí Minh, năm 2026</w:t>
+      </w:r>
     </w:p>
     <w:p>
       <w:pPr>
@@ -4911,27 +4948,7 @@
             <w:sz w:val="26"/>
             <w:szCs w:val="26"/>
           </w:rPr>
-          <w:t>Sơ đồ 1: Sơ đồ lớp (</w:t>
-        </w:r>
-        <w:r>
-          <w:rPr>
-            <w:rStyle w:val="Hyperlink"/>
-            <w:rFonts w:ascii="Times New Roman" w:hAnsi="Times New Roman" w:cs="Times New Roman"/>
-            <w:noProof/>
-            <w:sz w:val="26"/>
-            <w:szCs w:val="26"/>
-          </w:rPr>
-          <w:t>C</w:t>
-        </w:r>
-        <w:r>
-          <w:rPr>
-            <w:rStyle w:val="Hyperlink"/>
-            <w:rFonts w:ascii="Times New Roman" w:hAnsi="Times New Roman" w:cs="Times New Roman"/>
-            <w:noProof/>
-            <w:sz w:val="26"/>
-            <w:szCs w:val="26"/>
-          </w:rPr>
-          <w:t>lass Diagram)</w:t>
+          <w:t>Sơ đồ 1: Sơ đồ lớp (Class Diagram)</w:t>
         </w:r>
         <w:r>
           <w:rPr>
@@ -15813,7 +15830,7 @@
                     </pic:cNvPicPr>
                   </pic:nvPicPr>
                   <pic:blipFill>
-                    <a:blip r:embed="rId8">
+                    <a:blip r:embed="rId9">
                       <a:extLst>
                         <a:ext uri="{28A0092B-C50C-407E-A947-70E740481C1C}">
                           <a14:useLocalDpi xmlns:a14="http://schemas.microsoft.com/office/drawing/2010/main" val="0"/>
@@ -18796,7 +18813,7 @@
                     </pic:cNvPicPr>
                   </pic:nvPicPr>
                   <pic:blipFill>
-                    <a:blip r:embed="rId9" cstate="print">
+                    <a:blip r:embed="rId10" cstate="print">
                       <a:extLst>
                         <a:ext uri="{28A0092B-C50C-407E-A947-70E740481C1C}">
                           <a14:useLocalDpi xmlns:a14="http://schemas.microsoft.com/office/drawing/2010/main" val="0"/>
@@ -21144,7 +21161,7 @@
                     </pic:cNvPicPr>
                   </pic:nvPicPr>
                   <pic:blipFill>
-                    <a:blip r:embed="rId10">
+                    <a:blip r:embed="rId11">
                       <a:extLst>
                         <a:ext uri="{28A0092B-C50C-407E-A947-70E740481C1C}">
                           <a14:useLocalDpi xmlns:a14="http://schemas.microsoft.com/office/drawing/2010/main" val="0"/>
@@ -21260,7 +21277,7 @@
                     </pic:cNvPicPr>
                   </pic:nvPicPr>
                   <pic:blipFill>
-                    <a:blip r:embed="rId11">
+                    <a:blip r:embed="rId12">
                       <a:extLst>
                         <a:ext uri="{28A0092B-C50C-407E-A947-70E740481C1C}">
                           <a14:useLocalDpi xmlns:a14="http://schemas.microsoft.com/office/drawing/2010/main" val="0"/>
@@ -21373,7 +21390,7 @@
                     </pic:cNvPicPr>
                   </pic:nvPicPr>
                   <pic:blipFill>
-                    <a:blip r:embed="rId12">
+                    <a:blip r:embed="rId13">
                       <a:extLst>
                         <a:ext uri="{28A0092B-C50C-407E-A947-70E740481C1C}">
                           <a14:useLocalDpi xmlns:a14="http://schemas.microsoft.com/office/drawing/2010/main" val="0"/>
@@ -21453,7 +21470,7 @@
                     </pic:cNvPicPr>
                   </pic:nvPicPr>
                   <pic:blipFill>
-                    <a:blip r:embed="rId13">
+                    <a:blip r:embed="rId14">
                       <a:extLst>
                         <a:ext uri="{28A0092B-C50C-407E-A947-70E740481C1C}">
                           <a14:useLocalDpi xmlns:a14="http://schemas.microsoft.com/office/drawing/2010/main" val="0"/>
@@ -21533,7 +21550,7 @@
                     </pic:cNvPicPr>
                   </pic:nvPicPr>
                   <pic:blipFill>
-                    <a:blip r:embed="rId14">
+                    <a:blip r:embed="rId15">
                       <a:extLst>
                         <a:ext uri="{28A0092B-C50C-407E-A947-70E740481C1C}">
                           <a14:useLocalDpi xmlns:a14="http://schemas.microsoft.com/office/drawing/2010/main" val="0"/>
@@ -21613,7 +21630,7 @@
                     </pic:cNvPicPr>
                   </pic:nvPicPr>
                   <pic:blipFill>
-                    <a:blip r:embed="rId15">
+                    <a:blip r:embed="rId16">
                       <a:extLst>
                         <a:ext uri="{28A0092B-C50C-407E-A947-70E740481C1C}">
                           <a14:useLocalDpi xmlns:a14="http://schemas.microsoft.com/office/drawing/2010/main" val="0"/>
@@ -21702,7 +21719,7 @@
                     </pic:cNvPicPr>
                   </pic:nvPicPr>
                   <pic:blipFill>
-                    <a:blip r:embed="rId16">
+                    <a:blip r:embed="rId17">
                       <a:extLst>
                         <a:ext uri="{28A0092B-C50C-407E-A947-70E740481C1C}">
                           <a14:useLocalDpi xmlns:a14="http://schemas.microsoft.com/office/drawing/2010/main" val="0"/>
@@ -21791,7 +21808,7 @@
                     </pic:cNvPicPr>
                   </pic:nvPicPr>
                   <pic:blipFill>
-                    <a:blip r:embed="rId17">
+                    <a:blip r:embed="rId18">
                       <a:extLst>
                         <a:ext uri="{28A0092B-C50C-407E-A947-70E740481C1C}">
                           <a14:useLocalDpi xmlns:a14="http://schemas.microsoft.com/office/drawing/2010/main" val="0"/>
@@ -21907,7 +21924,7 @@
                     </pic:cNvPicPr>
                   </pic:nvPicPr>
                   <pic:blipFill>
-                    <a:blip r:embed="rId18">
+                    <a:blip r:embed="rId19">
                       <a:extLst>
                         <a:ext uri="{28A0092B-C50C-407E-A947-70E740481C1C}">
                           <a14:useLocalDpi xmlns:a14="http://schemas.microsoft.com/office/drawing/2010/main" val="0"/>
@@ -21990,7 +22007,7 @@
                     </pic:cNvPicPr>
                   </pic:nvPicPr>
                   <pic:blipFill>
-                    <a:blip r:embed="rId19">
+                    <a:blip r:embed="rId20">
                       <a:extLst>
                         <a:ext uri="{28A0092B-C50C-407E-A947-70E740481C1C}">
                           <a14:useLocalDpi xmlns:a14="http://schemas.microsoft.com/office/drawing/2010/main" val="0"/>
@@ -22075,7 +22092,7 @@
                     </pic:cNvPicPr>
                   </pic:nvPicPr>
                   <pic:blipFill>
-                    <a:blip r:embed="rId20">
+                    <a:blip r:embed="rId21">
                       <a:extLst>
                         <a:ext uri="{28A0092B-C50C-407E-A947-70E740481C1C}">
                           <a14:useLocalDpi xmlns:a14="http://schemas.microsoft.com/office/drawing/2010/main" val="0"/>
@@ -22189,7 +22206,7 @@
                     </pic:cNvPicPr>
                   </pic:nvPicPr>
                   <pic:blipFill>
-                    <a:blip r:embed="rId21">
+                    <a:blip r:embed="rId22">
                       <a:extLst>
                         <a:ext uri="{28A0092B-C50C-407E-A947-70E740481C1C}">
                           <a14:useLocalDpi xmlns:a14="http://schemas.microsoft.com/office/drawing/2010/main" val="0"/>
@@ -29599,7 +29616,6 @@
                 <w:sz w:val="26"/>
                 <w:szCs w:val="26"/>
               </w:rPr>
-              <w:lastRenderedPageBreak/>
               <w:t>7</w:t>
             </w:r>
           </w:p>
@@ -30278,8 +30294,8 @@
       </w:pPr>
     </w:p>
     <w:sectPr>
-      <w:headerReference w:type="default" r:id="rId22"/>
-      <w:footerReference w:type="default" r:id="rId23"/>
+      <w:headerReference w:type="default" r:id="rId23"/>
+      <w:footerReference w:type="default" r:id="rId24"/>
       <w:pgSz w:w="12240" w:h="15840"/>
       <w:pgMar w:top="1440" w:right="1440" w:bottom="1440" w:left="1440" w:header="720" w:footer="720" w:gutter="0"/>
       <w:pgNumType w:start="1"/>
@@ -31533,6 +31549,7 @@
   <w:style w:type="character" w:default="1" w:styleId="DefaultParagraphFont">
     <w:name w:val="Default Paragraph Font"/>
     <w:uiPriority w:val="1"/>
+    <w:semiHidden/>
     <w:unhideWhenUsed/>
   </w:style>
   <w:style w:type="table" w:default="1" w:styleId="TableNormal">

--- a/Docs/Requirements/SRS.docx
+++ b/Docs/Requirements/SRS.docx
@@ -359,7 +359,17 @@
           <w:sz w:val="28"/>
           <w:szCs w:val="28"/>
         </w:rPr>
-        <w:t>Phiên bản: v1.6</w:t>
+        <w:t>Phiên bản: v1.</w:t>
+      </w:r>
+      <w:r>
+        <w:rPr>
+          <w:rFonts w:ascii="Times New Roman" w:hAnsi="Times New Roman" w:cs="Times New Roman"/>
+          <w:b/>
+          <w:bCs/>
+          <w:sz w:val="28"/>
+          <w:szCs w:val="28"/>
+        </w:rPr>
+        <w:t>5</w:t>
       </w:r>
     </w:p>
     <w:p>
@@ -29616,6 +29626,7 @@
                 <w:sz w:val="26"/>
                 <w:szCs w:val="26"/>
               </w:rPr>
+              <w:lastRenderedPageBreak/>
               <w:t>7</w:t>
             </w:r>
           </w:p>

--- a/Docs/Requirements/SRS.docx
+++ b/Docs/Requirements/SRS.docx
@@ -581,7 +581,6 @@
         <w:rPr>
           <w:rFonts w:ascii="Times New Roman" w:hAnsi="Times New Roman" w:cs="Times New Roman"/>
           <w:b/>
-          <w:i/>
           <w:sz w:val="26"/>
           <w:szCs w:val="26"/>
         </w:rPr>
@@ -1065,15 +1064,7 @@
                 <w:sz w:val="26"/>
                 <w:szCs w:val="26"/>
               </w:rPr>
-              <w:t>Thiết lập Business Rules</w:t>
-            </w:r>
-            <w:r>
-              <w:rPr>
-                <w:rFonts w:ascii="Times New Roman" w:hAnsi="Times New Roman" w:cs="Times New Roman"/>
-                <w:sz w:val="26"/>
-                <w:szCs w:val="26"/>
-              </w:rPr>
-              <w:t xml:space="preserve">, </w:t>
+              <w:t xml:space="preserve">Thiết lập Business Rules, </w:t>
             </w:r>
             <w:r>
               <w:rPr>
@@ -6175,6 +6166,7 @@
         <w:spacing w:line="360" w:lineRule="auto"/>
         <w:rPr>
           <w:rFonts w:cs="Times New Roman"/>
+          <w:iCs w:val="0"/>
           <w:szCs w:val="26"/>
         </w:rPr>
       </w:pPr>
@@ -6182,6 +6174,7 @@
       <w:r>
         <w:rPr>
           <w:rFonts w:cs="Times New Roman"/>
+          <w:iCs w:val="0"/>
           <w:szCs w:val="26"/>
         </w:rPr>
         <w:t>1.1 Mục đích tài liệu (Purpose)</w:t>
@@ -6221,7 +6214,7 @@
           <w:sz w:val="26"/>
           <w:szCs w:val="26"/>
         </w:rPr>
-        <w:t>). Tài liệu dành cho giảng viên hướng dẫn, các thành viên trong nhóm phát triển và đội ngũ kiểm thử (QA/Tester) đọc để đối chiếu.</w:t>
+        <w:t>). Tài liệu dành cho giảng viên hướng dẫn, các thành viên trong nhóm đọc để đối chiếu.</w:t>
       </w:r>
     </w:p>
     <w:p>
@@ -6242,6 +6235,7 @@
         <w:spacing w:line="360" w:lineRule="auto"/>
         <w:rPr>
           <w:rFonts w:cs="Times New Roman"/>
+          <w:iCs w:val="0"/>
           <w:szCs w:val="26"/>
         </w:rPr>
       </w:pPr>
@@ -6249,6 +6243,7 @@
       <w:r>
         <w:rPr>
           <w:rFonts w:cs="Times New Roman"/>
+          <w:iCs w:val="0"/>
           <w:szCs w:val="26"/>
         </w:rPr>
         <w:t>1.2 Phạm vi sản phẩm (Scope)</w:t>
@@ -6276,29 +6271,10 @@
       <w:r>
         <w:rPr>
           <w:rFonts w:ascii="Times New Roman" w:hAnsi="Times New Roman" w:cs="Times New Roman"/>
-          <w:iCs/>
-          <w:sz w:val="26"/>
-          <w:szCs w:val="26"/>
-        </w:rPr>
-        <w:t>Tên sản phẩm</w:t>
-      </w:r>
-      <w:r>
-        <w:rPr>
-          <w:rFonts w:ascii="Times New Roman" w:hAnsi="Times New Roman" w:cs="Times New Roman"/>
-          <w:i/>
-          <w:iCs/>
-          <w:sz w:val="26"/>
-          <w:szCs w:val="26"/>
-        </w:rPr>
-        <w:t>:</w:t>
-      </w:r>
-      <w:r>
-        <w:rPr>
-          <w:rFonts w:ascii="Times New Roman" w:hAnsi="Times New Roman" w:cs="Times New Roman"/>
-          <w:sz w:val="26"/>
-          <w:szCs w:val="26"/>
-        </w:rPr>
-        <w:t xml:space="preserve"> Online Shopping Store, một website bán hàng trực tuyến. </w:t>
+          <w:sz w:val="26"/>
+          <w:szCs w:val="26"/>
+        </w:rPr>
+        <w:t xml:space="preserve">Tên sản phẩm: Online Shopping Store, một website bán hàng trực tuyến. </w:t>
       </w:r>
     </w:p>
     <w:p>
@@ -6322,29 +6298,10 @@
       <w:r>
         <w:rPr>
           <w:rFonts w:ascii="Times New Roman" w:hAnsi="Times New Roman" w:cs="Times New Roman"/>
-          <w:iCs/>
-          <w:sz w:val="26"/>
-          <w:szCs w:val="26"/>
-        </w:rPr>
-        <w:t>Sản phẩm sẽ làm</w:t>
-      </w:r>
-      <w:r>
-        <w:rPr>
-          <w:rFonts w:ascii="Times New Roman" w:hAnsi="Times New Roman" w:cs="Times New Roman"/>
-          <w:i/>
-          <w:iCs/>
-          <w:sz w:val="26"/>
-          <w:szCs w:val="26"/>
-        </w:rPr>
-        <w:t>:</w:t>
-      </w:r>
-      <w:r>
-        <w:rPr>
-          <w:rFonts w:ascii="Times New Roman" w:hAnsi="Times New Roman" w:cs="Times New Roman"/>
-          <w:sz w:val="26"/>
-          <w:szCs w:val="26"/>
-        </w:rPr>
-        <w:t xml:space="preserve"> Hỗ trợ người dùng đăng ký/đăng nhập, xem sản phẩm theo danh mục, thao tác với giỏ hàng, đặt hàng, và quản lý sản phẩm/đơn hàng theo từng role (Customer, Employee, Manager). </w:t>
+          <w:sz w:val="26"/>
+          <w:szCs w:val="26"/>
+        </w:rPr>
+        <w:t xml:space="preserve">Sản phẩm sẽ làm: Hỗ trợ người dùng đăng ký/đăng nhập, xem sản phẩm theo danh mục, thao tác với giỏ hàng, đặt hàng, và quản lý sản phẩm/đơn hàng theo từng role (Customer, Employee, Manager). </w:t>
       </w:r>
     </w:p>
     <w:p>
@@ -6368,29 +6325,10 @@
       <w:r>
         <w:rPr>
           <w:rFonts w:ascii="Times New Roman" w:hAnsi="Times New Roman" w:cs="Times New Roman"/>
-          <w:iCs/>
-          <w:sz w:val="26"/>
-          <w:szCs w:val="26"/>
-        </w:rPr>
-        <w:t>Sản phẩm sẽ không làm</w:t>
-      </w:r>
-      <w:r>
-        <w:rPr>
-          <w:rFonts w:ascii="Times New Roman" w:hAnsi="Times New Roman" w:cs="Times New Roman"/>
-          <w:i/>
-          <w:iCs/>
-          <w:sz w:val="26"/>
-          <w:szCs w:val="26"/>
-        </w:rPr>
-        <w:t>:</w:t>
-      </w:r>
-      <w:r>
-        <w:rPr>
-          <w:rFonts w:ascii="Times New Roman" w:hAnsi="Times New Roman" w:cs="Times New Roman"/>
-          <w:sz w:val="26"/>
-          <w:szCs w:val="26"/>
-        </w:rPr>
-        <w:t xml:space="preserve"> Không tích hợp cổng thanh toán online thật (VNPay/Momo), không có app mobile riêng, và không hỗ trợ đa ngôn ngữ.</w:t>
+          <w:sz w:val="26"/>
+          <w:szCs w:val="26"/>
+        </w:rPr>
+        <w:t>Sản phẩm sẽ không làm: Không tích hợp cổng thanh toán online thật (VNPay/Momo), không có app mobile riêng, và không hỗ trợ đa ngôn ngữ.</w:t>
       </w:r>
     </w:p>
     <w:p>
@@ -6437,6 +6375,7 @@
         <w:spacing w:line="360" w:lineRule="auto"/>
         <w:rPr>
           <w:rFonts w:cs="Times New Roman"/>
+          <w:iCs w:val="0"/>
           <w:szCs w:val="26"/>
         </w:rPr>
       </w:pPr>
@@ -6444,6 +6383,7 @@
       <w:r>
         <w:rPr>
           <w:rFonts w:cs="Times New Roman"/>
+          <w:iCs w:val="0"/>
           <w:szCs w:val="26"/>
         </w:rPr>
         <w:t>1.3 Định nghĩa, từ viết tắt, thuật ngữ (Definitions, Acronyms, Abbreviations)</w:t>
@@ -6934,6 +6874,7 @@
         <w:spacing w:line="360" w:lineRule="auto"/>
         <w:rPr>
           <w:rFonts w:cs="Times New Roman"/>
+          <w:iCs w:val="0"/>
           <w:szCs w:val="26"/>
         </w:rPr>
       </w:pPr>
@@ -6941,6 +6882,7 @@
       <w:r>
         <w:rPr>
           <w:rFonts w:cs="Times New Roman"/>
+          <w:iCs w:val="0"/>
           <w:szCs w:val="26"/>
         </w:rPr>
         <w:t>1.4 Tài liệu tham khảo (References)</w:t>
@@ -7115,6 +7057,7 @@
         <w:spacing w:line="360" w:lineRule="auto"/>
         <w:rPr>
           <w:rFonts w:cs="Times New Roman"/>
+          <w:iCs w:val="0"/>
           <w:szCs w:val="26"/>
           <w:lang w:val="fr-FR"/>
         </w:rPr>
@@ -7123,6 +7066,7 @@
       <w:r>
         <w:rPr>
           <w:rFonts w:cs="Times New Roman"/>
+          <w:iCs w:val="0"/>
           <w:szCs w:val="26"/>
           <w:lang w:val="fr-FR"/>
         </w:rPr>
@@ -7194,6 +7138,7 @@
         <w:jc w:val="both"/>
         <w:rPr>
           <w:rFonts w:cs="Times New Roman"/>
+          <w:iCs w:val="0"/>
           <w:szCs w:val="26"/>
         </w:rPr>
       </w:pPr>
@@ -7201,6 +7146,7 @@
       <w:r>
         <w:rPr>
           <w:rFonts w:cs="Times New Roman"/>
+          <w:iCs w:val="0"/>
           <w:szCs w:val="26"/>
         </w:rPr>
         <w:t>2.1 Bối cảnh sản phẩm (Product Perspective)</w:t>
@@ -7231,7 +7177,23 @@
           <w:sz w:val="26"/>
           <w:szCs w:val="26"/>
         </w:rPr>
-        <w:t>Đây là sản phẩm độc lập (standalone), không phụ thuộc hệ thống lớn hơn.</w:t>
+        <w:t xml:space="preserve">Đây là sản phẩm </w:t>
+      </w:r>
+      <w:r>
+        <w:rPr>
+          <w:rFonts w:ascii="Times New Roman" w:hAnsi="Times New Roman" w:cs="Times New Roman"/>
+          <w:sz w:val="26"/>
+          <w:szCs w:val="26"/>
+        </w:rPr>
+        <w:t xml:space="preserve">môn học, </w:t>
+      </w:r>
+      <w:r>
+        <w:rPr>
+          <w:rFonts w:ascii="Times New Roman" w:hAnsi="Times New Roman" w:cs="Times New Roman"/>
+          <w:sz w:val="26"/>
+          <w:szCs w:val="26"/>
+        </w:rPr>
+        <w:t>không phụ thuộc hệ thống lớn hơn.</w:t>
       </w:r>
     </w:p>
     <w:p>
@@ -7306,6 +7268,7 @@
         <w:jc w:val="both"/>
         <w:rPr>
           <w:rFonts w:cs="Times New Roman"/>
+          <w:iCs w:val="0"/>
           <w:szCs w:val="26"/>
         </w:rPr>
       </w:pPr>
@@ -7313,6 +7276,7 @@
       <w:r>
         <w:rPr>
           <w:rFonts w:cs="Times New Roman"/>
+          <w:iCs w:val="0"/>
           <w:szCs w:val="26"/>
         </w:rPr>
         <w:t>2.2 Chức năng sản phẩm (Product Functions)</w:t>
@@ -7526,6 +7490,7 @@
         <w:jc w:val="both"/>
         <w:rPr>
           <w:rFonts w:cs="Times New Roman"/>
+          <w:iCs w:val="0"/>
           <w:szCs w:val="26"/>
         </w:rPr>
       </w:pPr>
@@ -7533,6 +7498,7 @@
       <w:r>
         <w:rPr>
           <w:rFonts w:cs="Times New Roman"/>
+          <w:iCs w:val="0"/>
           <w:szCs w:val="26"/>
         </w:rPr>
         <w:t>2.3 Đặc điểm người dùng (User Characteristics)</w:t>
@@ -7639,6 +7605,7 @@
         <w:jc w:val="both"/>
         <w:rPr>
           <w:rFonts w:cs="Times New Roman"/>
+          <w:iCs w:val="0"/>
           <w:szCs w:val="26"/>
         </w:rPr>
       </w:pPr>
@@ -7646,6 +7613,7 @@
       <w:r>
         <w:rPr>
           <w:rFonts w:cs="Times New Roman"/>
+          <w:iCs w:val="0"/>
           <w:szCs w:val="26"/>
         </w:rPr>
         <w:t>2.4 Ràng buộc chung (General Constraints)</w:t>
@@ -7778,6 +7746,7 @@
         <w:jc w:val="both"/>
         <w:rPr>
           <w:rFonts w:cs="Times New Roman"/>
+          <w:iCs w:val="0"/>
           <w:szCs w:val="26"/>
         </w:rPr>
       </w:pPr>
@@ -7785,6 +7754,7 @@
       <w:r>
         <w:rPr>
           <w:rFonts w:cs="Times New Roman"/>
+          <w:iCs w:val="0"/>
           <w:szCs w:val="26"/>
         </w:rPr>
         <w:t>2.5 Giả định và phụ thuộc (Assumptions and Dependencies)</w:t>
@@ -7804,8 +7774,6 @@
       <w:r>
         <w:rPr>
           <w:rFonts w:ascii="Times New Roman" w:hAnsi="Times New Roman" w:cs="Times New Roman"/>
-          <w:i/>
-          <w:iCs/>
           <w:sz w:val="26"/>
           <w:szCs w:val="26"/>
         </w:rPr>
@@ -7814,20 +7782,10 @@
       <w:r>
         <w:rPr>
           <w:rFonts w:ascii="Times New Roman" w:hAnsi="Times New Roman" w:cs="Times New Roman"/>
-          <w:i/>
-          <w:iCs/>
-          <w:sz w:val="26"/>
-          <w:szCs w:val="26"/>
-        </w:rPr>
-        <w:t>Giả định:</w:t>
-      </w:r>
-      <w:r>
-        <w:rPr>
-          <w:rFonts w:ascii="Times New Roman" w:hAnsi="Times New Roman" w:cs="Times New Roman"/>
-          <w:sz w:val="26"/>
-          <w:szCs w:val="26"/>
-        </w:rPr>
-        <w:t xml:space="preserve"> dữ liệu mẫu (import.sql) đại diện đủ cho các trường hợp test.</w:t>
+          <w:sz w:val="26"/>
+          <w:szCs w:val="26"/>
+        </w:rPr>
+        <w:t>Giả định: dữ liệu mẫu (import.sql) đại diện đủ cho các trường hợp test.</w:t>
       </w:r>
     </w:p>
     <w:p>
@@ -7843,8 +7801,6 @@
       <w:r>
         <w:rPr>
           <w:rFonts w:ascii="Times New Roman" w:hAnsi="Times New Roman" w:cs="Times New Roman"/>
-          <w:i/>
-          <w:iCs/>
           <w:sz w:val="26"/>
           <w:szCs w:val="26"/>
         </w:rPr>
@@ -7853,20 +7809,10 @@
       <w:r>
         <w:rPr>
           <w:rFonts w:ascii="Times New Roman" w:hAnsi="Times New Roman" w:cs="Times New Roman"/>
-          <w:i/>
-          <w:iCs/>
-          <w:sz w:val="26"/>
-          <w:szCs w:val="26"/>
-        </w:rPr>
-        <w:t>Phụ thuộc:</w:t>
-      </w:r>
-      <w:r>
-        <w:rPr>
-          <w:rFonts w:ascii="Times New Roman" w:hAnsi="Times New Roman" w:cs="Times New Roman"/>
-          <w:sz w:val="26"/>
-          <w:szCs w:val="26"/>
-        </w:rPr>
-        <w:t xml:space="preserve"> hệ thống phụ thuộc vào JWT còn hiệu lực để xác thực.</w:t>
+          <w:sz w:val="26"/>
+          <w:szCs w:val="26"/>
+        </w:rPr>
+        <w:t>Phụ thuộc: hệ thống phụ thuộc vào JWT còn hiệu lực để xác thực.</w:t>
       </w:r>
     </w:p>
     <w:p>
@@ -7882,8 +7828,6 @@
       <w:r>
         <w:rPr>
           <w:rFonts w:ascii="Times New Roman" w:hAnsi="Times New Roman" w:cs="Times New Roman"/>
-          <w:i/>
-          <w:iCs/>
           <w:sz w:val="26"/>
           <w:szCs w:val="26"/>
         </w:rPr>
@@ -7892,20 +7836,10 @@
       <w:r>
         <w:rPr>
           <w:rFonts w:ascii="Times New Roman" w:hAnsi="Times New Roman" w:cs="Times New Roman"/>
-          <w:i/>
-          <w:iCs/>
-          <w:sz w:val="26"/>
-          <w:szCs w:val="26"/>
-        </w:rPr>
-        <w:t>Phụ thuộc quan trọng cho việc test:</w:t>
-      </w:r>
-      <w:r>
-        <w:rPr>
-          <w:rFonts w:ascii="Times New Roman" w:hAnsi="Times New Roman" w:cs="Times New Roman"/>
-          <w:sz w:val="26"/>
-          <w:szCs w:val="26"/>
-        </w:rPr>
-        <w:t xml:space="preserve"> vì ddl-auto: create, mỗi lần restart Backend (IntelliJ) là 1 lần reset toàn bộ dữ liệu về đúng import.sql ban đầu. Team cần restart Backend trước mỗi vòng test Cancel/Complete Order để đảm bảo dữ liệu ở đúng trạng thái "mới" (orderStatus = 0).</w:t>
+          <w:sz w:val="26"/>
+          <w:szCs w:val="26"/>
+        </w:rPr>
+        <w:t>Phụ thuộc quan trọng cho việc test: vì ddl-auto: create, mỗi lần restart Backend (IntelliJ) là 1 lần reset toàn bộ dữ liệu về đúng import.sql ban đầu. Team cần restart Backend trước mỗi vòng test Cancel/Complete Order để đảm bảo dữ liệu ở đúng trạng thái "mới" (orderStatus = 0).</w:t>
       </w:r>
     </w:p>
     <w:p>
@@ -7945,6 +7879,7 @@
         <w:spacing w:line="360" w:lineRule="auto"/>
         <w:rPr>
           <w:rFonts w:cs="Times New Roman"/>
+          <w:iCs w:val="0"/>
           <w:szCs w:val="26"/>
         </w:rPr>
       </w:pPr>
@@ -7952,6 +7887,7 @@
       <w:r>
         <w:rPr>
           <w:rFonts w:cs="Times New Roman"/>
+          <w:iCs w:val="0"/>
           <w:szCs w:val="26"/>
         </w:rPr>
         <w:t>3.1 Module Authentication (Đăng ký / Đăng nhập / Đăng xuất)</w:t>
@@ -9409,6 +9345,7 @@
         <w:spacing w:line="360" w:lineRule="auto"/>
         <w:rPr>
           <w:rFonts w:cs="Times New Roman"/>
+          <w:iCs w:val="0"/>
           <w:szCs w:val="26"/>
           <w:lang w:val="fr-FR"/>
         </w:rPr>
@@ -9417,6 +9354,7 @@
       <w:r>
         <w:rPr>
           <w:rFonts w:cs="Times New Roman"/>
+          <w:iCs w:val="0"/>
           <w:szCs w:val="26"/>
           <w:lang w:val="fr-FR"/>
         </w:rPr>
@@ -10298,6 +10236,7 @@
         <w:spacing w:line="360" w:lineRule="auto"/>
         <w:rPr>
           <w:rFonts w:cs="Times New Roman"/>
+          <w:iCs w:val="0"/>
           <w:szCs w:val="26"/>
         </w:rPr>
       </w:pPr>
@@ -10305,6 +10244,7 @@
       <w:r>
         <w:rPr>
           <w:rFonts w:cs="Times New Roman"/>
+          <w:iCs w:val="0"/>
           <w:szCs w:val="26"/>
         </w:rPr>
         <w:t>3.3 Module Sản phẩm (Product) &amp; Danh mục (Category)</w:t>
@@ -12935,43 +12875,7 @@
         <w:rPr>
           <w:rFonts w:cs="Times New Roman"/>
         </w:rPr>
-        <w:t>3.</w:t>
-      </w:r>
-      <w:r>
-        <w:rPr>
-          <w:rFonts w:cs="Times New Roman"/>
-        </w:rPr>
-        <w:t>3.1</w:t>
-      </w:r>
-      <w:r>
-        <w:rPr>
-          <w:rFonts w:cs="Times New Roman"/>
-        </w:rPr>
-        <w:t xml:space="preserve"> </w:t>
-      </w:r>
-      <w:r>
-        <w:rPr>
-          <w:rFonts w:cs="Times New Roman"/>
-        </w:rPr>
-        <w:t xml:space="preserve">Business Rules – </w:t>
-      </w:r>
-      <w:r>
-        <w:rPr>
-          <w:rFonts w:cs="Times New Roman"/>
-        </w:rPr>
-        <w:t>Product</w:t>
-      </w:r>
-      <w:r>
-        <w:rPr>
-          <w:rFonts w:cs="Times New Roman"/>
-        </w:rPr>
-        <w:t xml:space="preserve"> </w:t>
-      </w:r>
-      <w:r>
-        <w:rPr>
-          <w:rFonts w:cs="Times New Roman"/>
-        </w:rPr>
-        <w:t>(</w:t>
+        <w:t>3.3.1 Business Rules – Product (</w:t>
       </w:r>
       <w:r>
         <w:rPr>
@@ -12991,33 +12895,40 @@
       <w:tblPr>
         <w:tblStyle w:val="TableGrid"/>
         <w:tblW w:w="0" w:type="auto"/>
+        <w:tblLayout w:type="fixed"/>
         <w:tblLook w:val="04A0" w:firstRow="1" w:lastRow="0" w:firstColumn="1" w:lastColumn="0" w:noHBand="0" w:noVBand="1"/>
       </w:tblPr>
       <w:tblGrid>
-        <w:gridCol w:w="1151"/>
-        <w:gridCol w:w="1945"/>
-        <w:gridCol w:w="1293"/>
-        <w:gridCol w:w="1409"/>
-        <w:gridCol w:w="1119"/>
-        <w:gridCol w:w="1153"/>
-        <w:gridCol w:w="1280"/>
+        <w:gridCol w:w="1271"/>
+        <w:gridCol w:w="1808"/>
+        <w:gridCol w:w="1386"/>
+        <w:gridCol w:w="1830"/>
+        <w:gridCol w:w="727"/>
+        <w:gridCol w:w="821"/>
+        <w:gridCol w:w="1507"/>
       </w:tblGrid>
       <w:tr>
         <w:tc>
           <w:tcPr>
-            <w:tcW w:w="1151" w:type="dxa"/>
-          </w:tcPr>
-          <w:p>
-            <w:pPr>
-              <w:rPr>
+            <w:tcW w:w="1271" w:type="dxa"/>
+          </w:tcPr>
+          <w:p>
+            <w:pPr>
+              <w:rPr>
+                <w:rFonts w:ascii="Times New Roman" w:hAnsi="Times New Roman" w:cs="Times New Roman"/>
                 <w:b/>
                 <w:bCs/>
-              </w:rPr>
-            </w:pPr>
-            <w:r>
-              <w:rPr>
+                <w:sz w:val="26"/>
+                <w:szCs w:val="26"/>
+              </w:rPr>
+            </w:pPr>
+            <w:r>
+              <w:rPr>
+                <w:rFonts w:ascii="Times New Roman" w:hAnsi="Times New Roman" w:cs="Times New Roman"/>
                 <w:b/>
                 <w:bCs/>
+                <w:sz w:val="26"/>
+                <w:szCs w:val="26"/>
               </w:rPr>
               <w:t>INDEX</w:t>
             </w:r>
@@ -13025,19 +12936,25 @@
         </w:tc>
         <w:tc>
           <w:tcPr>
-            <w:tcW w:w="1945" w:type="dxa"/>
-          </w:tcPr>
-          <w:p>
-            <w:pPr>
-              <w:rPr>
+            <w:tcW w:w="1808" w:type="dxa"/>
+          </w:tcPr>
+          <w:p>
+            <w:pPr>
+              <w:rPr>
+                <w:rFonts w:ascii="Times New Roman" w:hAnsi="Times New Roman" w:cs="Times New Roman"/>
                 <w:b/>
                 <w:bCs/>
-              </w:rPr>
-            </w:pPr>
-            <w:r>
-              <w:rPr>
+                <w:sz w:val="26"/>
+                <w:szCs w:val="26"/>
+              </w:rPr>
+            </w:pPr>
+            <w:r>
+              <w:rPr>
+                <w:rFonts w:ascii="Times New Roman" w:hAnsi="Times New Roman" w:cs="Times New Roman"/>
                 <w:b/>
                 <w:bCs/>
+                <w:sz w:val="26"/>
+                <w:szCs w:val="26"/>
               </w:rPr>
               <w:t>FIELD</w:t>
             </w:r>
@@ -13045,19 +12962,25 @@
         </w:tc>
         <w:tc>
           <w:tcPr>
-            <w:tcW w:w="1293" w:type="dxa"/>
-          </w:tcPr>
-          <w:p>
-            <w:pPr>
-              <w:rPr>
+            <w:tcW w:w="1386" w:type="dxa"/>
+          </w:tcPr>
+          <w:p>
+            <w:pPr>
+              <w:rPr>
+                <w:rFonts w:ascii="Times New Roman" w:hAnsi="Times New Roman" w:cs="Times New Roman"/>
                 <w:b/>
                 <w:bCs/>
-              </w:rPr>
-            </w:pPr>
-            <w:r>
-              <w:rPr>
+                <w:sz w:val="26"/>
+                <w:szCs w:val="26"/>
+              </w:rPr>
+            </w:pPr>
+            <w:r>
+              <w:rPr>
+                <w:rFonts w:ascii="Times New Roman" w:hAnsi="Times New Roman" w:cs="Times New Roman"/>
                 <w:b/>
                 <w:bCs/>
+                <w:sz w:val="26"/>
+                <w:szCs w:val="26"/>
               </w:rPr>
               <w:t>TYPE</w:t>
             </w:r>
@@ -13065,19 +12988,25 @@
         </w:tc>
         <w:tc>
           <w:tcPr>
-            <w:tcW w:w="1409" w:type="dxa"/>
-          </w:tcPr>
-          <w:p>
-            <w:pPr>
-              <w:rPr>
+            <w:tcW w:w="1830" w:type="dxa"/>
+          </w:tcPr>
+          <w:p>
+            <w:pPr>
+              <w:rPr>
+                <w:rFonts w:ascii="Times New Roman" w:hAnsi="Times New Roman" w:cs="Times New Roman"/>
                 <w:b/>
                 <w:bCs/>
-              </w:rPr>
-            </w:pPr>
-            <w:r>
-              <w:rPr>
+                <w:sz w:val="26"/>
+                <w:szCs w:val="26"/>
+              </w:rPr>
+            </w:pPr>
+            <w:r>
+              <w:rPr>
+                <w:rFonts w:ascii="Times New Roman" w:hAnsi="Times New Roman" w:cs="Times New Roman"/>
                 <w:b/>
                 <w:bCs/>
+                <w:sz w:val="26"/>
+                <w:szCs w:val="26"/>
               </w:rPr>
               <w:t>CONSTRAINT</w:t>
             </w:r>
@@ -13085,19 +13014,25 @@
         </w:tc>
         <w:tc>
           <w:tcPr>
-            <w:tcW w:w="1119" w:type="dxa"/>
-          </w:tcPr>
-          <w:p>
-            <w:pPr>
-              <w:rPr>
+            <w:tcW w:w="727" w:type="dxa"/>
+          </w:tcPr>
+          <w:p>
+            <w:pPr>
+              <w:rPr>
+                <w:rFonts w:ascii="Times New Roman" w:hAnsi="Times New Roman" w:cs="Times New Roman"/>
                 <w:b/>
                 <w:bCs/>
-              </w:rPr>
-            </w:pPr>
-            <w:r>
-              <w:rPr>
+                <w:sz w:val="26"/>
+                <w:szCs w:val="26"/>
+              </w:rPr>
+            </w:pPr>
+            <w:r>
+              <w:rPr>
+                <w:rFonts w:ascii="Times New Roman" w:hAnsi="Times New Roman" w:cs="Times New Roman"/>
                 <w:b/>
                 <w:bCs/>
+                <w:sz w:val="26"/>
+                <w:szCs w:val="26"/>
               </w:rPr>
               <w:t>MIN</w:t>
             </w:r>
@@ -13105,19 +13040,25 @@
         </w:tc>
         <w:tc>
           <w:tcPr>
-            <w:tcW w:w="1153" w:type="dxa"/>
-          </w:tcPr>
-          <w:p>
-            <w:pPr>
-              <w:rPr>
+            <w:tcW w:w="821" w:type="dxa"/>
+          </w:tcPr>
+          <w:p>
+            <w:pPr>
+              <w:rPr>
+                <w:rFonts w:ascii="Times New Roman" w:hAnsi="Times New Roman" w:cs="Times New Roman"/>
                 <w:b/>
                 <w:bCs/>
-              </w:rPr>
-            </w:pPr>
-            <w:r>
-              <w:rPr>
+                <w:sz w:val="26"/>
+                <w:szCs w:val="26"/>
+              </w:rPr>
+            </w:pPr>
+            <w:r>
+              <w:rPr>
+                <w:rFonts w:ascii="Times New Roman" w:hAnsi="Times New Roman" w:cs="Times New Roman"/>
                 <w:b/>
                 <w:bCs/>
+                <w:sz w:val="26"/>
+                <w:szCs w:val="26"/>
               </w:rPr>
               <w:t>MAX</w:t>
             </w:r>
@@ -13125,19 +13066,25 @@
         </w:tc>
         <w:tc>
           <w:tcPr>
-            <w:tcW w:w="1280" w:type="dxa"/>
-          </w:tcPr>
-          <w:p>
-            <w:pPr>
-              <w:rPr>
+            <w:tcW w:w="1507" w:type="dxa"/>
+          </w:tcPr>
+          <w:p>
+            <w:pPr>
+              <w:rPr>
+                <w:rFonts w:ascii="Times New Roman" w:hAnsi="Times New Roman" w:cs="Times New Roman"/>
                 <w:b/>
                 <w:bCs/>
-              </w:rPr>
-            </w:pPr>
-            <w:r>
-              <w:rPr>
+                <w:sz w:val="26"/>
+                <w:szCs w:val="26"/>
+              </w:rPr>
+            </w:pPr>
+            <w:r>
+              <w:rPr>
+                <w:rFonts w:ascii="Times New Roman" w:hAnsi="Times New Roman" w:cs="Times New Roman"/>
                 <w:b/>
                 <w:bCs/>
+                <w:sz w:val="26"/>
+                <w:szCs w:val="26"/>
               </w:rPr>
               <w:t>OPTIONAL</w:t>
             </w:r>
@@ -13147,70 +13094,154 @@
       <w:tr>
         <w:tc>
           <w:tcPr>
-            <w:tcW w:w="1151" w:type="dxa"/>
-          </w:tcPr>
-          <w:p>
-            <w:r>
+            <w:tcW w:w="1271" w:type="dxa"/>
+          </w:tcPr>
+          <w:p>
+            <w:pPr>
+              <w:rPr>
+                <w:rFonts w:ascii="Times New Roman" w:hAnsi="Times New Roman" w:cs="Times New Roman"/>
+                <w:sz w:val="26"/>
+                <w:szCs w:val="26"/>
+              </w:rPr>
+            </w:pPr>
+            <w:r>
+              <w:rPr>
+                <w:rFonts w:ascii="Times New Roman" w:hAnsi="Times New Roman" w:cs="Times New Roman"/>
+                <w:sz w:val="26"/>
+                <w:szCs w:val="26"/>
+              </w:rPr>
               <w:t>P1</w:t>
             </w:r>
           </w:p>
         </w:tc>
         <w:tc>
           <w:tcPr>
-            <w:tcW w:w="1945" w:type="dxa"/>
-          </w:tcPr>
-          <w:p>
-            <w:r>
+            <w:tcW w:w="1808" w:type="dxa"/>
+          </w:tcPr>
+          <w:p>
+            <w:pPr>
+              <w:rPr>
+                <w:rFonts w:ascii="Times New Roman" w:hAnsi="Times New Roman" w:cs="Times New Roman"/>
+                <w:sz w:val="26"/>
+                <w:szCs w:val="26"/>
+              </w:rPr>
+            </w:pPr>
+            <w:r>
+              <w:rPr>
+                <w:rFonts w:ascii="Times New Roman" w:hAnsi="Times New Roman" w:cs="Times New Roman"/>
+                <w:sz w:val="26"/>
+                <w:szCs w:val="26"/>
+              </w:rPr>
               <w:t>productid</w:t>
             </w:r>
           </w:p>
         </w:tc>
         <w:tc>
           <w:tcPr>
-            <w:tcW w:w="1293" w:type="dxa"/>
-          </w:tcPr>
-          <w:p>
-            <w:r>
+            <w:tcW w:w="1386" w:type="dxa"/>
+          </w:tcPr>
+          <w:p>
+            <w:pPr>
+              <w:rPr>
+                <w:rFonts w:ascii="Times New Roman" w:hAnsi="Times New Roman" w:cs="Times New Roman"/>
+                <w:sz w:val="26"/>
+                <w:szCs w:val="26"/>
+              </w:rPr>
+            </w:pPr>
+            <w:r>
+              <w:rPr>
+                <w:rFonts w:ascii="Times New Roman" w:hAnsi="Times New Roman" w:cs="Times New Roman"/>
+                <w:sz w:val="26"/>
+                <w:szCs w:val="26"/>
+              </w:rPr>
               <w:t>String</w:t>
             </w:r>
           </w:p>
         </w:tc>
         <w:tc>
           <w:tcPr>
-            <w:tcW w:w="1409" w:type="dxa"/>
-          </w:tcPr>
-          <w:p>
-            <w:r>
+            <w:tcW w:w="1830" w:type="dxa"/>
+          </w:tcPr>
+          <w:p>
+            <w:pPr>
+              <w:rPr>
+                <w:rFonts w:ascii="Times New Roman" w:hAnsi="Times New Roman" w:cs="Times New Roman"/>
+                <w:sz w:val="26"/>
+                <w:szCs w:val="26"/>
+              </w:rPr>
+            </w:pPr>
+            <w:r>
+              <w:rPr>
+                <w:rFonts w:ascii="Times New Roman" w:hAnsi="Times New Roman" w:cs="Times New Roman"/>
+                <w:sz w:val="26"/>
+                <w:szCs w:val="26"/>
+              </w:rPr>
               <w:t>Length</w:t>
             </w:r>
           </w:p>
         </w:tc>
         <w:tc>
           <w:tcPr>
-            <w:tcW w:w="1119" w:type="dxa"/>
-          </w:tcPr>
-          <w:p>
-            <w:r>
+            <w:tcW w:w="727" w:type="dxa"/>
+          </w:tcPr>
+          <w:p>
+            <w:pPr>
+              <w:rPr>
+                <w:rFonts w:ascii="Times New Roman" w:hAnsi="Times New Roman" w:cs="Times New Roman"/>
+                <w:sz w:val="26"/>
+                <w:szCs w:val="26"/>
+              </w:rPr>
+            </w:pPr>
+            <w:r>
+              <w:rPr>
+                <w:rFonts w:ascii="Times New Roman" w:hAnsi="Times New Roman" w:cs="Times New Roman"/>
+                <w:sz w:val="26"/>
+                <w:szCs w:val="26"/>
+              </w:rPr>
               <w:t>3 chars</w:t>
             </w:r>
           </w:p>
         </w:tc>
         <w:tc>
           <w:tcPr>
-            <w:tcW w:w="1153" w:type="dxa"/>
-          </w:tcPr>
-          <w:p>
-            <w:r>
+            <w:tcW w:w="821" w:type="dxa"/>
+          </w:tcPr>
+          <w:p>
+            <w:pPr>
+              <w:rPr>
+                <w:rFonts w:ascii="Times New Roman" w:hAnsi="Times New Roman" w:cs="Times New Roman"/>
+                <w:sz w:val="26"/>
+                <w:szCs w:val="26"/>
+              </w:rPr>
+            </w:pPr>
+            <w:r>
+              <w:rPr>
+                <w:rFonts w:ascii="Times New Roman" w:hAnsi="Times New Roman" w:cs="Times New Roman"/>
+                <w:sz w:val="26"/>
+                <w:szCs w:val="26"/>
+              </w:rPr>
               <w:t>30 Chars</w:t>
             </w:r>
           </w:p>
         </w:tc>
         <w:tc>
           <w:tcPr>
-            <w:tcW w:w="1280" w:type="dxa"/>
-          </w:tcPr>
-          <w:p>
-            <w:r>
+            <w:tcW w:w="1507" w:type="dxa"/>
+          </w:tcPr>
+          <w:p>
+            <w:pPr>
+              <w:rPr>
+                <w:rFonts w:ascii="Times New Roman" w:hAnsi="Times New Roman" w:cs="Times New Roman"/>
+                <w:sz w:val="26"/>
+                <w:szCs w:val="26"/>
+              </w:rPr>
+            </w:pPr>
+            <w:r>
+              <w:rPr>
+                <w:rFonts w:ascii="Times New Roman" w:hAnsi="Times New Roman" w:cs="Times New Roman"/>
+                <w:sz w:val="26"/>
+                <w:szCs w:val="26"/>
+              </w:rPr>
               <w:t>No</w:t>
             </w:r>
           </w:p>
@@ -13219,70 +13250,154 @@
       <w:tr>
         <w:tc>
           <w:tcPr>
-            <w:tcW w:w="1151" w:type="dxa"/>
-          </w:tcPr>
-          <w:p>
-            <w:r>
+            <w:tcW w:w="1271" w:type="dxa"/>
+          </w:tcPr>
+          <w:p>
+            <w:pPr>
+              <w:rPr>
+                <w:rFonts w:ascii="Times New Roman" w:hAnsi="Times New Roman" w:cs="Times New Roman"/>
+                <w:sz w:val="26"/>
+                <w:szCs w:val="26"/>
+              </w:rPr>
+            </w:pPr>
+            <w:r>
+              <w:rPr>
+                <w:rFonts w:ascii="Times New Roman" w:hAnsi="Times New Roman" w:cs="Times New Roman"/>
+                <w:sz w:val="26"/>
+                <w:szCs w:val="26"/>
+              </w:rPr>
               <w:t>P2</w:t>
             </w:r>
           </w:p>
         </w:tc>
         <w:tc>
           <w:tcPr>
-            <w:tcW w:w="1945" w:type="dxa"/>
-          </w:tcPr>
-          <w:p>
-            <w:r>
+            <w:tcW w:w="1808" w:type="dxa"/>
+          </w:tcPr>
+          <w:p>
+            <w:pPr>
+              <w:rPr>
+                <w:rFonts w:ascii="Times New Roman" w:hAnsi="Times New Roman" w:cs="Times New Roman"/>
+                <w:sz w:val="26"/>
+                <w:szCs w:val="26"/>
+              </w:rPr>
+            </w:pPr>
+            <w:r>
+              <w:rPr>
+                <w:rFonts w:ascii="Times New Roman" w:hAnsi="Times New Roman" w:cs="Times New Roman"/>
+                <w:sz w:val="26"/>
+                <w:szCs w:val="26"/>
+              </w:rPr>
               <w:t>productName</w:t>
             </w:r>
           </w:p>
         </w:tc>
         <w:tc>
           <w:tcPr>
-            <w:tcW w:w="1293" w:type="dxa"/>
-          </w:tcPr>
-          <w:p>
-            <w:r>
+            <w:tcW w:w="1386" w:type="dxa"/>
+          </w:tcPr>
+          <w:p>
+            <w:pPr>
+              <w:rPr>
+                <w:rFonts w:ascii="Times New Roman" w:hAnsi="Times New Roman" w:cs="Times New Roman"/>
+                <w:sz w:val="26"/>
+                <w:szCs w:val="26"/>
+              </w:rPr>
+            </w:pPr>
+            <w:r>
+              <w:rPr>
+                <w:rFonts w:ascii="Times New Roman" w:hAnsi="Times New Roman" w:cs="Times New Roman"/>
+                <w:sz w:val="26"/>
+                <w:szCs w:val="26"/>
+              </w:rPr>
               <w:t>String</w:t>
             </w:r>
           </w:p>
         </w:tc>
         <w:tc>
           <w:tcPr>
-            <w:tcW w:w="1409" w:type="dxa"/>
-          </w:tcPr>
-          <w:p>
-            <w:r>
+            <w:tcW w:w="1830" w:type="dxa"/>
+          </w:tcPr>
+          <w:p>
+            <w:pPr>
+              <w:rPr>
+                <w:rFonts w:ascii="Times New Roman" w:hAnsi="Times New Roman" w:cs="Times New Roman"/>
+                <w:sz w:val="26"/>
+                <w:szCs w:val="26"/>
+              </w:rPr>
+            </w:pPr>
+            <w:r>
+              <w:rPr>
+                <w:rFonts w:ascii="Times New Roman" w:hAnsi="Times New Roman" w:cs="Times New Roman"/>
+                <w:sz w:val="26"/>
+                <w:szCs w:val="26"/>
+              </w:rPr>
               <w:t>Length</w:t>
             </w:r>
           </w:p>
         </w:tc>
         <w:tc>
           <w:tcPr>
-            <w:tcW w:w="1119" w:type="dxa"/>
-          </w:tcPr>
-          <w:p>
-            <w:r>
+            <w:tcW w:w="727" w:type="dxa"/>
+          </w:tcPr>
+          <w:p>
+            <w:pPr>
+              <w:rPr>
+                <w:rFonts w:ascii="Times New Roman" w:hAnsi="Times New Roman" w:cs="Times New Roman"/>
+                <w:sz w:val="26"/>
+                <w:szCs w:val="26"/>
+              </w:rPr>
+            </w:pPr>
+            <w:r>
+              <w:rPr>
+                <w:rFonts w:ascii="Times New Roman" w:hAnsi="Times New Roman" w:cs="Times New Roman"/>
+                <w:sz w:val="26"/>
+                <w:szCs w:val="26"/>
+              </w:rPr>
               <w:t>3 chars</w:t>
             </w:r>
           </w:p>
         </w:tc>
         <w:tc>
           <w:tcPr>
-            <w:tcW w:w="1153" w:type="dxa"/>
-          </w:tcPr>
-          <w:p>
-            <w:r>
+            <w:tcW w:w="821" w:type="dxa"/>
+          </w:tcPr>
+          <w:p>
+            <w:pPr>
+              <w:rPr>
+                <w:rFonts w:ascii="Times New Roman" w:hAnsi="Times New Roman" w:cs="Times New Roman"/>
+                <w:sz w:val="26"/>
+                <w:szCs w:val="26"/>
+              </w:rPr>
+            </w:pPr>
+            <w:r>
+              <w:rPr>
+                <w:rFonts w:ascii="Times New Roman" w:hAnsi="Times New Roman" w:cs="Times New Roman"/>
+                <w:sz w:val="26"/>
+                <w:szCs w:val="26"/>
+              </w:rPr>
               <w:t>100 Chars</w:t>
             </w:r>
           </w:p>
         </w:tc>
         <w:tc>
           <w:tcPr>
-            <w:tcW w:w="1280" w:type="dxa"/>
-          </w:tcPr>
-          <w:p>
-            <w:r>
+            <w:tcW w:w="1507" w:type="dxa"/>
+          </w:tcPr>
+          <w:p>
+            <w:pPr>
+              <w:rPr>
+                <w:rFonts w:ascii="Times New Roman" w:hAnsi="Times New Roman" w:cs="Times New Roman"/>
+                <w:sz w:val="26"/>
+                <w:szCs w:val="26"/>
+              </w:rPr>
+            </w:pPr>
+            <w:r>
+              <w:rPr>
+                <w:rFonts w:ascii="Times New Roman" w:hAnsi="Times New Roman" w:cs="Times New Roman"/>
+                <w:sz w:val="26"/>
+                <w:szCs w:val="26"/>
+              </w:rPr>
               <w:t>No</w:t>
             </w:r>
           </w:p>
@@ -13291,70 +13406,155 @@
       <w:tr>
         <w:tc>
           <w:tcPr>
-            <w:tcW w:w="1151" w:type="dxa"/>
-          </w:tcPr>
-          <w:p>
-            <w:r>
+            <w:tcW w:w="1271" w:type="dxa"/>
+          </w:tcPr>
+          <w:p>
+            <w:pPr>
+              <w:rPr>
+                <w:rFonts w:ascii="Times New Roman" w:hAnsi="Times New Roman" w:cs="Times New Roman"/>
+                <w:sz w:val="26"/>
+                <w:szCs w:val="26"/>
+              </w:rPr>
+            </w:pPr>
+            <w:r>
+              <w:rPr>
+                <w:rFonts w:ascii="Times New Roman" w:hAnsi="Times New Roman" w:cs="Times New Roman"/>
+                <w:sz w:val="26"/>
+                <w:szCs w:val="26"/>
+              </w:rPr>
+              <w:lastRenderedPageBreak/>
               <w:t>P3</w:t>
             </w:r>
           </w:p>
         </w:tc>
         <w:tc>
           <w:tcPr>
-            <w:tcW w:w="1945" w:type="dxa"/>
-          </w:tcPr>
-          <w:p>
-            <w:r>
+            <w:tcW w:w="1808" w:type="dxa"/>
+          </w:tcPr>
+          <w:p>
+            <w:pPr>
+              <w:rPr>
+                <w:rFonts w:ascii="Times New Roman" w:hAnsi="Times New Roman" w:cs="Times New Roman"/>
+                <w:sz w:val="26"/>
+                <w:szCs w:val="26"/>
+              </w:rPr>
+            </w:pPr>
+            <w:r>
+              <w:rPr>
+                <w:rFonts w:ascii="Times New Roman" w:hAnsi="Times New Roman" w:cs="Times New Roman"/>
+                <w:sz w:val="26"/>
+                <w:szCs w:val="26"/>
+              </w:rPr>
               <w:t>productPrice</w:t>
             </w:r>
           </w:p>
         </w:tc>
         <w:tc>
           <w:tcPr>
-            <w:tcW w:w="1293" w:type="dxa"/>
-          </w:tcPr>
-          <w:p>
-            <w:r>
+            <w:tcW w:w="1386" w:type="dxa"/>
+          </w:tcPr>
+          <w:p>
+            <w:pPr>
+              <w:rPr>
+                <w:rFonts w:ascii="Times New Roman" w:hAnsi="Times New Roman" w:cs="Times New Roman"/>
+                <w:sz w:val="26"/>
+                <w:szCs w:val="26"/>
+              </w:rPr>
+            </w:pPr>
+            <w:r>
+              <w:rPr>
+                <w:rFonts w:ascii="Times New Roman" w:hAnsi="Times New Roman" w:cs="Times New Roman"/>
+                <w:sz w:val="26"/>
+                <w:szCs w:val="26"/>
+              </w:rPr>
               <w:t>BigDecimal</w:t>
             </w:r>
           </w:p>
         </w:tc>
         <w:tc>
           <w:tcPr>
-            <w:tcW w:w="1409" w:type="dxa"/>
-          </w:tcPr>
-          <w:p>
-            <w:r>
+            <w:tcW w:w="1830" w:type="dxa"/>
+          </w:tcPr>
+          <w:p>
+            <w:pPr>
+              <w:rPr>
+                <w:rFonts w:ascii="Times New Roman" w:hAnsi="Times New Roman" w:cs="Times New Roman"/>
+                <w:sz w:val="26"/>
+                <w:szCs w:val="26"/>
+              </w:rPr>
+            </w:pPr>
+            <w:r>
+              <w:rPr>
+                <w:rFonts w:ascii="Times New Roman" w:hAnsi="Times New Roman" w:cs="Times New Roman"/>
+                <w:sz w:val="26"/>
+                <w:szCs w:val="26"/>
+              </w:rPr>
               <w:t>Numeric</w:t>
             </w:r>
           </w:p>
         </w:tc>
         <w:tc>
           <w:tcPr>
-            <w:tcW w:w="1119" w:type="dxa"/>
-          </w:tcPr>
-          <w:p>
-            <w:r>
+            <w:tcW w:w="727" w:type="dxa"/>
+          </w:tcPr>
+          <w:p>
+            <w:pPr>
+              <w:rPr>
+                <w:rFonts w:ascii="Times New Roman" w:hAnsi="Times New Roman" w:cs="Times New Roman"/>
+                <w:sz w:val="26"/>
+                <w:szCs w:val="26"/>
+              </w:rPr>
+            </w:pPr>
+            <w:r>
+              <w:rPr>
+                <w:rFonts w:ascii="Times New Roman" w:hAnsi="Times New Roman" w:cs="Times New Roman"/>
+                <w:sz w:val="26"/>
+                <w:szCs w:val="26"/>
+              </w:rPr>
               <w:t>&gt;0</w:t>
             </w:r>
           </w:p>
         </w:tc>
         <w:tc>
           <w:tcPr>
-            <w:tcW w:w="1153" w:type="dxa"/>
-          </w:tcPr>
-          <w:p>
-            <w:r>
+            <w:tcW w:w="821" w:type="dxa"/>
+          </w:tcPr>
+          <w:p>
+            <w:pPr>
+              <w:rPr>
+                <w:rFonts w:ascii="Times New Roman" w:hAnsi="Times New Roman" w:cs="Times New Roman"/>
+                <w:sz w:val="26"/>
+                <w:szCs w:val="26"/>
+              </w:rPr>
+            </w:pPr>
+            <w:r>
+              <w:rPr>
+                <w:rFonts w:ascii="Times New Roman" w:hAnsi="Times New Roman" w:cs="Times New Roman"/>
+                <w:sz w:val="26"/>
+                <w:szCs w:val="26"/>
+              </w:rPr>
               <w:t>No upper bound</w:t>
             </w:r>
           </w:p>
         </w:tc>
         <w:tc>
           <w:tcPr>
-            <w:tcW w:w="1280" w:type="dxa"/>
-          </w:tcPr>
-          <w:p>
-            <w:r>
+            <w:tcW w:w="1507" w:type="dxa"/>
+          </w:tcPr>
+          <w:p>
+            <w:pPr>
+              <w:rPr>
+                <w:rFonts w:ascii="Times New Roman" w:hAnsi="Times New Roman" w:cs="Times New Roman"/>
+                <w:sz w:val="26"/>
+                <w:szCs w:val="26"/>
+              </w:rPr>
+            </w:pPr>
+            <w:r>
+              <w:rPr>
+                <w:rFonts w:ascii="Times New Roman" w:hAnsi="Times New Roman" w:cs="Times New Roman"/>
+                <w:sz w:val="26"/>
+                <w:szCs w:val="26"/>
+              </w:rPr>
               <w:t>No</w:t>
             </w:r>
           </w:p>
@@ -13363,70 +13563,154 @@
       <w:tr>
         <w:tc>
           <w:tcPr>
-            <w:tcW w:w="1151" w:type="dxa"/>
-          </w:tcPr>
-          <w:p>
-            <w:r>
+            <w:tcW w:w="1271" w:type="dxa"/>
+          </w:tcPr>
+          <w:p>
+            <w:pPr>
+              <w:rPr>
+                <w:rFonts w:ascii="Times New Roman" w:hAnsi="Times New Roman" w:cs="Times New Roman"/>
+                <w:sz w:val="26"/>
+                <w:szCs w:val="26"/>
+              </w:rPr>
+            </w:pPr>
+            <w:r>
+              <w:rPr>
+                <w:rFonts w:ascii="Times New Roman" w:hAnsi="Times New Roman" w:cs="Times New Roman"/>
+                <w:sz w:val="26"/>
+                <w:szCs w:val="26"/>
+              </w:rPr>
               <w:t>P4</w:t>
             </w:r>
           </w:p>
         </w:tc>
         <w:tc>
           <w:tcPr>
-            <w:tcW w:w="1945" w:type="dxa"/>
-          </w:tcPr>
-          <w:p>
-            <w:r>
+            <w:tcW w:w="1808" w:type="dxa"/>
+          </w:tcPr>
+          <w:p>
+            <w:pPr>
+              <w:rPr>
+                <w:rFonts w:ascii="Times New Roman" w:hAnsi="Times New Roman" w:cs="Times New Roman"/>
+                <w:sz w:val="26"/>
+                <w:szCs w:val="26"/>
+              </w:rPr>
+            </w:pPr>
+            <w:r>
+              <w:rPr>
+                <w:rFonts w:ascii="Times New Roman" w:hAnsi="Times New Roman" w:cs="Times New Roman"/>
+                <w:sz w:val="26"/>
+                <w:szCs w:val="26"/>
+              </w:rPr>
               <w:t>productStock</w:t>
             </w:r>
           </w:p>
         </w:tc>
         <w:tc>
           <w:tcPr>
-            <w:tcW w:w="1293" w:type="dxa"/>
-          </w:tcPr>
-          <w:p>
-            <w:r>
+            <w:tcW w:w="1386" w:type="dxa"/>
+          </w:tcPr>
+          <w:p>
+            <w:pPr>
+              <w:rPr>
+                <w:rFonts w:ascii="Times New Roman" w:hAnsi="Times New Roman" w:cs="Times New Roman"/>
+                <w:sz w:val="26"/>
+                <w:szCs w:val="26"/>
+              </w:rPr>
+            </w:pPr>
+            <w:r>
+              <w:rPr>
+                <w:rFonts w:ascii="Times New Roman" w:hAnsi="Times New Roman" w:cs="Times New Roman"/>
+                <w:sz w:val="26"/>
+                <w:szCs w:val="26"/>
+              </w:rPr>
               <w:t>Integer</w:t>
             </w:r>
           </w:p>
         </w:tc>
         <w:tc>
           <w:tcPr>
-            <w:tcW w:w="1409" w:type="dxa"/>
-          </w:tcPr>
-          <w:p>
-            <w:r>
+            <w:tcW w:w="1830" w:type="dxa"/>
+          </w:tcPr>
+          <w:p>
+            <w:pPr>
+              <w:rPr>
+                <w:rFonts w:ascii="Times New Roman" w:hAnsi="Times New Roman" w:cs="Times New Roman"/>
+                <w:sz w:val="26"/>
+                <w:szCs w:val="26"/>
+              </w:rPr>
+            </w:pPr>
+            <w:r>
+              <w:rPr>
+                <w:rFonts w:ascii="Times New Roman" w:hAnsi="Times New Roman" w:cs="Times New Roman"/>
+                <w:sz w:val="26"/>
+                <w:szCs w:val="26"/>
+              </w:rPr>
               <w:t>Numeric</w:t>
             </w:r>
           </w:p>
         </w:tc>
         <w:tc>
           <w:tcPr>
-            <w:tcW w:w="1119" w:type="dxa"/>
-          </w:tcPr>
-          <w:p>
-            <w:r>
+            <w:tcW w:w="727" w:type="dxa"/>
+          </w:tcPr>
+          <w:p>
+            <w:pPr>
+              <w:rPr>
+                <w:rFonts w:ascii="Times New Roman" w:hAnsi="Times New Roman" w:cs="Times New Roman"/>
+                <w:sz w:val="26"/>
+                <w:szCs w:val="26"/>
+              </w:rPr>
+            </w:pPr>
+            <w:r>
+              <w:rPr>
+                <w:rFonts w:ascii="Times New Roman" w:hAnsi="Times New Roman" w:cs="Times New Roman"/>
+                <w:sz w:val="26"/>
+                <w:szCs w:val="26"/>
+              </w:rPr>
               <w:t>&gt;=0</w:t>
             </w:r>
           </w:p>
         </w:tc>
         <w:tc>
           <w:tcPr>
-            <w:tcW w:w="1153" w:type="dxa"/>
-          </w:tcPr>
-          <w:p>
-            <w:r>
+            <w:tcW w:w="821" w:type="dxa"/>
+          </w:tcPr>
+          <w:p>
+            <w:pPr>
+              <w:rPr>
+                <w:rFonts w:ascii="Times New Roman" w:hAnsi="Times New Roman" w:cs="Times New Roman"/>
+                <w:sz w:val="26"/>
+                <w:szCs w:val="26"/>
+              </w:rPr>
+            </w:pPr>
+            <w:r>
+              <w:rPr>
+                <w:rFonts w:ascii="Times New Roman" w:hAnsi="Times New Roman" w:cs="Times New Roman"/>
+                <w:sz w:val="26"/>
+                <w:szCs w:val="26"/>
+              </w:rPr>
               <w:t>No upper bound</w:t>
             </w:r>
           </w:p>
         </w:tc>
         <w:tc>
           <w:tcPr>
-            <w:tcW w:w="1280" w:type="dxa"/>
-          </w:tcPr>
-          <w:p>
-            <w:r>
+            <w:tcW w:w="1507" w:type="dxa"/>
+          </w:tcPr>
+          <w:p>
+            <w:pPr>
+              <w:rPr>
+                <w:rFonts w:ascii="Times New Roman" w:hAnsi="Times New Roman" w:cs="Times New Roman"/>
+                <w:sz w:val="26"/>
+                <w:szCs w:val="26"/>
+              </w:rPr>
+            </w:pPr>
+            <w:r>
+              <w:rPr>
+                <w:rFonts w:ascii="Times New Roman" w:hAnsi="Times New Roman" w:cs="Times New Roman"/>
+                <w:sz w:val="26"/>
+                <w:szCs w:val="26"/>
+              </w:rPr>
               <w:t>No</w:t>
             </w:r>
           </w:p>
@@ -13435,71 +13719,154 @@
       <w:tr>
         <w:tc>
           <w:tcPr>
-            <w:tcW w:w="1151" w:type="dxa"/>
-          </w:tcPr>
-          <w:p>
-            <w:r>
-              <w:lastRenderedPageBreak/>
+            <w:tcW w:w="1271" w:type="dxa"/>
+          </w:tcPr>
+          <w:p>
+            <w:pPr>
+              <w:rPr>
+                <w:rFonts w:ascii="Times New Roman" w:hAnsi="Times New Roman" w:cs="Times New Roman"/>
+                <w:sz w:val="26"/>
+                <w:szCs w:val="26"/>
+              </w:rPr>
+            </w:pPr>
+            <w:r>
+              <w:rPr>
+                <w:rFonts w:ascii="Times New Roman" w:hAnsi="Times New Roman" w:cs="Times New Roman"/>
+                <w:sz w:val="26"/>
+                <w:szCs w:val="26"/>
+              </w:rPr>
               <w:t>P5</w:t>
             </w:r>
           </w:p>
         </w:tc>
         <w:tc>
           <w:tcPr>
-            <w:tcW w:w="1945" w:type="dxa"/>
-          </w:tcPr>
-          <w:p>
-            <w:r>
+            <w:tcW w:w="1808" w:type="dxa"/>
+          </w:tcPr>
+          <w:p>
+            <w:pPr>
+              <w:rPr>
+                <w:rFonts w:ascii="Times New Roman" w:hAnsi="Times New Roman" w:cs="Times New Roman"/>
+                <w:sz w:val="26"/>
+                <w:szCs w:val="26"/>
+              </w:rPr>
+            </w:pPr>
+            <w:r>
+              <w:rPr>
+                <w:rFonts w:ascii="Times New Roman" w:hAnsi="Times New Roman" w:cs="Times New Roman"/>
+                <w:sz w:val="26"/>
+                <w:szCs w:val="26"/>
+              </w:rPr>
               <w:t>productDescription</w:t>
             </w:r>
           </w:p>
         </w:tc>
         <w:tc>
           <w:tcPr>
-            <w:tcW w:w="1293" w:type="dxa"/>
-          </w:tcPr>
-          <w:p>
-            <w:r>
+            <w:tcW w:w="1386" w:type="dxa"/>
+          </w:tcPr>
+          <w:p>
+            <w:pPr>
+              <w:rPr>
+                <w:rFonts w:ascii="Times New Roman" w:hAnsi="Times New Roman" w:cs="Times New Roman"/>
+                <w:sz w:val="26"/>
+                <w:szCs w:val="26"/>
+              </w:rPr>
+            </w:pPr>
+            <w:r>
+              <w:rPr>
+                <w:rFonts w:ascii="Times New Roman" w:hAnsi="Times New Roman" w:cs="Times New Roman"/>
+                <w:sz w:val="26"/>
+                <w:szCs w:val="26"/>
+              </w:rPr>
               <w:t>String</w:t>
             </w:r>
           </w:p>
         </w:tc>
         <w:tc>
           <w:tcPr>
-            <w:tcW w:w="1409" w:type="dxa"/>
-          </w:tcPr>
-          <w:p>
-            <w:r>
+            <w:tcW w:w="1830" w:type="dxa"/>
+          </w:tcPr>
+          <w:p>
+            <w:pPr>
+              <w:rPr>
+                <w:rFonts w:ascii="Times New Roman" w:hAnsi="Times New Roman" w:cs="Times New Roman"/>
+                <w:sz w:val="26"/>
+                <w:szCs w:val="26"/>
+              </w:rPr>
+            </w:pPr>
+            <w:r>
+              <w:rPr>
+                <w:rFonts w:ascii="Times New Roman" w:hAnsi="Times New Roman" w:cs="Times New Roman"/>
+                <w:sz w:val="26"/>
+                <w:szCs w:val="26"/>
+              </w:rPr>
               <w:t>Length</w:t>
             </w:r>
           </w:p>
         </w:tc>
         <w:tc>
           <w:tcPr>
-            <w:tcW w:w="1119" w:type="dxa"/>
-          </w:tcPr>
-          <w:p>
-            <w:r>
+            <w:tcW w:w="727" w:type="dxa"/>
+          </w:tcPr>
+          <w:p>
+            <w:pPr>
+              <w:rPr>
+                <w:rFonts w:ascii="Times New Roman" w:hAnsi="Times New Roman" w:cs="Times New Roman"/>
+                <w:sz w:val="26"/>
+                <w:szCs w:val="26"/>
+              </w:rPr>
+            </w:pPr>
+            <w:r>
+              <w:rPr>
+                <w:rFonts w:ascii="Times New Roman" w:hAnsi="Times New Roman" w:cs="Times New Roman"/>
+                <w:sz w:val="26"/>
+                <w:szCs w:val="26"/>
+              </w:rPr>
               <w:t>0 char</w:t>
             </w:r>
           </w:p>
         </w:tc>
         <w:tc>
           <w:tcPr>
-            <w:tcW w:w="1153" w:type="dxa"/>
-          </w:tcPr>
-          <w:p>
-            <w:r>
+            <w:tcW w:w="821" w:type="dxa"/>
+          </w:tcPr>
+          <w:p>
+            <w:pPr>
+              <w:rPr>
+                <w:rFonts w:ascii="Times New Roman" w:hAnsi="Times New Roman" w:cs="Times New Roman"/>
+                <w:sz w:val="26"/>
+                <w:szCs w:val="26"/>
+              </w:rPr>
+            </w:pPr>
+            <w:r>
+              <w:rPr>
+                <w:rFonts w:ascii="Times New Roman" w:hAnsi="Times New Roman" w:cs="Times New Roman"/>
+                <w:sz w:val="26"/>
+                <w:szCs w:val="26"/>
+              </w:rPr>
               <w:t>200 chars</w:t>
             </w:r>
           </w:p>
         </w:tc>
         <w:tc>
           <w:tcPr>
-            <w:tcW w:w="1280" w:type="dxa"/>
-          </w:tcPr>
-          <w:p>
-            <w:r>
+            <w:tcW w:w="1507" w:type="dxa"/>
+          </w:tcPr>
+          <w:p>
+            <w:pPr>
+              <w:rPr>
+                <w:rFonts w:ascii="Times New Roman" w:hAnsi="Times New Roman" w:cs="Times New Roman"/>
+                <w:sz w:val="26"/>
+                <w:szCs w:val="26"/>
+              </w:rPr>
+            </w:pPr>
+            <w:r>
+              <w:rPr>
+                <w:rFonts w:ascii="Times New Roman" w:hAnsi="Times New Roman" w:cs="Times New Roman"/>
+                <w:sz w:val="26"/>
+                <w:szCs w:val="26"/>
+              </w:rPr>
               <w:t>Yes</w:t>
             </w:r>
           </w:p>
@@ -13531,13 +13898,20 @@
         <w:t>Sau fix (@Positive/@DecimalMin + FE message SCRUM-81), giá ≤ 0 bị từ chối (API 400 + UI). Retest PASS. Chi tiết Bug_Report.</w:t>
       </w:r>
     </w:p>
-    <w:p/>
+    <w:p>
+      <w:pPr>
+        <w:rPr>
+          <w:rFonts w:ascii="Times New Roman" w:hAnsi="Times New Roman" w:cs="Times New Roman"/>
+        </w:rPr>
+      </w:pPr>
+    </w:p>
     <w:p>
       <w:pPr>
         <w:pStyle w:val="Heading2"/>
         <w:spacing w:line="360" w:lineRule="auto"/>
         <w:rPr>
           <w:rFonts w:cs="Times New Roman"/>
+          <w:iCs w:val="0"/>
           <w:szCs w:val="26"/>
         </w:rPr>
       </w:pPr>
@@ -13545,6 +13919,7 @@
       <w:r>
         <w:rPr>
           <w:rFonts w:cs="Times New Roman"/>
+          <w:iCs w:val="0"/>
           <w:szCs w:val="26"/>
         </w:rPr>
         <w:t>3.4 Module Giỏ hàng (Cart)</w:t>
@@ -14429,6 +14804,7 @@
                 <w:sz w:val="26"/>
                 <w:szCs w:val="26"/>
               </w:rPr>
+              <w:lastRenderedPageBreak/>
               <w:t>Requirement ID</w:t>
             </w:r>
           </w:p>
@@ -14794,7 +15170,6 @@
                 <w:sz w:val="26"/>
                 <w:szCs w:val="26"/>
               </w:rPr>
-              <w:lastRenderedPageBreak/>
               <w:t>REQ-CART-02</w:t>
             </w:r>
           </w:p>
@@ -15114,7 +15489,7 @@
     <w:p>
       <w:pPr>
         <w:rPr>
-          <w:rFonts w:cs="Times New Roman"/>
+          <w:rFonts w:ascii="Times New Roman" w:hAnsi="Times New Roman" w:cs="Times New Roman"/>
         </w:rPr>
       </w:pPr>
     </w:p>
@@ -15130,49 +15505,7 @@
         <w:rPr>
           <w:rFonts w:cs="Times New Roman"/>
         </w:rPr>
-        <w:t>3.</w:t>
-      </w:r>
-      <w:r>
-        <w:rPr>
-          <w:rFonts w:cs="Times New Roman"/>
-        </w:rPr>
-        <w:t>4.1</w:t>
-      </w:r>
-      <w:r>
-        <w:rPr>
-          <w:rFonts w:cs="Times New Roman"/>
-        </w:rPr>
-        <w:t xml:space="preserve"> </w:t>
-      </w:r>
-      <w:r>
-        <w:rPr>
-          <w:rFonts w:cs="Times New Roman"/>
-        </w:rPr>
-        <w:t xml:space="preserve">Business Rules – </w:t>
-      </w:r>
-      <w:r>
-        <w:rPr>
-          <w:rFonts w:cs="Times New Roman"/>
-        </w:rPr>
-        <w:t xml:space="preserve">Cart </w:t>
-      </w:r>
-      <w:r>
-        <w:rPr>
-          <w:rFonts w:cs="Times New Roman"/>
-        </w:rPr>
-        <w:t>(</w:t>
-      </w:r>
-      <w:r>
-        <w:rPr>
-          <w:rFonts w:cs="Times New Roman"/>
-        </w:rPr>
-        <w:t>Cart</w:t>
-      </w:r>
-      <w:r>
-        <w:rPr>
-          <w:rFonts w:cs="Times New Roman"/>
-        </w:rPr>
-        <w:t>)</w:t>
+        <w:t>3.4.1 Business Rules – Cart (Cart)</w:t>
       </w:r>
       <w:bookmarkEnd w:id="19"/>
     </w:p>
@@ -15183,13 +15516,13 @@
         <w:tblLook w:val="04A0" w:firstRow="1" w:lastRow="0" w:firstColumn="1" w:lastColumn="0" w:noHBand="0" w:noVBand="1"/>
       </w:tblPr>
       <w:tblGrid>
-        <w:gridCol w:w="977"/>
-        <w:gridCol w:w="1195"/>
-        <w:gridCol w:w="1010"/>
-        <w:gridCol w:w="1788"/>
-        <w:gridCol w:w="713"/>
-        <w:gridCol w:w="912"/>
-        <w:gridCol w:w="2755"/>
+        <w:gridCol w:w="990"/>
+        <w:gridCol w:w="1213"/>
+        <w:gridCol w:w="999"/>
+        <w:gridCol w:w="1817"/>
+        <w:gridCol w:w="712"/>
+        <w:gridCol w:w="903"/>
+        <w:gridCol w:w="2716"/>
       </w:tblGrid>
       <w:tr>
         <w:tc>
@@ -15415,16 +15748,12 @@
               <w:pStyle w:val="pdq2pgselectionanchorcontainer"/>
               <w:spacing w:line="360" w:lineRule="auto"/>
               <w:rPr>
-                <w:b/>
-                <w:bCs/>
-                <w:sz w:val="26"/>
-                <w:szCs w:val="26"/>
-              </w:rPr>
-            </w:pPr>
-            <w:r>
-              <w:rPr>
-                <w:b/>
-                <w:bCs/>
+                <w:sz w:val="26"/>
+                <w:szCs w:val="26"/>
+              </w:rPr>
+            </w:pPr>
+            <w:r>
+              <w:rPr>
                 <w:sz w:val="26"/>
                 <w:szCs w:val="26"/>
               </w:rPr>
@@ -15441,16 +15770,12 @@
               <w:pStyle w:val="pdq2pgselectionanchorcontainer"/>
               <w:spacing w:line="360" w:lineRule="auto"/>
               <w:rPr>
-                <w:b/>
-                <w:bCs/>
-                <w:sz w:val="26"/>
-                <w:szCs w:val="26"/>
-              </w:rPr>
-            </w:pPr>
-            <w:r>
-              <w:rPr>
-                <w:b/>
-                <w:bCs/>
+                <w:sz w:val="26"/>
+                <w:szCs w:val="26"/>
+              </w:rPr>
+            </w:pPr>
+            <w:r>
+              <w:rPr>
                 <w:sz w:val="26"/>
                 <w:szCs w:val="26"/>
               </w:rPr>
@@ -15467,16 +15792,12 @@
               <w:pStyle w:val="pdq2pgselectionanchorcontainer"/>
               <w:spacing w:line="360" w:lineRule="auto"/>
               <w:rPr>
-                <w:b/>
-                <w:bCs/>
-                <w:sz w:val="26"/>
-                <w:szCs w:val="26"/>
-              </w:rPr>
-            </w:pPr>
-            <w:r>
-              <w:rPr>
-                <w:b/>
-                <w:bCs/>
+                <w:sz w:val="26"/>
+                <w:szCs w:val="26"/>
+              </w:rPr>
+            </w:pPr>
+            <w:r>
+              <w:rPr>
                 <w:sz w:val="26"/>
                 <w:szCs w:val="26"/>
               </w:rPr>
@@ -15493,16 +15814,12 @@
               <w:pStyle w:val="pdq2pgselectionanchorcontainer"/>
               <w:spacing w:line="360" w:lineRule="auto"/>
               <w:rPr>
-                <w:b/>
-                <w:bCs/>
-                <w:sz w:val="26"/>
-                <w:szCs w:val="26"/>
-              </w:rPr>
-            </w:pPr>
-            <w:r>
-              <w:rPr>
-                <w:b/>
-                <w:bCs/>
+                <w:sz w:val="26"/>
+                <w:szCs w:val="26"/>
+              </w:rPr>
+            </w:pPr>
+            <w:r>
+              <w:rPr>
                 <w:sz w:val="26"/>
                 <w:szCs w:val="26"/>
               </w:rPr>
@@ -15519,16 +15836,12 @@
               <w:pStyle w:val="pdq2pgselectionanchorcontainer"/>
               <w:spacing w:line="360" w:lineRule="auto"/>
               <w:rPr>
-                <w:b/>
-                <w:bCs/>
-                <w:sz w:val="26"/>
-                <w:szCs w:val="26"/>
-              </w:rPr>
-            </w:pPr>
-            <w:r>
-              <w:rPr>
-                <w:b/>
-                <w:bCs/>
+                <w:sz w:val="26"/>
+                <w:szCs w:val="26"/>
+              </w:rPr>
+            </w:pPr>
+            <w:r>
+              <w:rPr>
                 <w:sz w:val="26"/>
                 <w:szCs w:val="26"/>
               </w:rPr>
@@ -15591,16 +15904,12 @@
               <w:pStyle w:val="pdq2pgselectionanchorcontainer"/>
               <w:spacing w:line="360" w:lineRule="auto"/>
               <w:rPr>
-                <w:b/>
-                <w:bCs/>
-                <w:sz w:val="26"/>
-                <w:szCs w:val="26"/>
-              </w:rPr>
-            </w:pPr>
-            <w:r>
-              <w:rPr>
-                <w:b/>
-                <w:bCs/>
+                <w:sz w:val="26"/>
+                <w:szCs w:val="26"/>
+              </w:rPr>
+            </w:pPr>
+            <w:r>
+              <w:rPr>
                 <w:sz w:val="26"/>
                 <w:szCs w:val="26"/>
               </w:rPr>
@@ -15617,16 +15926,12 @@
               <w:pStyle w:val="pdq2pgselectionanchorcontainer"/>
               <w:spacing w:line="360" w:lineRule="auto"/>
               <w:rPr>
-                <w:b/>
-                <w:bCs/>
-                <w:sz w:val="26"/>
-                <w:szCs w:val="26"/>
-              </w:rPr>
-            </w:pPr>
-            <w:r>
-              <w:rPr>
-                <w:b/>
-                <w:bCs/>
+                <w:sz w:val="26"/>
+                <w:szCs w:val="26"/>
+              </w:rPr>
+            </w:pPr>
+            <w:r>
+              <w:rPr>
                 <w:sz w:val="26"/>
                 <w:szCs w:val="26"/>
               </w:rPr>
@@ -15643,16 +15948,12 @@
               <w:pStyle w:val="pdq2pgselectionanchorcontainer"/>
               <w:spacing w:line="360" w:lineRule="auto"/>
               <w:rPr>
-                <w:b/>
-                <w:bCs/>
-                <w:sz w:val="26"/>
-                <w:szCs w:val="26"/>
-              </w:rPr>
-            </w:pPr>
-            <w:r>
-              <w:rPr>
-                <w:b/>
-                <w:bCs/>
+                <w:sz w:val="26"/>
+                <w:szCs w:val="26"/>
+              </w:rPr>
+            </w:pPr>
+            <w:r>
+              <w:rPr>
                 <w:sz w:val="26"/>
                 <w:szCs w:val="26"/>
               </w:rPr>
@@ -15669,16 +15970,12 @@
               <w:pStyle w:val="pdq2pgselectionanchorcontainer"/>
               <w:spacing w:line="360" w:lineRule="auto"/>
               <w:rPr>
-                <w:b/>
-                <w:bCs/>
-                <w:sz w:val="26"/>
-                <w:szCs w:val="26"/>
-              </w:rPr>
-            </w:pPr>
-            <w:r>
-              <w:rPr>
-                <w:b/>
-                <w:bCs/>
+                <w:sz w:val="26"/>
+                <w:szCs w:val="26"/>
+              </w:rPr>
+            </w:pPr>
+            <w:r>
+              <w:rPr>
                 <w:sz w:val="26"/>
                 <w:szCs w:val="26"/>
               </w:rPr>
@@ -15695,16 +15992,12 @@
               <w:pStyle w:val="pdq2pgselectionanchorcontainer"/>
               <w:spacing w:line="360" w:lineRule="auto"/>
               <w:rPr>
-                <w:b/>
-                <w:bCs/>
-                <w:sz w:val="26"/>
-                <w:szCs w:val="26"/>
-              </w:rPr>
-            </w:pPr>
-            <w:r>
-              <w:rPr>
-                <w:b/>
-                <w:bCs/>
+                <w:sz w:val="26"/>
+                <w:szCs w:val="26"/>
+              </w:rPr>
+            </w:pPr>
+            <w:r>
+              <w:rPr>
                 <w:sz w:val="26"/>
                 <w:szCs w:val="26"/>
               </w:rPr>
@@ -15712,8 +16005,6 @@
             </w:r>
             <w:r>
               <w:rPr>
-                <w:b/>
-                <w:bCs/>
                 <w:sz w:val="26"/>
                 <w:szCs w:val="26"/>
               </w:rPr>
@@ -15874,42 +16165,15 @@
     </w:p>
     <w:p>
       <w:pPr>
-        <w:spacing w:before="100" w:beforeAutospacing="1" w:after="100" w:afterAutospacing="1" w:line="360" w:lineRule="auto"/>
-        <w:jc w:val="center"/>
-        <w:rPr>
-          <w:rFonts w:ascii="Times New Roman" w:eastAsia="Times New Roman" w:hAnsi="Times New Roman" w:cs="Times New Roman"/>
-          <w:sz w:val="26"/>
-          <w:szCs w:val="26"/>
-        </w:rPr>
-      </w:pPr>
-      <w:r>
-        <w:rPr>
-          <w:rFonts w:ascii="Times New Roman" w:eastAsia="Times New Roman" w:hAnsi="Times New Roman" w:cs="Times New Roman"/>
-          <w:i/>
-          <w:iCs/>
-          <w:sz w:val="26"/>
-          <w:szCs w:val="26"/>
-        </w:rPr>
+        <w:pStyle w:val="s"/>
+      </w:pPr>
+      <w:r>
         <w:t>Hình</w:t>
       </w:r>
       <w:r>
-        <w:rPr>
-          <w:rFonts w:ascii="Times New Roman" w:eastAsia="Times New Roman" w:hAnsi="Times New Roman" w:cs="Times New Roman"/>
-          <w:i/>
-          <w:iCs/>
-          <w:sz w:val="26"/>
-          <w:szCs w:val="26"/>
-        </w:rPr>
         <w:t xml:space="preserve"> 1</w:t>
       </w:r>
       <w:r>
-        <w:rPr>
-          <w:rFonts w:ascii="Times New Roman" w:eastAsia="Times New Roman" w:hAnsi="Times New Roman" w:cs="Times New Roman"/>
-          <w:i/>
-          <w:iCs/>
-          <w:sz w:val="26"/>
-          <w:szCs w:val="26"/>
-        </w:rPr>
         <w:t>: State Transition Diagram — Cart</w:t>
       </w:r>
     </w:p>
@@ -16399,7 +16663,7 @@
     <w:p>
       <w:pPr>
         <w:rPr>
-          <w:rFonts w:cs="Times New Roman"/>
+          <w:rFonts w:ascii="Times New Roman" w:hAnsi="Times New Roman" w:cs="Times New Roman"/>
           <w:szCs w:val="26"/>
         </w:rPr>
       </w:pPr>
@@ -16410,6 +16674,7 @@
         <w:spacing w:line="360" w:lineRule="auto"/>
         <w:rPr>
           <w:rFonts w:cs="Times New Roman"/>
+          <w:iCs w:val="0"/>
           <w:szCs w:val="26"/>
         </w:rPr>
       </w:pPr>
@@ -16417,6 +16682,7 @@
       <w:r>
         <w:rPr>
           <w:rFonts w:cs="Times New Roman"/>
+          <w:iCs w:val="0"/>
           <w:szCs w:val="26"/>
         </w:rPr>
         <w:t>3.5 Module Đơn hàng (Order)</w:t>
@@ -18857,20 +19123,9 @@
     </w:p>
     <w:p>
       <w:pPr>
-        <w:spacing w:before="100" w:beforeAutospacing="1" w:after="100" w:afterAutospacing="1"/>
-        <w:jc w:val="center"/>
-        <w:rPr>
-          <w:rFonts w:ascii="Times New Roman" w:eastAsia="Times New Roman" w:hAnsi="Times New Roman" w:cs="Times New Roman"/>
-          <w:sz w:val="26"/>
-          <w:szCs w:val="26"/>
-        </w:rPr>
-      </w:pPr>
-      <w:r>
-        <w:rPr>
-          <w:rFonts w:ascii="Times New Roman" w:eastAsia="Times New Roman" w:hAnsi="Times New Roman" w:cs="Times New Roman"/>
-          <w:sz w:val="26"/>
-          <w:szCs w:val="26"/>
-        </w:rPr>
+        <w:pStyle w:val="s"/>
+      </w:pPr>
+      <w:r>
         <w:t>Hình 2 : State Transition Diagram — Order</w:t>
       </w:r>
     </w:p>
@@ -19372,13 +19627,20 @@
         </w:tc>
       </w:tr>
     </w:tbl>
-    <w:p/>
+    <w:p>
+      <w:pPr>
+        <w:rPr>
+          <w:rFonts w:ascii="Times New Roman" w:hAnsi="Times New Roman" w:cs="Times New Roman"/>
+        </w:rPr>
+      </w:pPr>
+    </w:p>
     <w:p>
       <w:pPr>
         <w:pStyle w:val="Heading2"/>
         <w:spacing w:line="360" w:lineRule="auto"/>
         <w:rPr>
           <w:rFonts w:cs="Times New Roman"/>
+          <w:iCs w:val="0"/>
           <w:szCs w:val="26"/>
         </w:rPr>
       </w:pPr>
@@ -19386,6 +19648,7 @@
       <w:r>
         <w:rPr>
           <w:rFonts w:cs="Times New Roman"/>
+          <w:iCs w:val="0"/>
           <w:szCs w:val="26"/>
         </w:rPr>
         <w:lastRenderedPageBreak/>
@@ -19524,14 +19787,23 @@
           <w:sz w:val="26"/>
           <w:szCs w:val="26"/>
         </w:rPr>
-        <w:t>API_Spec.md (Mục 0)</w:t>
-      </w:r>
-      <w:r>
-        <w:rPr>
-          <w:sz w:val="26"/>
-          <w:szCs w:val="26"/>
-        </w:rPr>
-        <w:t xml:space="preserve"> để xem thông tin đặc tả phân quyền chi tiết cho từng luồng API.</w:t>
+        <w:t>API_Spec.md</w:t>
+      </w:r>
+      <w:r>
+        <w:rPr>
+          <w:b/>
+          <w:bCs/>
+          <w:sz w:val="26"/>
+          <w:szCs w:val="26"/>
+        </w:rPr>
+        <w:t xml:space="preserve"> </w:t>
+      </w:r>
+      <w:r>
+        <w:rPr>
+          <w:sz w:val="26"/>
+          <w:szCs w:val="26"/>
+        </w:rPr>
+        <w:t>để xem thông tin đặc tả phân quyền chi tiết cho từng luồng API.</w:t>
       </w:r>
     </w:p>
     <w:p>
@@ -19551,6 +19823,7 @@
         <w:spacing w:line="360" w:lineRule="auto"/>
         <w:rPr>
           <w:rFonts w:cs="Times New Roman"/>
+          <w:iCs w:val="0"/>
           <w:szCs w:val="26"/>
         </w:rPr>
       </w:pPr>
@@ -19558,30 +19831,10 @@
       <w:r>
         <w:rPr>
           <w:rFonts w:cs="Times New Roman"/>
-          <w:szCs w:val="26"/>
-        </w:rPr>
-        <w:t>3.</w:t>
-      </w:r>
-      <w:r>
-        <w:rPr>
-          <w:rFonts w:cs="Times New Roman"/>
-          <w:szCs w:val="26"/>
-        </w:rPr>
-        <w:t>7</w:t>
-      </w:r>
-      <w:r>
-        <w:rPr>
-          <w:rFonts w:cs="Times New Roman"/>
-          <w:szCs w:val="26"/>
-        </w:rPr>
-        <w:t xml:space="preserve"> </w:t>
-      </w:r>
-      <w:r>
-        <w:rPr>
-          <w:rFonts w:cs="Times New Roman"/>
-          <w:szCs w:val="26"/>
-        </w:rPr>
-        <w:t>Chiến lược &amp; kỹ thuật thiết kế Test Case đã áp dụng</w:t>
+          <w:iCs w:val="0"/>
+          <w:szCs w:val="26"/>
+        </w:rPr>
+        <w:t>3.7 Chiến lược &amp; kỹ thuật thiết kế Test Case đã áp dụng</w:t>
       </w:r>
       <w:bookmarkEnd w:id="22"/>
     </w:p>
@@ -19599,7 +19852,7 @@
           <w:sz w:val="26"/>
           <w:szCs w:val="26"/>
         </w:rPr>
-        <w:t>Nhóm áp dụng 5 kỹ thuật thiết kế test theo Chương 4, bám requirement ở Mục 3 và ma trận phân quyền Mục 7. Chi tiết Test Case nằm ở file Excel (không lặp trong SRS).</w:t>
+        <w:t>Nhóm áp dụng 5 kỹ thuật thiết kế test, bám requirement ở Mục 3 và ma trận phân quyền Mục 7. Chi tiết Test Case nằm ở file Excel (không lặp trong SRS).</w:t>
       </w:r>
     </w:p>
     <w:tbl>
@@ -19757,7 +20010,7 @@
                 <w:sz w:val="26"/>
                 <w:szCs w:val="26"/>
               </w:rPr>
-              <w:t>Test_Case_BVA.xlsx (sheet EP); Test_Case_Report_FE.xlsx</w:t>
+              <w:t>Test_Case_BVA.xlsx (sheet EP)</w:t>
             </w:r>
           </w:p>
         </w:tc>
@@ -20192,6 +20445,7 @@
     <w:p>
       <w:pPr>
         <w:rPr>
+          <w:rFonts w:ascii="Times New Roman" w:hAnsi="Times New Roman" w:cs="Times New Roman"/>
           <w:lang w:val="fr-FR"/>
         </w:rPr>
       </w:pPr>
@@ -20222,6 +20476,7 @@
         <w:spacing w:line="360" w:lineRule="auto"/>
         <w:rPr>
           <w:rFonts w:cs="Times New Roman"/>
+          <w:iCs w:val="0"/>
           <w:szCs w:val="26"/>
           <w:lang w:val="fr-FR"/>
         </w:rPr>
@@ -20230,6 +20485,7 @@
       <w:r>
         <w:rPr>
           <w:rFonts w:cs="Times New Roman"/>
+          <w:iCs w:val="0"/>
           <w:szCs w:val="26"/>
           <w:lang w:val="fr-FR"/>
         </w:rPr>
@@ -20308,6 +20564,7 @@
         <w:spacing w:line="360" w:lineRule="auto"/>
         <w:rPr>
           <w:rFonts w:cs="Times New Roman"/>
+          <w:iCs w:val="0"/>
           <w:szCs w:val="26"/>
         </w:rPr>
       </w:pPr>
@@ -20315,6 +20572,7 @@
       <w:r>
         <w:rPr>
           <w:rFonts w:cs="Times New Roman"/>
+          <w:iCs w:val="0"/>
           <w:szCs w:val="26"/>
         </w:rPr>
         <w:t>4.2 Bảo mật (Security)</w:t>
@@ -20434,6 +20692,7 @@
         <w:spacing w:line="360" w:lineRule="auto"/>
         <w:rPr>
           <w:rFonts w:cs="Times New Roman"/>
+          <w:iCs w:val="0"/>
           <w:szCs w:val="26"/>
         </w:rPr>
       </w:pPr>
@@ -20441,6 +20700,7 @@
       <w:r>
         <w:rPr>
           <w:rFonts w:cs="Times New Roman"/>
+          <w:iCs w:val="0"/>
           <w:szCs w:val="26"/>
         </w:rPr>
         <w:t>4.3 Độ tin cậy (Reliability)</w:t>
@@ -20515,6 +20775,7 @@
         <w:spacing w:line="360" w:lineRule="auto"/>
         <w:rPr>
           <w:rFonts w:cs="Times New Roman"/>
+          <w:iCs w:val="0"/>
           <w:szCs w:val="26"/>
         </w:rPr>
       </w:pPr>
@@ -20522,6 +20783,7 @@
       <w:r>
         <w:rPr>
           <w:rFonts w:cs="Times New Roman"/>
+          <w:iCs w:val="0"/>
           <w:szCs w:val="26"/>
         </w:rPr>
         <w:t>4.4 Khả năng bảo trì (Maintainability)</w:t>
@@ -20596,6 +20858,7 @@
         <w:spacing w:line="360" w:lineRule="auto"/>
         <w:rPr>
           <w:rFonts w:cs="Times New Roman"/>
+          <w:iCs w:val="0"/>
           <w:szCs w:val="26"/>
         </w:rPr>
       </w:pPr>
@@ -20603,6 +20866,7 @@
       <w:r>
         <w:rPr>
           <w:rFonts w:cs="Times New Roman"/>
+          <w:iCs w:val="0"/>
           <w:szCs w:val="26"/>
         </w:rPr>
         <w:t>4.5 Khả năng sử dụng (Usability)</w:t>
@@ -20677,6 +20941,7 @@
         <w:spacing w:line="360" w:lineRule="auto"/>
         <w:rPr>
           <w:rFonts w:cs="Times New Roman"/>
+          <w:iCs w:val="0"/>
           <w:szCs w:val="26"/>
         </w:rPr>
       </w:pPr>
@@ -20684,6 +20949,7 @@
       <w:r>
         <w:rPr>
           <w:rFonts w:cs="Times New Roman"/>
+          <w:iCs w:val="0"/>
           <w:szCs w:val="26"/>
         </w:rPr>
         <w:t>4.6 Khả năng tương thích (Compatibility)</w:t>
@@ -20780,6 +21046,7 @@
         <w:spacing w:line="360" w:lineRule="auto"/>
         <w:rPr>
           <w:rFonts w:cs="Times New Roman"/>
+          <w:iCs w:val="0"/>
           <w:szCs w:val="26"/>
         </w:rPr>
       </w:pPr>
@@ -20787,6 +21054,7 @@
       <w:r>
         <w:rPr>
           <w:rFonts w:cs="Times New Roman"/>
+          <w:iCs w:val="0"/>
           <w:szCs w:val="26"/>
         </w:rPr>
         <w:t>5.1 Giao diện người dùng (User Interfaces)</w:t>
@@ -20829,6 +21097,7 @@
         <w:spacing w:line="360" w:lineRule="auto"/>
         <w:rPr>
           <w:rFonts w:cs="Times New Roman"/>
+          <w:iCs w:val="0"/>
           <w:szCs w:val="26"/>
         </w:rPr>
       </w:pPr>
@@ -20836,6 +21105,7 @@
       <w:r>
         <w:rPr>
           <w:rFonts w:cs="Times New Roman"/>
+          <w:iCs w:val="0"/>
           <w:szCs w:val="26"/>
         </w:rPr>
         <w:t>5.2 Giao diện phần cứng (Hardware Interfaces)</w:t>
@@ -20884,6 +21154,7 @@
         <w:spacing w:line="360" w:lineRule="auto"/>
         <w:rPr>
           <w:rFonts w:cs="Times New Roman"/>
+          <w:iCs w:val="0"/>
           <w:szCs w:val="26"/>
         </w:rPr>
       </w:pPr>
@@ -20891,6 +21162,7 @@
       <w:r>
         <w:rPr>
           <w:rFonts w:cs="Times New Roman"/>
+          <w:iCs w:val="0"/>
           <w:szCs w:val="26"/>
         </w:rPr>
         <w:t>5.3 Giao diện phần mềm (Software Interfaces)</w:t>
@@ -20991,6 +21263,7 @@
         <w:spacing w:line="360" w:lineRule="auto"/>
         <w:rPr>
           <w:rFonts w:cs="Times New Roman"/>
+          <w:iCs w:val="0"/>
           <w:szCs w:val="26"/>
         </w:rPr>
       </w:pPr>
@@ -20998,6 +21271,7 @@
       <w:r>
         <w:rPr>
           <w:rFonts w:cs="Times New Roman"/>
+          <w:iCs w:val="0"/>
           <w:szCs w:val="26"/>
         </w:rPr>
         <w:t>5.4 Giao diện truyền thông (Communications Interfaces)</w:t>
@@ -21119,6 +21393,7 @@
         <w:pStyle w:val="Heading2"/>
         <w:rPr>
           <w:rFonts w:cs="Times New Roman"/>
+          <w:iCs w:val="0"/>
           <w:szCs w:val="26"/>
         </w:rPr>
       </w:pPr>
@@ -21126,6 +21401,7 @@
       <w:r>
         <w:rPr>
           <w:rFonts w:cs="Times New Roman"/>
+          <w:iCs w:val="0"/>
           <w:szCs w:val="26"/>
         </w:rPr>
         <w:t>6.1 Sơ đồ lớp (Class Diagram)</w:t>
@@ -21145,6 +21421,9 @@
       <w:pPr>
         <w:keepNext/>
         <w:jc w:val="center"/>
+        <w:rPr>
+          <w:rFonts w:ascii="Times New Roman" w:hAnsi="Times New Roman" w:cs="Times New Roman"/>
+        </w:rPr>
       </w:pPr>
       <w:r>
         <w:rPr>
@@ -21240,6 +21519,7 @@
         <w:pStyle w:val="Heading2"/>
         <w:rPr>
           <w:rFonts w:cs="Times New Roman"/>
+          <w:iCs w:val="0"/>
           <w:szCs w:val="26"/>
         </w:rPr>
       </w:pPr>
@@ -21247,6 +21527,7 @@
       <w:r>
         <w:rPr>
           <w:rFonts w:cs="Times New Roman"/>
+          <w:iCs w:val="0"/>
           <w:szCs w:val="26"/>
         </w:rPr>
         <w:t>6.2 Use Case Diagram</w:t>
@@ -21347,6 +21628,7 @@
         <w:pStyle w:val="Heading2"/>
         <w:rPr>
           <w:rFonts w:cs="Times New Roman"/>
+          <w:iCs w:val="0"/>
           <w:szCs w:val="26"/>
         </w:rPr>
       </w:pPr>
@@ -21354,6 +21636,7 @@
       <w:r>
         <w:rPr>
           <w:rFonts w:cs="Times New Roman"/>
+          <w:iCs w:val="0"/>
           <w:szCs w:val="26"/>
         </w:rPr>
         <w:t xml:space="preserve">6.3 Danh sách </w:t>
@@ -21361,6 +21644,7 @@
       <w:r>
         <w:rPr>
           <w:rFonts w:cs="Times New Roman"/>
+          <w:iCs w:val="0"/>
           <w:szCs w:val="26"/>
         </w:rPr>
         <w:t>Activity Diagram</w:t>
@@ -21887,6 +22171,7 @@
         <w:pStyle w:val="Heading2"/>
         <w:rPr>
           <w:rFonts w:cs="Times New Roman"/>
+          <w:iCs w:val="0"/>
           <w:szCs w:val="26"/>
         </w:rPr>
       </w:pPr>
@@ -21894,6 +22179,7 @@
       <w:r>
         <w:rPr>
           <w:rFonts w:cs="Times New Roman"/>
+          <w:iCs w:val="0"/>
           <w:szCs w:val="26"/>
         </w:rPr>
         <w:t>6.4 Sơ đồ trình tự (Sequence Diagram) — khuyến nghị cho luồng phức tạp</w:t>
@@ -22168,6 +22454,7 @@
         <w:pStyle w:val="Heading2"/>
         <w:rPr>
           <w:rFonts w:cs="Times New Roman"/>
+          <w:iCs w:val="0"/>
           <w:szCs w:val="26"/>
         </w:rPr>
       </w:pPr>
@@ -22175,6 +22462,7 @@
       <w:r>
         <w:rPr>
           <w:rFonts w:cs="Times New Roman"/>
+          <w:iCs w:val="0"/>
           <w:szCs w:val="26"/>
         </w:rPr>
         <w:lastRenderedPageBreak/>
@@ -23556,6 +23844,7 @@
         <w:pStyle w:val="Heading2"/>
         <w:rPr>
           <w:rFonts w:cs="Times New Roman"/>
+          <w:iCs w:val="0"/>
           <w:szCs w:val="26"/>
         </w:rPr>
       </w:pPr>
@@ -23563,6 +23852,7 @@
       <w:r>
         <w:rPr>
           <w:rFonts w:cs="Times New Roman"/>
+          <w:iCs w:val="0"/>
           <w:szCs w:val="26"/>
         </w:rPr>
         <w:t>7.1. Decision Table – Đặc tả phân quyền</w:t>
@@ -24203,22 +24493,54 @@
       </w:tr>
     </w:tbl>
     <w:p>
-      <w:r>
+      <w:pPr>
+        <w:rPr>
+          <w:rFonts w:ascii="Times New Roman" w:hAnsi="Times New Roman" w:cs="Times New Roman"/>
+        </w:rPr>
+      </w:pPr>
+      <w:r>
+        <w:rPr>
+          <w:rFonts w:ascii="Times New Roman" w:hAnsi="Times New Roman" w:cs="Times New Roman"/>
+        </w:rPr>
         <w:t>Ghi chú:</w:t>
       </w:r>
     </w:p>
     <w:p>
-      <w:r>
+      <w:pPr>
+        <w:rPr>
+          <w:rFonts w:ascii="Times New Roman" w:hAnsi="Times New Roman" w:cs="Times New Roman"/>
+        </w:rPr>
+      </w:pPr>
+      <w:r>
+        <w:rPr>
+          <w:rFonts w:ascii="Times New Roman" w:hAnsi="Times New Roman" w:cs="Times New Roman"/>
+        </w:rPr>
         <w:t>Bảng DT01–DT04 là mô hình Decision Table tổng quát (4 rule chính).</w:t>
       </w:r>
     </w:p>
     <w:p>
-      <w:r>
+      <w:pPr>
+        <w:rPr>
+          <w:rFonts w:ascii="Times New Roman" w:hAnsi="Times New Roman" w:cs="Times New Roman"/>
+        </w:rPr>
+      </w:pPr>
+      <w:r>
+        <w:rPr>
+          <w:rFonts w:ascii="Times New Roman" w:hAnsi="Times New Roman" w:cs="Times New Roman"/>
+        </w:rPr>
         <w:t>Bảng Full/Reduced theo từng Resource (Product, Cart, Order, User) và 32 Test Case đã execute nằm tại:</w:t>
       </w:r>
     </w:p>
     <w:p>
-      <w:r>
+      <w:pPr>
+        <w:rPr>
+          <w:rFonts w:ascii="Times New Roman" w:hAnsi="Times New Roman" w:cs="Times New Roman"/>
+        </w:rPr>
+      </w:pPr>
+      <w:r>
+        <w:rPr>
+          <w:rFonts w:ascii="Times New Roman" w:hAnsi="Times New Roman" w:cs="Times New Roman"/>
+        </w:rPr>
         <w:t>Docs/QA-Testing/Test_Case_DecisionTable.xlsx.</w:t>
       </w:r>
     </w:p>
@@ -24383,6 +24705,7 @@
         <w:spacing w:line="360" w:lineRule="auto"/>
         <w:rPr>
           <w:rFonts w:cs="Times New Roman"/>
+          <w:iCs w:val="0"/>
           <w:szCs w:val="26"/>
           <w:lang w:val="fr-FR"/>
         </w:rPr>
@@ -24391,6 +24714,7 @@
       <w:r>
         <w:rPr>
           <w:rFonts w:cs="Times New Roman"/>
+          <w:iCs w:val="0"/>
           <w:szCs w:val="26"/>
           <w:lang w:val="fr-FR"/>
         </w:rPr>
@@ -24399,72 +24723,126 @@
       <w:bookmarkEnd w:id="57"/>
     </w:p>
     <w:p>
-      <w:r>
-        <w:rPr>
+      <w:pPr>
+        <w:rPr>
+          <w:rFonts w:ascii="Times New Roman" w:hAnsi="Times New Roman" w:cs="Times New Roman"/>
+        </w:rPr>
+      </w:pPr>
+      <w:r>
+        <w:rPr>
+          <w:rFonts w:ascii="Times New Roman" w:hAnsi="Times New Roman" w:cs="Times New Roman"/>
           <w:lang w:val="vi-VN"/>
         </w:rPr>
         <w:t>API_Spec.md</w:t>
       </w:r>
     </w:p>
     <w:p>
-      <w:r>
-        <w:rPr>
+      <w:pPr>
+        <w:rPr>
+          <w:rFonts w:ascii="Times New Roman" w:hAnsi="Times New Roman" w:cs="Times New Roman"/>
+        </w:rPr>
+      </w:pPr>
+      <w:r>
+        <w:rPr>
+          <w:rFonts w:ascii="Times New Roman" w:hAnsi="Times New Roman" w:cs="Times New Roman"/>
           <w:lang w:val="vi-VN"/>
         </w:rPr>
         <w:t>Docs/QA-Testing/TEST PLAN.docx</w:t>
       </w:r>
     </w:p>
     <w:p>
-      <w:r>
-        <w:rPr>
+      <w:pPr>
+        <w:rPr>
+          <w:rFonts w:ascii="Times New Roman" w:hAnsi="Times New Roman" w:cs="Times New Roman"/>
+        </w:rPr>
+      </w:pPr>
+      <w:r>
+        <w:rPr>
+          <w:rFonts w:ascii="Times New Roman" w:hAnsi="Times New Roman" w:cs="Times New Roman"/>
           <w:lang w:val="vi-VN"/>
         </w:rPr>
         <w:t>Docs/QA-Testing/Test_Case_BVA.xlsx</w:t>
       </w:r>
     </w:p>
     <w:p>
-      <w:r>
-        <w:rPr>
+      <w:pPr>
+        <w:rPr>
+          <w:rFonts w:ascii="Times New Roman" w:hAnsi="Times New Roman" w:cs="Times New Roman"/>
+        </w:rPr>
+      </w:pPr>
+      <w:r>
+        <w:rPr>
+          <w:rFonts w:ascii="Times New Roman" w:hAnsi="Times New Roman" w:cs="Times New Roman"/>
           <w:lang w:val="vi-VN"/>
         </w:rPr>
         <w:t>Docs/QA-Testing/Test_Case_DecisionTable.xlsx</w:t>
       </w:r>
     </w:p>
     <w:p>
-      <w:r>
-        <w:rPr>
+      <w:pPr>
+        <w:rPr>
+          <w:rFonts w:ascii="Times New Roman" w:hAnsi="Times New Roman" w:cs="Times New Roman"/>
+        </w:rPr>
+      </w:pPr>
+      <w:r>
+        <w:rPr>
+          <w:rFonts w:ascii="Times New Roman" w:hAnsi="Times New Roman" w:cs="Times New Roman"/>
           <w:lang w:val="vi-VN"/>
         </w:rPr>
         <w:t>Docs/QA-Testing/Test_Case_StateTransition.xlsx</w:t>
       </w:r>
     </w:p>
     <w:p>
-      <w:r>
-        <w:rPr>
+      <w:pPr>
+        <w:rPr>
+          <w:rFonts w:ascii="Times New Roman" w:hAnsi="Times New Roman" w:cs="Times New Roman"/>
+        </w:rPr>
+      </w:pPr>
+      <w:r>
+        <w:rPr>
+          <w:rFonts w:ascii="Times New Roman" w:hAnsi="Times New Roman" w:cs="Times New Roman"/>
           <w:lang w:val="vi-VN"/>
         </w:rPr>
         <w:t>Docs/QA-Testing/Test_Case_WhiteBox.xlsx</w:t>
       </w:r>
     </w:p>
     <w:p>
-      <w:r>
-        <w:rPr>
+      <w:pPr>
+        <w:rPr>
+          <w:rFonts w:ascii="Times New Roman" w:hAnsi="Times New Roman" w:cs="Times New Roman"/>
+        </w:rPr>
+      </w:pPr>
+      <w:r>
+        <w:rPr>
+          <w:rFonts w:ascii="Times New Roman" w:hAnsi="Times New Roman" w:cs="Times New Roman"/>
           <w:lang w:val="vi-VN"/>
         </w:rPr>
         <w:t>Docs/QA-Testing/Test_Case_Report_FE.xlsx</w:t>
       </w:r>
     </w:p>
     <w:p>
-      <w:r>
-        <w:rPr>
+      <w:pPr>
+        <w:rPr>
+          <w:rFonts w:ascii="Times New Roman" w:hAnsi="Times New Roman" w:cs="Times New Roman"/>
+        </w:rPr>
+      </w:pPr>
+      <w:r>
+        <w:rPr>
+          <w:rFonts w:ascii="Times New Roman" w:hAnsi="Times New Roman" w:cs="Times New Roman"/>
           <w:lang w:val="vi-VN"/>
         </w:rPr>
         <w:t>Docs/QA-Testing/Test_Case_Report_API.xlsx</w:t>
       </w:r>
     </w:p>
     <w:p>
-      <w:r>
-        <w:rPr>
+      <w:pPr>
+        <w:rPr>
+          <w:rFonts w:ascii="Times New Roman" w:hAnsi="Times New Roman" w:cs="Times New Roman"/>
+        </w:rPr>
+      </w:pPr>
+      <w:r>
+        <w:rPr>
+          <w:rFonts w:ascii="Times New Roman" w:hAnsi="Times New Roman" w:cs="Times New Roman"/>
           <w:lang w:val="vi-VN"/>
         </w:rPr>
         <w:t>Docs/QA-Testing/Coverage_Report.md</w:t>
@@ -24473,17 +24851,20 @@
     <w:p>
       <w:pPr>
         <w:rPr>
+          <w:rFonts w:ascii="Times New Roman" w:hAnsi="Times New Roman" w:cs="Times New Roman"/>
           <w:lang w:val="vi-VN"/>
         </w:rPr>
       </w:pPr>
       <w:r>
         <w:rPr>
+          <w:rFonts w:ascii="Times New Roman" w:hAnsi="Times New Roman" w:cs="Times New Roman"/>
           <w:lang w:val="vi-VN"/>
         </w:rPr>
         <w:t>Docs/QA-Testing/Bug_Report.xlsx</w:t>
       </w:r>
       <w:r>
         <w:rPr>
+          <w:rFonts w:ascii="Times New Roman" w:hAnsi="Times New Roman" w:cs="Times New Roman"/>
           <w:lang w:val="vi-VN"/>
         </w:rPr>
         <w:br/>
@@ -24495,6 +24876,7 @@
         <w:spacing w:line="360" w:lineRule="auto"/>
         <w:rPr>
           <w:rFonts w:cs="Times New Roman"/>
+          <w:iCs w:val="0"/>
           <w:szCs w:val="26"/>
           <w:lang w:val="vi-VN"/>
         </w:rPr>
@@ -24503,6 +24885,7 @@
       <w:r>
         <w:rPr>
           <w:rFonts w:cs="Times New Roman"/>
+          <w:iCs w:val="0"/>
           <w:szCs w:val="26"/>
           <w:lang w:val="vi-VN"/>
         </w:rPr>
@@ -24511,6 +24894,7 @@
       <w:r>
         <w:rPr>
           <w:rFonts w:cs="Times New Roman"/>
+          <w:iCs w:val="0"/>
           <w:szCs w:val="26"/>
           <w:lang w:val="vi-VN"/>
         </w:rPr>
@@ -24519,6 +24903,7 @@
       <w:r>
         <w:rPr>
           <w:rFonts w:cs="Times New Roman"/>
+          <w:iCs w:val="0"/>
           <w:szCs w:val="26"/>
           <w:lang w:val="vi-VN"/>
         </w:rPr>
@@ -24533,11 +24918,11 @@
         <w:tblLook w:val="04A0" w:firstRow="1" w:lastRow="0" w:firstColumn="1" w:lastColumn="0" w:noHBand="0" w:noVBand="1"/>
       </w:tblPr>
       <w:tblGrid>
-        <w:gridCol w:w="1138"/>
+        <w:gridCol w:w="1366"/>
         <w:gridCol w:w="1830"/>
-        <w:gridCol w:w="1247"/>
-        <w:gridCol w:w="4081"/>
-        <w:gridCol w:w="1054"/>
+        <w:gridCol w:w="1313"/>
+        <w:gridCol w:w="3743"/>
+        <w:gridCol w:w="1098"/>
       </w:tblGrid>
       <w:tr>
         <w:tc>
@@ -24700,7 +25085,6 @@
                 <w:szCs w:val="24"/>
                 <w:bdr w:val="none" w:sz="0" w:space="0" w:color="auto" w:frame="1"/>
               </w:rPr>
-              <w:lastRenderedPageBreak/>
               <w:t>REQ-AUTH-01</w:t>
             </w:r>
           </w:p>
@@ -24770,7 +25154,7 @@
             </w:pPr>
             <w:r>
               <w:rPr>
-                <w:rFonts w:ascii="Courier New" w:eastAsia="Times New Roman" w:hAnsi="Courier New" w:cs="Courier New"/>
+                <w:rFonts w:ascii="Times New Roman" w:eastAsia="Times New Roman" w:hAnsi="Times New Roman" w:cs="Times New Roman"/>
                 <w:color w:val="1F1F1F"/>
                 <w:sz w:val="23"/>
                 <w:szCs w:val="23"/>
@@ -24790,7 +25174,7 @@
             </w:r>
             <w:r>
               <w:rPr>
-                <w:rFonts w:ascii="Courier New" w:eastAsia="Times New Roman" w:hAnsi="Courier New" w:cs="Courier New"/>
+                <w:rFonts w:ascii="Times New Roman" w:eastAsia="Times New Roman" w:hAnsi="Times New Roman" w:cs="Times New Roman"/>
                 <w:color w:val="1F1F1F"/>
                 <w:sz w:val="23"/>
                 <w:szCs w:val="23"/>
@@ -24815,7 +25199,7 @@
             </w:pPr>
             <w:r>
               <w:rPr>
-                <w:rFonts w:ascii="Courier New" w:eastAsia="Times New Roman" w:hAnsi="Courier New" w:cs="Courier New"/>
+                <w:rFonts w:ascii="Times New Roman" w:eastAsia="Times New Roman" w:hAnsi="Times New Roman" w:cs="Times New Roman"/>
                 <w:color w:val="1F1F1F"/>
                 <w:sz w:val="23"/>
                 <w:szCs w:val="23"/>
@@ -24850,6 +25234,7 @@
                 <w:szCs w:val="24"/>
                 <w:bdr w:val="none" w:sz="0" w:space="0" w:color="auto" w:frame="1"/>
               </w:rPr>
+              <w:lastRenderedPageBreak/>
               <w:t>REQ-AUTH-02</w:t>
             </w:r>
           </w:p>
@@ -24931,7 +25316,7 @@
             </w:r>
             <w:r>
               <w:rPr>
-                <w:rFonts w:ascii="Courier New" w:eastAsia="Times New Roman" w:hAnsi="Courier New" w:cs="Courier New"/>
+                <w:rFonts w:ascii="Times New Roman" w:eastAsia="Times New Roman" w:hAnsi="Times New Roman" w:cs="Times New Roman"/>
                 <w:color w:val="1F1F1F"/>
                 <w:sz w:val="23"/>
                 <w:szCs w:val="23"/>
@@ -24969,7 +25354,7 @@
             </w:pPr>
             <w:r>
               <w:rPr>
-                <w:rFonts w:ascii="Courier New" w:eastAsia="Times New Roman" w:hAnsi="Courier New" w:cs="Courier New"/>
+                <w:rFonts w:ascii="Times New Roman" w:eastAsia="Times New Roman" w:hAnsi="Times New Roman" w:cs="Times New Roman"/>
                 <w:color w:val="1F1F1F"/>
                 <w:sz w:val="23"/>
                 <w:szCs w:val="23"/>
@@ -25083,7 +25468,7 @@
             </w:r>
             <w:r>
               <w:rPr>
-                <w:rFonts w:ascii="Courier New" w:eastAsia="Times New Roman" w:hAnsi="Courier New" w:cs="Courier New"/>
+                <w:rFonts w:ascii="Times New Roman" w:eastAsia="Times New Roman" w:hAnsi="Times New Roman" w:cs="Times New Roman"/>
                 <w:color w:val="1F1F1F"/>
                 <w:sz w:val="23"/>
                 <w:szCs w:val="23"/>
@@ -25212,7 +25597,7 @@
             </w:pPr>
             <w:r>
               <w:rPr>
-                <w:rFonts w:ascii="Courier New" w:eastAsia="Times New Roman" w:hAnsi="Courier New" w:cs="Courier New"/>
+                <w:rFonts w:ascii="Times New Roman" w:eastAsia="Times New Roman" w:hAnsi="Times New Roman" w:cs="Times New Roman"/>
                 <w:color w:val="1F1F1F"/>
                 <w:sz w:val="23"/>
                 <w:szCs w:val="23"/>
@@ -25237,7 +25622,7 @@
             </w:pPr>
             <w:r>
               <w:rPr>
-                <w:rFonts w:ascii="Courier New" w:eastAsia="Times New Roman" w:hAnsi="Courier New" w:cs="Courier New"/>
+                <w:rFonts w:ascii="Times New Roman" w:eastAsia="Times New Roman" w:hAnsi="Times New Roman" w:cs="Times New Roman"/>
                 <w:color w:val="1F1F1F"/>
                 <w:sz w:val="23"/>
                 <w:szCs w:val="23"/>
@@ -25480,7 +25865,7 @@
             </w:r>
             <w:r>
               <w:rPr>
-                <w:rFonts w:ascii="Courier New" w:eastAsia="Times New Roman" w:hAnsi="Courier New" w:cs="Courier New"/>
+                <w:rFonts w:ascii="Times New Roman" w:eastAsia="Times New Roman" w:hAnsi="Times New Roman" w:cs="Times New Roman"/>
                 <w:color w:val="1F1F1F"/>
                 <w:sz w:val="23"/>
                 <w:szCs w:val="23"/>
@@ -25629,7 +26014,7 @@
             </w:r>
             <w:r>
               <w:rPr>
-                <w:rFonts w:ascii="Courier New" w:eastAsia="Times New Roman" w:hAnsi="Courier New" w:cs="Courier New"/>
+                <w:rFonts w:ascii="Times New Roman" w:eastAsia="Times New Roman" w:hAnsi="Times New Roman" w:cs="Times New Roman"/>
                 <w:color w:val="1F1F1F"/>
                 <w:sz w:val="23"/>
                 <w:szCs w:val="23"/>
@@ -25654,7 +26039,7 @@
             </w:pPr>
             <w:r>
               <w:rPr>
-                <w:rFonts w:ascii="Courier New" w:eastAsia="Times New Roman" w:hAnsi="Courier New" w:cs="Courier New"/>
+                <w:rFonts w:ascii="Times New Roman" w:eastAsia="Times New Roman" w:hAnsi="Times New Roman" w:cs="Times New Roman"/>
                 <w:color w:val="1F1F1F"/>
                 <w:sz w:val="23"/>
                 <w:szCs w:val="23"/>
@@ -25783,7 +26168,7 @@
             </w:pPr>
             <w:r>
               <w:rPr>
-                <w:rFonts w:ascii="Courier New" w:eastAsia="Times New Roman" w:hAnsi="Courier New" w:cs="Courier New"/>
+                <w:rFonts w:ascii="Times New Roman" w:eastAsia="Times New Roman" w:hAnsi="Times New Roman" w:cs="Times New Roman"/>
                 <w:color w:val="1F1F1F"/>
                 <w:sz w:val="23"/>
                 <w:szCs w:val="23"/>
@@ -25897,7 +26282,7 @@
             </w:r>
             <w:r>
               <w:rPr>
-                <w:rFonts w:ascii="Courier New" w:eastAsia="Times New Roman" w:hAnsi="Courier New" w:cs="Courier New"/>
+                <w:rFonts w:ascii="Times New Roman" w:eastAsia="Times New Roman" w:hAnsi="Times New Roman" w:cs="Times New Roman"/>
                 <w:color w:val="1F1F1F"/>
                 <w:sz w:val="23"/>
                 <w:szCs w:val="23"/>
@@ -26036,7 +26421,7 @@
             </w:r>
             <w:r>
               <w:rPr>
-                <w:rFonts w:ascii="Courier New" w:eastAsia="Times New Roman" w:hAnsi="Courier New" w:cs="Courier New"/>
+                <w:rFonts w:ascii="Times New Roman" w:eastAsia="Times New Roman" w:hAnsi="Times New Roman" w:cs="Times New Roman"/>
                 <w:color w:val="1F1F1F"/>
                 <w:sz w:val="23"/>
                 <w:szCs w:val="23"/>
@@ -26061,7 +26446,7 @@
             </w:pPr>
             <w:r>
               <w:rPr>
-                <w:rFonts w:ascii="Courier New" w:eastAsia="Times New Roman" w:hAnsi="Courier New" w:cs="Courier New"/>
+                <w:rFonts w:ascii="Times New Roman" w:eastAsia="Times New Roman" w:hAnsi="Times New Roman" w:cs="Times New Roman"/>
                 <w:color w:val="1F1F1F"/>
                 <w:sz w:val="23"/>
                 <w:szCs w:val="23"/>
@@ -26190,7 +26575,7 @@
             </w:pPr>
             <w:r>
               <w:rPr>
-                <w:rFonts w:ascii="Courier New" w:eastAsia="Times New Roman" w:hAnsi="Courier New" w:cs="Courier New"/>
+                <w:rFonts w:ascii="Times New Roman" w:eastAsia="Times New Roman" w:hAnsi="Times New Roman" w:cs="Times New Roman"/>
                 <w:color w:val="1F1F1F"/>
                 <w:sz w:val="23"/>
                 <w:szCs w:val="23"/>
@@ -26294,7 +26679,7 @@
             </w:pPr>
             <w:r>
               <w:rPr>
-                <w:rFonts w:ascii="Courier New" w:eastAsia="Times New Roman" w:hAnsi="Courier New" w:cs="Courier New"/>
+                <w:rFonts w:ascii="Times New Roman" w:eastAsia="Times New Roman" w:hAnsi="Times New Roman" w:cs="Times New Roman"/>
                 <w:color w:val="1F1F1F"/>
                 <w:sz w:val="23"/>
                 <w:szCs w:val="23"/>
@@ -26319,7 +26704,7 @@
             </w:pPr>
             <w:r>
               <w:rPr>
-                <w:rFonts w:ascii="Courier New" w:eastAsia="Times New Roman" w:hAnsi="Courier New" w:cs="Courier New"/>
+                <w:rFonts w:ascii="Times New Roman" w:eastAsia="Times New Roman" w:hAnsi="Times New Roman" w:cs="Times New Roman"/>
                 <w:color w:val="1F1F1F"/>
                 <w:sz w:val="23"/>
                 <w:szCs w:val="23"/>
@@ -26423,7 +26808,7 @@
             </w:pPr>
             <w:r>
               <w:rPr>
-                <w:rFonts w:ascii="Courier New" w:eastAsia="Times New Roman" w:hAnsi="Courier New" w:cs="Courier New"/>
+                <w:rFonts w:ascii="Times New Roman" w:eastAsia="Times New Roman" w:hAnsi="Times New Roman" w:cs="Times New Roman"/>
                 <w:color w:val="1F1F1F"/>
                 <w:sz w:val="23"/>
                 <w:szCs w:val="23"/>
@@ -26487,7 +26872,6 @@
                 <w:szCs w:val="24"/>
                 <w:bdr w:val="none" w:sz="0" w:space="0" w:color="auto" w:frame="1"/>
               </w:rPr>
-              <w:lastRenderedPageBreak/>
               <w:t>(NFR) Service logic</w:t>
             </w:r>
           </w:p>
@@ -26554,7 +26938,7 @@
           <w:p>
             <w:pPr>
               <w:rPr>
-                <w:rFonts w:ascii="Courier New" w:eastAsia="Times New Roman" w:hAnsi="Courier New" w:cs="Courier New"/>
+                <w:rFonts w:ascii="Times New Roman" w:eastAsia="Times New Roman" w:hAnsi="Times New Roman" w:cs="Times New Roman"/>
                 <w:color w:val="1F1F1F"/>
                 <w:sz w:val="23"/>
                 <w:szCs w:val="23"/>
@@ -26563,7 +26947,7 @@
             </w:pPr>
             <w:r>
               <w:rPr>
-                <w:rFonts w:ascii="Courier New" w:eastAsia="Times New Roman" w:hAnsi="Courier New" w:cs="Courier New"/>
+                <w:rFonts w:ascii="Times New Roman" w:eastAsia="Times New Roman" w:hAnsi="Times New Roman" w:cs="Times New Roman"/>
                 <w:color w:val="1F1F1F"/>
                 <w:sz w:val="23"/>
                 <w:szCs w:val="23"/>
@@ -26618,6 +27002,7 @@
         <w:spacing w:line="360" w:lineRule="auto"/>
         <w:rPr>
           <w:rFonts w:cs="Times New Roman"/>
+          <w:iCs w:val="0"/>
           <w:szCs w:val="26"/>
         </w:rPr>
       </w:pPr>
@@ -26625,30 +27010,10 @@
       <w:r>
         <w:rPr>
           <w:rFonts w:cs="Times New Roman"/>
-          <w:szCs w:val="26"/>
-        </w:rPr>
-        <w:t>9.</w:t>
-      </w:r>
-      <w:r>
-        <w:rPr>
-          <w:rFonts w:cs="Times New Roman"/>
-          <w:szCs w:val="26"/>
-        </w:rPr>
-        <w:t>3</w:t>
-      </w:r>
-      <w:r>
-        <w:rPr>
-          <w:rFonts w:cs="Times New Roman"/>
-          <w:szCs w:val="26"/>
-        </w:rPr>
-        <w:t xml:space="preserve"> </w:t>
-      </w:r>
-      <w:r>
-        <w:rPr>
-          <w:rFonts w:cs="Times New Roman"/>
-          <w:szCs w:val="26"/>
-        </w:rPr>
-        <w:t>Phụ lục B — Kết quả kiểm thử tóm tắt</w:t>
+          <w:iCs w:val="0"/>
+          <w:szCs w:val="26"/>
+        </w:rPr>
+        <w:t>9.3 Phụ lục B — Kết quả kiểm thử tóm tắt</w:t>
       </w:r>
       <w:bookmarkEnd w:id="59"/>
     </w:p>
@@ -26702,6 +27067,7 @@
                 <w:sz w:val="26"/>
                 <w:szCs w:val="26"/>
               </w:rPr>
+              <w:lastRenderedPageBreak/>
               <w:t>Kỹ thuật</w:t>
             </w:r>
           </w:p>
@@ -27036,23 +27402,7 @@
                 <w:sz w:val="26"/>
                 <w:szCs w:val="26"/>
               </w:rPr>
-              <w:t>Retest PASS sau fix SCRUM-59</w:t>
-            </w:r>
-            <w:r>
-              <w:rPr>
-                <w:rFonts w:ascii="Times New Roman" w:hAnsi="Times New Roman" w:cs="Times New Roman"/>
-                <w:sz w:val="26"/>
-                <w:szCs w:val="26"/>
-              </w:rPr>
-              <w:t xml:space="preserve"> </w:t>
-            </w:r>
-            <w:r>
-              <w:rPr>
-                <w:rFonts w:ascii="Times New Roman" w:hAnsi="Times New Roman" w:cs="Times New Roman"/>
-                <w:sz w:val="26"/>
-                <w:szCs w:val="26"/>
-              </w:rPr>
-              <w:t xml:space="preserve">và SCRUM-78 </w:t>
+              <w:t xml:space="preserve">Retest PASS sau fix SCRUM-59 và SCRUM-78 </w:t>
             </w:r>
           </w:p>
         </w:tc>
@@ -27784,7 +28134,6 @@
                 <w:sz w:val="26"/>
                 <w:szCs w:val="26"/>
               </w:rPr>
-              <w:lastRenderedPageBreak/>
               <w:t>CategoryServiceImpl</w:t>
             </w:r>
           </w:p>
@@ -27902,15 +28251,7 @@
                 <w:sz w:val="26"/>
                 <w:szCs w:val="26"/>
               </w:rPr>
-              <w:t>100</w:t>
-            </w:r>
-            <w:r>
-              <w:rPr>
-                <w:rFonts w:ascii="Times New Roman" w:hAnsi="Times New Roman" w:cs="Times New Roman"/>
-                <w:sz w:val="26"/>
-                <w:szCs w:val="26"/>
-              </w:rPr>
-              <w:t>%</w:t>
+              <w:t>100%</w:t>
             </w:r>
           </w:p>
         </w:tc>
@@ -27940,31 +28281,7 @@
           <w:sz w:val="26"/>
           <w:szCs w:val="26"/>
         </w:rPr>
-        <w:t xml:space="preserve">- </w:t>
-      </w:r>
-      <w:r>
-        <w:rPr>
-          <w:rFonts w:ascii="Times New Roman" w:hAnsi="Times New Roman" w:cs="Times New Roman"/>
-          <w:sz w:val="26"/>
-          <w:szCs w:val="26"/>
-        </w:rPr>
-        <w:t>API Black-box execution coverage (Newman + JaCoCo agent): Instruction 39%, Branch 10%</w:t>
-      </w:r>
-      <w:r>
-        <w:rPr>
-          <w:rFonts w:ascii="Times New Roman" w:hAnsi="Times New Roman" w:cs="Times New Roman"/>
-          <w:sz w:val="26"/>
-          <w:szCs w:val="26"/>
-        </w:rPr>
-        <w:t>. C</w:t>
-      </w:r>
-      <w:r>
-        <w:rPr>
-          <w:rFonts w:ascii="Times New Roman" w:hAnsi="Times New Roman" w:cs="Times New Roman"/>
-          <w:sz w:val="26"/>
-          <w:szCs w:val="26"/>
-        </w:rPr>
-        <w:t>hi tiết Coverage_Report.md mục 15. Không thay thế Unit coverage.</w:t>
+        <w:t>- API Black-box execution coverage (Newman + JaCoCo agent): Instruction 39%, Branch 10%. Chi tiết Coverage_Report.md mục 15. Không thay thế Unit coverage.</w:t>
       </w:r>
     </w:p>
     <w:p>
@@ -27982,15 +28299,7 @@
           <w:sz w:val="26"/>
           <w:szCs w:val="26"/>
         </w:rPr>
-        <w:t xml:space="preserve">- </w:t>
-      </w:r>
-      <w:r>
-        <w:rPr>
-          <w:rFonts w:ascii="Times New Roman" w:hAnsi="Times New Roman" w:cs="Times New Roman"/>
-          <w:sz w:val="26"/>
-          <w:szCs w:val="26"/>
-        </w:rPr>
-        <w:t>Bug (Jira / Bug_Report) — trạng thái sau fix &amp; retest</w:t>
+        <w:t>- Bug (Jira / Bug_Report) — trạng thái sau fix &amp; retest</w:t>
       </w:r>
     </w:p>
     <w:p>
@@ -28008,6 +28317,7 @@
           <w:sz w:val="26"/>
           <w:szCs w:val="26"/>
         </w:rPr>
+        <w:lastRenderedPageBreak/>
         <w:t>- Đã PATCHED / Retest PASS (ví dụ): SCRUM-43, 44, 45, 46, 47, 48, 50, 51, 52, 58, 59, 66–72, 81 (và các ticket validation/BVA liên quan).</w:t>
       </w:r>
     </w:p>
@@ -28044,15 +28354,7 @@
           <w:sz w:val="26"/>
           <w:szCs w:val="26"/>
         </w:rPr>
-        <w:t xml:space="preserve">- </w:t>
-      </w:r>
-      <w:r>
-        <w:rPr>
-          <w:rFonts w:ascii="Times New Roman" w:hAnsi="Times New Roman" w:cs="Times New Roman"/>
-          <w:sz w:val="26"/>
-          <w:szCs w:val="26"/>
-        </w:rPr>
-        <w:t>Chi tiết từng bug: Docs/QA-Testing/Bug_Report.xlsx</w:t>
+        <w:t>- Chi tiết từng bug: Docs/QA-Testing/Bug_Report.xlsx</w:t>
       </w:r>
     </w:p>
     <w:p>
@@ -28074,6 +28376,7 @@
         <w:spacing w:line="360" w:lineRule="auto"/>
         <w:rPr>
           <w:rFonts w:cs="Times New Roman"/>
+          <w:iCs w:val="0"/>
           <w:szCs w:val="26"/>
         </w:rPr>
       </w:pPr>
@@ -28081,30 +28384,10 @@
       <w:r>
         <w:rPr>
           <w:rFonts w:cs="Times New Roman"/>
-          <w:szCs w:val="26"/>
-        </w:rPr>
-        <w:t>9.</w:t>
-      </w:r>
-      <w:r>
-        <w:rPr>
-          <w:rFonts w:cs="Times New Roman"/>
-          <w:szCs w:val="26"/>
-        </w:rPr>
-        <w:t>4</w:t>
-      </w:r>
-      <w:r>
-        <w:rPr>
-          <w:rFonts w:cs="Times New Roman"/>
-          <w:szCs w:val="26"/>
-        </w:rPr>
-        <w:t xml:space="preserve"> </w:t>
-      </w:r>
-      <w:r>
-        <w:rPr>
-          <w:rFonts w:cs="Times New Roman"/>
-          <w:szCs w:val="26"/>
-        </w:rPr>
-        <w:t>Phụ lục C — White-box Testing (tóm tắt)</w:t>
+          <w:iCs w:val="0"/>
+          <w:szCs w:val="26"/>
+        </w:rPr>
+        <w:t>9.4 Phụ lục C — White-box Testing (tóm tắt)</w:t>
       </w:r>
       <w:bookmarkEnd w:id="60"/>
     </w:p>
@@ -28503,23 +28786,7 @@
                 <w:sz w:val="26"/>
                 <w:szCs w:val="26"/>
               </w:rPr>
-              <w:t xml:space="preserve">Điều kiện ghép A </w:t>
-            </w:r>
-            <w:r>
-              <w:rPr>
-                <w:rFonts w:ascii="Times New Roman" w:hAnsi="Times New Roman" w:cs="Times New Roman"/>
-                <w:sz w:val="26"/>
-                <w:szCs w:val="26"/>
-              </w:rPr>
-              <w:t>hoặc</w:t>
-            </w:r>
-            <w:r>
-              <w:rPr>
-                <w:rFonts w:ascii="Times New Roman" w:hAnsi="Times New Roman" w:cs="Times New Roman"/>
-                <w:sz w:val="26"/>
-                <w:szCs w:val="26"/>
-              </w:rPr>
-              <w:t xml:space="preserve"> B (itemId rỗng hoặc user null)</w:t>
+              <w:t>Điều kiện ghép A hoặc B (itemId rỗng hoặc user null)</w:t>
             </w:r>
           </w:p>
         </w:tc>
@@ -28539,15 +28806,7 @@
           <w:sz w:val="26"/>
           <w:szCs w:val="26"/>
         </w:rPr>
-        <w:t>Đường dẫn Ảnh CFG (trong Repo)</w:t>
-      </w:r>
-      <w:r>
-        <w:rPr>
-          <w:rFonts w:ascii="Times New Roman" w:hAnsi="Times New Roman" w:cs="Times New Roman"/>
-          <w:sz w:val="26"/>
-          <w:szCs w:val="26"/>
-        </w:rPr>
-        <w:t xml:space="preserve">: </w:t>
+        <w:t xml:space="preserve">Đường dẫn Ảnh CFG (trong Repo): </w:t>
       </w:r>
     </w:p>
     <w:p>
@@ -28564,15 +28823,7 @@
           <w:sz w:val="26"/>
           <w:szCs w:val="26"/>
         </w:rPr>
-        <w:t xml:space="preserve">+ </w:t>
-      </w:r>
-      <w:r>
-        <w:rPr>
-          <w:rFonts w:ascii="Times New Roman" w:hAnsi="Times New Roman" w:cs="Times New Roman"/>
-          <w:sz w:val="26"/>
-          <w:szCs w:val="26"/>
-        </w:rPr>
-        <w:t>Docs/QA-Testing/images/OrderServiceImpl-finish.png</w:t>
+        <w:t>+ Docs/QA-Testing/images/OrderServiceImpl-finish.png</w:t>
       </w:r>
     </w:p>
     <w:p>
@@ -28589,15 +28840,7 @@
           <w:sz w:val="26"/>
           <w:szCs w:val="26"/>
         </w:rPr>
-        <w:t xml:space="preserve">+ </w:t>
-      </w:r>
-      <w:r>
-        <w:rPr>
-          <w:rFonts w:ascii="Times New Roman" w:hAnsi="Times New Roman" w:cs="Times New Roman"/>
-          <w:sz w:val="26"/>
-          <w:szCs w:val="26"/>
-        </w:rPr>
-        <w:t>Docs/QA-Testing/images/OrderServiceImpl-cancel().png</w:t>
+        <w:t>+ Docs/QA-Testing/images/OrderServiceImpl-cancel().png</w:t>
       </w:r>
     </w:p>
     <w:p>
@@ -28614,15 +28857,7 @@
           <w:sz w:val="26"/>
           <w:szCs w:val="26"/>
         </w:rPr>
-        <w:t xml:space="preserve">+ </w:t>
-      </w:r>
-      <w:r>
-        <w:rPr>
-          <w:rFonts w:ascii="Times New Roman" w:hAnsi="Times New Roman" w:cs="Times New Roman"/>
-          <w:sz w:val="26"/>
-          <w:szCs w:val="26"/>
-        </w:rPr>
-        <w:t>Docs/QA-Testing/images/CartServiceImpl-mergeLocalCart.png</w:t>
+        <w:t>+ Docs/QA-Testing/images/CartServiceImpl-mergeLocalCart.png</w:t>
       </w:r>
     </w:p>
     <w:p>
@@ -28639,15 +28874,7 @@
           <w:sz w:val="26"/>
           <w:szCs w:val="26"/>
         </w:rPr>
-        <w:t xml:space="preserve">+ </w:t>
-      </w:r>
-      <w:r>
-        <w:rPr>
-          <w:rFonts w:ascii="Times New Roman" w:hAnsi="Times New Roman" w:cs="Times New Roman"/>
-          <w:sz w:val="26"/>
-          <w:szCs w:val="26"/>
-        </w:rPr>
-        <w:t>Docs/QA-Testing/images/CartServiceImpl-delete.png</w:t>
+        <w:t>+ Docs/QA-Testing/images/CartServiceImpl-delete.png</w:t>
       </w:r>
     </w:p>
     <w:p>
@@ -28689,7 +28916,6 @@
           <w:sz w:val="26"/>
           <w:szCs w:val="26"/>
         </w:rPr>
-        <w:lastRenderedPageBreak/>
         <w:t>→ nguyên nhân gốc bug BVA User/Cart (SCRUM-47, 48, …).</w:t>
       </w:r>
     </w:p>
@@ -28764,6 +28990,7 @@
           <w:rFonts w:cs="Times New Roman"/>
           <w:szCs w:val="26"/>
         </w:rPr>
+        <w:lastRenderedPageBreak/>
         <w:t>10. GIỚI HẠN &amp; LỖI HỆ THỐNG ĐÃ BIẾT (Known System Limitations) — Mục mới</w:t>
       </w:r>
       <w:bookmarkEnd w:id="61"/>
@@ -29104,23 +29331,7 @@
                 <w:sz w:val="26"/>
                 <w:szCs w:val="26"/>
               </w:rPr>
-              <w:t xml:space="preserve"> </w:t>
-            </w:r>
-            <w:r>
-              <w:rPr>
-                <w:rFonts w:ascii="Times New Roman" w:hAnsi="Times New Roman" w:cs="Times New Roman"/>
-                <w:sz w:val="26"/>
-                <w:szCs w:val="26"/>
-              </w:rPr>
-              <w:t xml:space="preserve">— </w:t>
-            </w:r>
-            <w:r>
-              <w:rPr>
-                <w:rFonts w:ascii="Times New Roman" w:hAnsi="Times New Roman" w:cs="Times New Roman"/>
-                <w:sz w:val="26"/>
-                <w:szCs w:val="26"/>
-              </w:rPr>
-              <w:t>ĐÃ FIX + Retest PASS (xem Bug_Report / Jira)</w:t>
+              <w:t xml:space="preserve"> — ĐÃ FIX + Retest PASS (xem Bug_Report / Jira)</w:t>
             </w:r>
           </w:p>
         </w:tc>
@@ -29222,23 +29433,7 @@
                 <w:sz w:val="26"/>
                 <w:szCs w:val="26"/>
               </w:rPr>
-              <w:t xml:space="preserve"> </w:t>
-            </w:r>
-            <w:r>
-              <w:rPr>
-                <w:rFonts w:ascii="Times New Roman" w:hAnsi="Times New Roman" w:cs="Times New Roman"/>
-                <w:sz w:val="26"/>
-                <w:szCs w:val="26"/>
-              </w:rPr>
-              <w:t xml:space="preserve">— </w:t>
-            </w:r>
-            <w:r>
-              <w:rPr>
-                <w:rFonts w:ascii="Times New Roman" w:hAnsi="Times New Roman" w:cs="Times New Roman"/>
-                <w:sz w:val="26"/>
-                <w:szCs w:val="26"/>
-              </w:rPr>
-              <w:t>ĐÃ FIX + Retest PASS (xem Bug_Report / Jira)</w:t>
+              <w:t xml:space="preserve"> — ĐÃ FIX + Retest PASS (xem Bug_Report / Jira)</w:t>
             </w:r>
           </w:p>
         </w:tc>
@@ -29340,23 +29535,7 @@
                 <w:sz w:val="26"/>
                 <w:szCs w:val="26"/>
               </w:rPr>
-              <w:t xml:space="preserve"> </w:t>
-            </w:r>
-            <w:r>
-              <w:rPr>
-                <w:rFonts w:ascii="Times New Roman" w:hAnsi="Times New Roman" w:cs="Times New Roman"/>
-                <w:sz w:val="26"/>
-                <w:szCs w:val="26"/>
-              </w:rPr>
-              <w:t xml:space="preserve">— </w:t>
-            </w:r>
-            <w:r>
-              <w:rPr>
-                <w:rFonts w:ascii="Times New Roman" w:hAnsi="Times New Roman" w:cs="Times New Roman"/>
-                <w:sz w:val="26"/>
-                <w:szCs w:val="26"/>
-              </w:rPr>
-              <w:t>ĐÃ FIX + Retest PASS (xem Bug_Report / Jira)</w:t>
+              <w:t xml:space="preserve"> — ĐÃ FIX + Retest PASS (xem Bug_Report / Jira)</w:t>
             </w:r>
           </w:p>
         </w:tc>
@@ -29458,23 +29637,7 @@
                 <w:sz w:val="26"/>
                 <w:szCs w:val="26"/>
               </w:rPr>
-              <w:t xml:space="preserve"> </w:t>
-            </w:r>
-            <w:r>
-              <w:rPr>
-                <w:rFonts w:ascii="Times New Roman" w:hAnsi="Times New Roman" w:cs="Times New Roman"/>
-                <w:sz w:val="26"/>
-                <w:szCs w:val="26"/>
-              </w:rPr>
-              <w:t xml:space="preserve">— </w:t>
-            </w:r>
-            <w:r>
-              <w:rPr>
-                <w:rFonts w:ascii="Times New Roman" w:hAnsi="Times New Roman" w:cs="Times New Roman"/>
-                <w:sz w:val="26"/>
-                <w:szCs w:val="26"/>
-              </w:rPr>
-              <w:t>ĐÃ FIX + Retest PASS (xem Bug_Report / Jira)</w:t>
+              <w:t xml:space="preserve"> — ĐÃ FIX + Retest PASS (xem Bug_Report / Jira)</w:t>
             </w:r>
           </w:p>
         </w:tc>
@@ -29576,32 +29739,7 @@
                 <w:sz w:val="26"/>
                 <w:szCs w:val="26"/>
               </w:rPr>
-              <w:t xml:space="preserve"> </w:t>
-            </w:r>
-            <w:r>
-              <w:rPr>
-                <w:rFonts w:ascii="Times New Roman" w:hAnsi="Times New Roman" w:cs="Times New Roman"/>
-                <w:sz w:val="26"/>
-                <w:szCs w:val="26"/>
-              </w:rPr>
-              <w:t xml:space="preserve">— </w:t>
-            </w:r>
-            <w:r>
-              <w:rPr>
-                <w:rFonts w:ascii="Times New Roman" w:hAnsi="Times New Roman" w:cs="Times New Roman"/>
-                <w:sz w:val="26"/>
-                <w:szCs w:val="26"/>
-              </w:rPr>
-              <w:t xml:space="preserve">ĐÃ FIX + Retest </w:t>
-            </w:r>
-            <w:r>
-              <w:rPr>
-                <w:rFonts w:ascii="Times New Roman" w:hAnsi="Times New Roman" w:cs="Times New Roman"/>
-                <w:sz w:val="26"/>
-                <w:szCs w:val="26"/>
-              </w:rPr>
-              <w:lastRenderedPageBreak/>
-              <w:t>PASS (xem Bug_Report / Jira)</w:t>
+              <w:t xml:space="preserve"> — ĐÃ FIX + Retest PASS (xem Bug_Report / Jira)</w:t>
             </w:r>
           </w:p>
         </w:tc>
@@ -29626,7 +29764,6 @@
                 <w:sz w:val="26"/>
                 <w:szCs w:val="26"/>
               </w:rPr>
-              <w:lastRenderedPageBreak/>
               <w:t>7</w:t>
             </w:r>
           </w:p>
@@ -29704,23 +29841,7 @@
                 <w:sz w:val="26"/>
                 <w:szCs w:val="26"/>
               </w:rPr>
-              <w:t xml:space="preserve"> </w:t>
-            </w:r>
-            <w:r>
-              <w:rPr>
-                <w:rFonts w:ascii="Times New Roman" w:hAnsi="Times New Roman" w:cs="Times New Roman"/>
-                <w:sz w:val="26"/>
-                <w:szCs w:val="26"/>
-              </w:rPr>
-              <w:t xml:space="preserve">— </w:t>
-            </w:r>
-            <w:r>
-              <w:rPr>
-                <w:rFonts w:ascii="Times New Roman" w:hAnsi="Times New Roman" w:cs="Times New Roman"/>
-                <w:sz w:val="26"/>
-                <w:szCs w:val="26"/>
-              </w:rPr>
-              <w:t>ĐÃ FIX + Retest PASS (xem Bug_Report / Jira)</w:t>
+              <w:t xml:space="preserve"> — ĐÃ FIX + Retest PASS (xem Bug_Report / Jira)</w:t>
             </w:r>
           </w:p>
         </w:tc>
@@ -29822,23 +29943,16 @@
                 <w:sz w:val="26"/>
                 <w:szCs w:val="26"/>
               </w:rPr>
-              <w:t xml:space="preserve"> </w:t>
-            </w:r>
-            <w:r>
-              <w:rPr>
-                <w:rFonts w:ascii="Times New Roman" w:hAnsi="Times New Roman" w:cs="Times New Roman"/>
-                <w:sz w:val="26"/>
-                <w:szCs w:val="26"/>
-              </w:rPr>
-              <w:t xml:space="preserve">— </w:t>
-            </w:r>
-            <w:r>
-              <w:rPr>
-                <w:rFonts w:ascii="Times New Roman" w:hAnsi="Times New Roman" w:cs="Times New Roman"/>
-                <w:sz w:val="26"/>
-                <w:szCs w:val="26"/>
-              </w:rPr>
-              <w:t>ĐÃ FIX + Retest PASS (xem Bug_Report / Jira)</w:t>
+              <w:t xml:space="preserve"> — ĐÃ FIX + Retest PASS </w:t>
+            </w:r>
+            <w:r>
+              <w:rPr>
+                <w:rFonts w:ascii="Times New Roman" w:hAnsi="Times New Roman" w:cs="Times New Roman"/>
+                <w:sz w:val="26"/>
+                <w:szCs w:val="26"/>
+              </w:rPr>
+              <w:lastRenderedPageBreak/>
+              <w:t>(xem Bug_Report / Jira)</w:t>
             </w:r>
           </w:p>
         </w:tc>
@@ -29863,6 +29977,7 @@
                 <w:sz w:val="26"/>
                 <w:szCs w:val="26"/>
               </w:rPr>
+              <w:lastRenderedPageBreak/>
               <w:t>9</w:t>
             </w:r>
           </w:p>
@@ -29940,23 +30055,7 @@
                 <w:sz w:val="26"/>
                 <w:szCs w:val="26"/>
               </w:rPr>
-              <w:t xml:space="preserve"> </w:t>
-            </w:r>
-            <w:r>
-              <w:rPr>
-                <w:rFonts w:ascii="Times New Roman" w:hAnsi="Times New Roman" w:cs="Times New Roman"/>
-                <w:sz w:val="26"/>
-                <w:szCs w:val="26"/>
-              </w:rPr>
-              <w:t xml:space="preserve">— </w:t>
-            </w:r>
-            <w:r>
-              <w:rPr>
-                <w:rFonts w:ascii="Times New Roman" w:hAnsi="Times New Roman" w:cs="Times New Roman"/>
-                <w:sz w:val="26"/>
-                <w:szCs w:val="26"/>
-              </w:rPr>
-              <w:t>ĐÃ FIX + Retest PASS (xem Bug_Report / Jira)</w:t>
+              <w:t xml:space="preserve"> — ĐÃ FIX + Retest PASS (xem Bug_Report / Jira)</w:t>
             </w:r>
           </w:p>
         </w:tc>
@@ -30058,23 +30157,7 @@
                 <w:sz w:val="26"/>
                 <w:szCs w:val="26"/>
               </w:rPr>
-              <w:t xml:space="preserve"> </w:t>
-            </w:r>
-            <w:r>
-              <w:rPr>
-                <w:rFonts w:ascii="Times New Roman" w:hAnsi="Times New Roman" w:cs="Times New Roman"/>
-                <w:sz w:val="26"/>
-                <w:szCs w:val="26"/>
-              </w:rPr>
-              <w:t xml:space="preserve">— </w:t>
-            </w:r>
-            <w:r>
-              <w:rPr>
-                <w:rFonts w:ascii="Times New Roman" w:hAnsi="Times New Roman" w:cs="Times New Roman"/>
-                <w:sz w:val="26"/>
-                <w:szCs w:val="26"/>
-              </w:rPr>
-              <w:t>ĐÃ FIX + Retest PASS (xem Bug_Report / Jira)</w:t>
+              <w:t xml:space="preserve"> — ĐÃ FIX + Retest PASS (xem Bug_Report / Jira)</w:t>
             </w:r>
           </w:p>
         </w:tc>
@@ -30176,23 +30259,7 @@
                 <w:sz w:val="26"/>
                 <w:szCs w:val="26"/>
               </w:rPr>
-              <w:t xml:space="preserve"> </w:t>
-            </w:r>
-            <w:r>
-              <w:rPr>
-                <w:rFonts w:ascii="Times New Roman" w:hAnsi="Times New Roman" w:cs="Times New Roman"/>
-                <w:sz w:val="26"/>
-                <w:szCs w:val="26"/>
-              </w:rPr>
-              <w:t xml:space="preserve">— </w:t>
-            </w:r>
-            <w:r>
-              <w:rPr>
-                <w:rFonts w:ascii="Times New Roman" w:hAnsi="Times New Roman" w:cs="Times New Roman"/>
-                <w:sz w:val="26"/>
-                <w:szCs w:val="26"/>
-              </w:rPr>
-              <w:t>ĐÃ FIX + Retest PASS (xem Bug_Report / Jira)</w:t>
+              <w:t xml:space="preserve"> — ĐÃ FIX + Retest PASS (xem Bug_Report / Jira)</w:t>
             </w:r>
           </w:p>
         </w:tc>
